--- a/storage/app/template/Template_pengadaan.docx
+++ b/storage/app/template/Template_pengadaan.docx
@@ -35,12 +35,14 @@
                 <w:rFonts w:asciiTheme="minorHAnsi" w:hAnsiTheme="minorHAnsi" w:cstheme="minorHAnsi"/>
               </w:rPr>
             </w:pPr>
+            <w:proofErr w:type="spellStart"/>
             <w:r>
               <w:rPr>
                 <w:rFonts w:asciiTheme="minorHAnsi" w:hAnsiTheme="minorHAnsi" w:cstheme="minorHAnsi"/>
               </w:rPr>
               <w:t>Nomor</w:t>
             </w:r>
+            <w:proofErr w:type="spellEnd"/>
           </w:p>
         </w:tc>
         <w:tc>
@@ -77,7 +79,21 @@
               <w:rPr>
                 <w:rFonts w:asciiTheme="minorHAnsi" w:hAnsiTheme="minorHAnsi" w:cstheme="minorHAnsi"/>
               </w:rPr>
-              <w:t>${no_permintaan}</w:t>
+              <w:t>${</w:t>
+            </w:r>
+            <w:proofErr w:type="spellStart"/>
+            <w:r>
+              <w:rPr>
+                <w:rFonts w:asciiTheme="minorHAnsi" w:hAnsiTheme="minorHAnsi" w:cstheme="minorHAnsi"/>
+              </w:rPr>
+              <w:t>no_permintaan</w:t>
+            </w:r>
+            <w:proofErr w:type="spellEnd"/>
+            <w:r>
+              <w:rPr>
+                <w:rFonts w:asciiTheme="minorHAnsi" w:hAnsiTheme="minorHAnsi" w:cstheme="minorHAnsi"/>
+              </w:rPr>
+              <w:t>}</w:t>
             </w:r>
           </w:p>
         </w:tc>
@@ -98,17 +114,39 @@
               </w:rPr>
               <w:t xml:space="preserve">   </w:t>
             </w:r>
-            <w:r>
-              <w:rPr>
-                <w:rFonts w:asciiTheme="minorHAnsi" w:hAnsiTheme="minorHAnsi" w:cstheme="minorHAnsi"/>
-              </w:rPr>
-              <w:t xml:space="preserve">Barabai, </w:t>
-            </w:r>
-            <w:r>
-              <w:rPr>
-                <w:rFonts w:asciiTheme="minorHAnsi" w:hAnsiTheme="minorHAnsi" w:cstheme="minorHAnsi"/>
-              </w:rPr>
-              <w:t>${tgl_proses}</w:t>
+            <w:proofErr w:type="spellStart"/>
+            <w:r>
+              <w:rPr>
+                <w:rFonts w:asciiTheme="minorHAnsi" w:hAnsiTheme="minorHAnsi" w:cstheme="minorHAnsi"/>
+              </w:rPr>
+              <w:t>Barabai</w:t>
+            </w:r>
+            <w:proofErr w:type="spellEnd"/>
+            <w:r>
+              <w:rPr>
+                <w:rFonts w:asciiTheme="minorHAnsi" w:hAnsiTheme="minorHAnsi" w:cstheme="minorHAnsi"/>
+              </w:rPr>
+              <w:t xml:space="preserve">, </w:t>
+            </w:r>
+            <w:r>
+              <w:rPr>
+                <w:rFonts w:asciiTheme="minorHAnsi" w:hAnsiTheme="minorHAnsi" w:cstheme="minorHAnsi"/>
+              </w:rPr>
+              <w:t>${</w:t>
+            </w:r>
+            <w:proofErr w:type="spellStart"/>
+            <w:r>
+              <w:rPr>
+                <w:rFonts w:asciiTheme="minorHAnsi" w:hAnsiTheme="minorHAnsi" w:cstheme="minorHAnsi"/>
+              </w:rPr>
+              <w:t>tgl_proses</w:t>
+            </w:r>
+            <w:proofErr w:type="spellEnd"/>
+            <w:r>
+              <w:rPr>
+                <w:rFonts w:asciiTheme="minorHAnsi" w:hAnsiTheme="minorHAnsi" w:cstheme="minorHAnsi"/>
+              </w:rPr>
+              <w:t>}</w:t>
             </w:r>
           </w:p>
         </w:tc>
@@ -167,7 +205,21 @@
               <w:rPr>
                 <w:rFonts w:asciiTheme="minorHAnsi" w:hAnsiTheme="minorHAnsi" w:cstheme="minorHAnsi"/>
               </w:rPr>
-              <w:t>1 (satu) set</w:t>
+              <w:t>1 (</w:t>
+            </w:r>
+            <w:proofErr w:type="spellStart"/>
+            <w:r>
+              <w:rPr>
+                <w:rFonts w:asciiTheme="minorHAnsi" w:hAnsiTheme="minorHAnsi" w:cstheme="minorHAnsi"/>
+              </w:rPr>
+              <w:t>satu</w:t>
+            </w:r>
+            <w:proofErr w:type="spellEnd"/>
+            <w:r>
+              <w:rPr>
+                <w:rFonts w:asciiTheme="minorHAnsi" w:hAnsiTheme="minorHAnsi" w:cstheme="minorHAnsi"/>
+              </w:rPr>
+              <w:t>) set</w:t>
             </w:r>
           </w:p>
         </w:tc>
@@ -197,12 +249,14 @@
                 <w:rFonts w:asciiTheme="minorHAnsi" w:hAnsiTheme="minorHAnsi" w:cstheme="minorHAnsi"/>
               </w:rPr>
             </w:pPr>
+            <w:proofErr w:type="spellStart"/>
             <w:r>
               <w:rPr>
                 <w:rFonts w:asciiTheme="minorHAnsi" w:hAnsiTheme="minorHAnsi" w:cstheme="minorHAnsi"/>
               </w:rPr>
               <w:t>Perihal</w:t>
             </w:r>
+            <w:proofErr w:type="spellEnd"/>
           </w:p>
         </w:tc>
         <w:tc>
@@ -240,7 +294,21 @@
               <w:rPr>
                 <w:rFonts w:asciiTheme="minorHAnsi" w:hAnsiTheme="minorHAnsi" w:cstheme="minorHAnsi"/>
               </w:rPr>
-              <w:t>${rincian}</w:t>
+              <w:t>${</w:t>
+            </w:r>
+            <w:proofErr w:type="spellStart"/>
+            <w:r>
+              <w:rPr>
+                <w:rFonts w:asciiTheme="minorHAnsi" w:hAnsiTheme="minorHAnsi" w:cstheme="minorHAnsi"/>
+              </w:rPr>
+              <w:t>rincian</w:t>
+            </w:r>
+            <w:proofErr w:type="spellEnd"/>
+            <w:r>
+              <w:rPr>
+                <w:rFonts w:asciiTheme="minorHAnsi" w:hAnsiTheme="minorHAnsi" w:cstheme="minorHAnsi"/>
+              </w:rPr>
+              <w:t>}</w:t>
             </w:r>
           </w:p>
         </w:tc>
@@ -286,12 +354,36 @@
           <w:rFonts w:asciiTheme="minorHAnsi" w:hAnsiTheme="minorHAnsi" w:cstheme="minorHAnsi"/>
         </w:rPr>
       </w:pPr>
-      <w:r>
-        <w:rPr>
-          <w:rFonts w:asciiTheme="minorHAnsi" w:hAnsiTheme="minorHAnsi" w:cstheme="minorHAnsi"/>
-        </w:rPr>
-        <w:t>Kepada Yang Terhormat :</w:t>
-      </w:r>
+      <w:proofErr w:type="spellStart"/>
+      <w:r>
+        <w:rPr>
+          <w:rFonts w:asciiTheme="minorHAnsi" w:hAnsiTheme="minorHAnsi" w:cstheme="minorHAnsi"/>
+        </w:rPr>
+        <w:t>Kepada</w:t>
+      </w:r>
+      <w:proofErr w:type="spellEnd"/>
+      <w:r>
+        <w:rPr>
+          <w:rFonts w:asciiTheme="minorHAnsi" w:hAnsiTheme="minorHAnsi" w:cstheme="minorHAnsi"/>
+        </w:rPr>
+        <w:t xml:space="preserve"> Yang </w:t>
+      </w:r>
+      <w:proofErr w:type="spellStart"/>
+      <w:proofErr w:type="gramStart"/>
+      <w:r>
+        <w:rPr>
+          <w:rFonts w:asciiTheme="minorHAnsi" w:hAnsiTheme="minorHAnsi" w:cstheme="minorHAnsi"/>
+        </w:rPr>
+        <w:t>Terhormat</w:t>
+      </w:r>
+      <w:proofErr w:type="spellEnd"/>
+      <w:r>
+        <w:rPr>
+          <w:rFonts w:asciiTheme="minorHAnsi" w:hAnsiTheme="minorHAnsi" w:cstheme="minorHAnsi"/>
+        </w:rPr>
+        <w:t xml:space="preserve"> :</w:t>
+      </w:r>
+      <w:proofErr w:type="gramEnd"/>
     </w:p>
     <w:p>
       <w:pPr>
@@ -301,12 +393,28 @@
           <w:rFonts w:asciiTheme="minorHAnsi" w:hAnsiTheme="minorHAnsi" w:cstheme="minorHAnsi"/>
         </w:rPr>
       </w:pPr>
-      <w:r>
-        <w:rPr>
-          <w:rFonts w:asciiTheme="minorHAnsi" w:hAnsiTheme="minorHAnsi" w:cstheme="minorHAnsi"/>
-        </w:rPr>
-        <w:t>Pejabat Pengadaan</w:t>
-      </w:r>
+      <w:proofErr w:type="spellStart"/>
+      <w:r>
+        <w:rPr>
+          <w:rFonts w:asciiTheme="minorHAnsi" w:hAnsiTheme="minorHAnsi" w:cstheme="minorHAnsi"/>
+        </w:rPr>
+        <w:t>Pejabat</w:t>
+      </w:r>
+      <w:proofErr w:type="spellEnd"/>
+      <w:r>
+        <w:rPr>
+          <w:rFonts w:asciiTheme="minorHAnsi" w:hAnsiTheme="minorHAnsi" w:cstheme="minorHAnsi"/>
+        </w:rPr>
+        <w:t xml:space="preserve"> </w:t>
+      </w:r>
+      <w:proofErr w:type="spellStart"/>
+      <w:r>
+        <w:rPr>
+          <w:rFonts w:asciiTheme="minorHAnsi" w:hAnsiTheme="minorHAnsi" w:cstheme="minorHAnsi"/>
+        </w:rPr>
+        <w:t>Pengadaan</w:t>
+      </w:r>
+      <w:proofErr w:type="spellEnd"/>
     </w:p>
     <w:p>
       <w:pPr>
@@ -322,11 +430,19 @@
         </w:rPr>
         <w:t xml:space="preserve">BPS </w:t>
       </w:r>
-      <w:r>
-        <w:rPr>
-          <w:rFonts w:asciiTheme="minorHAnsi" w:hAnsiTheme="minorHAnsi" w:cstheme="minorHAnsi"/>
-        </w:rPr>
-        <w:t>Kabupaten Hulu Sungai Tengah</w:t>
+      <w:proofErr w:type="spellStart"/>
+      <w:r>
+        <w:rPr>
+          <w:rFonts w:asciiTheme="minorHAnsi" w:hAnsiTheme="minorHAnsi" w:cstheme="minorHAnsi"/>
+        </w:rPr>
+        <w:t>Kabupaten</w:t>
+      </w:r>
+      <w:proofErr w:type="spellEnd"/>
+      <w:r>
+        <w:rPr>
+          <w:rFonts w:asciiTheme="minorHAnsi" w:hAnsiTheme="minorHAnsi" w:cstheme="minorHAnsi"/>
+        </w:rPr>
+        <w:t xml:space="preserve"> Hulu Sungai Tengah</w:t>
       </w:r>
     </w:p>
     <w:p>
@@ -353,12 +469,14 @@
           <w:rFonts w:asciiTheme="minorHAnsi" w:hAnsiTheme="minorHAnsi" w:cstheme="minorHAnsi"/>
         </w:rPr>
       </w:pPr>
+      <w:proofErr w:type="spellStart"/>
       <w:r>
         <w:rPr>
           <w:rFonts w:asciiTheme="minorHAnsi" w:hAnsiTheme="minorHAnsi" w:cstheme="minorHAnsi"/>
         </w:rPr>
         <w:t>Barabai</w:t>
       </w:r>
+      <w:proofErr w:type="spellEnd"/>
     </w:p>
     <w:p>
       <w:pPr>
@@ -386,6 +504,7 @@
           <w:rFonts w:asciiTheme="minorHAnsi" w:hAnsiTheme="minorHAnsi" w:cstheme="minorHAnsi"/>
         </w:rPr>
       </w:pPr>
+      <w:proofErr w:type="spellStart"/>
       <w:r>
         <w:rPr>
           <w:rFonts w:asciiTheme="minorHAnsi" w:hAnsiTheme="minorHAnsi" w:cstheme="minorHAnsi"/>
@@ -402,20 +521,51 @@
         <w:rPr>
           <w:rFonts w:asciiTheme="minorHAnsi" w:hAnsiTheme="minorHAnsi" w:cstheme="minorHAnsi"/>
         </w:rPr>
-        <w:t>juti Form Permintaan Nomor</w:t>
-      </w:r>
+        <w:t>juti</w:t>
+      </w:r>
+      <w:proofErr w:type="spellEnd"/>
+      <w:r>
+        <w:rPr>
+          <w:rFonts w:asciiTheme="minorHAnsi" w:hAnsiTheme="minorHAnsi" w:cstheme="minorHAnsi"/>
+        </w:rPr>
+        <w:t xml:space="preserve"> Form </w:t>
+      </w:r>
+      <w:proofErr w:type="spellStart"/>
+      <w:r>
+        <w:rPr>
+          <w:rFonts w:asciiTheme="minorHAnsi" w:hAnsiTheme="minorHAnsi" w:cstheme="minorHAnsi"/>
+        </w:rPr>
+        <w:t>Permintaan</w:t>
+      </w:r>
+      <w:proofErr w:type="spellEnd"/>
       <w:r>
         <w:rPr>
           <w:rFonts w:asciiTheme="minorHAnsi" w:hAnsiTheme="minorHAnsi" w:cstheme="minorHAnsi"/>
         </w:rPr>
         <w:t xml:space="preserve"> </w:t>
       </w:r>
+      <w:proofErr w:type="spellStart"/>
+      <w:proofErr w:type="gramStart"/>
+      <w:r>
+        <w:rPr>
+          <w:rFonts w:asciiTheme="minorHAnsi" w:hAnsiTheme="minorHAnsi" w:cstheme="minorHAnsi"/>
+        </w:rPr>
+        <w:t>Nomor</w:t>
+      </w:r>
+      <w:proofErr w:type="spellEnd"/>
+      <w:r>
+        <w:rPr>
+          <w:rFonts w:asciiTheme="minorHAnsi" w:hAnsiTheme="minorHAnsi" w:cstheme="minorHAnsi"/>
+        </w:rPr>
+        <w:t xml:space="preserve"> </w:t>
+      </w:r>
       <w:r>
         <w:rPr>
           <w:rFonts w:asciiTheme="minorHAnsi" w:hAnsiTheme="minorHAnsi" w:cstheme="minorHAnsi"/>
         </w:rPr>
         <w:t>:</w:t>
       </w:r>
+      <w:proofErr w:type="gramEnd"/>
       <w:r>
         <w:rPr>
           <w:rFonts w:asciiTheme="minorHAnsi" w:hAnsiTheme="minorHAnsi" w:cstheme="minorHAnsi"/>
@@ -436,12 +586,14 @@
         </w:rPr>
         <w:t xml:space="preserve"> </w:t>
       </w:r>
+      <w:proofErr w:type="spellStart"/>
       <w:r>
         <w:rPr>
           <w:rFonts w:asciiTheme="minorHAnsi" w:hAnsiTheme="minorHAnsi" w:cstheme="minorHAnsi"/>
         </w:rPr>
         <w:t>Tanggal</w:t>
       </w:r>
+      <w:proofErr w:type="spellEnd"/>
       <w:r>
         <w:rPr>
           <w:rFonts w:asciiTheme="minorHAnsi" w:hAnsiTheme="minorHAnsi" w:cstheme="minorHAnsi"/>
@@ -462,12 +614,70 @@
         </w:rPr>
         <w:t xml:space="preserve"> </w:t>
       </w:r>
-      <w:r>
-        <w:rPr>
-          <w:rFonts w:asciiTheme="minorHAnsi" w:hAnsiTheme="minorHAnsi" w:cstheme="minorHAnsi"/>
-        </w:rPr>
-        <w:t>tentang  yang rincian POK nya terdiri dari</w:t>
-      </w:r>
+      <w:proofErr w:type="spellStart"/>
+      <w:r>
+        <w:rPr>
+          <w:rFonts w:asciiTheme="minorHAnsi" w:hAnsiTheme="minorHAnsi" w:cstheme="minorHAnsi"/>
+        </w:rPr>
+        <w:t>tentang</w:t>
+      </w:r>
+      <w:proofErr w:type="spellEnd"/>
+      <w:r>
+        <w:rPr>
+          <w:rFonts w:asciiTheme="minorHAnsi" w:hAnsiTheme="minorHAnsi" w:cstheme="minorHAnsi"/>
+        </w:rPr>
+        <w:t xml:space="preserve">  yang </w:t>
+      </w:r>
+      <w:proofErr w:type="spellStart"/>
+      <w:r>
+        <w:rPr>
+          <w:rFonts w:asciiTheme="minorHAnsi" w:hAnsiTheme="minorHAnsi" w:cstheme="minorHAnsi"/>
+        </w:rPr>
+        <w:t>rincian</w:t>
+      </w:r>
+      <w:proofErr w:type="spellEnd"/>
+      <w:r>
+        <w:rPr>
+          <w:rFonts w:asciiTheme="minorHAnsi" w:hAnsiTheme="minorHAnsi" w:cstheme="minorHAnsi"/>
+        </w:rPr>
+        <w:t xml:space="preserve"> POK </w:t>
+      </w:r>
+      <w:proofErr w:type="spellStart"/>
+      <w:r>
+        <w:rPr>
+          <w:rFonts w:asciiTheme="minorHAnsi" w:hAnsiTheme="minorHAnsi" w:cstheme="minorHAnsi"/>
+        </w:rPr>
+        <w:t>nya</w:t>
+      </w:r>
+      <w:proofErr w:type="spellEnd"/>
+      <w:r>
+        <w:rPr>
+          <w:rFonts w:asciiTheme="minorHAnsi" w:hAnsiTheme="minorHAnsi" w:cstheme="minorHAnsi"/>
+        </w:rPr>
+        <w:t xml:space="preserve"> </w:t>
+      </w:r>
+      <w:proofErr w:type="spellStart"/>
+      <w:r>
+        <w:rPr>
+          <w:rFonts w:asciiTheme="minorHAnsi" w:hAnsiTheme="minorHAnsi" w:cstheme="minorHAnsi"/>
+        </w:rPr>
+        <w:t>terdiri</w:t>
+      </w:r>
+      <w:proofErr w:type="spellEnd"/>
+      <w:r>
+        <w:rPr>
+          <w:rFonts w:asciiTheme="minorHAnsi" w:hAnsiTheme="minorHAnsi" w:cstheme="minorHAnsi"/>
+        </w:rPr>
+        <w:t xml:space="preserve"> </w:t>
+      </w:r>
+      <w:proofErr w:type="spellStart"/>
+      <w:r>
+        <w:rPr>
+          <w:rFonts w:asciiTheme="minorHAnsi" w:hAnsiTheme="minorHAnsi" w:cstheme="minorHAnsi"/>
+        </w:rPr>
+        <w:t>dari</w:t>
+      </w:r>
+      <w:proofErr w:type="spellEnd"/>
       <w:r>
         <w:rPr>
           <w:rFonts w:asciiTheme="minorHAnsi" w:hAnsiTheme="minorHAnsi" w:cstheme="minorHAnsi"/>
@@ -524,8 +734,30 @@
               <w:rPr>
                 <w:rFonts w:asciiTheme="minorHAnsi" w:hAnsiTheme="minorHAnsi" w:cstheme="minorHAnsi"/>
               </w:rPr>
-              <w:t>Mata Akun/ Item Kegiatan</w:t>
-            </w:r>
+              <w:t xml:space="preserve">Mata </w:t>
+            </w:r>
+            <w:proofErr w:type="spellStart"/>
+            <w:r>
+              <w:rPr>
+                <w:rFonts w:asciiTheme="minorHAnsi" w:hAnsiTheme="minorHAnsi" w:cstheme="minorHAnsi"/>
+              </w:rPr>
+              <w:t>Akun</w:t>
+            </w:r>
+            <w:proofErr w:type="spellEnd"/>
+            <w:r>
+              <w:rPr>
+                <w:rFonts w:asciiTheme="minorHAnsi" w:hAnsiTheme="minorHAnsi" w:cstheme="minorHAnsi"/>
+              </w:rPr>
+              <w:t xml:space="preserve">/ Item </w:t>
+            </w:r>
+            <w:proofErr w:type="spellStart"/>
+            <w:r>
+              <w:rPr>
+                <w:rFonts w:asciiTheme="minorHAnsi" w:hAnsiTheme="minorHAnsi" w:cstheme="minorHAnsi"/>
+              </w:rPr>
+              <w:t>Kegiatan</w:t>
+            </w:r>
+            <w:proofErr w:type="spellEnd"/>
           </w:p>
         </w:tc>
         <w:tc>
@@ -540,12 +772,28 @@
                 <w:rFonts w:asciiTheme="minorHAnsi" w:hAnsiTheme="minorHAnsi" w:cstheme="minorHAnsi"/>
               </w:rPr>
             </w:pPr>
-            <w:r>
-              <w:rPr>
-                <w:rFonts w:asciiTheme="minorHAnsi" w:hAnsiTheme="minorHAnsi" w:cstheme="minorHAnsi"/>
-              </w:rPr>
-              <w:t>Jenis Pengadaan</w:t>
-            </w:r>
+            <w:proofErr w:type="spellStart"/>
+            <w:r>
+              <w:rPr>
+                <w:rFonts w:asciiTheme="minorHAnsi" w:hAnsiTheme="minorHAnsi" w:cstheme="minorHAnsi"/>
+              </w:rPr>
+              <w:t>Jenis</w:t>
+            </w:r>
+            <w:proofErr w:type="spellEnd"/>
+            <w:r>
+              <w:rPr>
+                <w:rFonts w:asciiTheme="minorHAnsi" w:hAnsiTheme="minorHAnsi" w:cstheme="minorHAnsi"/>
+              </w:rPr>
+              <w:t xml:space="preserve"> </w:t>
+            </w:r>
+            <w:proofErr w:type="spellStart"/>
+            <w:r>
+              <w:rPr>
+                <w:rFonts w:asciiTheme="minorHAnsi" w:hAnsiTheme="minorHAnsi" w:cstheme="minorHAnsi"/>
+              </w:rPr>
+              <w:t>Pengadaan</w:t>
+            </w:r>
+            <w:proofErr w:type="spellEnd"/>
           </w:p>
         </w:tc>
         <w:tc>
@@ -560,18 +808,34 @@
                 <w:rFonts w:asciiTheme="minorHAnsi" w:hAnsiTheme="minorHAnsi" w:cstheme="minorHAnsi"/>
               </w:rPr>
             </w:pPr>
-            <w:r>
-              <w:rPr>
-                <w:rFonts w:asciiTheme="minorHAnsi" w:hAnsiTheme="minorHAnsi" w:cstheme="minorHAnsi"/>
-              </w:rPr>
-              <w:t>Pagu POK</w:t>
-            </w:r>
-            <w:r>
-              <w:rPr>
-                <w:rFonts w:asciiTheme="minorHAnsi" w:hAnsiTheme="minorHAnsi" w:cstheme="minorHAnsi"/>
-              </w:rPr>
-              <w:t xml:space="preserve"> Yang Akan Digunakan</w:t>
-            </w:r>
+            <w:proofErr w:type="spellStart"/>
+            <w:r>
+              <w:rPr>
+                <w:rFonts w:asciiTheme="minorHAnsi" w:hAnsiTheme="minorHAnsi" w:cstheme="minorHAnsi"/>
+              </w:rPr>
+              <w:t>Pagu</w:t>
+            </w:r>
+            <w:proofErr w:type="spellEnd"/>
+            <w:r>
+              <w:rPr>
+                <w:rFonts w:asciiTheme="minorHAnsi" w:hAnsiTheme="minorHAnsi" w:cstheme="minorHAnsi"/>
+              </w:rPr>
+              <w:t xml:space="preserve"> POK</w:t>
+            </w:r>
+            <w:r>
+              <w:rPr>
+                <w:rFonts w:asciiTheme="minorHAnsi" w:hAnsiTheme="minorHAnsi" w:cstheme="minorHAnsi"/>
+              </w:rPr>
+              <w:t xml:space="preserve"> Yang Akan </w:t>
+            </w:r>
+            <w:proofErr w:type="spellStart"/>
+            <w:r>
+              <w:rPr>
+                <w:rFonts w:asciiTheme="minorHAnsi" w:hAnsiTheme="minorHAnsi" w:cstheme="minorHAnsi"/>
+              </w:rPr>
+              <w:t>Digunakan</w:t>
+            </w:r>
+            <w:proofErr w:type="spellEnd"/>
           </w:p>
         </w:tc>
       </w:tr>
@@ -663,7 +927,21 @@
               <w:rPr>
                 <w:rFonts w:asciiTheme="minorHAnsi" w:hAnsiTheme="minorHAnsi" w:cstheme="minorHAnsi"/>
               </w:rPr>
-              <w:t>${akun}</w:t>
+              <w:t>${</w:t>
+            </w:r>
+            <w:proofErr w:type="spellStart"/>
+            <w:r>
+              <w:rPr>
+                <w:rFonts w:asciiTheme="minorHAnsi" w:hAnsiTheme="minorHAnsi" w:cstheme="minorHAnsi"/>
+              </w:rPr>
+              <w:t>akun</w:t>
+            </w:r>
+            <w:proofErr w:type="spellEnd"/>
+            <w:r>
+              <w:rPr>
+                <w:rFonts w:asciiTheme="minorHAnsi" w:hAnsiTheme="minorHAnsi" w:cstheme="minorHAnsi"/>
+              </w:rPr>
+              <w:t>}</w:t>
             </w:r>
           </w:p>
         </w:tc>
@@ -726,7 +1004,21 @@
               <w:rPr>
                 <w:rFonts w:asciiTheme="minorHAnsi" w:hAnsiTheme="minorHAnsi" w:cstheme="minorHAnsi"/>
               </w:rPr>
-              <w:t>${rincian}</w:t>
+              <w:t>${</w:t>
+            </w:r>
+            <w:proofErr w:type="spellStart"/>
+            <w:r>
+              <w:rPr>
+                <w:rFonts w:asciiTheme="minorHAnsi" w:hAnsiTheme="minorHAnsi" w:cstheme="minorHAnsi"/>
+              </w:rPr>
+              <w:t>rincian</w:t>
+            </w:r>
+            <w:proofErr w:type="spellEnd"/>
+            <w:r>
+              <w:rPr>
+                <w:rFonts w:asciiTheme="minorHAnsi" w:hAnsiTheme="minorHAnsi" w:cstheme="minorHAnsi"/>
+              </w:rPr>
+              <w:t>}</w:t>
             </w:r>
           </w:p>
         </w:tc>
@@ -745,7 +1037,21 @@
               <w:rPr>
                 <w:rFonts w:asciiTheme="minorHAnsi" w:hAnsiTheme="minorHAnsi" w:cstheme="minorHAnsi"/>
               </w:rPr>
-              <w:t>${jenis}</w:t>
+              <w:t>${</w:t>
+            </w:r>
+            <w:proofErr w:type="spellStart"/>
+            <w:r>
+              <w:rPr>
+                <w:rFonts w:asciiTheme="minorHAnsi" w:hAnsiTheme="minorHAnsi" w:cstheme="minorHAnsi"/>
+              </w:rPr>
+              <w:t>jenis</w:t>
+            </w:r>
+            <w:proofErr w:type="spellEnd"/>
+            <w:r>
+              <w:rPr>
+                <w:rFonts w:asciiTheme="minorHAnsi" w:hAnsiTheme="minorHAnsi" w:cstheme="minorHAnsi"/>
+              </w:rPr>
+              <w:t>}</w:t>
             </w:r>
           </w:p>
         </w:tc>
@@ -764,7 +1070,21 @@
               <w:rPr>
                 <w:rFonts w:asciiTheme="minorHAnsi" w:hAnsiTheme="minorHAnsi" w:cstheme="minorHAnsi"/>
               </w:rPr>
-              <w:t>${perkiraan}</w:t>
+              <w:t>${</w:t>
+            </w:r>
+            <w:proofErr w:type="spellStart"/>
+            <w:r>
+              <w:rPr>
+                <w:rFonts w:asciiTheme="minorHAnsi" w:hAnsiTheme="minorHAnsi" w:cstheme="minorHAnsi"/>
+              </w:rPr>
+              <w:t>perkiraan</w:t>
+            </w:r>
+            <w:proofErr w:type="spellEnd"/>
+            <w:r>
+              <w:rPr>
+                <w:rFonts w:asciiTheme="minorHAnsi" w:hAnsiTheme="minorHAnsi" w:cstheme="minorHAnsi"/>
+              </w:rPr>
+              <w:t>}</w:t>
             </w:r>
           </w:p>
         </w:tc>
@@ -867,7 +1187,21 @@
               <w:rPr>
                 <w:rFonts w:asciiTheme="minorHAnsi" w:hAnsiTheme="minorHAnsi" w:cstheme="minorHAnsi"/>
               </w:rPr>
-              <w:t>${perkiraan}</w:t>
+              <w:t>${</w:t>
+            </w:r>
+            <w:proofErr w:type="spellStart"/>
+            <w:r>
+              <w:rPr>
+                <w:rFonts w:asciiTheme="minorHAnsi" w:hAnsiTheme="minorHAnsi" w:cstheme="minorHAnsi"/>
+              </w:rPr>
+              <w:t>perkiraan</w:t>
+            </w:r>
+            <w:proofErr w:type="spellEnd"/>
+            <w:r>
+              <w:rPr>
+                <w:rFonts w:asciiTheme="minorHAnsi" w:hAnsiTheme="minorHAnsi" w:cstheme="minorHAnsi"/>
+              </w:rPr>
+              <w:t>}</w:t>
             </w:r>
           </w:p>
         </w:tc>
@@ -894,7 +1228,217 @@
         <w:rPr>
           <w:rFonts w:asciiTheme="minorHAnsi" w:hAnsiTheme="minorHAnsi" w:cstheme="minorHAnsi"/>
         </w:rPr>
-        <w:t>Bersama ini kami minta untuk dapat dilaksanakan proses pengadaannya dan sebagai bahan proses pengadaan, kami lampirkan Kerangka Acuan Kerja (KAK) dan spesifikasi teknis.</w:t>
+        <w:t xml:space="preserve">Bersama </w:t>
+      </w:r>
+      <w:proofErr w:type="spellStart"/>
+      <w:r>
+        <w:rPr>
+          <w:rFonts w:asciiTheme="minorHAnsi" w:hAnsiTheme="minorHAnsi" w:cstheme="minorHAnsi"/>
+        </w:rPr>
+        <w:t>ini</w:t>
+      </w:r>
+      <w:proofErr w:type="spellEnd"/>
+      <w:r>
+        <w:rPr>
+          <w:rFonts w:asciiTheme="minorHAnsi" w:hAnsiTheme="minorHAnsi" w:cstheme="minorHAnsi"/>
+        </w:rPr>
+        <w:t xml:space="preserve"> kami </w:t>
+      </w:r>
+      <w:proofErr w:type="spellStart"/>
+      <w:r>
+        <w:rPr>
+          <w:rFonts w:asciiTheme="minorHAnsi" w:hAnsiTheme="minorHAnsi" w:cstheme="minorHAnsi"/>
+        </w:rPr>
+        <w:t>minta</w:t>
+      </w:r>
+      <w:proofErr w:type="spellEnd"/>
+      <w:r>
+        <w:rPr>
+          <w:rFonts w:asciiTheme="minorHAnsi" w:hAnsiTheme="minorHAnsi" w:cstheme="minorHAnsi"/>
+        </w:rPr>
+        <w:t xml:space="preserve"> </w:t>
+      </w:r>
+      <w:proofErr w:type="spellStart"/>
+      <w:r>
+        <w:rPr>
+          <w:rFonts w:asciiTheme="minorHAnsi" w:hAnsiTheme="minorHAnsi" w:cstheme="minorHAnsi"/>
+        </w:rPr>
+        <w:t>untuk</w:t>
+      </w:r>
+      <w:proofErr w:type="spellEnd"/>
+      <w:r>
+        <w:rPr>
+          <w:rFonts w:asciiTheme="minorHAnsi" w:hAnsiTheme="minorHAnsi" w:cstheme="minorHAnsi"/>
+        </w:rPr>
+        <w:t xml:space="preserve"> </w:t>
+      </w:r>
+      <w:proofErr w:type="spellStart"/>
+      <w:r>
+        <w:rPr>
+          <w:rFonts w:asciiTheme="minorHAnsi" w:hAnsiTheme="minorHAnsi" w:cstheme="minorHAnsi"/>
+        </w:rPr>
+        <w:t>dapat</w:t>
+      </w:r>
+      <w:proofErr w:type="spellEnd"/>
+      <w:r>
+        <w:rPr>
+          <w:rFonts w:asciiTheme="minorHAnsi" w:hAnsiTheme="minorHAnsi" w:cstheme="minorHAnsi"/>
+        </w:rPr>
+        <w:t xml:space="preserve"> </w:t>
+      </w:r>
+      <w:proofErr w:type="spellStart"/>
+      <w:r>
+        <w:rPr>
+          <w:rFonts w:asciiTheme="minorHAnsi" w:hAnsiTheme="minorHAnsi" w:cstheme="minorHAnsi"/>
+        </w:rPr>
+        <w:t>dilaksanakan</w:t>
+      </w:r>
+      <w:proofErr w:type="spellEnd"/>
+      <w:r>
+        <w:rPr>
+          <w:rFonts w:asciiTheme="minorHAnsi" w:hAnsiTheme="minorHAnsi" w:cstheme="minorHAnsi"/>
+        </w:rPr>
+        <w:t xml:space="preserve"> proses </w:t>
+      </w:r>
+      <w:proofErr w:type="spellStart"/>
+      <w:r>
+        <w:rPr>
+          <w:rFonts w:asciiTheme="minorHAnsi" w:hAnsiTheme="minorHAnsi" w:cstheme="minorHAnsi"/>
+        </w:rPr>
+        <w:t>pengadaannya</w:t>
+      </w:r>
+      <w:proofErr w:type="spellEnd"/>
+      <w:r>
+        <w:rPr>
+          <w:rFonts w:asciiTheme="minorHAnsi" w:hAnsiTheme="minorHAnsi" w:cstheme="minorHAnsi"/>
+        </w:rPr>
+        <w:t xml:space="preserve"> dan </w:t>
+      </w:r>
+      <w:proofErr w:type="spellStart"/>
+      <w:r>
+        <w:rPr>
+          <w:rFonts w:asciiTheme="minorHAnsi" w:hAnsiTheme="minorHAnsi" w:cstheme="minorHAnsi"/>
+        </w:rPr>
+        <w:t>sebagai</w:t>
+      </w:r>
+      <w:proofErr w:type="spellEnd"/>
+      <w:r>
+        <w:rPr>
+          <w:rFonts w:asciiTheme="minorHAnsi" w:hAnsiTheme="minorHAnsi" w:cstheme="minorHAnsi"/>
+        </w:rPr>
+        <w:t xml:space="preserve"> </w:t>
+      </w:r>
+      <w:proofErr w:type="spellStart"/>
+      <w:r>
+        <w:rPr>
+          <w:rFonts w:asciiTheme="minorHAnsi" w:hAnsiTheme="minorHAnsi" w:cstheme="minorHAnsi"/>
+        </w:rPr>
+        <w:t>bahan</w:t>
+      </w:r>
+      <w:proofErr w:type="spellEnd"/>
+      <w:r>
+        <w:rPr>
+          <w:rFonts w:asciiTheme="minorHAnsi" w:hAnsiTheme="minorHAnsi" w:cstheme="minorHAnsi"/>
+        </w:rPr>
+        <w:t xml:space="preserve"> proses </w:t>
+      </w:r>
+      <w:proofErr w:type="spellStart"/>
+      <w:r>
+        <w:rPr>
+          <w:rFonts w:asciiTheme="minorHAnsi" w:hAnsiTheme="minorHAnsi" w:cstheme="minorHAnsi"/>
+        </w:rPr>
+        <w:t>pengadaan</w:t>
+      </w:r>
+      <w:proofErr w:type="spellEnd"/>
+      <w:r>
+        <w:rPr>
+          <w:rFonts w:asciiTheme="minorHAnsi" w:hAnsiTheme="minorHAnsi" w:cstheme="minorHAnsi"/>
+        </w:rPr>
+        <w:t xml:space="preserve">, kami </w:t>
+      </w:r>
+      <w:proofErr w:type="spellStart"/>
+      <w:r>
+        <w:rPr>
+          <w:rFonts w:asciiTheme="minorHAnsi" w:hAnsiTheme="minorHAnsi" w:cstheme="minorHAnsi"/>
+        </w:rPr>
+        <w:t>lampirkan</w:t>
+      </w:r>
+      <w:proofErr w:type="spellEnd"/>
+      <w:r>
+        <w:rPr>
+          <w:rFonts w:asciiTheme="minorHAnsi" w:hAnsiTheme="minorHAnsi" w:cstheme="minorHAnsi"/>
+        </w:rPr>
+        <w:t xml:space="preserve"> </w:t>
+      </w:r>
+      <w:proofErr w:type="spellStart"/>
+      <w:r>
+        <w:rPr>
+          <w:rFonts w:asciiTheme="minorHAnsi" w:hAnsiTheme="minorHAnsi" w:cstheme="minorHAnsi"/>
+        </w:rPr>
+        <w:t>Kerangka</w:t>
+      </w:r>
+      <w:proofErr w:type="spellEnd"/>
+      <w:r>
+        <w:rPr>
+          <w:rFonts w:asciiTheme="minorHAnsi" w:hAnsiTheme="minorHAnsi" w:cstheme="minorHAnsi"/>
+        </w:rPr>
+        <w:t xml:space="preserve"> </w:t>
+      </w:r>
+      <w:proofErr w:type="spellStart"/>
+      <w:r>
+        <w:rPr>
+          <w:rFonts w:asciiTheme="minorHAnsi" w:hAnsiTheme="minorHAnsi" w:cstheme="minorHAnsi"/>
+        </w:rPr>
+        <w:t>Acuan</w:t>
+      </w:r>
+      <w:proofErr w:type="spellEnd"/>
+      <w:r>
+        <w:rPr>
+          <w:rFonts w:asciiTheme="minorHAnsi" w:hAnsiTheme="minorHAnsi" w:cstheme="minorHAnsi"/>
+        </w:rPr>
+        <w:t xml:space="preserve"> </w:t>
+      </w:r>
+      <w:proofErr w:type="spellStart"/>
+      <w:r>
+        <w:rPr>
+          <w:rFonts w:asciiTheme="minorHAnsi" w:hAnsiTheme="minorHAnsi" w:cstheme="minorHAnsi"/>
+        </w:rPr>
+        <w:t>Kerja</w:t>
+      </w:r>
+      <w:proofErr w:type="spellEnd"/>
+      <w:r>
+        <w:rPr>
+          <w:rFonts w:asciiTheme="minorHAnsi" w:hAnsiTheme="minorHAnsi" w:cstheme="minorHAnsi"/>
+        </w:rPr>
+        <w:t xml:space="preserve"> (KAK) dan </w:t>
+      </w:r>
+      <w:proofErr w:type="spellStart"/>
+      <w:r>
+        <w:rPr>
+          <w:rFonts w:asciiTheme="minorHAnsi" w:hAnsiTheme="minorHAnsi" w:cstheme="minorHAnsi"/>
+        </w:rPr>
+        <w:t>spesifikasi</w:t>
+      </w:r>
+      <w:proofErr w:type="spellEnd"/>
+      <w:r>
+        <w:rPr>
+          <w:rFonts w:asciiTheme="minorHAnsi" w:hAnsiTheme="minorHAnsi" w:cstheme="minorHAnsi"/>
+        </w:rPr>
+        <w:t xml:space="preserve"> </w:t>
+      </w:r>
+      <w:proofErr w:type="spellStart"/>
+      <w:r>
+        <w:rPr>
+          <w:rFonts w:asciiTheme="minorHAnsi" w:hAnsiTheme="minorHAnsi" w:cstheme="minorHAnsi"/>
+        </w:rPr>
+        <w:t>teknis</w:t>
+      </w:r>
+      <w:proofErr w:type="spellEnd"/>
+      <w:r>
+        <w:rPr>
+          <w:rFonts w:asciiTheme="minorHAnsi" w:hAnsiTheme="minorHAnsi" w:cstheme="minorHAnsi"/>
+        </w:rPr>
+        <w:t>.</w:t>
       </w:r>
     </w:p>
     <w:p>
@@ -914,11 +1458,103 @@
           <w:rFonts w:asciiTheme="minorHAnsi" w:hAnsiTheme="minorHAnsi" w:cstheme="minorHAnsi"/>
         </w:rPr>
       </w:pPr>
-      <w:r>
-        <w:rPr>
-          <w:rFonts w:asciiTheme="minorHAnsi" w:hAnsiTheme="minorHAnsi" w:cstheme="minorHAnsi"/>
-        </w:rPr>
-        <w:t>Demikian, atas perhatian dan kerjasamanya, diucapkan terima kasih.</w:t>
+      <w:proofErr w:type="spellStart"/>
+      <w:r>
+        <w:rPr>
+          <w:rFonts w:asciiTheme="minorHAnsi" w:hAnsiTheme="minorHAnsi" w:cstheme="minorHAnsi"/>
+        </w:rPr>
+        <w:t>Demikian</w:t>
+      </w:r>
+      <w:proofErr w:type="spellEnd"/>
+      <w:r>
+        <w:rPr>
+          <w:rFonts w:asciiTheme="minorHAnsi" w:hAnsiTheme="minorHAnsi" w:cstheme="minorHAnsi"/>
+        </w:rPr>
+        <w:t xml:space="preserve">, </w:t>
+      </w:r>
+      <w:proofErr w:type="spellStart"/>
+      <w:r>
+        <w:rPr>
+          <w:rFonts w:asciiTheme="minorHAnsi" w:hAnsiTheme="minorHAnsi" w:cstheme="minorHAnsi"/>
+        </w:rPr>
+        <w:t>atas</w:t>
+      </w:r>
+      <w:proofErr w:type="spellEnd"/>
+      <w:r>
+        <w:rPr>
+          <w:rFonts w:asciiTheme="minorHAnsi" w:hAnsiTheme="minorHAnsi" w:cstheme="minorHAnsi"/>
+        </w:rPr>
+        <w:t xml:space="preserve"> </w:t>
+      </w:r>
+      <w:proofErr w:type="spellStart"/>
+      <w:r>
+        <w:rPr>
+          <w:rFonts w:asciiTheme="minorHAnsi" w:hAnsiTheme="minorHAnsi" w:cstheme="minorHAnsi"/>
+        </w:rPr>
+        <w:t>perhatian</w:t>
+      </w:r>
+      <w:proofErr w:type="spellEnd"/>
+      <w:r>
+        <w:rPr>
+          <w:rFonts w:asciiTheme="minorHAnsi" w:hAnsiTheme="minorHAnsi" w:cstheme="minorHAnsi"/>
+        </w:rPr>
+        <w:t xml:space="preserve"> dan </w:t>
+      </w:r>
+      <w:proofErr w:type="spellStart"/>
+      <w:r>
+        <w:rPr>
+          <w:rFonts w:asciiTheme="minorHAnsi" w:hAnsiTheme="minorHAnsi" w:cstheme="minorHAnsi"/>
+        </w:rPr>
+        <w:t>kerjasamanya</w:t>
+      </w:r>
+      <w:proofErr w:type="spellEnd"/>
+      <w:r>
+        <w:rPr>
+          <w:rFonts w:asciiTheme="minorHAnsi" w:hAnsiTheme="minorHAnsi" w:cstheme="minorHAnsi"/>
+        </w:rPr>
+        <w:t xml:space="preserve">, </w:t>
+      </w:r>
+      <w:proofErr w:type="spellStart"/>
+      <w:r>
+        <w:rPr>
+          <w:rFonts w:asciiTheme="minorHAnsi" w:hAnsiTheme="minorHAnsi" w:cstheme="minorHAnsi"/>
+        </w:rPr>
+        <w:t>diucapkan</w:t>
+      </w:r>
+      <w:proofErr w:type="spellEnd"/>
+      <w:r>
+        <w:rPr>
+          <w:rFonts w:asciiTheme="minorHAnsi" w:hAnsiTheme="minorHAnsi" w:cstheme="minorHAnsi"/>
+        </w:rPr>
+        <w:t xml:space="preserve"> </w:t>
+      </w:r>
+      <w:proofErr w:type="spellStart"/>
+      <w:r>
+        <w:rPr>
+          <w:rFonts w:asciiTheme="minorHAnsi" w:hAnsiTheme="minorHAnsi" w:cstheme="minorHAnsi"/>
+        </w:rPr>
+        <w:t>terima</w:t>
+      </w:r>
+      <w:proofErr w:type="spellEnd"/>
+      <w:r>
+        <w:rPr>
+          <w:rFonts w:asciiTheme="minorHAnsi" w:hAnsiTheme="minorHAnsi" w:cstheme="minorHAnsi"/>
+        </w:rPr>
+        <w:t xml:space="preserve"> </w:t>
+      </w:r>
+      <w:proofErr w:type="spellStart"/>
+      <w:r>
+        <w:rPr>
+          <w:rFonts w:asciiTheme="minorHAnsi" w:hAnsiTheme="minorHAnsi" w:cstheme="minorHAnsi"/>
+        </w:rPr>
+        <w:t>kasih</w:t>
+      </w:r>
+      <w:proofErr w:type="spellEnd"/>
+      <w:r>
+        <w:rPr>
+          <w:rFonts w:asciiTheme="minorHAnsi" w:hAnsiTheme="minorHAnsi" w:cstheme="minorHAnsi"/>
+        </w:rPr>
+        <w:t>.</w:t>
       </w:r>
     </w:p>
     <w:p>
@@ -1054,7 +1690,23 @@
                 <w:rFonts w:asciiTheme="minorHAnsi" w:hAnsiTheme="minorHAnsi" w:cstheme="minorHAnsi"/>
                 <w:u w:val="single"/>
               </w:rPr>
-              <w:t>${ppk}</w:t>
+              <w:t>${</w:t>
+            </w:r>
+            <w:proofErr w:type="spellStart"/>
+            <w:r>
+              <w:rPr>
+                <w:rFonts w:asciiTheme="minorHAnsi" w:hAnsiTheme="minorHAnsi" w:cstheme="minorHAnsi"/>
+                <w:u w:val="single"/>
+              </w:rPr>
+              <w:t>ppk</w:t>
+            </w:r>
+            <w:proofErr w:type="spellEnd"/>
+            <w:r>
+              <w:rPr>
+                <w:rFonts w:asciiTheme="minorHAnsi" w:hAnsiTheme="minorHAnsi" w:cstheme="minorHAnsi"/>
+                <w:u w:val="single"/>
+              </w:rPr>
+              <w:t>}</w:t>
             </w:r>
           </w:p>
         </w:tc>
@@ -1081,7 +1733,21 @@
               <w:rPr>
                 <w:rFonts w:asciiTheme="minorHAnsi" w:hAnsiTheme="minorHAnsi" w:cstheme="minorHAnsi"/>
               </w:rPr>
-              <w:t>${nipppk}</w:t>
+              <w:t>${</w:t>
+            </w:r>
+            <w:proofErr w:type="spellStart"/>
+            <w:r>
+              <w:rPr>
+                <w:rFonts w:asciiTheme="minorHAnsi" w:hAnsiTheme="minorHAnsi" w:cstheme="minorHAnsi"/>
+              </w:rPr>
+              <w:t>nipppk</w:t>
+            </w:r>
+            <w:proofErr w:type="spellEnd"/>
+            <w:r>
+              <w:rPr>
+                <w:rFonts w:asciiTheme="minorHAnsi" w:hAnsiTheme="minorHAnsi" w:cstheme="minorHAnsi"/>
+              </w:rPr>
+              <w:t>}</w:t>
             </w:r>
           </w:p>
         </w:tc>
@@ -1164,14 +1830,30 @@
         <w:rPr>
           <w:rFonts w:asciiTheme="minorHAnsi" w:hAnsiTheme="minorHAnsi" w:cstheme="minorHAnsi"/>
         </w:rPr>
-        <w:t xml:space="preserve">Lampiran Surat Permintaan Proses </w:t>
-      </w:r>
+        <w:t xml:space="preserve">Lampiran Surat </w:t>
+      </w:r>
+      <w:proofErr w:type="spellStart"/>
+      <w:r>
+        <w:rPr>
+          <w:rFonts w:asciiTheme="minorHAnsi" w:hAnsiTheme="minorHAnsi" w:cstheme="minorHAnsi"/>
+        </w:rPr>
+        <w:t>Permintaan</w:t>
+      </w:r>
+      <w:proofErr w:type="spellEnd"/>
+      <w:r>
+        <w:rPr>
+          <w:rFonts w:asciiTheme="minorHAnsi" w:hAnsiTheme="minorHAnsi" w:cstheme="minorHAnsi"/>
+        </w:rPr>
+        <w:t xml:space="preserve"> Proses </w:t>
+      </w:r>
+      <w:proofErr w:type="spellStart"/>
       <w:r>
         <w:rPr>
           <w:rFonts w:asciiTheme="minorHAnsi" w:hAnsiTheme="minorHAnsi" w:cstheme="minorHAnsi"/>
         </w:rPr>
         <w:t>Pengadaan</w:t>
       </w:r>
+      <w:proofErr w:type="spellEnd"/>
     </w:p>
     <w:p>
       <w:pPr>
@@ -1181,12 +1863,14 @@
           <w:rFonts w:asciiTheme="minorHAnsi" w:hAnsiTheme="minorHAnsi" w:cstheme="minorHAnsi"/>
         </w:rPr>
       </w:pPr>
+      <w:proofErr w:type="spellStart"/>
       <w:r>
         <w:rPr>
           <w:rFonts w:asciiTheme="minorHAnsi" w:hAnsiTheme="minorHAnsi" w:cstheme="minorHAnsi"/>
         </w:rPr>
         <w:t>Nomor</w:t>
       </w:r>
+      <w:proofErr w:type="spellEnd"/>
       <w:r>
         <w:rPr>
           <w:rFonts w:asciiTheme="minorHAnsi" w:hAnsiTheme="minorHAnsi" w:cstheme="minorHAnsi"/>
@@ -1209,7 +1893,21 @@
         <w:rPr>
           <w:rFonts w:asciiTheme="minorHAnsi" w:hAnsiTheme="minorHAnsi" w:cstheme="minorHAnsi"/>
         </w:rPr>
-        <w:t>${no_permintaan}</w:t>
+        <w:t>${</w:t>
+      </w:r>
+      <w:proofErr w:type="spellStart"/>
+      <w:r>
+        <w:rPr>
+          <w:rFonts w:asciiTheme="minorHAnsi" w:hAnsiTheme="minorHAnsi" w:cstheme="minorHAnsi"/>
+        </w:rPr>
+        <w:t>no_permintaan</w:t>
+      </w:r>
+      <w:proofErr w:type="spellEnd"/>
+      <w:r>
+        <w:rPr>
+          <w:rFonts w:asciiTheme="minorHAnsi" w:hAnsiTheme="minorHAnsi" w:cstheme="minorHAnsi"/>
+        </w:rPr>
+        <w:t>}</w:t>
       </w:r>
     </w:p>
     <w:p>
@@ -1220,12 +1918,14 @@
           <w:rFonts w:asciiTheme="minorHAnsi" w:hAnsiTheme="minorHAnsi" w:cstheme="minorHAnsi"/>
         </w:rPr>
       </w:pPr>
+      <w:proofErr w:type="spellStart"/>
       <w:r>
         <w:rPr>
           <w:rFonts w:asciiTheme="minorHAnsi" w:hAnsiTheme="minorHAnsi" w:cstheme="minorHAnsi"/>
         </w:rPr>
         <w:t>Tanggal</w:t>
       </w:r>
+      <w:proofErr w:type="spellEnd"/>
       <w:r>
         <w:rPr>
           <w:rFonts w:asciiTheme="minorHAnsi" w:hAnsiTheme="minorHAnsi" w:cstheme="minorHAnsi"/>
@@ -1248,7 +1948,21 @@
         <w:rPr>
           <w:rFonts w:asciiTheme="minorHAnsi" w:hAnsiTheme="minorHAnsi" w:cstheme="minorHAnsi"/>
         </w:rPr>
-        <w:t>${tgl_proses}</w:t>
+        <w:t>${</w:t>
+      </w:r>
+      <w:proofErr w:type="spellStart"/>
+      <w:r>
+        <w:rPr>
+          <w:rFonts w:asciiTheme="minorHAnsi" w:hAnsiTheme="minorHAnsi" w:cstheme="minorHAnsi"/>
+        </w:rPr>
+        <w:t>tgl_proses</w:t>
+      </w:r>
+      <w:proofErr w:type="spellEnd"/>
+      <w:r>
+        <w:rPr>
+          <w:rFonts w:asciiTheme="minorHAnsi" w:hAnsiTheme="minorHAnsi" w:cstheme="minorHAnsi"/>
+        </w:rPr>
+        <w:t>}</w:t>
       </w:r>
     </w:p>
     <w:p>
@@ -1305,13 +2019,13 @@
               <w:spacing w:line="276" w:lineRule="auto"/>
               <w:jc w:val="center"/>
               <w:rPr>
-                <w:rFonts w:cstheme="minorHAnsi"/>
+                <w:rFonts w:asciiTheme="minorHAnsi" w:hAnsiTheme="minorHAnsi" w:cstheme="minorHAnsi"/>
                 <w:noProof/>
               </w:rPr>
             </w:pPr>
             <w:r>
               <w:rPr>
-                <w:rFonts w:cstheme="minorHAnsi"/>
+                <w:rFonts w:asciiTheme="minorHAnsi" w:hAnsiTheme="minorHAnsi" w:cstheme="minorHAnsi"/>
                 <w:noProof/>
               </w:rPr>
               <w:t>No.</w:t>
@@ -1328,13 +2042,13 @@
               <w:spacing w:line="276" w:lineRule="auto"/>
               <w:jc w:val="center"/>
               <w:rPr>
-                <w:rFonts w:cstheme="minorHAnsi"/>
+                <w:rFonts w:asciiTheme="minorHAnsi" w:hAnsiTheme="minorHAnsi" w:cstheme="minorHAnsi"/>
                 <w:noProof/>
               </w:rPr>
             </w:pPr>
             <w:r>
               <w:rPr>
-                <w:rFonts w:cstheme="minorHAnsi"/>
+                <w:rFonts w:asciiTheme="minorHAnsi" w:hAnsiTheme="minorHAnsi" w:cstheme="minorHAnsi"/>
                 <w:noProof/>
               </w:rPr>
               <w:t>Rincian</w:t>
@@ -1352,13 +2066,13 @@
               <w:spacing w:line="276" w:lineRule="auto"/>
               <w:jc w:val="center"/>
               <w:rPr>
-                <w:rFonts w:cstheme="minorHAnsi"/>
+                <w:rFonts w:asciiTheme="minorHAnsi" w:hAnsiTheme="minorHAnsi" w:cstheme="minorHAnsi"/>
                 <w:noProof/>
               </w:rPr>
             </w:pPr>
             <w:r>
               <w:rPr>
-                <w:rFonts w:cstheme="minorHAnsi"/>
+                <w:rFonts w:asciiTheme="minorHAnsi" w:hAnsiTheme="minorHAnsi" w:cstheme="minorHAnsi"/>
                 <w:noProof/>
               </w:rPr>
               <w:t>Volume</w:t>
@@ -1375,13 +2089,13 @@
               <w:spacing w:line="276" w:lineRule="auto"/>
               <w:jc w:val="center"/>
               <w:rPr>
-                <w:rFonts w:cstheme="minorHAnsi"/>
+                <w:rFonts w:asciiTheme="minorHAnsi" w:hAnsiTheme="minorHAnsi" w:cstheme="minorHAnsi"/>
                 <w:noProof/>
               </w:rPr>
             </w:pPr>
             <w:r>
               <w:rPr>
-                <w:rFonts w:cstheme="minorHAnsi"/>
+                <w:rFonts w:asciiTheme="minorHAnsi" w:hAnsiTheme="minorHAnsi" w:cstheme="minorHAnsi"/>
                 <w:noProof/>
               </w:rPr>
               <w:t>Spesifikasi</w:t>
@@ -1402,13 +2116,13 @@
             <w:pPr>
               <w:jc w:val="center"/>
               <w:rPr>
-                <w:rFonts w:cstheme="minorHAnsi"/>
+                <w:rFonts w:asciiTheme="minorHAnsi" w:hAnsiTheme="minorHAnsi" w:cstheme="minorHAnsi"/>
                 <w:noProof/>
               </w:rPr>
             </w:pPr>
             <w:r>
               <w:rPr>
-                <w:rFonts w:cstheme="minorHAnsi"/>
+                <w:rFonts w:asciiTheme="minorHAnsi" w:hAnsiTheme="minorHAnsi" w:cstheme="minorHAnsi"/>
                 <w:noProof/>
               </w:rPr>
               <w:t>(1)</w:t>
@@ -1424,13 +2138,13 @@
             <w:pPr>
               <w:jc w:val="center"/>
               <w:rPr>
-                <w:rFonts w:cstheme="minorHAnsi"/>
+                <w:rFonts w:asciiTheme="minorHAnsi" w:hAnsiTheme="minorHAnsi" w:cstheme="minorHAnsi"/>
                 <w:noProof/>
               </w:rPr>
             </w:pPr>
             <w:r>
               <w:rPr>
-                <w:rFonts w:cstheme="minorHAnsi"/>
+                <w:rFonts w:asciiTheme="minorHAnsi" w:hAnsiTheme="minorHAnsi" w:cstheme="minorHAnsi"/>
                 <w:noProof/>
               </w:rPr>
               <w:t>(2)</w:t>
@@ -1450,13 +2164,13 @@
             <w:pPr>
               <w:jc w:val="center"/>
               <w:rPr>
-                <w:rFonts w:cstheme="minorHAnsi"/>
+                <w:rFonts w:asciiTheme="minorHAnsi" w:hAnsiTheme="minorHAnsi" w:cstheme="minorHAnsi"/>
                 <w:noProof/>
               </w:rPr>
             </w:pPr>
             <w:r>
               <w:rPr>
-                <w:rFonts w:cstheme="minorHAnsi"/>
+                <w:rFonts w:asciiTheme="minorHAnsi" w:hAnsiTheme="minorHAnsi" w:cstheme="minorHAnsi"/>
                 <w:noProof/>
               </w:rPr>
               <w:t>(3)</w:t>
@@ -1472,13 +2186,13 @@
             <w:pPr>
               <w:jc w:val="center"/>
               <w:rPr>
-                <w:rFonts w:cstheme="minorHAnsi"/>
+                <w:rFonts w:asciiTheme="minorHAnsi" w:hAnsiTheme="minorHAnsi" w:cstheme="minorHAnsi"/>
                 <w:noProof/>
               </w:rPr>
             </w:pPr>
             <w:r>
               <w:rPr>
-                <w:rFonts w:cstheme="minorHAnsi"/>
+                <w:rFonts w:asciiTheme="minorHAnsi" w:hAnsiTheme="minorHAnsi" w:cstheme="minorHAnsi"/>
                 <w:noProof/>
               </w:rPr>
               <w:t>(4)</w:t>
@@ -1495,13 +2209,13 @@
             <w:pPr>
               <w:spacing w:line="276" w:lineRule="auto"/>
               <w:rPr>
-                <w:rFonts w:cstheme="minorHAnsi"/>
+                <w:rFonts w:asciiTheme="minorHAnsi" w:hAnsiTheme="minorHAnsi" w:cstheme="minorHAnsi"/>
                 <w:noProof/>
               </w:rPr>
             </w:pPr>
             <w:r>
               <w:rPr>
-                <w:rFonts w:cstheme="minorHAnsi"/>
+                <w:rFonts w:asciiTheme="minorHAnsi" w:hAnsiTheme="minorHAnsi" w:cstheme="minorHAnsi"/>
                 <w:noProof/>
               </w:rPr>
               <w:t>${spek_no}</w:t>
@@ -1519,13 +2233,13 @@
             <w:pPr>
               <w:spacing w:line="276" w:lineRule="auto"/>
               <w:rPr>
-                <w:rFonts w:cstheme="minorHAnsi"/>
+                <w:rFonts w:asciiTheme="minorHAnsi" w:hAnsiTheme="minorHAnsi" w:cstheme="minorHAnsi"/>
                 <w:noProof/>
               </w:rPr>
             </w:pPr>
             <w:r>
               <w:rPr>
-                <w:rFonts w:cstheme="minorHAnsi"/>
+                <w:rFonts w:asciiTheme="minorHAnsi" w:hAnsiTheme="minorHAnsi" w:cstheme="minorHAnsi"/>
                 <w:noProof/>
               </w:rPr>
               <w:t>${spek_rincian}</w:t>
@@ -1544,13 +2258,13 @@
             <w:pPr>
               <w:spacing w:line="276" w:lineRule="auto"/>
               <w:rPr>
-                <w:rFonts w:cstheme="minorHAnsi"/>
+                <w:rFonts w:asciiTheme="minorHAnsi" w:hAnsiTheme="minorHAnsi" w:cstheme="minorHAnsi"/>
                 <w:noProof/>
               </w:rPr>
             </w:pPr>
             <w:r>
               <w:rPr>
-                <w:rFonts w:cstheme="minorHAnsi"/>
+                <w:rFonts w:asciiTheme="minorHAnsi" w:hAnsiTheme="minorHAnsi" w:cstheme="minorHAnsi"/>
                 <w:noProof/>
               </w:rPr>
               <w:t>${spek_vol}</w:t>
@@ -1569,30 +2283,16 @@
             <w:pPr>
               <w:spacing w:line="276" w:lineRule="auto"/>
               <w:rPr>
-                <w:rFonts w:cstheme="minorHAnsi"/>
+                <w:rFonts w:asciiTheme="minorHAnsi" w:hAnsiTheme="minorHAnsi" w:cstheme="minorHAnsi"/>
                 <w:noProof/>
               </w:rPr>
             </w:pPr>
             <w:r>
               <w:rPr>
-                <w:rFonts w:cstheme="minorHAnsi"/>
+                <w:rFonts w:asciiTheme="minorHAnsi" w:hAnsiTheme="minorHAnsi" w:cstheme="minorHAnsi"/>
                 <w:noProof/>
               </w:rPr>
-              <w:t>${spek_</w:t>
-            </w:r>
-            <w:r>
-              <w:rPr>
-                <w:rFonts w:cstheme="minorHAnsi"/>
-                <w:noProof/>
-              </w:rPr>
-              <w:t>sat</w:t>
-            </w:r>
-            <w:r>
-              <w:rPr>
-                <w:rFonts w:cstheme="minorHAnsi"/>
-                <w:noProof/>
-              </w:rPr>
-              <w:t>}</w:t>
+              <w:t>${spek_sat}</w:t>
             </w:r>
           </w:p>
         </w:tc>
@@ -1608,13 +2308,13 @@
             <w:pPr>
               <w:spacing w:line="276" w:lineRule="auto"/>
               <w:rPr>
-                <w:rFonts w:cstheme="minorHAnsi"/>
+                <w:rFonts w:asciiTheme="minorHAnsi" w:hAnsiTheme="minorHAnsi" w:cstheme="minorHAnsi"/>
                 <w:noProof/>
               </w:rPr>
             </w:pPr>
             <w:r>
               <w:rPr>
-                <w:rFonts w:cstheme="minorHAnsi"/>
+                <w:rFonts w:asciiTheme="minorHAnsi" w:hAnsiTheme="minorHAnsi" w:cstheme="minorHAnsi"/>
                 <w:noProof/>
               </w:rPr>
               <w:t>${spek_spek}</w:t>
@@ -1768,7 +2468,23 @@
                 <w:rFonts w:asciiTheme="minorHAnsi" w:hAnsiTheme="minorHAnsi" w:cstheme="minorHAnsi"/>
                 <w:u w:val="single"/>
               </w:rPr>
-              <w:t>${ppk}</w:t>
+              <w:t>${</w:t>
+            </w:r>
+            <w:proofErr w:type="spellStart"/>
+            <w:r>
+              <w:rPr>
+                <w:rFonts w:asciiTheme="minorHAnsi" w:hAnsiTheme="minorHAnsi" w:cstheme="minorHAnsi"/>
+                <w:u w:val="single"/>
+              </w:rPr>
+              <w:t>ppk</w:t>
+            </w:r>
+            <w:proofErr w:type="spellEnd"/>
+            <w:r>
+              <w:rPr>
+                <w:rFonts w:asciiTheme="minorHAnsi" w:hAnsiTheme="minorHAnsi" w:cstheme="minorHAnsi"/>
+                <w:u w:val="single"/>
+              </w:rPr>
+              <w:t>}</w:t>
             </w:r>
           </w:p>
         </w:tc>
@@ -1789,13 +2505,21 @@
               <w:rPr>
                 <w:rFonts w:asciiTheme="minorHAnsi" w:hAnsiTheme="minorHAnsi" w:cstheme="minorHAnsi"/>
               </w:rPr>
-              <w:t xml:space="preserve">NIP. </w:t>
-            </w:r>
-            <w:r>
-              <w:rPr>
-                <w:rFonts w:asciiTheme="minorHAnsi" w:hAnsiTheme="minorHAnsi" w:cstheme="minorHAnsi"/>
-              </w:rPr>
-              <w:t>${nipppk}</w:t>
+              <w:t>NIP. ${</w:t>
+            </w:r>
+            <w:proofErr w:type="spellStart"/>
+            <w:r>
+              <w:rPr>
+                <w:rFonts w:asciiTheme="minorHAnsi" w:hAnsiTheme="minorHAnsi" w:cstheme="minorHAnsi"/>
+              </w:rPr>
+              <w:t>nipppk</w:t>
+            </w:r>
+            <w:proofErr w:type="spellEnd"/>
+            <w:r>
+              <w:rPr>
+                <w:rFonts w:asciiTheme="minorHAnsi" w:hAnsiTheme="minorHAnsi" w:cstheme="minorHAnsi"/>
+              </w:rPr>
+              <w:t>}</w:t>
             </w:r>
           </w:p>
         </w:tc>
@@ -2049,8 +2773,74 @@
           <w:rFonts w:asciiTheme="minorHAnsi" w:hAnsiTheme="minorHAnsi" w:cstheme="minorHAnsi"/>
           <w:color w:val="000000"/>
         </w:rPr>
-        <w:t>Yang bertanda tangan di bawah ini :</w:t>
-      </w:r>
+        <w:t xml:space="preserve">Yang </w:t>
+      </w:r>
+      <w:proofErr w:type="spellStart"/>
+      <w:r>
+        <w:rPr>
+          <w:rFonts w:asciiTheme="minorHAnsi" w:hAnsiTheme="minorHAnsi" w:cstheme="minorHAnsi"/>
+          <w:color w:val="000000"/>
+        </w:rPr>
+        <w:t>bertanda</w:t>
+      </w:r>
+      <w:proofErr w:type="spellEnd"/>
+      <w:r>
+        <w:rPr>
+          <w:rFonts w:asciiTheme="minorHAnsi" w:hAnsiTheme="minorHAnsi" w:cstheme="minorHAnsi"/>
+          <w:color w:val="000000"/>
+        </w:rPr>
+        <w:t xml:space="preserve"> </w:t>
+      </w:r>
+      <w:proofErr w:type="spellStart"/>
+      <w:r>
+        <w:rPr>
+          <w:rFonts w:asciiTheme="minorHAnsi" w:hAnsiTheme="minorHAnsi" w:cstheme="minorHAnsi"/>
+          <w:color w:val="000000"/>
+        </w:rPr>
+        <w:t>tangan</w:t>
+      </w:r>
+      <w:proofErr w:type="spellEnd"/>
+      <w:r>
+        <w:rPr>
+          <w:rFonts w:asciiTheme="minorHAnsi" w:hAnsiTheme="minorHAnsi" w:cstheme="minorHAnsi"/>
+          <w:color w:val="000000"/>
+        </w:rPr>
+        <w:t xml:space="preserve"> di </w:t>
+      </w:r>
+      <w:proofErr w:type="spellStart"/>
+      <w:r>
+        <w:rPr>
+          <w:rFonts w:asciiTheme="minorHAnsi" w:hAnsiTheme="minorHAnsi" w:cstheme="minorHAnsi"/>
+          <w:color w:val="000000"/>
+        </w:rPr>
+        <w:t>bawah</w:t>
+      </w:r>
+      <w:proofErr w:type="spellEnd"/>
+      <w:r>
+        <w:rPr>
+          <w:rFonts w:asciiTheme="minorHAnsi" w:hAnsiTheme="minorHAnsi" w:cstheme="minorHAnsi"/>
+          <w:color w:val="000000"/>
+        </w:rPr>
+        <w:t xml:space="preserve"> </w:t>
+      </w:r>
+      <w:proofErr w:type="spellStart"/>
+      <w:proofErr w:type="gramStart"/>
+      <w:r>
+        <w:rPr>
+          <w:rFonts w:asciiTheme="minorHAnsi" w:hAnsiTheme="minorHAnsi" w:cstheme="minorHAnsi"/>
+          <w:color w:val="000000"/>
+        </w:rPr>
+        <w:t>ini</w:t>
+      </w:r>
+      <w:proofErr w:type="spellEnd"/>
+      <w:r>
+        <w:rPr>
+          <w:rFonts w:asciiTheme="minorHAnsi" w:hAnsiTheme="minorHAnsi" w:cstheme="minorHAnsi"/>
+          <w:color w:val="000000"/>
+        </w:rPr>
+        <w:t xml:space="preserve"> :</w:t>
+      </w:r>
+      <w:proofErr w:type="gramEnd"/>
     </w:p>
     <w:tbl>
       <w:tblPr>
@@ -2159,7 +2949,23 @@
                 <w:rFonts w:asciiTheme="minorHAnsi" w:hAnsiTheme="minorHAnsi" w:cstheme="minorHAnsi"/>
                 <w:color w:val="000000"/>
               </w:rPr>
-              <w:t>${pbj}</w:t>
+              <w:t>${</w:t>
+            </w:r>
+            <w:proofErr w:type="spellStart"/>
+            <w:r>
+              <w:rPr>
+                <w:rFonts w:asciiTheme="minorHAnsi" w:hAnsiTheme="minorHAnsi" w:cstheme="minorHAnsi"/>
+                <w:color w:val="000000"/>
+              </w:rPr>
+              <w:t>pbj</w:t>
+            </w:r>
+            <w:proofErr w:type="spellEnd"/>
+            <w:r>
+              <w:rPr>
+                <w:rFonts w:asciiTheme="minorHAnsi" w:hAnsiTheme="minorHAnsi" w:cstheme="minorHAnsi"/>
+                <w:color w:val="000000"/>
+              </w:rPr>
+              <w:t>}</w:t>
             </w:r>
           </w:p>
         </w:tc>
@@ -2191,6 +2997,7 @@
                 <w:lang w:val="nl-NL"/>
               </w:rPr>
             </w:pPr>
+            <w:proofErr w:type="spellStart"/>
             <w:r>
               <w:rPr>
                 <w:rFonts w:asciiTheme="minorHAnsi" w:hAnsiTheme="minorHAnsi" w:cstheme="minorHAnsi"/>
@@ -2198,6 +3005,7 @@
               </w:rPr>
               <w:t>Jabatan</w:t>
             </w:r>
+            <w:proofErr w:type="spellEnd"/>
           </w:p>
         </w:tc>
         <w:tc>
@@ -2376,7 +3184,39 @@
                 <w:rFonts w:asciiTheme="minorHAnsi" w:hAnsiTheme="minorHAnsi" w:cstheme="minorHAnsi"/>
                 <w:color w:val="000000"/>
               </w:rPr>
-              <w:t xml:space="preserve">Badan Pusat Statistik Kabupaten Hulu Sungai Tengah, </w:t>
+              <w:t xml:space="preserve">Badan Pusat </w:t>
+            </w:r>
+            <w:proofErr w:type="spellStart"/>
+            <w:r>
+              <w:rPr>
+                <w:rFonts w:asciiTheme="minorHAnsi" w:hAnsiTheme="minorHAnsi" w:cstheme="minorHAnsi"/>
+                <w:color w:val="000000"/>
+              </w:rPr>
+              <w:t>Statistik</w:t>
+            </w:r>
+            <w:proofErr w:type="spellEnd"/>
+            <w:r>
+              <w:rPr>
+                <w:rFonts w:asciiTheme="minorHAnsi" w:hAnsiTheme="minorHAnsi" w:cstheme="minorHAnsi"/>
+                <w:color w:val="000000"/>
+              </w:rPr>
+              <w:t xml:space="preserve"> </w:t>
+            </w:r>
+            <w:proofErr w:type="spellStart"/>
+            <w:r>
+              <w:rPr>
+                <w:rFonts w:asciiTheme="minorHAnsi" w:hAnsiTheme="minorHAnsi" w:cstheme="minorHAnsi"/>
+                <w:color w:val="000000"/>
+              </w:rPr>
+              <w:t>Kabupaten</w:t>
+            </w:r>
+            <w:proofErr w:type="spellEnd"/>
+            <w:r>
+              <w:rPr>
+                <w:rFonts w:asciiTheme="minorHAnsi" w:hAnsiTheme="minorHAnsi" w:cstheme="minorHAnsi"/>
+                <w:color w:val="000000"/>
+              </w:rPr>
+              <w:t xml:space="preserve"> Hulu Sungai Tengah, </w:t>
             </w:r>
           </w:p>
           <w:p>
@@ -2399,7 +3239,55 @@
                 <w:rFonts w:asciiTheme="minorHAnsi" w:hAnsiTheme="minorHAnsi" w:cstheme="minorHAnsi"/>
                 <w:color w:val="000000"/>
               </w:rPr>
-              <w:t>Jl. Keramat Manjang No. 10 Barabai.</w:t>
+              <w:t xml:space="preserve">Jl. </w:t>
+            </w:r>
+            <w:proofErr w:type="spellStart"/>
+            <w:r>
+              <w:rPr>
+                <w:rFonts w:asciiTheme="minorHAnsi" w:hAnsiTheme="minorHAnsi" w:cstheme="minorHAnsi"/>
+                <w:color w:val="000000"/>
+              </w:rPr>
+              <w:t>Keramat</w:t>
+            </w:r>
+            <w:proofErr w:type="spellEnd"/>
+            <w:r>
+              <w:rPr>
+                <w:rFonts w:asciiTheme="minorHAnsi" w:hAnsiTheme="minorHAnsi" w:cstheme="minorHAnsi"/>
+                <w:color w:val="000000"/>
+              </w:rPr>
+              <w:t xml:space="preserve"> </w:t>
+            </w:r>
+            <w:proofErr w:type="spellStart"/>
+            <w:r>
+              <w:rPr>
+                <w:rFonts w:asciiTheme="minorHAnsi" w:hAnsiTheme="minorHAnsi" w:cstheme="minorHAnsi"/>
+                <w:color w:val="000000"/>
+              </w:rPr>
+              <w:t>Manjang</w:t>
+            </w:r>
+            <w:proofErr w:type="spellEnd"/>
+            <w:r>
+              <w:rPr>
+                <w:rFonts w:asciiTheme="minorHAnsi" w:hAnsiTheme="minorHAnsi" w:cstheme="minorHAnsi"/>
+                <w:color w:val="000000"/>
+              </w:rPr>
+              <w:t xml:space="preserve"> No. 10 </w:t>
+            </w:r>
+            <w:proofErr w:type="spellStart"/>
+            <w:r>
+              <w:rPr>
+                <w:rFonts w:asciiTheme="minorHAnsi" w:hAnsiTheme="minorHAnsi" w:cstheme="minorHAnsi"/>
+                <w:color w:val="000000"/>
+              </w:rPr>
+              <w:t>Barabai</w:t>
+            </w:r>
+            <w:proofErr w:type="spellEnd"/>
+            <w:r>
+              <w:rPr>
+                <w:rFonts w:asciiTheme="minorHAnsi" w:hAnsiTheme="minorHAnsi" w:cstheme="minorHAnsi"/>
+                <w:color w:val="000000"/>
+              </w:rPr>
+              <w:t>.</w:t>
             </w:r>
           </w:p>
         </w:tc>
@@ -2475,14 +3363,7 @@
                 <w:rFonts w:asciiTheme="minorHAnsi" w:hAnsiTheme="minorHAnsi" w:cstheme="minorHAnsi"/>
                 <w:color w:val="000000"/>
               </w:rPr>
-              <w:t>Nama</w:t>
-            </w:r>
-            <w:r>
-              <w:rPr>
-                <w:rFonts w:asciiTheme="minorHAnsi" w:hAnsiTheme="minorHAnsi" w:cstheme="minorHAnsi"/>
-                <w:color w:val="000000"/>
-              </w:rPr>
-              <w:t xml:space="preserve"> Perusahaan</w:t>
+              <w:t>Nama Perusahaan</w:t>
             </w:r>
           </w:p>
         </w:tc>
@@ -2544,7 +3425,23 @@
                 <w:rFonts w:asciiTheme="minorHAnsi" w:hAnsiTheme="minorHAnsi" w:cstheme="minorHAnsi"/>
                 <w:color w:val="000000"/>
               </w:rPr>
-              <w:t>${penyedia}</w:t>
+              <w:t>${</w:t>
+            </w:r>
+            <w:proofErr w:type="spellStart"/>
+            <w:r>
+              <w:rPr>
+                <w:rFonts w:asciiTheme="minorHAnsi" w:hAnsiTheme="minorHAnsi" w:cstheme="minorHAnsi"/>
+                <w:color w:val="000000"/>
+              </w:rPr>
+              <w:t>penyedia</w:t>
+            </w:r>
+            <w:proofErr w:type="spellEnd"/>
+            <w:r>
+              <w:rPr>
+                <w:rFonts w:asciiTheme="minorHAnsi" w:hAnsiTheme="minorHAnsi" w:cstheme="minorHAnsi"/>
+                <w:color w:val="000000"/>
+              </w:rPr>
+              <w:t>}</w:t>
             </w:r>
           </w:p>
         </w:tc>
@@ -2643,7 +3540,23 @@
                 <w:rFonts w:asciiTheme="minorHAnsi" w:hAnsiTheme="minorHAnsi" w:cstheme="minorHAnsi"/>
                 <w:color w:val="000000"/>
               </w:rPr>
-              <w:t>${alamat}</w:t>
+              <w:t>${</w:t>
+            </w:r>
+            <w:proofErr w:type="spellStart"/>
+            <w:r>
+              <w:rPr>
+                <w:rFonts w:asciiTheme="minorHAnsi" w:hAnsiTheme="minorHAnsi" w:cstheme="minorHAnsi"/>
+                <w:color w:val="000000"/>
+              </w:rPr>
+              <w:t>alamat</w:t>
+            </w:r>
+            <w:proofErr w:type="spellEnd"/>
+            <w:r>
+              <w:rPr>
+                <w:rFonts w:asciiTheme="minorHAnsi" w:hAnsiTheme="minorHAnsi" w:cstheme="minorHAnsi"/>
+                <w:color w:val="000000"/>
+              </w:rPr>
+              <w:t>}</w:t>
             </w:r>
           </w:p>
         </w:tc>
@@ -2740,12 +3653,53 @@
         </w:rPr>
         <w:t xml:space="preserve">) dan </w:t>
       </w:r>
+      <w:proofErr w:type="spellStart"/>
       <w:r>
         <w:rPr>
           <w:rFonts w:asciiTheme="minorHAnsi" w:hAnsiTheme="minorHAnsi" w:cstheme="minorHAnsi"/>
           <w:color w:val="000000"/>
         </w:rPr>
-        <w:t xml:space="preserve">menyerahkan hasil pekerjaannya </w:t>
+        <w:t>menyerahkan</w:t>
+      </w:r>
+      <w:proofErr w:type="spellEnd"/>
+      <w:r>
+        <w:rPr>
+          <w:rFonts w:asciiTheme="minorHAnsi" w:hAnsiTheme="minorHAnsi" w:cstheme="minorHAnsi"/>
+          <w:color w:val="000000"/>
+        </w:rPr>
+        <w:t xml:space="preserve"> </w:t>
+      </w:r>
+      <w:proofErr w:type="spellStart"/>
+      <w:r>
+        <w:rPr>
+          <w:rFonts w:asciiTheme="minorHAnsi" w:hAnsiTheme="minorHAnsi" w:cstheme="minorHAnsi"/>
+          <w:color w:val="000000"/>
+        </w:rPr>
+        <w:t>hasil</w:t>
+      </w:r>
+      <w:proofErr w:type="spellEnd"/>
+      <w:r>
+        <w:rPr>
+          <w:rFonts w:asciiTheme="minorHAnsi" w:hAnsiTheme="minorHAnsi" w:cstheme="minorHAnsi"/>
+          <w:color w:val="000000"/>
+        </w:rPr>
+        <w:t xml:space="preserve"> </w:t>
+      </w:r>
+      <w:proofErr w:type="spellStart"/>
+      <w:r>
+        <w:rPr>
+          <w:rFonts w:asciiTheme="minorHAnsi" w:hAnsiTheme="minorHAnsi" w:cstheme="minorHAnsi"/>
+          <w:color w:val="000000"/>
+        </w:rPr>
+        <w:t>pekerjaannya</w:t>
+      </w:r>
+      <w:proofErr w:type="spellEnd"/>
+      <w:r>
+        <w:rPr>
+          <w:rFonts w:asciiTheme="minorHAnsi" w:hAnsiTheme="minorHAnsi" w:cstheme="minorHAnsi"/>
+          <w:color w:val="000000"/>
+        </w:rPr>
+        <w:t xml:space="preserve"> </w:t>
       </w:r>
       <w:r>
         <w:rPr>
@@ -2793,6 +3747,7 @@
           <w:lang w:val="nl-NL"/>
         </w:rPr>
       </w:pPr>
+      <w:proofErr w:type="spellStart"/>
       <w:r>
         <w:rPr>
           <w:rFonts w:asciiTheme="minorHAnsi" w:hAnsiTheme="minorHAnsi" w:cstheme="minorHAnsi"/>
@@ -2800,8 +3755,49 @@
           <w:color w:val="000000"/>
           <w:u w:val="single"/>
         </w:rPr>
-        <w:t>Rincian Spesifikasi dan Pembiayaan</w:t>
-      </w:r>
+        <w:t>Rincian</w:t>
+      </w:r>
+      <w:proofErr w:type="spellEnd"/>
+      <w:r>
+        <w:rPr>
+          <w:rFonts w:asciiTheme="minorHAnsi" w:hAnsiTheme="minorHAnsi" w:cstheme="minorHAnsi"/>
+          <w:b/>
+          <w:color w:val="000000"/>
+          <w:u w:val="single"/>
+        </w:rPr>
+        <w:t xml:space="preserve"> </w:t>
+      </w:r>
+      <w:proofErr w:type="spellStart"/>
+      <w:r>
+        <w:rPr>
+          <w:rFonts w:asciiTheme="minorHAnsi" w:hAnsiTheme="minorHAnsi" w:cstheme="minorHAnsi"/>
+          <w:b/>
+          <w:color w:val="000000"/>
+          <w:u w:val="single"/>
+        </w:rPr>
+        <w:t>Spesifikasi</w:t>
+      </w:r>
+      <w:proofErr w:type="spellEnd"/>
+      <w:r>
+        <w:rPr>
+          <w:rFonts w:asciiTheme="minorHAnsi" w:hAnsiTheme="minorHAnsi" w:cstheme="minorHAnsi"/>
+          <w:b/>
+          <w:color w:val="000000"/>
+          <w:u w:val="single"/>
+        </w:rPr>
+        <w:t xml:space="preserve"> dan </w:t>
+      </w:r>
+      <w:proofErr w:type="spellStart"/>
+      <w:r>
+        <w:rPr>
+          <w:rFonts w:asciiTheme="minorHAnsi" w:hAnsiTheme="minorHAnsi" w:cstheme="minorHAnsi"/>
+          <w:b/>
+          <w:color w:val="000000"/>
+          <w:u w:val="single"/>
+        </w:rPr>
+        <w:t>Pembiayaan</w:t>
+      </w:r>
+      <w:proofErr w:type="spellEnd"/>
       <w:r>
         <w:rPr>
           <w:rFonts w:asciiTheme="minorHAnsi" w:hAnsiTheme="minorHAnsi" w:cstheme="minorHAnsi"/>
@@ -3019,7 +4015,21 @@
               <w:rPr>
                 <w:rFonts w:asciiTheme="minorHAnsi" w:hAnsiTheme="minorHAnsi" w:cstheme="minorHAnsi"/>
               </w:rPr>
-              <w:t>SP DIPA-054.01.2.428522/2022 tanggal 17 November 2021</w:t>
+              <w:t xml:space="preserve">SP DIPA-054.01.2.428522/2022 </w:t>
+            </w:r>
+            <w:proofErr w:type="spellStart"/>
+            <w:r>
+              <w:rPr>
+                <w:rFonts w:asciiTheme="minorHAnsi" w:hAnsiTheme="minorHAnsi" w:cstheme="minorHAnsi"/>
+              </w:rPr>
+              <w:t>tanggal</w:t>
+            </w:r>
+            <w:proofErr w:type="spellEnd"/>
+            <w:r>
+              <w:rPr>
+                <w:rFonts w:asciiTheme="minorHAnsi" w:hAnsiTheme="minorHAnsi" w:cstheme="minorHAnsi"/>
+              </w:rPr>
+              <w:t xml:space="preserve"> 17 November 2021</w:t>
             </w:r>
           </w:p>
         </w:tc>
@@ -3190,12 +4200,14 @@
                 <w:lang w:val="nl-NL"/>
               </w:rPr>
             </w:pPr>
+            <w:proofErr w:type="spellStart"/>
             <w:r>
               <w:rPr>
                 <w:rFonts w:asciiTheme="minorHAnsi" w:hAnsiTheme="minorHAnsi" w:cstheme="minorHAnsi"/>
               </w:rPr>
               <w:t>Kegiatan</w:t>
             </w:r>
+            <w:proofErr w:type="spellEnd"/>
           </w:p>
         </w:tc>
         <w:tc>
@@ -3248,7 +4260,21 @@
               <w:rPr>
                 <w:rFonts w:asciiTheme="minorHAnsi" w:hAnsiTheme="minorHAnsi" w:cstheme="minorHAnsi"/>
               </w:rPr>
-              <w:t>${kegiatan}</w:t>
+              <w:t>${</w:t>
+            </w:r>
+            <w:proofErr w:type="spellStart"/>
+            <w:r>
+              <w:rPr>
+                <w:rFonts w:asciiTheme="minorHAnsi" w:hAnsiTheme="minorHAnsi" w:cstheme="minorHAnsi"/>
+              </w:rPr>
+              <w:t>kegiatan</w:t>
+            </w:r>
+            <w:proofErr w:type="spellEnd"/>
+            <w:r>
+              <w:rPr>
+                <w:rFonts w:asciiTheme="minorHAnsi" w:hAnsiTheme="minorHAnsi" w:cstheme="minorHAnsi"/>
+              </w:rPr>
+              <w:t>}</w:t>
             </w:r>
           </w:p>
         </w:tc>
@@ -3304,11 +4330,33 @@
                 <w:lang w:val="nl-NL"/>
               </w:rPr>
             </w:pPr>
-            <w:r>
-              <w:rPr>
-                <w:rFonts w:asciiTheme="minorHAnsi" w:hAnsiTheme="minorHAnsi" w:cstheme="minorHAnsi"/>
-              </w:rPr>
-              <w:t>Klasifikasi Rincian Output</w:t>
+            <w:proofErr w:type="spellStart"/>
+            <w:r>
+              <w:rPr>
+                <w:rFonts w:asciiTheme="minorHAnsi" w:hAnsiTheme="minorHAnsi" w:cstheme="minorHAnsi"/>
+              </w:rPr>
+              <w:t>Klasifikasi</w:t>
+            </w:r>
+            <w:proofErr w:type="spellEnd"/>
+            <w:r>
+              <w:rPr>
+                <w:rFonts w:asciiTheme="minorHAnsi" w:hAnsiTheme="minorHAnsi" w:cstheme="minorHAnsi"/>
+              </w:rPr>
+              <w:t xml:space="preserve"> </w:t>
+            </w:r>
+            <w:proofErr w:type="spellStart"/>
+            <w:r>
+              <w:rPr>
+                <w:rFonts w:asciiTheme="minorHAnsi" w:hAnsiTheme="minorHAnsi" w:cstheme="minorHAnsi"/>
+              </w:rPr>
+              <w:t>Rincian</w:t>
+            </w:r>
+            <w:proofErr w:type="spellEnd"/>
+            <w:r>
+              <w:rPr>
+                <w:rFonts w:asciiTheme="minorHAnsi" w:hAnsiTheme="minorHAnsi" w:cstheme="minorHAnsi"/>
+              </w:rPr>
+              <w:t xml:space="preserve"> Output</w:t>
             </w:r>
           </w:p>
         </w:tc>
@@ -3363,7 +4411,21 @@
               <w:rPr>
                 <w:rFonts w:asciiTheme="minorHAnsi" w:hAnsiTheme="minorHAnsi" w:cstheme="minorHAnsi"/>
               </w:rPr>
-              <w:t>${kro}</w:t>
+              <w:t>${</w:t>
+            </w:r>
+            <w:proofErr w:type="spellStart"/>
+            <w:r>
+              <w:rPr>
+                <w:rFonts w:asciiTheme="minorHAnsi" w:hAnsiTheme="minorHAnsi" w:cstheme="minorHAnsi"/>
+              </w:rPr>
+              <w:t>kro</w:t>
+            </w:r>
+            <w:proofErr w:type="spellEnd"/>
+            <w:r>
+              <w:rPr>
+                <w:rFonts w:asciiTheme="minorHAnsi" w:hAnsiTheme="minorHAnsi" w:cstheme="minorHAnsi"/>
+              </w:rPr>
+              <w:t>}</w:t>
             </w:r>
           </w:p>
         </w:tc>
@@ -3419,11 +4481,19 @@
                 <w:lang w:val="nl-NL"/>
               </w:rPr>
             </w:pPr>
-            <w:r>
-              <w:rPr>
-                <w:rFonts w:asciiTheme="minorHAnsi" w:hAnsiTheme="minorHAnsi" w:cstheme="minorHAnsi"/>
-              </w:rPr>
-              <w:t>Rincian Output</w:t>
+            <w:proofErr w:type="spellStart"/>
+            <w:r>
+              <w:rPr>
+                <w:rFonts w:asciiTheme="minorHAnsi" w:hAnsiTheme="minorHAnsi" w:cstheme="minorHAnsi"/>
+              </w:rPr>
+              <w:t>Rincian</w:t>
+            </w:r>
+            <w:proofErr w:type="spellEnd"/>
+            <w:r>
+              <w:rPr>
+                <w:rFonts w:asciiTheme="minorHAnsi" w:hAnsiTheme="minorHAnsi" w:cstheme="minorHAnsi"/>
+              </w:rPr>
+              <w:t xml:space="preserve"> Output</w:t>
             </w:r>
           </w:p>
         </w:tc>
@@ -3477,7 +4547,21 @@
               <w:rPr>
                 <w:rFonts w:asciiTheme="minorHAnsi" w:hAnsiTheme="minorHAnsi" w:cstheme="minorHAnsi"/>
               </w:rPr>
-              <w:t>${ro}</w:t>
+              <w:t>${</w:t>
+            </w:r>
+            <w:proofErr w:type="spellStart"/>
+            <w:r>
+              <w:rPr>
+                <w:rFonts w:asciiTheme="minorHAnsi" w:hAnsiTheme="minorHAnsi" w:cstheme="minorHAnsi"/>
+              </w:rPr>
+              <w:t>ro</w:t>
+            </w:r>
+            <w:proofErr w:type="spellEnd"/>
+            <w:r>
+              <w:rPr>
+                <w:rFonts w:asciiTheme="minorHAnsi" w:hAnsiTheme="minorHAnsi" w:cstheme="minorHAnsi"/>
+              </w:rPr>
+              <w:t>}</w:t>
             </w:r>
           </w:p>
         </w:tc>
@@ -3532,12 +4616,14 @@
                 <w:rFonts w:asciiTheme="minorHAnsi" w:hAnsiTheme="minorHAnsi" w:cstheme="minorHAnsi"/>
               </w:rPr>
             </w:pPr>
+            <w:proofErr w:type="spellStart"/>
             <w:r>
               <w:rPr>
                 <w:rFonts w:asciiTheme="minorHAnsi" w:hAnsiTheme="minorHAnsi" w:cstheme="minorHAnsi"/>
               </w:rPr>
               <w:t>Komponen</w:t>
             </w:r>
+            <w:proofErr w:type="spellEnd"/>
           </w:p>
         </w:tc>
         <w:tc>
@@ -3590,7 +4676,21 @@
               <w:rPr>
                 <w:rFonts w:asciiTheme="minorHAnsi" w:hAnsiTheme="minorHAnsi" w:cstheme="minorHAnsi"/>
               </w:rPr>
-              <w:t>${komponen}</w:t>
+              <w:t>${</w:t>
+            </w:r>
+            <w:proofErr w:type="spellStart"/>
+            <w:r>
+              <w:rPr>
+                <w:rFonts w:asciiTheme="minorHAnsi" w:hAnsiTheme="minorHAnsi" w:cstheme="minorHAnsi"/>
+              </w:rPr>
+              <w:t>komponen</w:t>
+            </w:r>
+            <w:proofErr w:type="spellEnd"/>
+            <w:r>
+              <w:rPr>
+                <w:rFonts w:asciiTheme="minorHAnsi" w:hAnsiTheme="minorHAnsi" w:cstheme="minorHAnsi"/>
+              </w:rPr>
+              <w:t>}</w:t>
             </w:r>
           </w:p>
         </w:tc>
@@ -3650,8 +4750,16 @@
               <w:rPr>
                 <w:rFonts w:asciiTheme="minorHAnsi" w:hAnsiTheme="minorHAnsi" w:cstheme="minorHAnsi"/>
               </w:rPr>
-              <w:t>Sub Komponen</w:t>
-            </w:r>
+              <w:t xml:space="preserve">Sub </w:t>
+            </w:r>
+            <w:proofErr w:type="spellStart"/>
+            <w:r>
+              <w:rPr>
+                <w:rFonts w:asciiTheme="minorHAnsi" w:hAnsiTheme="minorHAnsi" w:cstheme="minorHAnsi"/>
+              </w:rPr>
+              <w:t>Komponen</w:t>
+            </w:r>
+            <w:proofErr w:type="spellEnd"/>
           </w:p>
         </w:tc>
         <w:tc>
@@ -3696,7 +4804,7 @@
             </w:pPr>
             <w:r>
               <w:rPr>
-                <w:rFonts w:ascii="Calibri" w:hAnsi="Calibri" w:cs="Calibri"/>
+                <w:rFonts w:asciiTheme="minorHAnsi" w:hAnsiTheme="minorHAnsi" w:cstheme="minorHAnsi"/>
                 <w:color w:val="000000"/>
               </w:rPr>
               <w:t>${sub}</w:t>
@@ -3754,12 +4862,14 @@
                 <w:rFonts w:asciiTheme="minorHAnsi" w:hAnsiTheme="minorHAnsi" w:cstheme="minorHAnsi"/>
               </w:rPr>
             </w:pPr>
+            <w:proofErr w:type="spellStart"/>
             <w:r>
               <w:rPr>
                 <w:rFonts w:asciiTheme="minorHAnsi" w:hAnsiTheme="minorHAnsi" w:cstheme="minorHAnsi"/>
               </w:rPr>
               <w:t>Akun</w:t>
             </w:r>
+            <w:proofErr w:type="spellEnd"/>
           </w:p>
         </w:tc>
         <w:tc>
@@ -3813,7 +4923,21 @@
               <w:rPr>
                 <w:rFonts w:asciiTheme="minorHAnsi" w:hAnsiTheme="minorHAnsi" w:cstheme="minorHAnsi"/>
               </w:rPr>
-              <w:t>${akun}</w:t>
+              <w:t>${</w:t>
+            </w:r>
+            <w:proofErr w:type="spellStart"/>
+            <w:r>
+              <w:rPr>
+                <w:rFonts w:asciiTheme="minorHAnsi" w:hAnsiTheme="minorHAnsi" w:cstheme="minorHAnsi"/>
+              </w:rPr>
+              <w:t>akun</w:t>
+            </w:r>
+            <w:proofErr w:type="spellEnd"/>
+            <w:r>
+              <w:rPr>
+                <w:rFonts w:asciiTheme="minorHAnsi" w:hAnsiTheme="minorHAnsi" w:cstheme="minorHAnsi"/>
+              </w:rPr>
+              <w:t>}</w:t>
             </w:r>
           </w:p>
         </w:tc>
@@ -4085,12 +5209,181 @@
           <w:lang w:val="nl-NL"/>
         </w:rPr>
       </w:pPr>
+      <w:proofErr w:type="spellStart"/>
       <w:r>
         <w:rPr>
           <w:rFonts w:asciiTheme="minorHAnsi" w:hAnsiTheme="minorHAnsi" w:cstheme="minorHAnsi"/>
           <w:color w:val="000000"/>
         </w:rPr>
-        <w:t xml:space="preserve">Apabila batas waktu yang telah ditetapkan dilampaui, maka Saudara dikenakan denda sebesar 1 </w:t>
+        <w:t>Apabila</w:t>
+      </w:r>
+      <w:proofErr w:type="spellEnd"/>
+      <w:r>
+        <w:rPr>
+          <w:rFonts w:asciiTheme="minorHAnsi" w:hAnsiTheme="minorHAnsi" w:cstheme="minorHAnsi"/>
+          <w:color w:val="000000"/>
+        </w:rPr>
+        <w:t xml:space="preserve"> </w:t>
+      </w:r>
+      <w:proofErr w:type="spellStart"/>
+      <w:r>
+        <w:rPr>
+          <w:rFonts w:asciiTheme="minorHAnsi" w:hAnsiTheme="minorHAnsi" w:cstheme="minorHAnsi"/>
+          <w:color w:val="000000"/>
+        </w:rPr>
+        <w:t>batas</w:t>
+      </w:r>
+      <w:proofErr w:type="spellEnd"/>
+      <w:r>
+        <w:rPr>
+          <w:rFonts w:asciiTheme="minorHAnsi" w:hAnsiTheme="minorHAnsi" w:cstheme="minorHAnsi"/>
+          <w:color w:val="000000"/>
+        </w:rPr>
+        <w:t xml:space="preserve"> </w:t>
+      </w:r>
+      <w:proofErr w:type="spellStart"/>
+      <w:r>
+        <w:rPr>
+          <w:rFonts w:asciiTheme="minorHAnsi" w:hAnsiTheme="minorHAnsi" w:cstheme="minorHAnsi"/>
+          <w:color w:val="000000"/>
+        </w:rPr>
+        <w:t>waktu</w:t>
+      </w:r>
+      <w:proofErr w:type="spellEnd"/>
+      <w:r>
+        <w:rPr>
+          <w:rFonts w:asciiTheme="minorHAnsi" w:hAnsiTheme="minorHAnsi" w:cstheme="minorHAnsi"/>
+          <w:color w:val="000000"/>
+        </w:rPr>
+        <w:t xml:space="preserve"> yang </w:t>
+      </w:r>
+      <w:proofErr w:type="spellStart"/>
+      <w:r>
+        <w:rPr>
+          <w:rFonts w:asciiTheme="minorHAnsi" w:hAnsiTheme="minorHAnsi" w:cstheme="minorHAnsi"/>
+          <w:color w:val="000000"/>
+        </w:rPr>
+        <w:t>telah</w:t>
+      </w:r>
+      <w:proofErr w:type="spellEnd"/>
+      <w:r>
+        <w:rPr>
+          <w:rFonts w:asciiTheme="minorHAnsi" w:hAnsiTheme="minorHAnsi" w:cstheme="minorHAnsi"/>
+          <w:color w:val="000000"/>
+        </w:rPr>
+        <w:t xml:space="preserve"> </w:t>
+      </w:r>
+      <w:proofErr w:type="spellStart"/>
+      <w:r>
+        <w:rPr>
+          <w:rFonts w:asciiTheme="minorHAnsi" w:hAnsiTheme="minorHAnsi" w:cstheme="minorHAnsi"/>
+          <w:color w:val="000000"/>
+        </w:rPr>
+        <w:t>ditetapkan</w:t>
+      </w:r>
+      <w:proofErr w:type="spellEnd"/>
+      <w:r>
+        <w:rPr>
+          <w:rFonts w:asciiTheme="minorHAnsi" w:hAnsiTheme="minorHAnsi" w:cstheme="minorHAnsi"/>
+          <w:color w:val="000000"/>
+        </w:rPr>
+        <w:t xml:space="preserve"> </w:t>
+      </w:r>
+      <w:proofErr w:type="spellStart"/>
+      <w:r>
+        <w:rPr>
+          <w:rFonts w:asciiTheme="minorHAnsi" w:hAnsiTheme="minorHAnsi" w:cstheme="minorHAnsi"/>
+          <w:color w:val="000000"/>
+        </w:rPr>
+        <w:t>dilampaui</w:t>
+      </w:r>
+      <w:proofErr w:type="spellEnd"/>
+      <w:r>
+        <w:rPr>
+          <w:rFonts w:asciiTheme="minorHAnsi" w:hAnsiTheme="minorHAnsi" w:cstheme="minorHAnsi"/>
+          <w:color w:val="000000"/>
+        </w:rPr>
+        <w:t xml:space="preserve">, </w:t>
+      </w:r>
+      <w:proofErr w:type="spellStart"/>
+      <w:r>
+        <w:rPr>
+          <w:rFonts w:asciiTheme="minorHAnsi" w:hAnsiTheme="minorHAnsi" w:cstheme="minorHAnsi"/>
+          <w:color w:val="000000"/>
+        </w:rPr>
+        <w:t>maka</w:t>
+      </w:r>
+      <w:proofErr w:type="spellEnd"/>
+      <w:r>
+        <w:rPr>
+          <w:rFonts w:asciiTheme="minorHAnsi" w:hAnsiTheme="minorHAnsi" w:cstheme="minorHAnsi"/>
+          <w:color w:val="000000"/>
+        </w:rPr>
+        <w:t xml:space="preserve"> </w:t>
+      </w:r>
+      <w:proofErr w:type="spellStart"/>
+      <w:r>
+        <w:rPr>
+          <w:rFonts w:asciiTheme="minorHAnsi" w:hAnsiTheme="minorHAnsi" w:cstheme="minorHAnsi"/>
+          <w:color w:val="000000"/>
+        </w:rPr>
+        <w:t>Saudara</w:t>
+      </w:r>
+      <w:proofErr w:type="spellEnd"/>
+      <w:r>
+        <w:rPr>
+          <w:rFonts w:asciiTheme="minorHAnsi" w:hAnsiTheme="minorHAnsi" w:cstheme="minorHAnsi"/>
+          <w:color w:val="000000"/>
+        </w:rPr>
+        <w:t xml:space="preserve"> </w:t>
+      </w:r>
+      <w:proofErr w:type="spellStart"/>
+      <w:r>
+        <w:rPr>
+          <w:rFonts w:asciiTheme="minorHAnsi" w:hAnsiTheme="minorHAnsi" w:cstheme="minorHAnsi"/>
+          <w:color w:val="000000"/>
+        </w:rPr>
+        <w:t>dikenakan</w:t>
+      </w:r>
+      <w:proofErr w:type="spellEnd"/>
+      <w:r>
+        <w:rPr>
+          <w:rFonts w:asciiTheme="minorHAnsi" w:hAnsiTheme="minorHAnsi" w:cstheme="minorHAnsi"/>
+          <w:color w:val="000000"/>
+        </w:rPr>
+        <w:t xml:space="preserve"> </w:t>
+      </w:r>
+      <w:proofErr w:type="spellStart"/>
+      <w:r>
+        <w:rPr>
+          <w:rFonts w:asciiTheme="minorHAnsi" w:hAnsiTheme="minorHAnsi" w:cstheme="minorHAnsi"/>
+          <w:color w:val="000000"/>
+        </w:rPr>
+        <w:t>denda</w:t>
+      </w:r>
+      <w:proofErr w:type="spellEnd"/>
+      <w:r>
+        <w:rPr>
+          <w:rFonts w:asciiTheme="minorHAnsi" w:hAnsiTheme="minorHAnsi" w:cstheme="minorHAnsi"/>
+          <w:color w:val="000000"/>
+        </w:rPr>
+        <w:t xml:space="preserve"> </w:t>
+      </w:r>
+      <w:proofErr w:type="spellStart"/>
+      <w:r>
+        <w:rPr>
+          <w:rFonts w:asciiTheme="minorHAnsi" w:hAnsiTheme="minorHAnsi" w:cstheme="minorHAnsi"/>
+          <w:color w:val="000000"/>
+        </w:rPr>
+        <w:t>sebesar</w:t>
+      </w:r>
+      <w:proofErr w:type="spellEnd"/>
+      <w:r>
+        <w:rPr>
+          <w:rFonts w:asciiTheme="minorHAnsi" w:hAnsiTheme="minorHAnsi" w:cstheme="minorHAnsi"/>
+          <w:color w:val="000000"/>
+        </w:rPr>
+        <w:t xml:space="preserve"> 1 </w:t>
       </w:r>
       <w:r>
         <w:rPr>
@@ -4126,7 +5419,119 @@
         <w:rPr>
           <w:rFonts w:asciiTheme="minorHAnsi" w:hAnsiTheme="minorHAnsi" w:cstheme="minorHAnsi"/>
         </w:rPr>
-        <w:t xml:space="preserve"> untuk setiap hari keterlambatan dari seluruh nilai pekerjaan.</w:t>
+        <w:t xml:space="preserve"> </w:t>
+      </w:r>
+      <w:proofErr w:type="spellStart"/>
+      <w:r>
+        <w:rPr>
+          <w:rFonts w:asciiTheme="minorHAnsi" w:hAnsiTheme="minorHAnsi" w:cstheme="minorHAnsi"/>
+        </w:rPr>
+        <w:t>untuk</w:t>
+      </w:r>
+      <w:proofErr w:type="spellEnd"/>
+      <w:r>
+        <w:rPr>
+          <w:rFonts w:asciiTheme="minorHAnsi" w:hAnsiTheme="minorHAnsi" w:cstheme="minorHAnsi"/>
+        </w:rPr>
+        <w:t xml:space="preserve"> </w:t>
+      </w:r>
+      <w:proofErr w:type="spellStart"/>
+      <w:r>
+        <w:rPr>
+          <w:rFonts w:asciiTheme="minorHAnsi" w:hAnsiTheme="minorHAnsi" w:cstheme="minorHAnsi"/>
+        </w:rPr>
+        <w:t>setiap</w:t>
+      </w:r>
+      <w:proofErr w:type="spellEnd"/>
+      <w:r>
+        <w:rPr>
+          <w:rFonts w:asciiTheme="minorHAnsi" w:hAnsiTheme="minorHAnsi" w:cstheme="minorHAnsi"/>
+        </w:rPr>
+        <w:t xml:space="preserve"> </w:t>
+      </w:r>
+      <w:proofErr w:type="spellStart"/>
+      <w:r>
+        <w:rPr>
+          <w:rFonts w:asciiTheme="minorHAnsi" w:hAnsiTheme="minorHAnsi" w:cstheme="minorHAnsi"/>
+        </w:rPr>
+        <w:t>hari</w:t>
+      </w:r>
+      <w:proofErr w:type="spellEnd"/>
+      <w:r>
+        <w:rPr>
+          <w:rFonts w:asciiTheme="minorHAnsi" w:hAnsiTheme="minorHAnsi" w:cstheme="minorHAnsi"/>
+        </w:rPr>
+        <w:t xml:space="preserve"> </w:t>
+      </w:r>
+      <w:proofErr w:type="spellStart"/>
+      <w:r>
+        <w:rPr>
+          <w:rFonts w:asciiTheme="minorHAnsi" w:hAnsiTheme="minorHAnsi" w:cstheme="minorHAnsi"/>
+        </w:rPr>
+        <w:t>keterlambatan</w:t>
+      </w:r>
+      <w:proofErr w:type="spellEnd"/>
+      <w:r>
+        <w:rPr>
+          <w:rFonts w:asciiTheme="minorHAnsi" w:hAnsiTheme="minorHAnsi" w:cstheme="minorHAnsi"/>
+        </w:rPr>
+        <w:t xml:space="preserve"> </w:t>
+      </w:r>
+      <w:proofErr w:type="spellStart"/>
+      <w:r>
+        <w:rPr>
+          <w:rFonts w:asciiTheme="minorHAnsi" w:hAnsiTheme="minorHAnsi" w:cstheme="minorHAnsi"/>
+        </w:rPr>
+        <w:t>dari</w:t>
+      </w:r>
+      <w:proofErr w:type="spellEnd"/>
+      <w:r>
+        <w:rPr>
+          <w:rFonts w:asciiTheme="minorHAnsi" w:hAnsiTheme="minorHAnsi" w:cstheme="minorHAnsi"/>
+        </w:rPr>
+        <w:t xml:space="preserve"> </w:t>
+      </w:r>
+      <w:proofErr w:type="spellStart"/>
+      <w:r>
+        <w:rPr>
+          <w:rFonts w:asciiTheme="minorHAnsi" w:hAnsiTheme="minorHAnsi" w:cstheme="minorHAnsi"/>
+        </w:rPr>
+        <w:t>seluruh</w:t>
+      </w:r>
+      <w:proofErr w:type="spellEnd"/>
+      <w:r>
+        <w:rPr>
+          <w:rFonts w:asciiTheme="minorHAnsi" w:hAnsiTheme="minorHAnsi" w:cstheme="minorHAnsi"/>
+        </w:rPr>
+        <w:t xml:space="preserve"> </w:t>
+      </w:r>
+      <w:proofErr w:type="spellStart"/>
+      <w:r>
+        <w:rPr>
+          <w:rFonts w:asciiTheme="minorHAnsi" w:hAnsiTheme="minorHAnsi" w:cstheme="minorHAnsi"/>
+        </w:rPr>
+        <w:t>nilai</w:t>
+      </w:r>
+      <w:proofErr w:type="spellEnd"/>
+      <w:r>
+        <w:rPr>
+          <w:rFonts w:asciiTheme="minorHAnsi" w:hAnsiTheme="minorHAnsi" w:cstheme="minorHAnsi"/>
+        </w:rPr>
+        <w:t xml:space="preserve"> </w:t>
+      </w:r>
+      <w:proofErr w:type="spellStart"/>
+      <w:r>
+        <w:rPr>
+          <w:rFonts w:asciiTheme="minorHAnsi" w:hAnsiTheme="minorHAnsi" w:cstheme="minorHAnsi"/>
+        </w:rPr>
+        <w:t>pekerjaan</w:t>
+      </w:r>
+      <w:proofErr w:type="spellEnd"/>
+      <w:r>
+        <w:rPr>
+          <w:rFonts w:asciiTheme="minorHAnsi" w:hAnsiTheme="minorHAnsi" w:cstheme="minorHAnsi"/>
+        </w:rPr>
+        <w:t>.</w:t>
       </w:r>
     </w:p>
     <w:p>
@@ -4185,22 +5590,77 @@
               <w:jc w:val="center"/>
               <w:rPr>
                 <w:rFonts w:asciiTheme="minorHAnsi" w:hAnsiTheme="minorHAnsi" w:cstheme="minorHAnsi"/>
-                <w:b/>
-                <w:bCs/>
-                <w:i w:val="0"/>
-                <w:iCs w:val="0"/>
-                <w:lang w:val="es-ES"/>
-              </w:rPr>
-            </w:pPr>
-            <w:r>
-              <w:rPr>
-                <w:rFonts w:asciiTheme="minorHAnsi" w:hAnsiTheme="minorHAnsi" w:cstheme="minorHAnsi"/>
                 <w:i w:val="0"/>
                 <w:iCs w:val="0"/>
                 <w:color w:val="auto"/>
                 <w:lang w:val="es-ES"/>
               </w:rPr>
-              <w:t>Setuju Melaksanakan</w:t>
+            </w:pPr>
+            <w:proofErr w:type="spellStart"/>
+            <w:r>
+              <w:rPr>
+                <w:rFonts w:asciiTheme="minorHAnsi" w:hAnsiTheme="minorHAnsi" w:cstheme="minorHAnsi"/>
+                <w:i w:val="0"/>
+                <w:iCs w:val="0"/>
+                <w:color w:val="auto"/>
+                <w:lang w:val="es-ES"/>
+              </w:rPr>
+              <w:t>Setuju</w:t>
+            </w:r>
+            <w:proofErr w:type="spellEnd"/>
+            <w:r>
+              <w:rPr>
+                <w:rFonts w:asciiTheme="minorHAnsi" w:hAnsiTheme="minorHAnsi" w:cstheme="minorHAnsi"/>
+                <w:i w:val="0"/>
+                <w:iCs w:val="0"/>
+                <w:color w:val="auto"/>
+                <w:lang w:val="es-ES"/>
+              </w:rPr>
+              <w:t xml:space="preserve"> </w:t>
+            </w:r>
+            <w:proofErr w:type="spellStart"/>
+            <w:r>
+              <w:rPr>
+                <w:rFonts w:asciiTheme="minorHAnsi" w:hAnsiTheme="minorHAnsi" w:cstheme="minorHAnsi"/>
+                <w:i w:val="0"/>
+                <w:iCs w:val="0"/>
+                <w:color w:val="auto"/>
+                <w:lang w:val="es-ES"/>
+              </w:rPr>
+              <w:t>Melaksanakan</w:t>
+            </w:r>
+            <w:proofErr w:type="spellEnd"/>
+          </w:p>
+          <w:p>
+            <w:pPr>
+              <w:jc w:val="center"/>
+              <w:rPr>
+                <w:rFonts w:asciiTheme="minorHAnsi" w:hAnsiTheme="minorHAnsi" w:cstheme="minorHAnsi"/>
+                <w:lang w:val="es-ES"/>
+              </w:rPr>
+            </w:pPr>
+            <w:r>
+              <w:rPr>
+                <w:rFonts w:asciiTheme="minorHAnsi" w:hAnsiTheme="minorHAnsi" w:cstheme="minorHAnsi"/>
+                <w:lang w:val="es-ES"/>
+              </w:rPr>
+              <w:t>${</w:t>
+            </w:r>
+            <w:proofErr w:type="spellStart"/>
+            <w:r>
+              <w:rPr>
+                <w:rFonts w:asciiTheme="minorHAnsi" w:hAnsiTheme="minorHAnsi" w:cstheme="minorHAnsi"/>
+                <w:lang w:val="es-ES"/>
+              </w:rPr>
+              <w:t>penyedia</w:t>
+            </w:r>
+            <w:proofErr w:type="spellEnd"/>
+            <w:r>
+              <w:rPr>
+                <w:rFonts w:asciiTheme="minorHAnsi" w:hAnsiTheme="minorHAnsi" w:cstheme="minorHAnsi"/>
+                <w:lang w:val="es-ES"/>
+              </w:rPr>
+              <w:t>}</w:t>
             </w:r>
           </w:p>
           <w:p>
@@ -4297,7 +5757,27 @@
                 <w:u w:val="single"/>
                 <w:lang w:val="sv-SE"/>
               </w:rPr>
-              <w:t>${penyedia}</w:t>
+              <w:t>${pen</w:t>
+            </w:r>
+            <w:r>
+              <w:rPr>
+                <w:rFonts w:asciiTheme="minorHAnsi" w:hAnsiTheme="minorHAnsi" w:cstheme="minorHAnsi"/>
+                <w:b/>
+                <w:bCs/>
+                <w:u w:val="single"/>
+                <w:lang w:val="sv-SE"/>
+              </w:rPr>
+              <w:t>andatangan</w:t>
+            </w:r>
+            <w:r>
+              <w:rPr>
+                <w:rFonts w:asciiTheme="minorHAnsi" w:hAnsiTheme="minorHAnsi" w:cstheme="minorHAnsi"/>
+                <w:b/>
+                <w:bCs/>
+                <w:u w:val="single"/>
+                <w:lang w:val="sv-SE"/>
+              </w:rPr>
+              <w:t>}</w:t>
             </w:r>
           </w:p>
           <w:p>
@@ -4379,6 +5859,9 @@
               <w:t>,</w:t>
             </w:r>
             <w:r>
+              <w:rPr>
+                <w:rFonts w:asciiTheme="minorHAnsi" w:hAnsiTheme="minorHAnsi" w:cstheme="minorHAnsi"/>
+              </w:rPr>
               <w:t xml:space="preserve"> </w:t>
             </w:r>
             <w:r>
@@ -4502,6 +5985,9 @@
               <w:t xml:space="preserve">NIP. </w:t>
             </w:r>
             <w:r>
+              <w:rPr>
+                <w:rFonts w:asciiTheme="minorHAnsi" w:hAnsiTheme="minorHAnsi" w:cstheme="minorHAnsi"/>
+              </w:rPr>
               <w:t xml:space="preserve"> </w:t>
             </w:r>
             <w:r>
@@ -4691,12 +6177,14 @@
                 <w:rFonts w:asciiTheme="minorHAnsi" w:eastAsia="Times New Roman" w:hAnsiTheme="minorHAnsi" w:cstheme="minorHAnsi"/>
               </w:rPr>
             </w:pPr>
+            <w:proofErr w:type="spellStart"/>
             <w:r>
               <w:rPr>
                 <w:rFonts w:asciiTheme="minorHAnsi" w:eastAsia="Times New Roman" w:hAnsiTheme="minorHAnsi" w:cstheme="minorHAnsi"/>
               </w:rPr>
               <w:t>Nomor</w:t>
             </w:r>
+            <w:proofErr w:type="spellEnd"/>
           </w:p>
         </w:tc>
         <w:tc>
@@ -4728,13 +6216,30 @@
               <w:t>:</w:t>
             </w:r>
             <w:r>
+              <w:rPr>
+                <w:rFonts w:asciiTheme="minorHAnsi" w:hAnsiTheme="minorHAnsi" w:cstheme="minorHAnsi"/>
+              </w:rPr>
               <w:t xml:space="preserve"> </w:t>
             </w:r>
             <w:r>
               <w:rPr>
                 <w:rFonts w:asciiTheme="minorHAnsi" w:eastAsia="Times New Roman" w:hAnsiTheme="minorHAnsi" w:cstheme="minorHAnsi"/>
               </w:rPr>
-              <w:t>${no_sp}</w:t>
+              <w:t>${</w:t>
+            </w:r>
+            <w:proofErr w:type="spellStart"/>
+            <w:r>
+              <w:rPr>
+                <w:rFonts w:asciiTheme="minorHAnsi" w:eastAsia="Times New Roman" w:hAnsiTheme="minorHAnsi" w:cstheme="minorHAnsi"/>
+              </w:rPr>
+              <w:t>no_sp</w:t>
+            </w:r>
+            <w:proofErr w:type="spellEnd"/>
+            <w:r>
+              <w:rPr>
+                <w:rFonts w:asciiTheme="minorHAnsi" w:eastAsia="Times New Roman" w:hAnsiTheme="minorHAnsi" w:cstheme="minorHAnsi"/>
+              </w:rPr>
+              <w:t>}</w:t>
             </w:r>
           </w:p>
         </w:tc>
@@ -4765,12 +6270,14 @@
                 <w:rFonts w:asciiTheme="minorHAnsi" w:eastAsia="Times New Roman" w:hAnsiTheme="minorHAnsi" w:cstheme="minorHAnsi"/>
               </w:rPr>
             </w:pPr>
+            <w:proofErr w:type="spellStart"/>
             <w:r>
               <w:rPr>
                 <w:rFonts w:asciiTheme="minorHAnsi" w:eastAsia="Times New Roman" w:hAnsiTheme="minorHAnsi" w:cstheme="minorHAnsi"/>
               </w:rPr>
               <w:t>Tanggal</w:t>
             </w:r>
+            <w:proofErr w:type="spellEnd"/>
           </w:p>
         </w:tc>
         <w:tc>
@@ -4805,7 +6312,21 @@
               <w:rPr>
                 <w:rFonts w:asciiTheme="minorHAnsi" w:eastAsia="Times New Roman" w:hAnsiTheme="minorHAnsi" w:cstheme="minorHAnsi"/>
               </w:rPr>
-              <w:t>${tgl_sp}</w:t>
+              <w:t>${</w:t>
+            </w:r>
+            <w:proofErr w:type="spellStart"/>
+            <w:r>
+              <w:rPr>
+                <w:rFonts w:asciiTheme="minorHAnsi" w:eastAsia="Times New Roman" w:hAnsiTheme="minorHAnsi" w:cstheme="minorHAnsi"/>
+              </w:rPr>
+              <w:t>tgl_sp</w:t>
+            </w:r>
+            <w:proofErr w:type="spellEnd"/>
+            <w:r>
+              <w:rPr>
+                <w:rFonts w:asciiTheme="minorHAnsi" w:eastAsia="Times New Roman" w:hAnsiTheme="minorHAnsi" w:cstheme="minorHAnsi"/>
+              </w:rPr>
+              <w:t>}</w:t>
             </w:r>
           </w:p>
         </w:tc>
@@ -4939,6 +6460,7 @@
                 <w:lang w:eastAsia="id-ID"/>
               </w:rPr>
             </w:pPr>
+            <w:proofErr w:type="spellStart"/>
             <w:r>
               <w:rPr>
                 <w:rFonts w:asciiTheme="minorHAnsi" w:eastAsia="Times New Roman" w:hAnsiTheme="minorHAnsi" w:cstheme="minorHAnsi"/>
@@ -4948,6 +6470,7 @@
               </w:rPr>
               <w:t>Uraian</w:t>
             </w:r>
+            <w:proofErr w:type="spellEnd"/>
           </w:p>
         </w:tc>
         <w:tc>
@@ -4971,6 +6494,7 @@
                 <w:lang w:eastAsia="id-ID"/>
               </w:rPr>
             </w:pPr>
+            <w:proofErr w:type="spellStart"/>
             <w:r>
               <w:rPr>
                 <w:rFonts w:asciiTheme="minorHAnsi" w:eastAsia="Times New Roman" w:hAnsiTheme="minorHAnsi" w:cstheme="minorHAnsi"/>
@@ -4980,6 +6504,7 @@
               </w:rPr>
               <w:t>Spesifikasi</w:t>
             </w:r>
+            <w:proofErr w:type="spellEnd"/>
           </w:p>
         </w:tc>
         <w:tc>
@@ -5047,7 +6572,27 @@
                 <w:bCs/>
                 <w:lang w:eastAsia="id-ID"/>
               </w:rPr>
-              <w:t>Harga Satuan (Rp)</w:t>
+              <w:t xml:space="preserve">Harga </w:t>
+            </w:r>
+            <w:proofErr w:type="spellStart"/>
+            <w:r>
+              <w:rPr>
+                <w:rFonts w:asciiTheme="minorHAnsi" w:eastAsia="Times New Roman" w:hAnsiTheme="minorHAnsi" w:cstheme="minorHAnsi"/>
+                <w:b/>
+                <w:bCs/>
+                <w:lang w:eastAsia="id-ID"/>
+              </w:rPr>
+              <w:t>Satuan</w:t>
+            </w:r>
+            <w:proofErr w:type="spellEnd"/>
+            <w:r>
+              <w:rPr>
+                <w:rFonts w:asciiTheme="minorHAnsi" w:eastAsia="Times New Roman" w:hAnsiTheme="minorHAnsi" w:cstheme="minorHAnsi"/>
+                <w:b/>
+                <w:bCs/>
+                <w:lang w:eastAsia="id-ID"/>
+              </w:rPr>
+              <w:t xml:space="preserve"> (Rp)</w:t>
             </w:r>
           </w:p>
         </w:tc>
@@ -5075,6 +6620,8 @@
                 <w:lang w:eastAsia="id-ID"/>
               </w:rPr>
             </w:pPr>
+            <w:proofErr w:type="spellStart"/>
+            <w:proofErr w:type="gramStart"/>
             <w:r>
               <w:rPr>
                 <w:rFonts w:asciiTheme="minorHAnsi" w:eastAsia="Times New Roman" w:hAnsiTheme="minorHAnsi" w:cstheme="minorHAnsi"/>
@@ -5082,7 +6629,27 @@
                 <w:bCs/>
                 <w:lang w:eastAsia="id-ID"/>
               </w:rPr>
-              <w:t>Jumlah  (Rp)</w:t>
+              <w:t>Jumlah</w:t>
+            </w:r>
+            <w:proofErr w:type="spellEnd"/>
+            <w:r>
+              <w:rPr>
+                <w:rFonts w:asciiTheme="minorHAnsi" w:eastAsia="Times New Roman" w:hAnsiTheme="minorHAnsi" w:cstheme="minorHAnsi"/>
+                <w:b/>
+                <w:bCs/>
+                <w:lang w:eastAsia="id-ID"/>
+              </w:rPr>
+              <w:t xml:space="preserve">  (</w:t>
+            </w:r>
+            <w:proofErr w:type="gramEnd"/>
+            <w:r>
+              <w:rPr>
+                <w:rFonts w:asciiTheme="minorHAnsi" w:eastAsia="Times New Roman" w:hAnsiTheme="minorHAnsi" w:cstheme="minorHAnsi"/>
+                <w:b/>
+                <w:bCs/>
+                <w:lang w:eastAsia="id-ID"/>
+              </w:rPr>
+              <w:t>Rp)</w:t>
             </w:r>
           </w:p>
         </w:tc>
@@ -5251,23 +6818,7 @@
                 <w:color w:val="000000"/>
                 <w:lang w:eastAsia="id-ID"/>
               </w:rPr>
-              <w:t>(</w:t>
-            </w:r>
-            <w:r>
-              <w:rPr>
-                <w:rFonts w:asciiTheme="minorHAnsi" w:eastAsia="Times New Roman" w:hAnsiTheme="minorHAnsi" w:cstheme="minorHAnsi"/>
-                <w:color w:val="000000"/>
-                <w:lang w:eastAsia="id-ID"/>
-              </w:rPr>
-              <w:t>5</w:t>
-            </w:r>
-            <w:r>
-              <w:rPr>
-                <w:rFonts w:asciiTheme="minorHAnsi" w:eastAsia="Times New Roman" w:hAnsiTheme="minorHAnsi" w:cstheme="minorHAnsi"/>
-                <w:color w:val="000000"/>
-                <w:lang w:eastAsia="id-ID"/>
-              </w:rPr>
-              <w:t>)</w:t>
+              <w:t>(5)</w:t>
             </w:r>
           </w:p>
         </w:tc>
@@ -5300,23 +6851,7 @@
                 <w:color w:val="000000"/>
                 <w:lang w:eastAsia="id-ID"/>
               </w:rPr>
-              <w:t>(</w:t>
-            </w:r>
-            <w:r>
-              <w:rPr>
-                <w:rFonts w:asciiTheme="minorHAnsi" w:eastAsia="Times New Roman" w:hAnsiTheme="minorHAnsi" w:cstheme="minorHAnsi"/>
-                <w:color w:val="000000"/>
-                <w:lang w:eastAsia="id-ID"/>
-              </w:rPr>
-              <w:t>6</w:t>
-            </w:r>
-            <w:r>
-              <w:rPr>
-                <w:rFonts w:asciiTheme="minorHAnsi" w:eastAsia="Times New Roman" w:hAnsiTheme="minorHAnsi" w:cstheme="minorHAnsi"/>
-                <w:color w:val="000000"/>
-                <w:lang w:eastAsia="id-ID"/>
-              </w:rPr>
-              <w:t>)</w:t>
+              <w:t>(6)</w:t>
             </w:r>
           </w:p>
         </w:tc>
@@ -5413,7 +6948,23 @@
                 <w:rFonts w:asciiTheme="minorHAnsi" w:eastAsia="Times New Roman" w:hAnsiTheme="minorHAnsi" w:cstheme="minorHAnsi"/>
                 <w:color w:val="000000"/>
               </w:rPr>
-              <w:t>${spek_spek}</w:t>
+              <w:t>${</w:t>
+            </w:r>
+            <w:proofErr w:type="spellStart"/>
+            <w:r>
+              <w:rPr>
+                <w:rFonts w:asciiTheme="minorHAnsi" w:eastAsia="Times New Roman" w:hAnsiTheme="minorHAnsi" w:cstheme="minorHAnsi"/>
+                <w:color w:val="000000"/>
+              </w:rPr>
+              <w:t>spek_spek</w:t>
+            </w:r>
+            <w:proofErr w:type="spellEnd"/>
+            <w:r>
+              <w:rPr>
+                <w:rFonts w:asciiTheme="minorHAnsi" w:eastAsia="Times New Roman" w:hAnsiTheme="minorHAnsi" w:cstheme="minorHAnsi"/>
+                <w:color w:val="000000"/>
+              </w:rPr>
+              <w:t>}</w:t>
             </w:r>
           </w:p>
         </w:tc>
@@ -5470,21 +7021,7 @@
                 <w:rFonts w:asciiTheme="minorHAnsi" w:hAnsiTheme="minorHAnsi" w:cstheme="minorHAnsi"/>
                 <w:noProof/>
               </w:rPr>
-              <w:t>${spek_</w:t>
-            </w:r>
-            <w:r>
-              <w:rPr>
-                <w:rFonts w:asciiTheme="minorHAnsi" w:hAnsiTheme="minorHAnsi" w:cstheme="minorHAnsi"/>
-                <w:noProof/>
-              </w:rPr>
-              <w:t>sat</w:t>
-            </w:r>
-            <w:r>
-              <w:rPr>
-                <w:rFonts w:asciiTheme="minorHAnsi" w:hAnsiTheme="minorHAnsi" w:cstheme="minorHAnsi"/>
-                <w:noProof/>
-              </w:rPr>
-              <w:t>}</w:t>
+              <w:t>${spek_sat}</w:t>
             </w:r>
           </w:p>
         </w:tc>
@@ -5515,21 +7052,7 @@
                 <w:rFonts w:asciiTheme="minorHAnsi" w:hAnsiTheme="minorHAnsi" w:cstheme="minorHAnsi"/>
                 <w:noProof/>
               </w:rPr>
-              <w:t>${spek_</w:t>
-            </w:r>
-            <w:r>
-              <w:rPr>
-                <w:rFonts w:asciiTheme="minorHAnsi" w:hAnsiTheme="minorHAnsi" w:cstheme="minorHAnsi"/>
-                <w:noProof/>
-              </w:rPr>
-              <w:t>satuan</w:t>
-            </w:r>
-            <w:r>
-              <w:rPr>
-                <w:rFonts w:asciiTheme="minorHAnsi" w:hAnsiTheme="minorHAnsi" w:cstheme="minorHAnsi"/>
-                <w:noProof/>
-              </w:rPr>
-              <w:t>}</w:t>
+              <w:t>${spek_satuan}</w:t>
             </w:r>
           </w:p>
         </w:tc>
@@ -5561,21 +7084,7 @@
                 <w:rFonts w:asciiTheme="minorHAnsi" w:hAnsiTheme="minorHAnsi" w:cstheme="minorHAnsi"/>
                 <w:noProof/>
               </w:rPr>
-              <w:t>${spek_</w:t>
-            </w:r>
-            <w:r>
-              <w:rPr>
-                <w:rFonts w:asciiTheme="minorHAnsi" w:hAnsiTheme="minorHAnsi" w:cstheme="minorHAnsi"/>
-                <w:noProof/>
-              </w:rPr>
-              <w:t>nilai</w:t>
-            </w:r>
-            <w:r>
-              <w:rPr>
-                <w:rFonts w:asciiTheme="minorHAnsi" w:hAnsiTheme="minorHAnsi" w:cstheme="minorHAnsi"/>
-                <w:noProof/>
-              </w:rPr>
-              <w:t>}</w:t>
+              <w:t>${spek_nilai}</w:t>
             </w:r>
           </w:p>
         </w:tc>
@@ -5640,10 +7149,26 @@
             </w:pPr>
             <w:r>
               <w:rPr>
-                <w:rFonts w:ascii="Calibri" w:hAnsi="Calibri" w:cs="Calibri"/>
-                <w:color w:val="000000"/>
-              </w:rPr>
-              <w:t>${jumlah_bayar}</w:t>
+                <w:rFonts w:asciiTheme="minorHAnsi" w:hAnsiTheme="minorHAnsi" w:cstheme="minorHAnsi"/>
+                <w:color w:val="000000"/>
+              </w:rPr>
+              <w:t>${</w:t>
+            </w:r>
+            <w:proofErr w:type="spellStart"/>
+            <w:r>
+              <w:rPr>
+                <w:rFonts w:asciiTheme="minorHAnsi" w:hAnsiTheme="minorHAnsi" w:cstheme="minorHAnsi"/>
+                <w:color w:val="000000"/>
+              </w:rPr>
+              <w:t>jumlah_bayar</w:t>
+            </w:r>
+            <w:proofErr w:type="spellEnd"/>
+            <w:r>
+              <w:rPr>
+                <w:rFonts w:asciiTheme="minorHAnsi" w:hAnsiTheme="minorHAnsi" w:cstheme="minorHAnsi"/>
+                <w:color w:val="000000"/>
+              </w:rPr>
+              <w:t>}</w:t>
             </w:r>
           </w:p>
         </w:tc>
@@ -5679,7 +7204,25 @@
                 <w:b/>
                 <w:lang w:eastAsia="id-ID"/>
               </w:rPr>
-              <w:t>${terbilang_jumlah_bayar}</w:t>
+              <w:t>${</w:t>
+            </w:r>
+            <w:proofErr w:type="spellStart"/>
+            <w:r>
+              <w:rPr>
+                <w:rFonts w:asciiTheme="minorHAnsi" w:eastAsia="Times New Roman" w:hAnsiTheme="minorHAnsi" w:cstheme="minorHAnsi"/>
+                <w:b/>
+                <w:lang w:eastAsia="id-ID"/>
+              </w:rPr>
+              <w:t>terbilang_jumlah_bayar</w:t>
+            </w:r>
+            <w:proofErr w:type="spellEnd"/>
+            <w:r>
+              <w:rPr>
+                <w:rFonts w:asciiTheme="minorHAnsi" w:eastAsia="Times New Roman" w:hAnsiTheme="minorHAnsi" w:cstheme="minorHAnsi"/>
+                <w:b/>
+                <w:lang w:eastAsia="id-ID"/>
+              </w:rPr>
+              <w:t>}</w:t>
             </w:r>
           </w:p>
         </w:tc>
@@ -5763,14 +7306,13 @@
               <w:outlineLvl w:val="3"/>
               <w:rPr>
                 <w:rFonts w:asciiTheme="minorHAnsi" w:hAnsiTheme="minorHAnsi" w:cstheme="minorHAnsi"/>
-                <w:b/>
-                <w:bCs/>
                 <w:i w:val="0"/>
                 <w:iCs w:val="0"/>
                 <w:color w:val="auto"/>
                 <w:lang w:val="es-ES"/>
               </w:rPr>
             </w:pPr>
+            <w:proofErr w:type="spellStart"/>
             <w:r>
               <w:rPr>
                 <w:rFonts w:asciiTheme="minorHAnsi" w:hAnsiTheme="minorHAnsi" w:cstheme="minorHAnsi"/>
@@ -5779,88 +7321,63 @@
                 <w:color w:val="auto"/>
                 <w:lang w:val="es-ES"/>
               </w:rPr>
-              <w:t>Setuju Melaksanakan</w:t>
-            </w:r>
-          </w:p>
-          <w:p>
-            <w:pPr>
-              <w:tabs>
-                <w:tab w:val="left" w:pos="720"/>
-                <w:tab w:val="left" w:pos="1440"/>
-                <w:tab w:val="left" w:pos="1800"/>
-                <w:tab w:val="left" w:pos="3600"/>
-              </w:tabs>
-              <w:jc w:val="both"/>
-              <w:rPr>
-                <w:rFonts w:asciiTheme="minorHAnsi" w:hAnsiTheme="minorHAnsi" w:cstheme="minorHAnsi"/>
-                <w:b/>
-                <w:bCs/>
-              </w:rPr>
-            </w:pPr>
-          </w:p>
-          <w:p>
-            <w:pPr>
-              <w:tabs>
-                <w:tab w:val="left" w:pos="720"/>
-                <w:tab w:val="left" w:pos="1440"/>
-                <w:tab w:val="left" w:pos="1800"/>
-                <w:tab w:val="left" w:pos="3600"/>
-              </w:tabs>
-              <w:jc w:val="both"/>
-              <w:rPr>
-                <w:rFonts w:asciiTheme="minorHAnsi" w:hAnsiTheme="minorHAnsi" w:cstheme="minorHAnsi"/>
-                <w:b/>
-                <w:bCs/>
-              </w:rPr>
-            </w:pPr>
-          </w:p>
-          <w:p>
-            <w:pPr>
-              <w:tabs>
-                <w:tab w:val="left" w:pos="720"/>
-                <w:tab w:val="left" w:pos="1440"/>
-                <w:tab w:val="left" w:pos="1800"/>
-                <w:tab w:val="left" w:pos="3600"/>
-              </w:tabs>
-              <w:jc w:val="both"/>
-              <w:rPr>
-                <w:rFonts w:asciiTheme="minorHAnsi" w:hAnsiTheme="minorHAnsi" w:cstheme="minorHAnsi"/>
-                <w:b/>
-                <w:bCs/>
-              </w:rPr>
-            </w:pPr>
-          </w:p>
-          <w:p>
-            <w:pPr>
-              <w:tabs>
-                <w:tab w:val="left" w:pos="720"/>
-                <w:tab w:val="left" w:pos="1440"/>
-                <w:tab w:val="left" w:pos="1800"/>
-                <w:tab w:val="left" w:pos="3600"/>
-              </w:tabs>
-              <w:jc w:val="both"/>
-              <w:rPr>
-                <w:rFonts w:asciiTheme="minorHAnsi" w:hAnsiTheme="minorHAnsi" w:cstheme="minorHAnsi"/>
-                <w:b/>
-                <w:bCs/>
-              </w:rPr>
-            </w:pPr>
-          </w:p>
-          <w:p>
-            <w:pPr>
-              <w:tabs>
-                <w:tab w:val="left" w:pos="720"/>
-                <w:tab w:val="left" w:pos="1440"/>
-                <w:tab w:val="left" w:pos="1800"/>
-                <w:tab w:val="left" w:pos="3600"/>
-              </w:tabs>
-              <w:jc w:val="both"/>
-              <w:rPr>
-                <w:rFonts w:asciiTheme="minorHAnsi" w:hAnsiTheme="minorHAnsi" w:cstheme="minorHAnsi"/>
-                <w:b/>
-                <w:bCs/>
-              </w:rPr>
-            </w:pPr>
+              <w:t>Setuju</w:t>
+            </w:r>
+            <w:proofErr w:type="spellEnd"/>
+            <w:r>
+              <w:rPr>
+                <w:rFonts w:asciiTheme="minorHAnsi" w:hAnsiTheme="minorHAnsi" w:cstheme="minorHAnsi"/>
+                <w:i w:val="0"/>
+                <w:iCs w:val="0"/>
+                <w:color w:val="auto"/>
+                <w:lang w:val="es-ES"/>
+              </w:rPr>
+              <w:t xml:space="preserve"> </w:t>
+            </w:r>
+            <w:proofErr w:type="spellStart"/>
+            <w:r>
+              <w:rPr>
+                <w:rFonts w:asciiTheme="minorHAnsi" w:hAnsiTheme="minorHAnsi" w:cstheme="minorHAnsi"/>
+                <w:i w:val="0"/>
+                <w:iCs w:val="0"/>
+                <w:color w:val="auto"/>
+                <w:lang w:val="es-ES"/>
+              </w:rPr>
+              <w:t>Melaksanakan</w:t>
+            </w:r>
+            <w:proofErr w:type="spellEnd"/>
+          </w:p>
+          <w:p>
+            <w:pPr>
+              <w:jc w:val="center"/>
+              <w:rPr>
+                <w:rFonts w:asciiTheme="minorHAnsi" w:hAnsiTheme="minorHAnsi" w:cstheme="minorHAnsi"/>
+                <w:lang w:val="es-ES"/>
+              </w:rPr>
+            </w:pPr>
+            <w:r>
+              <w:rPr>
+                <w:rFonts w:asciiTheme="minorHAnsi" w:hAnsiTheme="minorHAnsi" w:cstheme="minorHAnsi"/>
+                <w:lang w:val="es-ES"/>
+              </w:rPr>
+              <w:t>${</w:t>
+            </w:r>
+            <w:proofErr w:type="spellStart"/>
+            <w:r>
+              <w:rPr>
+                <w:rFonts w:asciiTheme="minorHAnsi" w:hAnsiTheme="minorHAnsi" w:cstheme="minorHAnsi"/>
+                <w:lang w:val="es-ES"/>
+              </w:rPr>
+              <w:t>penyedia</w:t>
+            </w:r>
+            <w:proofErr w:type="spellEnd"/>
+            <w:r>
+              <w:rPr>
+                <w:rFonts w:asciiTheme="minorHAnsi" w:hAnsiTheme="minorHAnsi" w:cstheme="minorHAnsi"/>
+                <w:lang w:val="es-ES"/>
+              </w:rPr>
+              <w:t>}</w:t>
+            </w:r>
           </w:p>
           <w:p>
             <w:pPr>
@@ -5875,20 +7392,8 @@
                 <w:rFonts w:asciiTheme="minorHAnsi" w:hAnsiTheme="minorHAnsi" w:cstheme="minorHAnsi"/>
                 <w:b/>
                 <w:bCs/>
-                <w:u w:val="single"/>
-                <w:lang w:val="sv-SE"/>
-              </w:rPr>
-            </w:pPr>
-            <w:r>
-              <w:rPr>
-                <w:rFonts w:asciiTheme="minorHAnsi" w:hAnsiTheme="minorHAnsi" w:cstheme="minorHAnsi"/>
-                <w:b/>
-                <w:bCs/>
-                <w:u w:val="single"/>
-                <w:lang w:val="sv-SE"/>
-              </w:rPr>
-              <w:t>${penyedia}</w:t>
-            </w:r>
+              </w:rPr>
+            </w:pPr>
           </w:p>
           <w:p>
             <w:pPr>
@@ -5901,6 +7406,102 @@
               <w:jc w:val="center"/>
               <w:rPr>
                 <w:rFonts w:asciiTheme="minorHAnsi" w:hAnsiTheme="minorHAnsi" w:cstheme="minorHAnsi"/>
+                <w:b/>
+                <w:bCs/>
+              </w:rPr>
+            </w:pPr>
+          </w:p>
+          <w:p>
+            <w:pPr>
+              <w:tabs>
+                <w:tab w:val="left" w:pos="720"/>
+                <w:tab w:val="left" w:pos="1440"/>
+                <w:tab w:val="left" w:pos="1800"/>
+                <w:tab w:val="left" w:pos="3600"/>
+              </w:tabs>
+              <w:jc w:val="center"/>
+              <w:rPr>
+                <w:rFonts w:asciiTheme="minorHAnsi" w:hAnsiTheme="minorHAnsi" w:cstheme="minorHAnsi"/>
+                <w:b/>
+                <w:bCs/>
+              </w:rPr>
+            </w:pPr>
+          </w:p>
+          <w:p>
+            <w:pPr>
+              <w:tabs>
+                <w:tab w:val="left" w:pos="720"/>
+                <w:tab w:val="left" w:pos="1440"/>
+                <w:tab w:val="left" w:pos="1800"/>
+                <w:tab w:val="left" w:pos="3600"/>
+              </w:tabs>
+              <w:jc w:val="center"/>
+              <w:rPr>
+                <w:rFonts w:asciiTheme="minorHAnsi" w:hAnsiTheme="minorHAnsi" w:cstheme="minorHAnsi"/>
+                <w:b/>
+                <w:bCs/>
+              </w:rPr>
+            </w:pPr>
+          </w:p>
+          <w:p>
+            <w:pPr>
+              <w:tabs>
+                <w:tab w:val="left" w:pos="720"/>
+                <w:tab w:val="left" w:pos="1440"/>
+                <w:tab w:val="left" w:pos="1800"/>
+                <w:tab w:val="left" w:pos="3600"/>
+              </w:tabs>
+              <w:jc w:val="center"/>
+              <w:rPr>
+                <w:rFonts w:asciiTheme="minorHAnsi" w:hAnsiTheme="minorHAnsi" w:cstheme="minorHAnsi"/>
+                <w:b/>
+                <w:bCs/>
+                <w:u w:val="single"/>
+                <w:lang w:val="sv-SE"/>
+              </w:rPr>
+            </w:pPr>
+            <w:r>
+              <w:rPr>
+                <w:rFonts w:asciiTheme="minorHAnsi" w:hAnsiTheme="minorHAnsi" w:cstheme="minorHAnsi"/>
+                <w:b/>
+                <w:bCs/>
+                <w:u w:val="single"/>
+                <w:lang w:val="sv-SE"/>
+              </w:rPr>
+              <w:t>${pen</w:t>
+            </w:r>
+            <w:r>
+              <w:rPr>
+                <w:rFonts w:asciiTheme="minorHAnsi" w:hAnsiTheme="minorHAnsi" w:cstheme="minorHAnsi"/>
+                <w:b/>
+                <w:bCs/>
+                <w:u w:val="single"/>
+                <w:lang w:val="sv-SE"/>
+              </w:rPr>
+              <w:t>andatangan</w:t>
+            </w:r>
+            <w:r>
+              <w:rPr>
+                <w:rFonts w:asciiTheme="minorHAnsi" w:hAnsiTheme="minorHAnsi" w:cstheme="minorHAnsi"/>
+                <w:b/>
+                <w:bCs/>
+                <w:u w:val="single"/>
+                <w:lang w:val="sv-SE"/>
+              </w:rPr>
+              <w:t>}</w:t>
+            </w:r>
+          </w:p>
+          <w:p>
+            <w:pPr>
+              <w:tabs>
+                <w:tab w:val="left" w:pos="720"/>
+                <w:tab w:val="left" w:pos="1440"/>
+                <w:tab w:val="left" w:pos="1800"/>
+                <w:tab w:val="left" w:pos="3600"/>
+              </w:tabs>
+              <w:jc w:val="center"/>
+              <w:rPr>
+                <w:rFonts w:asciiTheme="minorHAnsi" w:hAnsiTheme="minorHAnsi" w:cstheme="minorHAnsi"/>
                 <w:lang w:val="nb-NO"/>
               </w:rPr>
             </w:pPr>
@@ -6042,6 +7643,9 @@
               <w:t xml:space="preserve">NIP. </w:t>
             </w:r>
             <w:r>
+              <w:rPr>
+                <w:rFonts w:asciiTheme="minorHAnsi" w:hAnsiTheme="minorHAnsi" w:cstheme="minorHAnsi"/>
+              </w:rPr>
               <w:t xml:space="preserve"> </w:t>
             </w:r>
             <w:r>
@@ -6181,7 +7785,7 @@
         <w:spacing w:line="360" w:lineRule="auto"/>
         <w:jc w:val="both"/>
         <w:rPr>
-          <w:rFonts w:ascii="Footlight MT Light" w:hAnsi="Footlight MT Light"/>
+          <w:rFonts w:asciiTheme="minorHAnsi" w:hAnsiTheme="minorHAnsi" w:cstheme="minorHAnsi"/>
           <w:sz w:val="24"/>
           <w:szCs w:val="24"/>
           <w:lang w:val="sv-SE"/>
@@ -6244,14 +7848,23 @@
           <w:rFonts w:asciiTheme="minorHAnsi" w:hAnsiTheme="minorHAnsi" w:cstheme="minorHAnsi"/>
           <w:b/>
         </w:rPr>
-        <w:t>${terbilang_tgl_bast}</w:t>
-      </w:r>
+        <w:t>${</w:t>
+      </w:r>
+      <w:proofErr w:type="spellStart"/>
       <w:r>
         <w:rPr>
           <w:rFonts w:asciiTheme="minorHAnsi" w:hAnsiTheme="minorHAnsi" w:cstheme="minorHAnsi"/>
           <w:b/>
         </w:rPr>
-        <w:t xml:space="preserve">, </w:t>
+        <w:t>terbilang_tgl_bast</w:t>
+      </w:r>
+      <w:proofErr w:type="spellEnd"/>
+      <w:r>
+        <w:rPr>
+          <w:rFonts w:asciiTheme="minorHAnsi" w:hAnsiTheme="minorHAnsi" w:cstheme="minorHAnsi"/>
+          <w:b/>
+        </w:rPr>
+        <w:t xml:space="preserve">}, </w:t>
       </w:r>
       <w:r>
         <w:rPr>
@@ -6292,17 +7905,7 @@
           <w:szCs w:val="20"/>
           <w:lang w:val="sv-SE"/>
         </w:rPr>
-        <w:t>${ppk}</w:t>
-      </w:r>
-      <w:r>
-        <w:rPr>
-          <w:rFonts w:cstheme="minorHAnsi"/>
-          <w:b/>
-          <w:sz w:val="20"/>
-          <w:szCs w:val="20"/>
-          <w:lang w:val="sv-SE"/>
-        </w:rPr>
-        <w:t xml:space="preserve"> </w:t>
+        <w:t xml:space="preserve">${ppk} </w:t>
       </w:r>
       <w:r>
         <w:rPr>
@@ -6327,15 +7930,79 @@
           <w:sz w:val="20"/>
           <w:szCs w:val="20"/>
         </w:rPr>
-        <w:t xml:space="preserve"> Pejabat Pembuat Komitmen BPS </w:t>
-      </w:r>
+        <w:t xml:space="preserve"> </w:t>
+      </w:r>
+      <w:proofErr w:type="spellStart"/>
       <w:r>
         <w:rPr>
           <w:rFonts w:cstheme="minorHAnsi"/>
           <w:sz w:val="20"/>
           <w:szCs w:val="20"/>
         </w:rPr>
-        <w:t>Kabupaten Hulu Sungai Tengah</w:t>
+        <w:t>Pejabat</w:t>
+      </w:r>
+      <w:proofErr w:type="spellEnd"/>
+      <w:r>
+        <w:rPr>
+          <w:rFonts w:cstheme="minorHAnsi"/>
+          <w:sz w:val="20"/>
+          <w:szCs w:val="20"/>
+        </w:rPr>
+        <w:t xml:space="preserve"> </w:t>
+      </w:r>
+      <w:proofErr w:type="spellStart"/>
+      <w:r>
+        <w:rPr>
+          <w:rFonts w:cstheme="minorHAnsi"/>
+          <w:sz w:val="20"/>
+          <w:szCs w:val="20"/>
+        </w:rPr>
+        <w:t>Pembuat</w:t>
+      </w:r>
+      <w:proofErr w:type="spellEnd"/>
+      <w:r>
+        <w:rPr>
+          <w:rFonts w:cstheme="minorHAnsi"/>
+          <w:sz w:val="20"/>
+          <w:szCs w:val="20"/>
+        </w:rPr>
+        <w:t xml:space="preserve"> </w:t>
+      </w:r>
+      <w:proofErr w:type="spellStart"/>
+      <w:r>
+        <w:rPr>
+          <w:rFonts w:cstheme="minorHAnsi"/>
+          <w:sz w:val="20"/>
+          <w:szCs w:val="20"/>
+        </w:rPr>
+        <w:t>Komitmen</w:t>
+      </w:r>
+      <w:proofErr w:type="spellEnd"/>
+      <w:r>
+        <w:rPr>
+          <w:rFonts w:cstheme="minorHAnsi"/>
+          <w:sz w:val="20"/>
+          <w:szCs w:val="20"/>
+        </w:rPr>
+        <w:t xml:space="preserve"> BPS </w:t>
+      </w:r>
+      <w:proofErr w:type="spellStart"/>
+      <w:r>
+        <w:rPr>
+          <w:rFonts w:cstheme="minorHAnsi"/>
+          <w:sz w:val="20"/>
+          <w:szCs w:val="20"/>
+        </w:rPr>
+        <w:t>Kabupaten</w:t>
+      </w:r>
+      <w:proofErr w:type="spellEnd"/>
+      <w:r>
+        <w:rPr>
+          <w:rFonts w:cstheme="minorHAnsi"/>
+          <w:sz w:val="20"/>
+          <w:szCs w:val="20"/>
+        </w:rPr>
+        <w:t xml:space="preserve"> Hulu Sungai Tengah</w:t>
       </w:r>
       <w:r>
         <w:rPr>
@@ -6344,43 +8011,7 @@
           <w:szCs w:val="20"/>
           <w:lang w:val="sv-SE"/>
         </w:rPr>
-        <w:t xml:space="preserve">, </w:t>
-      </w:r>
-      <w:r>
-        <w:rPr>
-          <w:rFonts w:cstheme="minorHAnsi"/>
-          <w:sz w:val="20"/>
-          <w:szCs w:val="20"/>
-          <w:lang w:val="sv-SE"/>
-        </w:rPr>
-        <w:t xml:space="preserve">bertindak </w:t>
-      </w:r>
-      <w:r>
-        <w:rPr>
-          <w:rFonts w:cstheme="minorHAnsi"/>
-          <w:sz w:val="20"/>
-          <w:szCs w:val="20"/>
-          <w:lang w:val="sv-SE"/>
-        </w:rPr>
-        <w:t xml:space="preserve">untuk dan atas nama Badan Pusat Statistik </w:t>
-      </w:r>
-      <w:r>
-        <w:rPr>
-          <w:rFonts w:cstheme="minorHAnsi"/>
-          <w:sz w:val="20"/>
-          <w:szCs w:val="20"/>
-          <w:lang w:val="sv-SE"/>
-        </w:rPr>
-        <w:t>Kabupaten Hulu Sungai Tengah</w:t>
-      </w:r>
-      <w:r>
-        <w:rPr>
-          <w:rFonts w:cstheme="minorHAnsi"/>
-          <w:sz w:val="20"/>
-          <w:szCs w:val="20"/>
-          <w:lang w:val="sv-SE"/>
-        </w:rPr>
-        <w:t xml:space="preserve">, yang selanjutnya disebut </w:t>
+        <w:t xml:space="preserve">, bertindak untuk dan atas nama Badan Pusat Statistik Kabupaten Hulu Sungai Tengah, yang selanjutnya disebut </w:t>
       </w:r>
       <w:r>
         <w:rPr>
@@ -6455,16 +8086,7 @@
           <w:szCs w:val="20"/>
           <w:lang w:val="fi-FI"/>
         </w:rPr>
-        <w:t xml:space="preserve"> di </w:t>
-      </w:r>
-      <w:r>
-        <w:rPr>
-          <w:rFonts w:cstheme="minorHAnsi"/>
-          <w:sz w:val="20"/>
-          <w:szCs w:val="20"/>
-          <w:lang w:val="fi-FI"/>
-        </w:rPr>
-        <w:t>${alamat}</w:t>
+        <w:t xml:space="preserve"> di ${alamat}</w:t>
       </w:r>
       <w:r>
         <w:rPr>
@@ -6511,8 +8133,17 @@
           <w:rFonts w:asciiTheme="minorHAnsi" w:hAnsiTheme="minorHAnsi" w:cstheme="minorHAnsi"/>
           <w:b/>
         </w:rPr>
-        <w:t>MENYATAKAN BAHWA :</w:t>
-      </w:r>
+        <w:t xml:space="preserve">MENYATAKAN </w:t>
+      </w:r>
+      <w:proofErr w:type="gramStart"/>
+      <w:r>
+        <w:rPr>
+          <w:rFonts w:asciiTheme="minorHAnsi" w:hAnsiTheme="minorHAnsi" w:cstheme="minorHAnsi"/>
+          <w:b/>
+        </w:rPr>
+        <w:t>BAHWA :</w:t>
+      </w:r>
+      <w:proofErr w:type="gramEnd"/>
     </w:p>
     <w:p>
       <w:pPr>
@@ -6542,14 +8173,58 @@
         <w:rPr>
           <w:rFonts w:asciiTheme="minorHAnsi" w:hAnsiTheme="minorHAnsi" w:cstheme="minorHAnsi"/>
         </w:rPr>
-        <w:t xml:space="preserve"> menyerahkan </w:t>
-      </w:r>
-      <w:r>
-        <w:rPr>
-          <w:rFonts w:asciiTheme="minorHAnsi" w:hAnsiTheme="minorHAnsi" w:cstheme="minorHAnsi"/>
-        </w:rPr>
-        <w:t>barang/hasil pekerjaan</w:t>
-      </w:r>
+        <w:t xml:space="preserve"> </w:t>
+      </w:r>
+      <w:proofErr w:type="spellStart"/>
+      <w:r>
+        <w:rPr>
+          <w:rFonts w:asciiTheme="minorHAnsi" w:hAnsiTheme="minorHAnsi" w:cstheme="minorHAnsi"/>
+        </w:rPr>
+        <w:t>menyerahkan</w:t>
+      </w:r>
+      <w:proofErr w:type="spellEnd"/>
+      <w:r>
+        <w:rPr>
+          <w:rFonts w:asciiTheme="minorHAnsi" w:hAnsiTheme="minorHAnsi" w:cstheme="minorHAnsi"/>
+        </w:rPr>
+        <w:t xml:space="preserve"> </w:t>
+      </w:r>
+      <w:proofErr w:type="spellStart"/>
+      <w:r>
+        <w:rPr>
+          <w:rFonts w:asciiTheme="minorHAnsi" w:hAnsiTheme="minorHAnsi" w:cstheme="minorHAnsi"/>
+        </w:rPr>
+        <w:t>barang</w:t>
+      </w:r>
+      <w:proofErr w:type="spellEnd"/>
+      <w:r>
+        <w:rPr>
+          <w:rFonts w:asciiTheme="minorHAnsi" w:hAnsiTheme="minorHAnsi" w:cstheme="minorHAnsi"/>
+        </w:rPr>
+        <w:t>/</w:t>
+      </w:r>
+      <w:proofErr w:type="spellStart"/>
+      <w:r>
+        <w:rPr>
+          <w:rFonts w:asciiTheme="minorHAnsi" w:hAnsiTheme="minorHAnsi" w:cstheme="minorHAnsi"/>
+        </w:rPr>
+        <w:t>hasil</w:t>
+      </w:r>
+      <w:proofErr w:type="spellEnd"/>
+      <w:r>
+        <w:rPr>
+          <w:rFonts w:asciiTheme="minorHAnsi" w:hAnsiTheme="minorHAnsi" w:cstheme="minorHAnsi"/>
+        </w:rPr>
+        <w:t xml:space="preserve"> </w:t>
+      </w:r>
+      <w:proofErr w:type="spellStart"/>
+      <w:r>
+        <w:rPr>
+          <w:rFonts w:asciiTheme="minorHAnsi" w:hAnsiTheme="minorHAnsi" w:cstheme="minorHAnsi"/>
+        </w:rPr>
+        <w:t>pekerjaan</w:t>
+      </w:r>
+      <w:proofErr w:type="spellEnd"/>
       <w:r>
         <w:rPr>
           <w:rFonts w:asciiTheme="minorHAnsi" w:hAnsiTheme="minorHAnsi" w:cstheme="minorHAnsi"/>
@@ -6557,11 +8232,19 @@
         </w:rPr>
         <w:t xml:space="preserve"> </w:t>
       </w:r>
-      <w:r>
-        <w:rPr>
-          <w:rFonts w:asciiTheme="minorHAnsi" w:hAnsiTheme="minorHAnsi" w:cstheme="minorHAnsi"/>
-        </w:rPr>
-        <w:t xml:space="preserve">sesuai </w:t>
+      <w:proofErr w:type="spellStart"/>
+      <w:r>
+        <w:rPr>
+          <w:rFonts w:asciiTheme="minorHAnsi" w:hAnsiTheme="minorHAnsi" w:cstheme="minorHAnsi"/>
+        </w:rPr>
+        <w:t>sesuai</w:t>
+      </w:r>
+      <w:proofErr w:type="spellEnd"/>
+      <w:r>
+        <w:rPr>
+          <w:rFonts w:asciiTheme="minorHAnsi" w:hAnsiTheme="minorHAnsi" w:cstheme="minorHAnsi"/>
+        </w:rPr>
+        <w:t xml:space="preserve"> </w:t>
       </w:r>
       <w:r>
         <w:rPr>
@@ -6570,6 +8253,7 @@
         </w:rPr>
         <w:t xml:space="preserve">Surat </w:t>
       </w:r>
+      <w:proofErr w:type="spellStart"/>
       <w:r>
         <w:rPr>
           <w:rFonts w:asciiTheme="minorHAnsi" w:hAnsiTheme="minorHAnsi" w:cstheme="minorHAnsi"/>
@@ -6577,51 +8261,144 @@
         </w:rPr>
         <w:t>Permintaan</w:t>
       </w:r>
+      <w:proofErr w:type="spellEnd"/>
       <w:r>
         <w:rPr>
           <w:rFonts w:asciiTheme="minorHAnsi" w:hAnsiTheme="minorHAnsi" w:cstheme="minorHAnsi"/>
           <w:bCs/>
         </w:rPr>
-        <w:t xml:space="preserve"> Nomor: </w:t>
-      </w:r>
-      <w:r>
-        <w:rPr>
-          <w:rFonts w:asciiTheme="minorHAnsi" w:hAnsiTheme="minorHAnsi" w:cstheme="minorHAnsi"/>
-        </w:rPr>
-        <w:t>${no_sp}</w:t>
-      </w:r>
-      <w:r>
-        <w:rPr>
-          <w:rFonts w:asciiTheme="minorHAnsi" w:hAnsiTheme="minorHAnsi" w:cstheme="minorHAnsi"/>
-        </w:rPr>
         <w:t xml:space="preserve"> </w:t>
       </w:r>
+      <w:proofErr w:type="spellStart"/>
+      <w:r>
+        <w:rPr>
+          <w:rFonts w:asciiTheme="minorHAnsi" w:hAnsiTheme="minorHAnsi" w:cstheme="minorHAnsi"/>
+          <w:bCs/>
+        </w:rPr>
+        <w:t>Nomor</w:t>
+      </w:r>
+      <w:proofErr w:type="spellEnd"/>
+      <w:r>
+        <w:rPr>
+          <w:rFonts w:asciiTheme="minorHAnsi" w:hAnsiTheme="minorHAnsi" w:cstheme="minorHAnsi"/>
+          <w:bCs/>
+        </w:rPr>
+        <w:t xml:space="preserve">: </w:t>
+      </w:r>
+      <w:r>
+        <w:rPr>
+          <w:rFonts w:asciiTheme="minorHAnsi" w:hAnsiTheme="minorHAnsi" w:cstheme="minorHAnsi"/>
+        </w:rPr>
+        <w:t>${</w:t>
+      </w:r>
+      <w:proofErr w:type="spellStart"/>
+      <w:r>
+        <w:rPr>
+          <w:rFonts w:asciiTheme="minorHAnsi" w:hAnsiTheme="minorHAnsi" w:cstheme="minorHAnsi"/>
+        </w:rPr>
+        <w:t>no_sp</w:t>
+      </w:r>
+      <w:proofErr w:type="spellEnd"/>
+      <w:r>
+        <w:rPr>
+          <w:rFonts w:asciiTheme="minorHAnsi" w:hAnsiTheme="minorHAnsi" w:cstheme="minorHAnsi"/>
+        </w:rPr>
+        <w:t xml:space="preserve">} </w:t>
+      </w:r>
+      <w:proofErr w:type="spellStart"/>
       <w:r>
         <w:rPr>
           <w:rFonts w:asciiTheme="minorHAnsi" w:hAnsiTheme="minorHAnsi" w:cstheme="minorHAnsi"/>
           <w:spacing w:val="-3"/>
         </w:rPr>
-        <w:t xml:space="preserve">tanggal </w:t>
-      </w:r>
+        <w:t>tanggal</w:t>
+      </w:r>
+      <w:proofErr w:type="spellEnd"/>
       <w:r>
         <w:rPr>
           <w:rFonts w:asciiTheme="minorHAnsi" w:hAnsiTheme="minorHAnsi" w:cstheme="minorHAnsi"/>
           <w:spacing w:val="-3"/>
         </w:rPr>
-        <w:t>${tgl_sp}</w:t>
+        <w:t xml:space="preserve"> </w:t>
       </w:r>
       <w:r>
         <w:rPr>
           <w:rFonts w:asciiTheme="minorHAnsi" w:hAnsiTheme="minorHAnsi" w:cstheme="minorHAnsi"/>
           <w:spacing w:val="-3"/>
         </w:rPr>
+        <w:t>${</w:t>
+      </w:r>
+      <w:proofErr w:type="spellStart"/>
+      <w:r>
+        <w:rPr>
+          <w:rFonts w:asciiTheme="minorHAnsi" w:hAnsiTheme="minorHAnsi" w:cstheme="minorHAnsi"/>
+          <w:spacing w:val="-3"/>
+        </w:rPr>
+        <w:t>tgl_sp</w:t>
+      </w:r>
+      <w:proofErr w:type="spellEnd"/>
+      <w:r>
+        <w:rPr>
+          <w:rFonts w:asciiTheme="minorHAnsi" w:hAnsiTheme="minorHAnsi" w:cstheme="minorHAnsi"/>
+          <w:spacing w:val="-3"/>
+        </w:rPr>
+        <w:t xml:space="preserve">} </w:t>
+      </w:r>
+      <w:proofErr w:type="spellStart"/>
+      <w:r>
+        <w:rPr>
+          <w:rFonts w:asciiTheme="minorHAnsi" w:hAnsiTheme="minorHAnsi" w:cstheme="minorHAnsi"/>
+        </w:rPr>
+        <w:t>dengan</w:t>
+      </w:r>
+      <w:proofErr w:type="spellEnd"/>
+      <w:r>
+        <w:rPr>
+          <w:rFonts w:asciiTheme="minorHAnsi" w:hAnsiTheme="minorHAnsi" w:cstheme="minorHAnsi"/>
+        </w:rPr>
         <w:t xml:space="preserve"> </w:t>
       </w:r>
-      <w:r>
-        <w:rPr>
-          <w:rFonts w:asciiTheme="minorHAnsi" w:hAnsiTheme="minorHAnsi" w:cstheme="minorHAnsi"/>
-        </w:rPr>
-        <w:t xml:space="preserve">dengan rincian sebagaimana terlampir. </w:t>
+      <w:proofErr w:type="spellStart"/>
+      <w:r>
+        <w:rPr>
+          <w:rFonts w:asciiTheme="minorHAnsi" w:hAnsiTheme="minorHAnsi" w:cstheme="minorHAnsi"/>
+        </w:rPr>
+        <w:t>rincian</w:t>
+      </w:r>
+      <w:proofErr w:type="spellEnd"/>
+      <w:r>
+        <w:rPr>
+          <w:rFonts w:asciiTheme="minorHAnsi" w:hAnsiTheme="minorHAnsi" w:cstheme="minorHAnsi"/>
+        </w:rPr>
+        <w:t xml:space="preserve"> </w:t>
+      </w:r>
+      <w:proofErr w:type="spellStart"/>
+      <w:r>
+        <w:rPr>
+          <w:rFonts w:asciiTheme="minorHAnsi" w:hAnsiTheme="minorHAnsi" w:cstheme="minorHAnsi"/>
+        </w:rPr>
+        <w:t>sebagaimana</w:t>
+      </w:r>
+      <w:proofErr w:type="spellEnd"/>
+      <w:r>
+        <w:rPr>
+          <w:rFonts w:asciiTheme="minorHAnsi" w:hAnsiTheme="minorHAnsi" w:cstheme="minorHAnsi"/>
+        </w:rPr>
+        <w:t xml:space="preserve"> </w:t>
+      </w:r>
+      <w:proofErr w:type="spellStart"/>
+      <w:r>
+        <w:rPr>
+          <w:rFonts w:asciiTheme="minorHAnsi" w:hAnsiTheme="minorHAnsi" w:cstheme="minorHAnsi"/>
+        </w:rPr>
+        <w:t>terlampir</w:t>
+      </w:r>
+      <w:proofErr w:type="spellEnd"/>
+      <w:r>
+        <w:rPr>
+          <w:rFonts w:asciiTheme="minorHAnsi" w:hAnsiTheme="minorHAnsi" w:cstheme="minorHAnsi"/>
+        </w:rPr>
+        <w:t xml:space="preserve">. </w:t>
       </w:r>
     </w:p>
     <w:p>
@@ -6645,14 +8422,128 @@
         <w:rPr>
           <w:rFonts w:asciiTheme="minorHAnsi" w:hAnsiTheme="minorHAnsi" w:cstheme="minorHAnsi"/>
         </w:rPr>
-        <w:t xml:space="preserve">PIHAK PERTAMA menyatakan telah menerima dengan baik dan lengkap </w:t>
-      </w:r>
-      <w:r>
-        <w:rPr>
-          <w:rFonts w:asciiTheme="minorHAnsi" w:hAnsiTheme="minorHAnsi" w:cstheme="minorHAnsi"/>
-        </w:rPr>
-        <w:t>barang/hasil pekerjaan</w:t>
-      </w:r>
+        <w:t xml:space="preserve">PIHAK PERTAMA </w:t>
+      </w:r>
+      <w:proofErr w:type="spellStart"/>
+      <w:r>
+        <w:rPr>
+          <w:rFonts w:asciiTheme="minorHAnsi" w:hAnsiTheme="minorHAnsi" w:cstheme="minorHAnsi"/>
+        </w:rPr>
+        <w:t>menyatakan</w:t>
+      </w:r>
+      <w:proofErr w:type="spellEnd"/>
+      <w:r>
+        <w:rPr>
+          <w:rFonts w:asciiTheme="minorHAnsi" w:hAnsiTheme="minorHAnsi" w:cstheme="minorHAnsi"/>
+        </w:rPr>
+        <w:t xml:space="preserve"> </w:t>
+      </w:r>
+      <w:proofErr w:type="spellStart"/>
+      <w:r>
+        <w:rPr>
+          <w:rFonts w:asciiTheme="minorHAnsi" w:hAnsiTheme="minorHAnsi" w:cstheme="minorHAnsi"/>
+        </w:rPr>
+        <w:t>telah</w:t>
+      </w:r>
+      <w:proofErr w:type="spellEnd"/>
+      <w:r>
+        <w:rPr>
+          <w:rFonts w:asciiTheme="minorHAnsi" w:hAnsiTheme="minorHAnsi" w:cstheme="minorHAnsi"/>
+        </w:rPr>
+        <w:t xml:space="preserve"> </w:t>
+      </w:r>
+      <w:proofErr w:type="spellStart"/>
+      <w:r>
+        <w:rPr>
+          <w:rFonts w:asciiTheme="minorHAnsi" w:hAnsiTheme="minorHAnsi" w:cstheme="minorHAnsi"/>
+        </w:rPr>
+        <w:t>menerima</w:t>
+      </w:r>
+      <w:proofErr w:type="spellEnd"/>
+      <w:r>
+        <w:rPr>
+          <w:rFonts w:asciiTheme="minorHAnsi" w:hAnsiTheme="minorHAnsi" w:cstheme="minorHAnsi"/>
+        </w:rPr>
+        <w:t xml:space="preserve"> </w:t>
+      </w:r>
+      <w:proofErr w:type="spellStart"/>
+      <w:r>
+        <w:rPr>
+          <w:rFonts w:asciiTheme="minorHAnsi" w:hAnsiTheme="minorHAnsi" w:cstheme="minorHAnsi"/>
+        </w:rPr>
+        <w:t>dengan</w:t>
+      </w:r>
+      <w:proofErr w:type="spellEnd"/>
+      <w:r>
+        <w:rPr>
+          <w:rFonts w:asciiTheme="minorHAnsi" w:hAnsiTheme="minorHAnsi" w:cstheme="minorHAnsi"/>
+        </w:rPr>
+        <w:t xml:space="preserve"> </w:t>
+      </w:r>
+      <w:proofErr w:type="spellStart"/>
+      <w:r>
+        <w:rPr>
+          <w:rFonts w:asciiTheme="minorHAnsi" w:hAnsiTheme="minorHAnsi" w:cstheme="minorHAnsi"/>
+        </w:rPr>
+        <w:t>baik</w:t>
+      </w:r>
+      <w:proofErr w:type="spellEnd"/>
+      <w:r>
+        <w:rPr>
+          <w:rFonts w:asciiTheme="minorHAnsi" w:hAnsiTheme="minorHAnsi" w:cstheme="minorHAnsi"/>
+        </w:rPr>
+        <w:t xml:space="preserve"> dan </w:t>
+      </w:r>
+      <w:proofErr w:type="spellStart"/>
+      <w:r>
+        <w:rPr>
+          <w:rFonts w:asciiTheme="minorHAnsi" w:hAnsiTheme="minorHAnsi" w:cstheme="minorHAnsi"/>
+        </w:rPr>
+        <w:t>lengkap</w:t>
+      </w:r>
+      <w:proofErr w:type="spellEnd"/>
+      <w:r>
+        <w:rPr>
+          <w:rFonts w:asciiTheme="minorHAnsi" w:hAnsiTheme="minorHAnsi" w:cstheme="minorHAnsi"/>
+        </w:rPr>
+        <w:t xml:space="preserve"> </w:t>
+      </w:r>
+      <w:proofErr w:type="spellStart"/>
+      <w:r>
+        <w:rPr>
+          <w:rFonts w:asciiTheme="minorHAnsi" w:hAnsiTheme="minorHAnsi" w:cstheme="minorHAnsi"/>
+        </w:rPr>
+        <w:t>barang</w:t>
+      </w:r>
+      <w:proofErr w:type="spellEnd"/>
+      <w:r>
+        <w:rPr>
+          <w:rFonts w:asciiTheme="minorHAnsi" w:hAnsiTheme="minorHAnsi" w:cstheme="minorHAnsi"/>
+        </w:rPr>
+        <w:t>/</w:t>
+      </w:r>
+      <w:proofErr w:type="spellStart"/>
+      <w:r>
+        <w:rPr>
+          <w:rFonts w:asciiTheme="minorHAnsi" w:hAnsiTheme="minorHAnsi" w:cstheme="minorHAnsi"/>
+        </w:rPr>
+        <w:t>hasil</w:t>
+      </w:r>
+      <w:proofErr w:type="spellEnd"/>
+      <w:r>
+        <w:rPr>
+          <w:rFonts w:asciiTheme="minorHAnsi" w:hAnsiTheme="minorHAnsi" w:cstheme="minorHAnsi"/>
+        </w:rPr>
+        <w:t xml:space="preserve"> </w:t>
+      </w:r>
+      <w:proofErr w:type="spellStart"/>
+      <w:r>
+        <w:rPr>
+          <w:rFonts w:asciiTheme="minorHAnsi" w:hAnsiTheme="minorHAnsi" w:cstheme="minorHAnsi"/>
+        </w:rPr>
+        <w:t>pekerjaan</w:t>
+      </w:r>
+      <w:proofErr w:type="spellEnd"/>
       <w:r>
         <w:rPr>
           <w:rFonts w:asciiTheme="minorHAnsi" w:hAnsiTheme="minorHAnsi" w:cstheme="minorHAnsi"/>
@@ -6677,8 +8568,16 @@
         <w:rPr>
           <w:rFonts w:asciiTheme="minorHAnsi" w:hAnsiTheme="minorHAnsi" w:cstheme="minorHAnsi"/>
         </w:rPr>
-        <w:t xml:space="preserve"> dari</w:t>
-      </w:r>
+        <w:t xml:space="preserve"> </w:t>
+      </w:r>
+      <w:proofErr w:type="spellStart"/>
+      <w:r>
+        <w:rPr>
+          <w:rFonts w:asciiTheme="minorHAnsi" w:hAnsiTheme="minorHAnsi" w:cstheme="minorHAnsi"/>
+        </w:rPr>
+        <w:t>dari</w:t>
+      </w:r>
+      <w:proofErr w:type="spellEnd"/>
       <w:r>
         <w:rPr>
           <w:rFonts w:asciiTheme="minorHAnsi" w:hAnsiTheme="minorHAnsi" w:cstheme="minorHAnsi"/>
@@ -6710,11 +8609,61 @@
           <w:rFonts w:asciiTheme="minorHAnsi" w:hAnsiTheme="minorHAnsi" w:cstheme="minorHAnsi"/>
         </w:rPr>
       </w:pPr>
-      <w:r>
-        <w:rPr>
-          <w:rFonts w:asciiTheme="minorHAnsi" w:hAnsiTheme="minorHAnsi" w:cstheme="minorHAnsi"/>
-        </w:rPr>
-        <w:t xml:space="preserve">Demikian Berita Acara Serah Terima </w:t>
+      <w:proofErr w:type="spellStart"/>
+      <w:r>
+        <w:rPr>
+          <w:rFonts w:asciiTheme="minorHAnsi" w:hAnsiTheme="minorHAnsi" w:cstheme="minorHAnsi"/>
+        </w:rPr>
+        <w:t>Demikian</w:t>
+      </w:r>
+      <w:proofErr w:type="spellEnd"/>
+      <w:r>
+        <w:rPr>
+          <w:rFonts w:asciiTheme="minorHAnsi" w:hAnsiTheme="minorHAnsi" w:cstheme="minorHAnsi"/>
+        </w:rPr>
+        <w:t xml:space="preserve"> </w:t>
+      </w:r>
+      <w:proofErr w:type="spellStart"/>
+      <w:r>
+        <w:rPr>
+          <w:rFonts w:asciiTheme="minorHAnsi" w:hAnsiTheme="minorHAnsi" w:cstheme="minorHAnsi"/>
+        </w:rPr>
+        <w:t>Berita</w:t>
+      </w:r>
+      <w:proofErr w:type="spellEnd"/>
+      <w:r>
+        <w:rPr>
+          <w:rFonts w:asciiTheme="minorHAnsi" w:hAnsiTheme="minorHAnsi" w:cstheme="minorHAnsi"/>
+        </w:rPr>
+        <w:t xml:space="preserve"> Acara </w:t>
+      </w:r>
+      <w:proofErr w:type="spellStart"/>
+      <w:r>
+        <w:rPr>
+          <w:rFonts w:asciiTheme="minorHAnsi" w:hAnsiTheme="minorHAnsi" w:cstheme="minorHAnsi"/>
+        </w:rPr>
+        <w:t>Serah</w:t>
+      </w:r>
+      <w:proofErr w:type="spellEnd"/>
+      <w:r>
+        <w:rPr>
+          <w:rFonts w:asciiTheme="minorHAnsi" w:hAnsiTheme="minorHAnsi" w:cstheme="minorHAnsi"/>
+        </w:rPr>
+        <w:t xml:space="preserve"> </w:t>
+      </w:r>
+      <w:proofErr w:type="spellStart"/>
+      <w:r>
+        <w:rPr>
+          <w:rFonts w:asciiTheme="minorHAnsi" w:hAnsiTheme="minorHAnsi" w:cstheme="minorHAnsi"/>
+        </w:rPr>
+        <w:t>Terima</w:t>
+      </w:r>
+      <w:proofErr w:type="spellEnd"/>
+      <w:r>
+        <w:rPr>
+          <w:rFonts w:asciiTheme="minorHAnsi" w:hAnsiTheme="minorHAnsi" w:cstheme="minorHAnsi"/>
+        </w:rPr>
+        <w:t xml:space="preserve"> </w:t>
       </w:r>
       <w:r>
         <w:rPr>
@@ -6723,11 +8672,147 @@
         </w:rPr>
         <w:t xml:space="preserve">Hasil Pekerjaan </w:t>
       </w:r>
-      <w:r>
-        <w:rPr>
-          <w:rFonts w:asciiTheme="minorHAnsi" w:hAnsiTheme="minorHAnsi" w:cstheme="minorHAnsi"/>
-        </w:rPr>
-        <w:t>ini dibuat dengan rangkap yang cukup untuk dapat  digunakan sebagaimana mestinya.</w:t>
+      <w:proofErr w:type="spellStart"/>
+      <w:r>
+        <w:rPr>
+          <w:rFonts w:asciiTheme="minorHAnsi" w:hAnsiTheme="minorHAnsi" w:cstheme="minorHAnsi"/>
+        </w:rPr>
+        <w:t>ini</w:t>
+      </w:r>
+      <w:proofErr w:type="spellEnd"/>
+      <w:r>
+        <w:rPr>
+          <w:rFonts w:asciiTheme="minorHAnsi" w:hAnsiTheme="minorHAnsi" w:cstheme="minorHAnsi"/>
+        </w:rPr>
+        <w:t xml:space="preserve"> </w:t>
+      </w:r>
+      <w:proofErr w:type="spellStart"/>
+      <w:r>
+        <w:rPr>
+          <w:rFonts w:asciiTheme="minorHAnsi" w:hAnsiTheme="minorHAnsi" w:cstheme="minorHAnsi"/>
+        </w:rPr>
+        <w:t>dibuat</w:t>
+      </w:r>
+      <w:proofErr w:type="spellEnd"/>
+      <w:r>
+        <w:rPr>
+          <w:rFonts w:asciiTheme="minorHAnsi" w:hAnsiTheme="minorHAnsi" w:cstheme="minorHAnsi"/>
+        </w:rPr>
+        <w:t xml:space="preserve"> </w:t>
+      </w:r>
+      <w:proofErr w:type="spellStart"/>
+      <w:r>
+        <w:rPr>
+          <w:rFonts w:asciiTheme="minorHAnsi" w:hAnsiTheme="minorHAnsi" w:cstheme="minorHAnsi"/>
+        </w:rPr>
+        <w:t>dengan</w:t>
+      </w:r>
+      <w:proofErr w:type="spellEnd"/>
+      <w:r>
+        <w:rPr>
+          <w:rFonts w:asciiTheme="minorHAnsi" w:hAnsiTheme="minorHAnsi" w:cstheme="minorHAnsi"/>
+        </w:rPr>
+        <w:t xml:space="preserve"> </w:t>
+      </w:r>
+      <w:proofErr w:type="spellStart"/>
+      <w:r>
+        <w:rPr>
+          <w:rFonts w:asciiTheme="minorHAnsi" w:hAnsiTheme="minorHAnsi" w:cstheme="minorHAnsi"/>
+        </w:rPr>
+        <w:t>rangkap</w:t>
+      </w:r>
+      <w:proofErr w:type="spellEnd"/>
+      <w:r>
+        <w:rPr>
+          <w:rFonts w:asciiTheme="minorHAnsi" w:hAnsiTheme="minorHAnsi" w:cstheme="minorHAnsi"/>
+        </w:rPr>
+        <w:t xml:space="preserve"> yang </w:t>
+      </w:r>
+      <w:proofErr w:type="spellStart"/>
+      <w:r>
+        <w:rPr>
+          <w:rFonts w:asciiTheme="minorHAnsi" w:hAnsiTheme="minorHAnsi" w:cstheme="minorHAnsi"/>
+        </w:rPr>
+        <w:t>cukup</w:t>
+      </w:r>
+      <w:proofErr w:type="spellEnd"/>
+      <w:r>
+        <w:rPr>
+          <w:rFonts w:asciiTheme="minorHAnsi" w:hAnsiTheme="minorHAnsi" w:cstheme="minorHAnsi"/>
+        </w:rPr>
+        <w:t xml:space="preserve"> </w:t>
+      </w:r>
+      <w:proofErr w:type="spellStart"/>
+      <w:r>
+        <w:rPr>
+          <w:rFonts w:asciiTheme="minorHAnsi" w:hAnsiTheme="minorHAnsi" w:cstheme="minorHAnsi"/>
+        </w:rPr>
+        <w:t>untuk</w:t>
+      </w:r>
+      <w:proofErr w:type="spellEnd"/>
+      <w:r>
+        <w:rPr>
+          <w:rFonts w:asciiTheme="minorHAnsi" w:hAnsiTheme="minorHAnsi" w:cstheme="minorHAnsi"/>
+        </w:rPr>
+        <w:t xml:space="preserve"> </w:t>
+      </w:r>
+      <w:proofErr w:type="spellStart"/>
+      <w:proofErr w:type="gramStart"/>
+      <w:r>
+        <w:rPr>
+          <w:rFonts w:asciiTheme="minorHAnsi" w:hAnsiTheme="minorHAnsi" w:cstheme="minorHAnsi"/>
+        </w:rPr>
+        <w:t>dapat</w:t>
+      </w:r>
+      <w:proofErr w:type="spellEnd"/>
+      <w:r>
+        <w:rPr>
+          <w:rFonts w:asciiTheme="minorHAnsi" w:hAnsiTheme="minorHAnsi" w:cstheme="minorHAnsi"/>
+        </w:rPr>
+        <w:t xml:space="preserve">  </w:t>
+      </w:r>
+      <w:proofErr w:type="spellStart"/>
+      <w:r>
+        <w:rPr>
+          <w:rFonts w:asciiTheme="minorHAnsi" w:hAnsiTheme="minorHAnsi" w:cstheme="minorHAnsi"/>
+        </w:rPr>
+        <w:t>digunakan</w:t>
+      </w:r>
+      <w:proofErr w:type="spellEnd"/>
+      <w:proofErr w:type="gramEnd"/>
+      <w:r>
+        <w:rPr>
+          <w:rFonts w:asciiTheme="minorHAnsi" w:hAnsiTheme="minorHAnsi" w:cstheme="minorHAnsi"/>
+        </w:rPr>
+        <w:t xml:space="preserve"> </w:t>
+      </w:r>
+      <w:proofErr w:type="spellStart"/>
+      <w:r>
+        <w:rPr>
+          <w:rFonts w:asciiTheme="minorHAnsi" w:hAnsiTheme="minorHAnsi" w:cstheme="minorHAnsi"/>
+        </w:rPr>
+        <w:t>sebagaimana</w:t>
+      </w:r>
+      <w:proofErr w:type="spellEnd"/>
+      <w:r>
+        <w:rPr>
+          <w:rFonts w:asciiTheme="minorHAnsi" w:hAnsiTheme="minorHAnsi" w:cstheme="minorHAnsi"/>
+        </w:rPr>
+        <w:t xml:space="preserve"> </w:t>
+      </w:r>
+      <w:proofErr w:type="spellStart"/>
+      <w:r>
+        <w:rPr>
+          <w:rFonts w:asciiTheme="minorHAnsi" w:hAnsiTheme="minorHAnsi" w:cstheme="minorHAnsi"/>
+        </w:rPr>
+        <w:t>mestinya</w:t>
+      </w:r>
+      <w:proofErr w:type="spellEnd"/>
+      <w:r>
+        <w:rPr>
+          <w:rFonts w:asciiTheme="minorHAnsi" w:hAnsiTheme="minorHAnsi" w:cstheme="minorHAnsi"/>
+        </w:rPr>
+        <w:t>.</w:t>
       </w:r>
     </w:p>
     <w:p>
@@ -6824,12 +8909,35 @@
                 <w:tab w:val="left" w:pos="284"/>
               </w:tabs>
               <w:spacing w:after="0" w:line="240" w:lineRule="auto"/>
-              <w:rPr>
-                <w:rFonts w:asciiTheme="minorHAnsi" w:hAnsiTheme="minorHAnsi" w:cstheme="minorHAnsi"/>
-                <w:b/>
+              <w:jc w:val="center"/>
+              <w:rPr>
+                <w:rFonts w:asciiTheme="minorHAnsi" w:hAnsiTheme="minorHAnsi" w:cstheme="minorHAnsi"/>
                 <w:bCs/>
               </w:rPr>
             </w:pPr>
+            <w:r>
+              <w:rPr>
+                <w:rFonts w:asciiTheme="minorHAnsi" w:hAnsiTheme="minorHAnsi" w:cstheme="minorHAnsi"/>
+                <w:bCs/>
+              </w:rPr>
+              <w:t>${</w:t>
+            </w:r>
+            <w:proofErr w:type="spellStart"/>
+            <w:r>
+              <w:rPr>
+                <w:rFonts w:asciiTheme="minorHAnsi" w:hAnsiTheme="minorHAnsi" w:cstheme="minorHAnsi"/>
+                <w:bCs/>
+              </w:rPr>
+              <w:t>penyedia</w:t>
+            </w:r>
+            <w:proofErr w:type="spellEnd"/>
+            <w:r>
+              <w:rPr>
+                <w:rFonts w:asciiTheme="minorHAnsi" w:hAnsiTheme="minorHAnsi" w:cstheme="minorHAnsi"/>
+                <w:bCs/>
+              </w:rPr>
+              <w:t>}</w:t>
+            </w:r>
           </w:p>
           <w:p>
             <w:pPr>
@@ -6854,7 +8962,6 @@
                 <w:tab w:val="left" w:pos="284"/>
               </w:tabs>
               <w:spacing w:after="0" w:line="240" w:lineRule="auto"/>
-              <w:jc w:val="center"/>
               <w:rPr>
                 <w:rFonts w:asciiTheme="minorHAnsi" w:hAnsiTheme="minorHAnsi" w:cstheme="minorHAnsi"/>
                 <w:b/>
@@ -6880,6 +8987,22 @@
           </w:p>
           <w:p>
             <w:pPr>
+              <w:pStyle w:val="BodyText2"/>
+              <w:tabs>
+                <w:tab w:val="left" w:pos="0"/>
+                <w:tab w:val="left" w:pos="284"/>
+              </w:tabs>
+              <w:spacing w:after="0" w:line="240" w:lineRule="auto"/>
+              <w:jc w:val="center"/>
+              <w:rPr>
+                <w:rFonts w:asciiTheme="minorHAnsi" w:hAnsiTheme="minorHAnsi" w:cstheme="minorHAnsi"/>
+                <w:b/>
+                <w:bCs/>
+              </w:rPr>
+            </w:pPr>
+          </w:p>
+          <w:p>
+            <w:pPr>
               <w:overflowPunct w:val="0"/>
               <w:autoSpaceDE w:val="0"/>
               <w:autoSpaceDN w:val="0"/>
@@ -6896,7 +9019,25 @@
                 <w:u w:val="single"/>
                 <w:lang w:val="sv-SE"/>
               </w:rPr>
-              <w:t>${penyedia}</w:t>
+              <w:t>${pen</w:t>
+            </w:r>
+            <w:r>
+              <w:rPr>
+                <w:rFonts w:asciiTheme="minorHAnsi" w:hAnsiTheme="minorHAnsi" w:cstheme="minorHAnsi"/>
+                <w:spacing w:val="3"/>
+                <w:u w:val="single"/>
+                <w:lang w:val="sv-SE"/>
+              </w:rPr>
+              <w:t>andatangan</w:t>
+            </w:r>
+            <w:r>
+              <w:rPr>
+                <w:rFonts w:asciiTheme="minorHAnsi" w:hAnsiTheme="minorHAnsi" w:cstheme="minorHAnsi"/>
+                <w:spacing w:val="3"/>
+                <w:u w:val="single"/>
+                <w:lang w:val="sv-SE"/>
+              </w:rPr>
+              <w:t>}</w:t>
             </w:r>
           </w:p>
         </w:tc>
@@ -7177,12 +9318,14 @@
                 <w:rFonts w:asciiTheme="minorHAnsi" w:eastAsia="Times New Roman" w:hAnsiTheme="minorHAnsi" w:cstheme="minorHAnsi"/>
               </w:rPr>
             </w:pPr>
+            <w:proofErr w:type="spellStart"/>
             <w:r>
               <w:rPr>
                 <w:rFonts w:asciiTheme="minorHAnsi" w:eastAsia="Times New Roman" w:hAnsiTheme="minorHAnsi" w:cstheme="minorHAnsi"/>
               </w:rPr>
               <w:t>Nomor</w:t>
             </w:r>
+            <w:proofErr w:type="spellEnd"/>
           </w:p>
         </w:tc>
         <w:tc>
@@ -7250,12 +9393,14 @@
                 <w:rFonts w:asciiTheme="minorHAnsi" w:eastAsia="Times New Roman" w:hAnsiTheme="minorHAnsi" w:cstheme="minorHAnsi"/>
               </w:rPr>
             </w:pPr>
+            <w:proofErr w:type="spellStart"/>
             <w:r>
               <w:rPr>
                 <w:rFonts w:asciiTheme="minorHAnsi" w:eastAsia="Times New Roman" w:hAnsiTheme="minorHAnsi" w:cstheme="minorHAnsi"/>
               </w:rPr>
               <w:t>Tanggal</w:t>
             </w:r>
+            <w:proofErr w:type="spellEnd"/>
           </w:p>
         </w:tc>
         <w:tc>
@@ -7290,7 +9435,21 @@
               <w:rPr>
                 <w:rFonts w:asciiTheme="minorHAnsi" w:eastAsia="Times New Roman" w:hAnsiTheme="minorHAnsi" w:cstheme="minorHAnsi"/>
               </w:rPr>
-              <w:t>${akhir}</w:t>
+              <w:t>${</w:t>
+            </w:r>
+            <w:proofErr w:type="spellStart"/>
+            <w:r>
+              <w:rPr>
+                <w:rFonts w:asciiTheme="minorHAnsi" w:eastAsia="Times New Roman" w:hAnsiTheme="minorHAnsi" w:cstheme="minorHAnsi"/>
+              </w:rPr>
+              <w:t>akhir</w:t>
+            </w:r>
+            <w:proofErr w:type="spellEnd"/>
+            <w:r>
+              <w:rPr>
+                <w:rFonts w:asciiTheme="minorHAnsi" w:eastAsia="Times New Roman" w:hAnsiTheme="minorHAnsi" w:cstheme="minorHAnsi"/>
+              </w:rPr>
+              <w:t>}</w:t>
             </w:r>
           </w:p>
         </w:tc>
@@ -7424,6 +9583,7 @@
                 <w:lang w:eastAsia="id-ID"/>
               </w:rPr>
             </w:pPr>
+            <w:proofErr w:type="spellStart"/>
             <w:r>
               <w:rPr>
                 <w:rFonts w:asciiTheme="minorHAnsi" w:eastAsia="Times New Roman" w:hAnsiTheme="minorHAnsi" w:cstheme="minorHAnsi"/>
@@ -7433,6 +9593,7 @@
               </w:rPr>
               <w:t>Uraian</w:t>
             </w:r>
+            <w:proofErr w:type="spellEnd"/>
           </w:p>
         </w:tc>
         <w:tc>
@@ -7456,6 +9617,7 @@
                 <w:lang w:eastAsia="id-ID"/>
               </w:rPr>
             </w:pPr>
+            <w:proofErr w:type="spellStart"/>
             <w:r>
               <w:rPr>
                 <w:rFonts w:asciiTheme="minorHAnsi" w:eastAsia="Times New Roman" w:hAnsiTheme="minorHAnsi" w:cstheme="minorHAnsi"/>
@@ -7465,6 +9627,7 @@
               </w:rPr>
               <w:t>Spesifikasi</w:t>
             </w:r>
+            <w:proofErr w:type="spellEnd"/>
           </w:p>
         </w:tc>
         <w:tc>
@@ -7532,7 +9695,27 @@
                 <w:bCs/>
                 <w:lang w:eastAsia="id-ID"/>
               </w:rPr>
-              <w:t>Harga Satuan (Rp)</w:t>
+              <w:t xml:space="preserve">Harga </w:t>
+            </w:r>
+            <w:proofErr w:type="spellStart"/>
+            <w:r>
+              <w:rPr>
+                <w:rFonts w:asciiTheme="minorHAnsi" w:eastAsia="Times New Roman" w:hAnsiTheme="minorHAnsi" w:cstheme="minorHAnsi"/>
+                <w:b/>
+                <w:bCs/>
+                <w:lang w:eastAsia="id-ID"/>
+              </w:rPr>
+              <w:t>Satuan</w:t>
+            </w:r>
+            <w:proofErr w:type="spellEnd"/>
+            <w:r>
+              <w:rPr>
+                <w:rFonts w:asciiTheme="minorHAnsi" w:eastAsia="Times New Roman" w:hAnsiTheme="minorHAnsi" w:cstheme="minorHAnsi"/>
+                <w:b/>
+                <w:bCs/>
+                <w:lang w:eastAsia="id-ID"/>
+              </w:rPr>
+              <w:t xml:space="preserve"> (Rp)</w:t>
             </w:r>
           </w:p>
         </w:tc>
@@ -7560,6 +9743,8 @@
                 <w:lang w:eastAsia="id-ID"/>
               </w:rPr>
             </w:pPr>
+            <w:proofErr w:type="spellStart"/>
+            <w:proofErr w:type="gramStart"/>
             <w:r>
               <w:rPr>
                 <w:rFonts w:asciiTheme="minorHAnsi" w:eastAsia="Times New Roman" w:hAnsiTheme="minorHAnsi" w:cstheme="minorHAnsi"/>
@@ -7567,7 +9752,27 @@
                 <w:bCs/>
                 <w:lang w:eastAsia="id-ID"/>
               </w:rPr>
-              <w:t>Jumlah  (Rp)</w:t>
+              <w:t>Jumlah</w:t>
+            </w:r>
+            <w:proofErr w:type="spellEnd"/>
+            <w:r>
+              <w:rPr>
+                <w:rFonts w:asciiTheme="minorHAnsi" w:eastAsia="Times New Roman" w:hAnsiTheme="minorHAnsi" w:cstheme="minorHAnsi"/>
+                <w:b/>
+                <w:bCs/>
+                <w:lang w:eastAsia="id-ID"/>
+              </w:rPr>
+              <w:t xml:space="preserve">  (</w:t>
+            </w:r>
+            <w:proofErr w:type="gramEnd"/>
+            <w:r>
+              <w:rPr>
+                <w:rFonts w:asciiTheme="minorHAnsi" w:eastAsia="Times New Roman" w:hAnsiTheme="minorHAnsi" w:cstheme="minorHAnsi"/>
+                <w:b/>
+                <w:bCs/>
+                <w:lang w:eastAsia="id-ID"/>
+              </w:rPr>
+              <w:t>Rp)</w:t>
             </w:r>
           </w:p>
         </w:tc>
@@ -7736,23 +9941,7 @@
                 <w:color w:val="000000"/>
                 <w:lang w:eastAsia="id-ID"/>
               </w:rPr>
-              <w:t>(</w:t>
-            </w:r>
-            <w:r>
-              <w:rPr>
-                <w:rFonts w:asciiTheme="minorHAnsi" w:eastAsia="Times New Roman" w:hAnsiTheme="minorHAnsi" w:cstheme="minorHAnsi"/>
-                <w:color w:val="000000"/>
-                <w:lang w:eastAsia="id-ID"/>
-              </w:rPr>
-              <w:t>5</w:t>
-            </w:r>
-            <w:r>
-              <w:rPr>
-                <w:rFonts w:asciiTheme="minorHAnsi" w:eastAsia="Times New Roman" w:hAnsiTheme="minorHAnsi" w:cstheme="minorHAnsi"/>
-                <w:color w:val="000000"/>
-                <w:lang w:eastAsia="id-ID"/>
-              </w:rPr>
-              <w:t>)</w:t>
+              <w:t>(5)</w:t>
             </w:r>
           </w:p>
         </w:tc>
@@ -7785,23 +9974,7 @@
                 <w:color w:val="000000"/>
                 <w:lang w:eastAsia="id-ID"/>
               </w:rPr>
-              <w:t>(</w:t>
-            </w:r>
-            <w:r>
-              <w:rPr>
-                <w:rFonts w:asciiTheme="minorHAnsi" w:eastAsia="Times New Roman" w:hAnsiTheme="minorHAnsi" w:cstheme="minorHAnsi"/>
-                <w:color w:val="000000"/>
-                <w:lang w:eastAsia="id-ID"/>
-              </w:rPr>
-              <w:t>6</w:t>
-            </w:r>
-            <w:r>
-              <w:rPr>
-                <w:rFonts w:asciiTheme="minorHAnsi" w:eastAsia="Times New Roman" w:hAnsiTheme="minorHAnsi" w:cstheme="minorHAnsi"/>
-                <w:color w:val="000000"/>
-                <w:lang w:eastAsia="id-ID"/>
-              </w:rPr>
-              <w:t>)</w:t>
+              <w:t>(6)</w:t>
             </w:r>
           </w:p>
         </w:tc>
@@ -7898,7 +10071,23 @@
                 <w:rFonts w:asciiTheme="minorHAnsi" w:eastAsia="Times New Roman" w:hAnsiTheme="minorHAnsi" w:cstheme="minorHAnsi"/>
                 <w:color w:val="000000"/>
               </w:rPr>
-              <w:t>${spek_spek}</w:t>
+              <w:t>${</w:t>
+            </w:r>
+            <w:proofErr w:type="spellStart"/>
+            <w:r>
+              <w:rPr>
+                <w:rFonts w:asciiTheme="minorHAnsi" w:eastAsia="Times New Roman" w:hAnsiTheme="minorHAnsi" w:cstheme="minorHAnsi"/>
+                <w:color w:val="000000"/>
+              </w:rPr>
+              <w:t>spek_spek</w:t>
+            </w:r>
+            <w:proofErr w:type="spellEnd"/>
+            <w:r>
+              <w:rPr>
+                <w:rFonts w:asciiTheme="minorHAnsi" w:eastAsia="Times New Roman" w:hAnsiTheme="minorHAnsi" w:cstheme="minorHAnsi"/>
+                <w:color w:val="000000"/>
+              </w:rPr>
+              <w:t>}</w:t>
             </w:r>
           </w:p>
         </w:tc>
@@ -7955,21 +10144,7 @@
                 <w:rFonts w:asciiTheme="minorHAnsi" w:hAnsiTheme="minorHAnsi" w:cstheme="minorHAnsi"/>
                 <w:noProof/>
               </w:rPr>
-              <w:t>${spek_</w:t>
-            </w:r>
-            <w:r>
-              <w:rPr>
-                <w:rFonts w:asciiTheme="minorHAnsi" w:hAnsiTheme="minorHAnsi" w:cstheme="minorHAnsi"/>
-                <w:noProof/>
-              </w:rPr>
-              <w:t>sat</w:t>
-            </w:r>
-            <w:r>
-              <w:rPr>
-                <w:rFonts w:asciiTheme="minorHAnsi" w:hAnsiTheme="minorHAnsi" w:cstheme="minorHAnsi"/>
-                <w:noProof/>
-              </w:rPr>
-              <w:t>}</w:t>
+              <w:t>${spek_sat}</w:t>
             </w:r>
           </w:p>
         </w:tc>
@@ -8000,21 +10175,7 @@
                 <w:rFonts w:asciiTheme="minorHAnsi" w:hAnsiTheme="minorHAnsi" w:cstheme="minorHAnsi"/>
                 <w:noProof/>
               </w:rPr>
-              <w:t>${spek_</w:t>
-            </w:r>
-            <w:r>
-              <w:rPr>
-                <w:rFonts w:asciiTheme="minorHAnsi" w:hAnsiTheme="minorHAnsi" w:cstheme="minorHAnsi"/>
-                <w:noProof/>
-              </w:rPr>
-              <w:t>satuan</w:t>
-            </w:r>
-            <w:r>
-              <w:rPr>
-                <w:rFonts w:asciiTheme="minorHAnsi" w:hAnsiTheme="minorHAnsi" w:cstheme="minorHAnsi"/>
-                <w:noProof/>
-              </w:rPr>
-              <w:t>}</w:t>
+              <w:t>${spek_satuan}</w:t>
             </w:r>
           </w:p>
         </w:tc>
@@ -8046,21 +10207,7 @@
                 <w:rFonts w:asciiTheme="minorHAnsi" w:hAnsiTheme="minorHAnsi" w:cstheme="minorHAnsi"/>
                 <w:noProof/>
               </w:rPr>
-              <w:t>${spek_</w:t>
-            </w:r>
-            <w:r>
-              <w:rPr>
-                <w:rFonts w:asciiTheme="minorHAnsi" w:hAnsiTheme="minorHAnsi" w:cstheme="minorHAnsi"/>
-                <w:noProof/>
-              </w:rPr>
-              <w:t>nilai</w:t>
-            </w:r>
-            <w:r>
-              <w:rPr>
-                <w:rFonts w:asciiTheme="minorHAnsi" w:hAnsiTheme="minorHAnsi" w:cstheme="minorHAnsi"/>
-                <w:noProof/>
-              </w:rPr>
-              <w:t>}</w:t>
+              <w:t>${spek_nilai}</w:t>
             </w:r>
           </w:p>
         </w:tc>
@@ -8125,10 +10272,26 @@
             </w:pPr>
             <w:r>
               <w:rPr>
-                <w:rFonts w:ascii="Calibri" w:hAnsi="Calibri" w:cs="Calibri"/>
-                <w:color w:val="000000"/>
-              </w:rPr>
-              <w:t>${jumlah_bayar}</w:t>
+                <w:rFonts w:asciiTheme="minorHAnsi" w:hAnsiTheme="minorHAnsi" w:cstheme="minorHAnsi"/>
+                <w:color w:val="000000"/>
+              </w:rPr>
+              <w:t>${</w:t>
+            </w:r>
+            <w:proofErr w:type="spellStart"/>
+            <w:r>
+              <w:rPr>
+                <w:rFonts w:asciiTheme="minorHAnsi" w:hAnsiTheme="minorHAnsi" w:cstheme="minorHAnsi"/>
+                <w:color w:val="000000"/>
+              </w:rPr>
+              <w:t>jumlah_bayar</w:t>
+            </w:r>
+            <w:proofErr w:type="spellEnd"/>
+            <w:r>
+              <w:rPr>
+                <w:rFonts w:asciiTheme="minorHAnsi" w:hAnsiTheme="minorHAnsi" w:cstheme="minorHAnsi"/>
+                <w:color w:val="000000"/>
+              </w:rPr>
+              <w:t>}</w:t>
             </w:r>
           </w:p>
         </w:tc>
@@ -8164,7 +10327,25 @@
                 <w:b/>
                 <w:lang w:eastAsia="id-ID"/>
               </w:rPr>
-              <w:t>${terbilang_jumlah_bayar}</w:t>
+              <w:t>${</w:t>
+            </w:r>
+            <w:proofErr w:type="spellStart"/>
+            <w:r>
+              <w:rPr>
+                <w:rFonts w:asciiTheme="minorHAnsi" w:eastAsia="Times New Roman" w:hAnsiTheme="minorHAnsi" w:cstheme="minorHAnsi"/>
+                <w:b/>
+                <w:lang w:eastAsia="id-ID"/>
+              </w:rPr>
+              <w:t>terbilang_jumlah_bayar</w:t>
+            </w:r>
+            <w:proofErr w:type="spellEnd"/>
+            <w:r>
+              <w:rPr>
+                <w:rFonts w:asciiTheme="minorHAnsi" w:eastAsia="Times New Roman" w:hAnsiTheme="minorHAnsi" w:cstheme="minorHAnsi"/>
+                <w:b/>
+                <w:lang w:eastAsia="id-ID"/>
+              </w:rPr>
+              <w:t>}</w:t>
             </w:r>
           </w:p>
         </w:tc>
@@ -8242,40 +10423,89 @@
           </w:p>
           <w:p>
             <w:pPr>
-              <w:pStyle w:val="Heading4"/>
-              <w:spacing w:before="0"/>
+              <w:pStyle w:val="BodyText2"/>
+              <w:tabs>
+                <w:tab w:val="left" w:pos="0"/>
+                <w:tab w:val="left" w:pos="284"/>
+              </w:tabs>
+              <w:spacing w:after="0" w:line="240" w:lineRule="auto"/>
               <w:jc w:val="center"/>
-              <w:outlineLvl w:val="3"/>
+              <w:rPr>
+                <w:rFonts w:asciiTheme="minorHAnsi" w:hAnsiTheme="minorHAnsi" w:cstheme="minorHAnsi"/>
+                <w:lang w:val="es-ES"/>
+              </w:rPr>
+            </w:pPr>
+            <w:proofErr w:type="spellStart"/>
+            <w:r>
+              <w:rPr>
+                <w:rFonts w:asciiTheme="minorHAnsi" w:hAnsiTheme="minorHAnsi" w:cstheme="minorHAnsi"/>
+                <w:lang w:val="es-ES"/>
+              </w:rPr>
+              <w:t>Penyedia</w:t>
+            </w:r>
+            <w:proofErr w:type="spellEnd"/>
+          </w:p>
+          <w:p>
+            <w:pPr>
+              <w:pStyle w:val="BodyText2"/>
+              <w:tabs>
+                <w:tab w:val="left" w:pos="0"/>
+                <w:tab w:val="left" w:pos="284"/>
+              </w:tabs>
+              <w:spacing w:after="0" w:line="240" w:lineRule="auto"/>
+              <w:jc w:val="center"/>
+              <w:rPr>
+                <w:rFonts w:asciiTheme="minorHAnsi" w:hAnsiTheme="minorHAnsi" w:cstheme="minorHAnsi"/>
+                <w:bCs/>
+              </w:rPr>
+            </w:pPr>
+            <w:r>
+              <w:rPr>
+                <w:rFonts w:asciiTheme="minorHAnsi" w:hAnsiTheme="minorHAnsi" w:cstheme="minorHAnsi"/>
+                <w:bCs/>
+              </w:rPr>
+              <w:t>${</w:t>
+            </w:r>
+            <w:proofErr w:type="spellStart"/>
+            <w:r>
+              <w:rPr>
+                <w:rFonts w:asciiTheme="minorHAnsi" w:hAnsiTheme="minorHAnsi" w:cstheme="minorHAnsi"/>
+                <w:bCs/>
+              </w:rPr>
+              <w:t>penyedia</w:t>
+            </w:r>
+            <w:proofErr w:type="spellEnd"/>
+            <w:r>
+              <w:rPr>
+                <w:rFonts w:asciiTheme="minorHAnsi" w:hAnsiTheme="minorHAnsi" w:cstheme="minorHAnsi"/>
+                <w:bCs/>
+              </w:rPr>
+              <w:t>}</w:t>
+            </w:r>
+          </w:p>
+          <w:p>
+            <w:pPr>
+              <w:pStyle w:val="BodyText2"/>
+              <w:tabs>
+                <w:tab w:val="left" w:pos="0"/>
+                <w:tab w:val="left" w:pos="284"/>
+              </w:tabs>
+              <w:spacing w:after="0" w:line="240" w:lineRule="auto"/>
               <w:rPr>
                 <w:rFonts w:asciiTheme="minorHAnsi" w:hAnsiTheme="minorHAnsi" w:cstheme="minorHAnsi"/>
                 <w:b/>
                 <w:bCs/>
-                <w:i w:val="0"/>
-                <w:iCs w:val="0"/>
-                <w:color w:val="auto"/>
-                <w:lang w:val="es-ES"/>
-              </w:rPr>
-            </w:pPr>
-            <w:r>
-              <w:rPr>
-                <w:rFonts w:asciiTheme="minorHAnsi" w:hAnsiTheme="minorHAnsi" w:cstheme="minorHAnsi"/>
-                <w:i w:val="0"/>
-                <w:iCs w:val="0"/>
-                <w:color w:val="auto"/>
-                <w:lang w:val="es-ES"/>
-              </w:rPr>
-              <w:t>Penyedia</w:t>
-            </w:r>
-          </w:p>
-          <w:p>
-            <w:pPr>
+              </w:rPr>
+            </w:pPr>
+          </w:p>
+          <w:p>
+            <w:pPr>
+              <w:pStyle w:val="BodyText2"/>
               <w:tabs>
-                <w:tab w:val="left" w:pos="720"/>
-                <w:tab w:val="left" w:pos="1440"/>
-                <w:tab w:val="left" w:pos="1800"/>
-                <w:tab w:val="left" w:pos="3600"/>
+                <w:tab w:val="left" w:pos="0"/>
+                <w:tab w:val="left" w:pos="284"/>
               </w:tabs>
-              <w:jc w:val="both"/>
+              <w:spacing w:after="0" w:line="240" w:lineRule="auto"/>
               <w:rPr>
                 <w:rFonts w:asciiTheme="minorHAnsi" w:hAnsiTheme="minorHAnsi" w:cstheme="minorHAnsi"/>
                 <w:b/>
@@ -8285,13 +10515,13 @@
           </w:p>
           <w:p>
             <w:pPr>
+              <w:pStyle w:val="BodyText2"/>
               <w:tabs>
-                <w:tab w:val="left" w:pos="720"/>
-                <w:tab w:val="left" w:pos="1440"/>
-                <w:tab w:val="left" w:pos="1800"/>
-                <w:tab w:val="left" w:pos="3600"/>
+                <w:tab w:val="left" w:pos="0"/>
+                <w:tab w:val="left" w:pos="284"/>
               </w:tabs>
-              <w:jc w:val="both"/>
+              <w:spacing w:after="0" w:line="240" w:lineRule="auto"/>
+              <w:jc w:val="center"/>
               <w:rPr>
                 <w:rFonts w:asciiTheme="minorHAnsi" w:hAnsiTheme="minorHAnsi" w:cstheme="minorHAnsi"/>
                 <w:b/>
@@ -8301,45 +10531,13 @@
           </w:p>
           <w:p>
             <w:pPr>
+              <w:pStyle w:val="BodyText2"/>
               <w:tabs>
-                <w:tab w:val="left" w:pos="720"/>
-                <w:tab w:val="left" w:pos="1440"/>
-                <w:tab w:val="left" w:pos="1800"/>
-                <w:tab w:val="left" w:pos="3600"/>
+                <w:tab w:val="left" w:pos="0"/>
+                <w:tab w:val="left" w:pos="284"/>
               </w:tabs>
-              <w:jc w:val="both"/>
-              <w:rPr>
-                <w:rFonts w:asciiTheme="minorHAnsi" w:hAnsiTheme="minorHAnsi" w:cstheme="minorHAnsi"/>
-                <w:b/>
-                <w:bCs/>
-              </w:rPr>
-            </w:pPr>
-          </w:p>
-          <w:p>
-            <w:pPr>
-              <w:tabs>
-                <w:tab w:val="left" w:pos="720"/>
-                <w:tab w:val="left" w:pos="1440"/>
-                <w:tab w:val="left" w:pos="1800"/>
-                <w:tab w:val="left" w:pos="3600"/>
-              </w:tabs>
-              <w:jc w:val="both"/>
-              <w:rPr>
-                <w:rFonts w:asciiTheme="minorHAnsi" w:hAnsiTheme="minorHAnsi" w:cstheme="minorHAnsi"/>
-                <w:b/>
-                <w:bCs/>
-              </w:rPr>
-            </w:pPr>
-          </w:p>
-          <w:p>
-            <w:pPr>
-              <w:tabs>
-                <w:tab w:val="left" w:pos="720"/>
-                <w:tab w:val="left" w:pos="1440"/>
-                <w:tab w:val="left" w:pos="1800"/>
-                <w:tab w:val="left" w:pos="3600"/>
-              </w:tabs>
-              <w:jc w:val="both"/>
+              <w:spacing w:after="0" w:line="240" w:lineRule="auto"/>
+              <w:jc w:val="center"/>
               <w:rPr>
                 <w:rFonts w:asciiTheme="minorHAnsi" w:hAnsiTheme="minorHAnsi" w:cstheme="minorHAnsi"/>
                 <w:b/>
@@ -8368,7 +10566,25 @@
                 <w:u w:val="single"/>
                 <w:lang w:val="sv-SE"/>
               </w:rPr>
-              <w:t>${penyedia}</w:t>
+              <w:t>${pen</w:t>
+            </w:r>
+            <w:r>
+              <w:rPr>
+                <w:rFonts w:asciiTheme="minorHAnsi" w:hAnsiTheme="minorHAnsi" w:cstheme="minorHAnsi"/>
+                <w:spacing w:val="3"/>
+                <w:u w:val="single"/>
+                <w:lang w:val="sv-SE"/>
+              </w:rPr>
+              <w:t>andatangan</w:t>
+            </w:r>
+            <w:r>
+              <w:rPr>
+                <w:rFonts w:asciiTheme="minorHAnsi" w:hAnsiTheme="minorHAnsi" w:cstheme="minorHAnsi"/>
+                <w:spacing w:val="3"/>
+                <w:u w:val="single"/>
+                <w:lang w:val="sv-SE"/>
+              </w:rPr>
+              <w:t>}</w:t>
             </w:r>
           </w:p>
         </w:tc>
@@ -8490,14 +10706,7 @@
                 <w:rFonts w:asciiTheme="minorHAnsi" w:hAnsiTheme="minorHAnsi" w:cstheme="minorHAnsi"/>
                 <w:lang w:val="sv-SE"/>
               </w:rPr>
-              <w:t xml:space="preserve">NIP.  </w:t>
-            </w:r>
-            <w:r>
-              <w:rPr>
-                <w:rFonts w:asciiTheme="minorHAnsi" w:hAnsiTheme="minorHAnsi" w:cstheme="minorHAnsi"/>
-                <w:lang w:val="sv-SE"/>
-              </w:rPr>
-              <w:t>${nipppk}</w:t>
+              <w:t>NIP.  ${nipppk}</w:t>
             </w:r>
           </w:p>
         </w:tc>
@@ -8513,6 +10722,4492 @@
     </w:p>
     <w:p>
       <w:pPr>
+        <w:rPr>
+          <w:rFonts w:asciiTheme="minorHAnsi" w:hAnsiTheme="minorHAnsi" w:cstheme="minorHAnsi"/>
+        </w:rPr>
+        <w:sectPr>
+          <w:pgSz w:w="11906" w:h="16838" w:code="9"/>
+          <w:pgMar w:top="1134" w:right="1134" w:bottom="1134" w:left="1134" w:header="709" w:footer="709" w:gutter="0"/>
+          <w:cols w:space="708"/>
+          <w:docGrid w:linePitch="360"/>
+        </w:sectPr>
+      </w:pPr>
+      <w:r>
+        <w:rPr>
+          <w:rFonts w:asciiTheme="minorHAnsi" w:hAnsiTheme="minorHAnsi" w:cstheme="minorHAnsi"/>
+        </w:rPr>
+        <w:br w:type="page"/>
+      </w:r>
+    </w:p>
+    <w:tbl>
+      <w:tblPr>
+        <w:tblW w:w="10458" w:type="dxa"/>
+        <w:tblInd w:w="-459" w:type="dxa"/>
+        <w:tblLayout w:type="fixed"/>
+        <w:tblLook w:val="04A0" w:firstRow="1" w:lastRow="0" w:firstColumn="1" w:lastColumn="0" w:noHBand="0" w:noVBand="1"/>
+      </w:tblPr>
+      <w:tblGrid>
+        <w:gridCol w:w="90"/>
+        <w:gridCol w:w="176"/>
+        <w:gridCol w:w="1787"/>
+        <w:gridCol w:w="355"/>
+        <w:gridCol w:w="378"/>
+        <w:gridCol w:w="364"/>
+        <w:gridCol w:w="1611"/>
+        <w:gridCol w:w="257"/>
+        <w:gridCol w:w="561"/>
+        <w:gridCol w:w="91"/>
+        <w:gridCol w:w="166"/>
+        <w:gridCol w:w="189"/>
+        <w:gridCol w:w="260"/>
+        <w:gridCol w:w="7"/>
+        <w:gridCol w:w="456"/>
+        <w:gridCol w:w="272"/>
+        <w:gridCol w:w="261"/>
+        <w:gridCol w:w="521"/>
+        <w:gridCol w:w="396"/>
+        <w:gridCol w:w="516"/>
+        <w:gridCol w:w="150"/>
+        <w:gridCol w:w="122"/>
+        <w:gridCol w:w="116"/>
+        <w:gridCol w:w="150"/>
+        <w:gridCol w:w="468"/>
+        <w:gridCol w:w="88"/>
+        <w:gridCol w:w="38"/>
+        <w:gridCol w:w="14"/>
+        <w:gridCol w:w="427"/>
+        <w:gridCol w:w="171"/>
+      </w:tblGrid>
+      <w:tr>
+        <w:trPr>
+          <w:gridAfter w:val="1"/>
+          <w:wAfter w:w="171" w:type="dxa"/>
+          <w:trHeight w:val="300"/>
+        </w:trPr>
+        <w:tc>
+          <w:tcPr>
+            <w:tcW w:w="10287" w:type="dxa"/>
+            <w:gridSpan w:val="29"/>
+            <w:shd w:val="clear" w:color="auto" w:fill="auto"/>
+            <w:noWrap/>
+            <w:vAlign w:val="bottom"/>
+            <w:hideMark/>
+          </w:tcPr>
+          <w:p>
+            <w:pPr>
+              <w:spacing w:after="0" w:line="240" w:lineRule="auto"/>
+              <w:jc w:val="center"/>
+              <w:rPr>
+                <w:rFonts w:asciiTheme="minorHAnsi" w:eastAsia="Times New Roman" w:hAnsiTheme="minorHAnsi" w:cstheme="minorHAnsi"/>
+                <w:b/>
+                <w:bCs/>
+                <w:i/>
+                <w:szCs w:val="36"/>
+              </w:rPr>
+            </w:pPr>
+          </w:p>
+          <w:p>
+            <w:pPr>
+              <w:spacing w:after="0" w:line="240" w:lineRule="auto"/>
+              <w:jc w:val="center"/>
+              <w:rPr>
+                <w:rFonts w:asciiTheme="minorHAnsi" w:eastAsia="Times New Roman" w:hAnsiTheme="minorHAnsi" w:cstheme="minorHAnsi"/>
+                <w:b/>
+                <w:bCs/>
+                <w:i/>
+                <w:sz w:val="36"/>
+                <w:szCs w:val="36"/>
+              </w:rPr>
+            </w:pPr>
+          </w:p>
+          <w:p>
+            <w:pPr>
+              <w:spacing w:after="0" w:line="240" w:lineRule="auto"/>
+              <w:jc w:val="center"/>
+              <w:rPr>
+                <w:rFonts w:asciiTheme="minorHAnsi" w:eastAsia="Times New Roman" w:hAnsiTheme="minorHAnsi" w:cstheme="minorHAnsi"/>
+                <w:b/>
+                <w:bCs/>
+                <w:i/>
+                <w:sz w:val="36"/>
+                <w:szCs w:val="36"/>
+              </w:rPr>
+            </w:pPr>
+          </w:p>
+          <w:p>
+            <w:pPr>
+              <w:spacing w:after="0" w:line="240" w:lineRule="auto"/>
+              <w:jc w:val="center"/>
+              <w:rPr>
+                <w:rFonts w:asciiTheme="minorHAnsi" w:eastAsia="Times New Roman" w:hAnsiTheme="minorHAnsi" w:cstheme="minorHAnsi"/>
+                <w:b/>
+                <w:bCs/>
+                <w:i/>
+                <w:sz w:val="36"/>
+                <w:szCs w:val="36"/>
+                <w:lang w:val="id-ID"/>
+              </w:rPr>
+            </w:pPr>
+            <w:r>
+              <w:rPr>
+                <w:rFonts w:asciiTheme="minorHAnsi" w:eastAsia="Times New Roman" w:hAnsiTheme="minorHAnsi" w:cstheme="minorHAnsi"/>
+                <w:b/>
+                <w:bCs/>
+                <w:i/>
+                <w:sz w:val="36"/>
+                <w:szCs w:val="36"/>
+              </w:rPr>
+              <w:t>K</w:t>
+            </w:r>
+            <w:r>
+              <w:rPr>
+                <w:rFonts w:asciiTheme="minorHAnsi" w:eastAsia="Times New Roman" w:hAnsiTheme="minorHAnsi" w:cstheme="minorHAnsi"/>
+                <w:b/>
+                <w:bCs/>
+                <w:i/>
+                <w:sz w:val="36"/>
+                <w:szCs w:val="36"/>
+                <w:lang w:val="id-ID"/>
+              </w:rPr>
+              <w:t xml:space="preserve"> </w:t>
+            </w:r>
+            <w:r>
+              <w:rPr>
+                <w:rFonts w:asciiTheme="minorHAnsi" w:eastAsia="Times New Roman" w:hAnsiTheme="minorHAnsi" w:cstheme="minorHAnsi"/>
+                <w:b/>
+                <w:bCs/>
+                <w:i/>
+                <w:sz w:val="36"/>
+                <w:szCs w:val="36"/>
+              </w:rPr>
+              <w:t>U</w:t>
+            </w:r>
+            <w:r>
+              <w:rPr>
+                <w:rFonts w:asciiTheme="minorHAnsi" w:eastAsia="Times New Roman" w:hAnsiTheme="minorHAnsi" w:cstheme="minorHAnsi"/>
+                <w:b/>
+                <w:bCs/>
+                <w:i/>
+                <w:sz w:val="36"/>
+                <w:szCs w:val="36"/>
+                <w:lang w:val="id-ID"/>
+              </w:rPr>
+              <w:t xml:space="preserve"> </w:t>
+            </w:r>
+            <w:r>
+              <w:rPr>
+                <w:rFonts w:asciiTheme="minorHAnsi" w:eastAsia="Times New Roman" w:hAnsiTheme="minorHAnsi" w:cstheme="minorHAnsi"/>
+                <w:b/>
+                <w:bCs/>
+                <w:i/>
+                <w:sz w:val="36"/>
+                <w:szCs w:val="36"/>
+              </w:rPr>
+              <w:t>I</w:t>
+            </w:r>
+            <w:r>
+              <w:rPr>
+                <w:rFonts w:asciiTheme="minorHAnsi" w:eastAsia="Times New Roman" w:hAnsiTheme="minorHAnsi" w:cstheme="minorHAnsi"/>
+                <w:b/>
+                <w:bCs/>
+                <w:i/>
+                <w:sz w:val="36"/>
+                <w:szCs w:val="36"/>
+                <w:lang w:val="id-ID"/>
+              </w:rPr>
+              <w:t xml:space="preserve"> </w:t>
+            </w:r>
+            <w:r>
+              <w:rPr>
+                <w:rFonts w:asciiTheme="minorHAnsi" w:eastAsia="Times New Roman" w:hAnsiTheme="minorHAnsi" w:cstheme="minorHAnsi"/>
+                <w:b/>
+                <w:bCs/>
+                <w:i/>
+                <w:sz w:val="36"/>
+                <w:szCs w:val="36"/>
+              </w:rPr>
+              <w:t>T</w:t>
+            </w:r>
+            <w:r>
+              <w:rPr>
+                <w:rFonts w:asciiTheme="minorHAnsi" w:eastAsia="Times New Roman" w:hAnsiTheme="minorHAnsi" w:cstheme="minorHAnsi"/>
+                <w:b/>
+                <w:bCs/>
+                <w:i/>
+                <w:sz w:val="36"/>
+                <w:szCs w:val="36"/>
+                <w:lang w:val="id-ID"/>
+              </w:rPr>
+              <w:t xml:space="preserve"> </w:t>
+            </w:r>
+            <w:r>
+              <w:rPr>
+                <w:rFonts w:asciiTheme="minorHAnsi" w:eastAsia="Times New Roman" w:hAnsiTheme="minorHAnsi" w:cstheme="minorHAnsi"/>
+                <w:b/>
+                <w:bCs/>
+                <w:i/>
+                <w:sz w:val="36"/>
+                <w:szCs w:val="36"/>
+              </w:rPr>
+              <w:t>A</w:t>
+            </w:r>
+            <w:r>
+              <w:rPr>
+                <w:rFonts w:asciiTheme="minorHAnsi" w:eastAsia="Times New Roman" w:hAnsiTheme="minorHAnsi" w:cstheme="minorHAnsi"/>
+                <w:b/>
+                <w:bCs/>
+                <w:i/>
+                <w:sz w:val="36"/>
+                <w:szCs w:val="36"/>
+                <w:lang w:val="id-ID"/>
+              </w:rPr>
+              <w:t xml:space="preserve"> </w:t>
+            </w:r>
+            <w:r>
+              <w:rPr>
+                <w:rFonts w:asciiTheme="minorHAnsi" w:eastAsia="Times New Roman" w:hAnsiTheme="minorHAnsi" w:cstheme="minorHAnsi"/>
+                <w:b/>
+                <w:bCs/>
+                <w:i/>
+                <w:sz w:val="36"/>
+                <w:szCs w:val="36"/>
+              </w:rPr>
+              <w:t>N</w:t>
+            </w:r>
+            <w:r>
+              <w:rPr>
+                <w:rFonts w:asciiTheme="minorHAnsi" w:eastAsia="Times New Roman" w:hAnsiTheme="minorHAnsi" w:cstheme="minorHAnsi"/>
+                <w:b/>
+                <w:bCs/>
+                <w:i/>
+                <w:sz w:val="36"/>
+                <w:szCs w:val="36"/>
+                <w:lang w:val="id-ID"/>
+              </w:rPr>
+              <w:t xml:space="preserve"> </w:t>
+            </w:r>
+            <w:r>
+              <w:rPr>
+                <w:rFonts w:asciiTheme="minorHAnsi" w:eastAsia="Times New Roman" w:hAnsiTheme="minorHAnsi" w:cstheme="minorHAnsi"/>
+                <w:b/>
+                <w:bCs/>
+                <w:i/>
+                <w:sz w:val="36"/>
+                <w:szCs w:val="36"/>
+              </w:rPr>
+              <w:t>S</w:t>
+            </w:r>
+            <w:r>
+              <w:rPr>
+                <w:rFonts w:asciiTheme="minorHAnsi" w:eastAsia="Times New Roman" w:hAnsiTheme="minorHAnsi" w:cstheme="minorHAnsi"/>
+                <w:b/>
+                <w:bCs/>
+                <w:i/>
+                <w:sz w:val="36"/>
+                <w:szCs w:val="36"/>
+                <w:lang w:val="id-ID"/>
+              </w:rPr>
+              <w:t xml:space="preserve"> </w:t>
+            </w:r>
+            <w:r>
+              <w:rPr>
+                <w:rFonts w:asciiTheme="minorHAnsi" w:eastAsia="Times New Roman" w:hAnsiTheme="minorHAnsi" w:cstheme="minorHAnsi"/>
+                <w:b/>
+                <w:bCs/>
+                <w:i/>
+                <w:sz w:val="36"/>
+                <w:szCs w:val="36"/>
+              </w:rPr>
+              <w:t>I</w:t>
+            </w:r>
+          </w:p>
+          <w:p>
+            <w:pPr>
+              <w:spacing w:after="0" w:line="240" w:lineRule="auto"/>
+              <w:jc w:val="center"/>
+              <w:rPr>
+                <w:rFonts w:asciiTheme="minorHAnsi" w:eastAsia="Times New Roman" w:hAnsiTheme="minorHAnsi" w:cstheme="minorHAnsi"/>
+                <w:bCs/>
+                <w:i/>
+                <w:sz w:val="8"/>
+                <w:szCs w:val="22"/>
+                <w:lang w:val="id-ID"/>
+              </w:rPr>
+            </w:pPr>
+          </w:p>
+        </w:tc>
+      </w:tr>
+      <w:tr>
+        <w:trPr>
+          <w:gridAfter w:val="2"/>
+          <w:wAfter w:w="598" w:type="dxa"/>
+          <w:trHeight w:val="300"/>
+        </w:trPr>
+        <w:tc>
+          <w:tcPr>
+            <w:tcW w:w="5670" w:type="dxa"/>
+            <w:gridSpan w:val="10"/>
+            <w:shd w:val="clear" w:color="auto" w:fill="auto"/>
+            <w:noWrap/>
+            <w:vAlign w:val="bottom"/>
+          </w:tcPr>
+          <w:p>
+            <w:pPr>
+              <w:spacing w:after="0" w:line="240" w:lineRule="auto"/>
+              <w:ind w:left="612"/>
+              <w:rPr>
+                <w:rFonts w:asciiTheme="minorHAnsi" w:eastAsia="Times New Roman" w:hAnsiTheme="minorHAnsi" w:cstheme="minorHAnsi"/>
+                <w:color w:val="FFFFFF" w:themeColor="background1"/>
+                <w:sz w:val="22"/>
+                <w:szCs w:val="22"/>
+              </w:rPr>
+            </w:pPr>
+          </w:p>
+        </w:tc>
+        <w:tc>
+          <w:tcPr>
+            <w:tcW w:w="355" w:type="dxa"/>
+            <w:gridSpan w:val="2"/>
+            <w:shd w:val="clear" w:color="auto" w:fill="auto"/>
+            <w:noWrap/>
+            <w:vAlign w:val="bottom"/>
+          </w:tcPr>
+          <w:p>
+            <w:pPr>
+              <w:spacing w:after="0" w:line="240" w:lineRule="auto"/>
+              <w:ind w:left="612"/>
+              <w:rPr>
+                <w:rFonts w:asciiTheme="minorHAnsi" w:eastAsia="Times New Roman" w:hAnsiTheme="minorHAnsi" w:cstheme="minorHAnsi"/>
+                <w:color w:val="FFFFFF" w:themeColor="background1"/>
+                <w:sz w:val="22"/>
+                <w:szCs w:val="22"/>
+              </w:rPr>
+            </w:pPr>
+          </w:p>
+        </w:tc>
+        <w:tc>
+          <w:tcPr>
+            <w:tcW w:w="2839" w:type="dxa"/>
+            <w:gridSpan w:val="9"/>
+            <w:shd w:val="clear" w:color="auto" w:fill="auto"/>
+            <w:noWrap/>
+            <w:vAlign w:val="bottom"/>
+          </w:tcPr>
+          <w:p>
+            <w:pPr>
+              <w:spacing w:after="0" w:line="240" w:lineRule="auto"/>
+              <w:ind w:left="612"/>
+              <w:rPr>
+                <w:rFonts w:asciiTheme="minorHAnsi" w:eastAsia="Times New Roman" w:hAnsiTheme="minorHAnsi" w:cstheme="minorHAnsi"/>
+                <w:color w:val="FFFFFF" w:themeColor="background1"/>
+                <w:sz w:val="22"/>
+                <w:szCs w:val="22"/>
+              </w:rPr>
+            </w:pPr>
+          </w:p>
+        </w:tc>
+        <w:tc>
+          <w:tcPr>
+            <w:tcW w:w="996" w:type="dxa"/>
+            <w:gridSpan w:val="7"/>
+            <w:shd w:val="clear" w:color="auto" w:fill="auto"/>
+            <w:noWrap/>
+            <w:vAlign w:val="bottom"/>
+          </w:tcPr>
+          <w:p>
+            <w:pPr>
+              <w:spacing w:after="0" w:line="240" w:lineRule="auto"/>
+              <w:ind w:left="612"/>
+              <w:rPr>
+                <w:rFonts w:asciiTheme="minorHAnsi" w:eastAsia="Times New Roman" w:hAnsiTheme="minorHAnsi" w:cstheme="minorHAnsi"/>
+                <w:color w:val="FFFFFF" w:themeColor="background1"/>
+                <w:sz w:val="22"/>
+                <w:szCs w:val="22"/>
+              </w:rPr>
+            </w:pPr>
+          </w:p>
+        </w:tc>
+      </w:tr>
+      <w:tr>
+        <w:trPr>
+          <w:gridAfter w:val="5"/>
+          <w:wAfter w:w="738" w:type="dxa"/>
+          <w:trHeight w:val="307"/>
+        </w:trPr>
+        <w:tc>
+          <w:tcPr>
+            <w:tcW w:w="2786" w:type="dxa"/>
+            <w:gridSpan w:val="5"/>
+            <w:shd w:val="clear" w:color="auto" w:fill="auto"/>
+            <w:noWrap/>
+            <w:vAlign w:val="bottom"/>
+          </w:tcPr>
+          <w:p>
+            <w:pPr>
+              <w:spacing w:after="0"/>
+              <w:ind w:left="612"/>
+              <w:rPr>
+                <w:rFonts w:asciiTheme="minorHAnsi" w:eastAsia="Times New Roman" w:hAnsiTheme="minorHAnsi" w:cstheme="minorHAnsi"/>
+                <w:color w:val="FFFFFF" w:themeColor="background1"/>
+                <w:sz w:val="22"/>
+                <w:szCs w:val="22"/>
+                <w:lang w:val="id-ID"/>
+              </w:rPr>
+            </w:pPr>
+          </w:p>
+        </w:tc>
+        <w:tc>
+          <w:tcPr>
+            <w:tcW w:w="364" w:type="dxa"/>
+            <w:shd w:val="clear" w:color="auto" w:fill="auto"/>
+            <w:noWrap/>
+            <w:vAlign w:val="bottom"/>
+          </w:tcPr>
+          <w:p>
+            <w:pPr>
+              <w:spacing w:after="0"/>
+              <w:ind w:left="162"/>
+              <w:jc w:val="center"/>
+              <w:rPr>
+                <w:rFonts w:asciiTheme="minorHAnsi" w:eastAsia="Times New Roman" w:hAnsiTheme="minorHAnsi" w:cstheme="minorHAnsi"/>
+                <w:color w:val="FFFFFF" w:themeColor="background1"/>
+                <w:sz w:val="22"/>
+                <w:szCs w:val="22"/>
+                <w:lang w:val="id-ID"/>
+              </w:rPr>
+            </w:pPr>
+          </w:p>
+        </w:tc>
+        <w:tc>
+          <w:tcPr>
+            <w:tcW w:w="6570" w:type="dxa"/>
+            <w:gridSpan w:val="19"/>
+            <w:shd w:val="clear" w:color="auto" w:fill="auto"/>
+            <w:noWrap/>
+            <w:vAlign w:val="bottom"/>
+          </w:tcPr>
+          <w:p>
+            <w:pPr>
+              <w:spacing w:after="0"/>
+              <w:ind w:left="612" w:right="-108" w:hanging="540"/>
+              <w:rPr>
+                <w:rFonts w:asciiTheme="minorHAnsi" w:eastAsia="Times New Roman" w:hAnsiTheme="minorHAnsi" w:cstheme="minorHAnsi"/>
+                <w:color w:val="FFFFFF" w:themeColor="background1"/>
+                <w:sz w:val="22"/>
+                <w:szCs w:val="22"/>
+                <w:lang w:val="id-ID"/>
+              </w:rPr>
+            </w:pPr>
+          </w:p>
+        </w:tc>
+      </w:tr>
+      <w:tr>
+        <w:trPr>
+          <w:gridAfter w:val="5"/>
+          <w:wAfter w:w="738" w:type="dxa"/>
+          <w:trHeight w:val="269"/>
+        </w:trPr>
+        <w:tc>
+          <w:tcPr>
+            <w:tcW w:w="2786" w:type="dxa"/>
+            <w:gridSpan w:val="5"/>
+            <w:shd w:val="clear" w:color="auto" w:fill="auto"/>
+            <w:noWrap/>
+          </w:tcPr>
+          <w:p>
+            <w:pPr>
+              <w:spacing w:after="0"/>
+              <w:ind w:left="612"/>
+              <w:rPr>
+                <w:rFonts w:asciiTheme="minorHAnsi" w:eastAsia="Times New Roman" w:hAnsiTheme="minorHAnsi" w:cstheme="minorHAnsi"/>
+                <w:sz w:val="22"/>
+                <w:szCs w:val="22"/>
+                <w:lang w:val="sv-SE"/>
+              </w:rPr>
+            </w:pPr>
+            <w:r>
+              <w:rPr>
+                <w:rFonts w:asciiTheme="minorHAnsi" w:eastAsia="Times New Roman" w:hAnsiTheme="minorHAnsi" w:cstheme="minorHAnsi"/>
+                <w:sz w:val="22"/>
+                <w:szCs w:val="22"/>
+                <w:lang w:val="sv-SE"/>
+              </w:rPr>
+              <w:t>Sudah terima dari</w:t>
+            </w:r>
+          </w:p>
+        </w:tc>
+        <w:tc>
+          <w:tcPr>
+            <w:tcW w:w="364" w:type="dxa"/>
+            <w:shd w:val="clear" w:color="auto" w:fill="auto"/>
+            <w:noWrap/>
+          </w:tcPr>
+          <w:p>
+            <w:pPr>
+              <w:spacing w:after="0"/>
+              <w:ind w:left="162"/>
+              <w:jc w:val="center"/>
+              <w:rPr>
+                <w:rFonts w:asciiTheme="minorHAnsi" w:eastAsia="Times New Roman" w:hAnsiTheme="minorHAnsi" w:cstheme="minorHAnsi"/>
+                <w:sz w:val="22"/>
+                <w:szCs w:val="22"/>
+                <w:lang w:val="sv-SE"/>
+              </w:rPr>
+            </w:pPr>
+            <w:r>
+              <w:rPr>
+                <w:rFonts w:asciiTheme="minorHAnsi" w:eastAsia="Times New Roman" w:hAnsiTheme="minorHAnsi" w:cstheme="minorHAnsi"/>
+                <w:sz w:val="22"/>
+                <w:szCs w:val="22"/>
+                <w:lang w:val="sv-SE"/>
+              </w:rPr>
+              <w:t>:</w:t>
+            </w:r>
+          </w:p>
+        </w:tc>
+        <w:tc>
+          <w:tcPr>
+            <w:tcW w:w="6570" w:type="dxa"/>
+            <w:gridSpan w:val="19"/>
+            <w:shd w:val="clear" w:color="auto" w:fill="auto"/>
+            <w:noWrap/>
+            <w:vAlign w:val="bottom"/>
+          </w:tcPr>
+          <w:p>
+            <w:pPr>
+              <w:spacing w:after="0"/>
+              <w:ind w:left="76" w:right="-108" w:hanging="4"/>
+              <w:rPr>
+                <w:rFonts w:asciiTheme="minorHAnsi" w:eastAsia="Times New Roman" w:hAnsiTheme="minorHAnsi" w:cstheme="minorHAnsi"/>
+                <w:sz w:val="22"/>
+                <w:szCs w:val="22"/>
+                <w:lang w:val="id-ID"/>
+              </w:rPr>
+            </w:pPr>
+            <w:r>
+              <w:rPr>
+                <w:rFonts w:asciiTheme="minorHAnsi" w:eastAsia="Times New Roman" w:hAnsiTheme="minorHAnsi" w:cstheme="minorHAnsi"/>
+                <w:sz w:val="22"/>
+                <w:szCs w:val="22"/>
+                <w:lang w:val="sv-SE"/>
+              </w:rPr>
+              <w:t>Kuasa Pengguna Anggaran</w:t>
+            </w:r>
+            <w:r>
+              <w:rPr>
+                <w:rFonts w:asciiTheme="minorHAnsi" w:eastAsia="Times New Roman" w:hAnsiTheme="minorHAnsi" w:cstheme="minorHAnsi"/>
+                <w:sz w:val="22"/>
+                <w:szCs w:val="22"/>
+                <w:lang w:val="sv-SE"/>
+              </w:rPr>
+              <w:t xml:space="preserve"> Badan Pusat Statistik </w:t>
+            </w:r>
+            <w:r>
+              <w:rPr>
+                <w:rFonts w:asciiTheme="minorHAnsi" w:eastAsia="Times New Roman" w:hAnsiTheme="minorHAnsi" w:cstheme="minorHAnsi"/>
+                <w:sz w:val="22"/>
+                <w:szCs w:val="22"/>
+                <w:lang w:val="sv-SE"/>
+              </w:rPr>
+              <w:t>Kabupaten Hulu Sungai Tengah.</w:t>
+            </w:r>
+          </w:p>
+        </w:tc>
+      </w:tr>
+      <w:tr>
+        <w:trPr>
+          <w:gridAfter w:val="3"/>
+          <w:wAfter w:w="612" w:type="dxa"/>
+          <w:trHeight w:val="300"/>
+        </w:trPr>
+        <w:tc>
+          <w:tcPr>
+            <w:tcW w:w="2786" w:type="dxa"/>
+            <w:gridSpan w:val="5"/>
+            <w:shd w:val="clear" w:color="auto" w:fill="auto"/>
+            <w:noWrap/>
+            <w:vAlign w:val="bottom"/>
+            <w:hideMark/>
+          </w:tcPr>
+          <w:p>
+            <w:pPr>
+              <w:spacing w:after="0"/>
+              <w:ind w:left="612"/>
+              <w:rPr>
+                <w:rFonts w:asciiTheme="minorHAnsi" w:eastAsia="Times New Roman" w:hAnsiTheme="minorHAnsi" w:cstheme="minorHAnsi"/>
+                <w:sz w:val="22"/>
+                <w:szCs w:val="22"/>
+                <w:lang w:val="sv-SE"/>
+              </w:rPr>
+            </w:pPr>
+            <w:r>
+              <w:rPr>
+                <w:rFonts w:asciiTheme="minorHAnsi" w:eastAsia="Times New Roman" w:hAnsiTheme="minorHAnsi" w:cstheme="minorHAnsi"/>
+                <w:sz w:val="22"/>
+                <w:szCs w:val="22"/>
+                <w:lang w:val="sv-SE"/>
+              </w:rPr>
+              <w:t>Jumlah Uang</w:t>
+            </w:r>
+          </w:p>
+        </w:tc>
+        <w:tc>
+          <w:tcPr>
+            <w:tcW w:w="364" w:type="dxa"/>
+            <w:shd w:val="clear" w:color="auto" w:fill="auto"/>
+            <w:noWrap/>
+            <w:vAlign w:val="bottom"/>
+            <w:hideMark/>
+          </w:tcPr>
+          <w:p>
+            <w:pPr>
+              <w:spacing w:after="0"/>
+              <w:ind w:left="162"/>
+              <w:jc w:val="center"/>
+              <w:rPr>
+                <w:rFonts w:asciiTheme="minorHAnsi" w:eastAsia="Times New Roman" w:hAnsiTheme="minorHAnsi" w:cstheme="minorHAnsi"/>
+                <w:sz w:val="22"/>
+                <w:szCs w:val="22"/>
+                <w:lang w:val="sv-SE"/>
+              </w:rPr>
+            </w:pPr>
+            <w:r>
+              <w:rPr>
+                <w:rFonts w:asciiTheme="minorHAnsi" w:eastAsia="Times New Roman" w:hAnsiTheme="minorHAnsi" w:cstheme="minorHAnsi"/>
+                <w:sz w:val="22"/>
+                <w:szCs w:val="22"/>
+                <w:lang w:val="sv-SE"/>
+              </w:rPr>
+              <w:t>:</w:t>
+            </w:r>
+          </w:p>
+        </w:tc>
+        <w:tc>
+          <w:tcPr>
+            <w:tcW w:w="3135" w:type="dxa"/>
+            <w:gridSpan w:val="7"/>
+            <w:shd w:val="clear" w:color="auto" w:fill="auto"/>
+            <w:noWrap/>
+            <w:hideMark/>
+          </w:tcPr>
+          <w:p>
+            <w:pPr>
+              <w:spacing w:after="0"/>
+              <w:ind w:left="612" w:right="342" w:hanging="540"/>
+              <w:rPr>
+                <w:rFonts w:asciiTheme="minorHAnsi" w:eastAsia="Times New Roman" w:hAnsiTheme="minorHAnsi" w:cstheme="minorHAnsi"/>
+                <w:sz w:val="22"/>
+                <w:szCs w:val="22"/>
+                <w:lang w:val="sv-SE"/>
+              </w:rPr>
+            </w:pPr>
+            <w:r>
+              <w:rPr>
+                <w:rFonts w:asciiTheme="minorHAnsi" w:eastAsia="Times New Roman" w:hAnsiTheme="minorHAnsi" w:cstheme="minorHAnsi"/>
+                <w:sz w:val="22"/>
+                <w:szCs w:val="22"/>
+                <w:lang w:val="sv-SE"/>
+              </w:rPr>
+              <w:t>${jumlah_bayar}</w:t>
+            </w:r>
+          </w:p>
+        </w:tc>
+        <w:tc>
+          <w:tcPr>
+            <w:tcW w:w="1517" w:type="dxa"/>
+            <w:gridSpan w:val="5"/>
+            <w:shd w:val="clear" w:color="auto" w:fill="auto"/>
+            <w:noWrap/>
+            <w:vAlign w:val="bottom"/>
+            <w:hideMark/>
+          </w:tcPr>
+          <w:p>
+            <w:pPr>
+              <w:spacing w:after="0"/>
+              <w:ind w:left="612" w:right="342" w:hanging="540"/>
+              <w:rPr>
+                <w:rFonts w:asciiTheme="minorHAnsi" w:eastAsia="Times New Roman" w:hAnsiTheme="minorHAnsi" w:cstheme="minorHAnsi"/>
+                <w:sz w:val="22"/>
+                <w:szCs w:val="22"/>
+                <w:lang w:val="sv-SE"/>
+              </w:rPr>
+            </w:pPr>
+          </w:p>
+        </w:tc>
+        <w:tc>
+          <w:tcPr>
+            <w:tcW w:w="912" w:type="dxa"/>
+            <w:gridSpan w:val="2"/>
+            <w:shd w:val="clear" w:color="auto" w:fill="auto"/>
+            <w:noWrap/>
+            <w:vAlign w:val="bottom"/>
+            <w:hideMark/>
+          </w:tcPr>
+          <w:p>
+            <w:pPr>
+              <w:spacing w:after="0"/>
+              <w:ind w:left="612" w:right="342" w:hanging="540"/>
+              <w:rPr>
+                <w:rFonts w:asciiTheme="minorHAnsi" w:eastAsia="Times New Roman" w:hAnsiTheme="minorHAnsi" w:cstheme="minorHAnsi"/>
+                <w:sz w:val="22"/>
+                <w:szCs w:val="22"/>
+                <w:lang w:val="sv-SE"/>
+              </w:rPr>
+            </w:pPr>
+          </w:p>
+        </w:tc>
+        <w:tc>
+          <w:tcPr>
+            <w:tcW w:w="272" w:type="dxa"/>
+            <w:gridSpan w:val="2"/>
+            <w:shd w:val="clear" w:color="auto" w:fill="auto"/>
+            <w:noWrap/>
+            <w:vAlign w:val="bottom"/>
+            <w:hideMark/>
+          </w:tcPr>
+          <w:p>
+            <w:pPr>
+              <w:spacing w:after="0"/>
+              <w:ind w:left="612" w:right="342" w:hanging="540"/>
+              <w:rPr>
+                <w:rFonts w:asciiTheme="minorHAnsi" w:eastAsia="Times New Roman" w:hAnsiTheme="minorHAnsi" w:cstheme="minorHAnsi"/>
+                <w:sz w:val="22"/>
+                <w:szCs w:val="22"/>
+                <w:lang w:val="sv-SE"/>
+              </w:rPr>
+            </w:pPr>
+          </w:p>
+        </w:tc>
+        <w:tc>
+          <w:tcPr>
+            <w:tcW w:w="266" w:type="dxa"/>
+            <w:gridSpan w:val="2"/>
+            <w:shd w:val="clear" w:color="auto" w:fill="auto"/>
+            <w:noWrap/>
+            <w:vAlign w:val="bottom"/>
+            <w:hideMark/>
+          </w:tcPr>
+          <w:p>
+            <w:pPr>
+              <w:spacing w:after="0"/>
+              <w:ind w:left="612" w:right="342" w:hanging="540"/>
+              <w:rPr>
+                <w:rFonts w:asciiTheme="minorHAnsi" w:eastAsia="Times New Roman" w:hAnsiTheme="minorHAnsi" w:cstheme="minorHAnsi"/>
+                <w:sz w:val="22"/>
+                <w:szCs w:val="22"/>
+                <w:lang w:val="sv-SE"/>
+              </w:rPr>
+            </w:pPr>
+          </w:p>
+        </w:tc>
+        <w:tc>
+          <w:tcPr>
+            <w:tcW w:w="594" w:type="dxa"/>
+            <w:gridSpan w:val="3"/>
+            <w:shd w:val="clear" w:color="auto" w:fill="auto"/>
+            <w:noWrap/>
+            <w:vAlign w:val="bottom"/>
+            <w:hideMark/>
+          </w:tcPr>
+          <w:p>
+            <w:pPr>
+              <w:spacing w:after="0"/>
+              <w:ind w:left="612" w:right="342" w:hanging="540"/>
+              <w:rPr>
+                <w:rFonts w:asciiTheme="minorHAnsi" w:eastAsia="Times New Roman" w:hAnsiTheme="minorHAnsi" w:cstheme="minorHAnsi"/>
+                <w:sz w:val="22"/>
+                <w:szCs w:val="22"/>
+                <w:lang w:val="sv-SE"/>
+              </w:rPr>
+            </w:pPr>
+          </w:p>
+        </w:tc>
+      </w:tr>
+      <w:tr>
+        <w:trPr>
+          <w:gridAfter w:val="5"/>
+          <w:wAfter w:w="738" w:type="dxa"/>
+          <w:trHeight w:val="300"/>
+        </w:trPr>
+        <w:tc>
+          <w:tcPr>
+            <w:tcW w:w="2786" w:type="dxa"/>
+            <w:gridSpan w:val="5"/>
+            <w:shd w:val="clear" w:color="auto" w:fill="auto"/>
+            <w:noWrap/>
+            <w:hideMark/>
+          </w:tcPr>
+          <w:p>
+            <w:pPr>
+              <w:spacing w:after="0"/>
+              <w:ind w:left="612"/>
+              <w:rPr>
+                <w:rFonts w:asciiTheme="minorHAnsi" w:eastAsia="Times New Roman" w:hAnsiTheme="minorHAnsi" w:cstheme="minorHAnsi"/>
+                <w:sz w:val="22"/>
+                <w:szCs w:val="22"/>
+                <w:lang w:val="sv-SE"/>
+              </w:rPr>
+            </w:pPr>
+            <w:r>
+              <w:rPr>
+                <w:rFonts w:asciiTheme="minorHAnsi" w:eastAsia="Times New Roman" w:hAnsiTheme="minorHAnsi" w:cstheme="minorHAnsi"/>
+                <w:sz w:val="22"/>
+                <w:szCs w:val="22"/>
+                <w:lang w:val="sv-SE"/>
+              </w:rPr>
+              <w:t>Terbilang</w:t>
+            </w:r>
+          </w:p>
+        </w:tc>
+        <w:tc>
+          <w:tcPr>
+            <w:tcW w:w="364" w:type="dxa"/>
+            <w:shd w:val="clear" w:color="auto" w:fill="auto"/>
+            <w:noWrap/>
+            <w:hideMark/>
+          </w:tcPr>
+          <w:p>
+            <w:pPr>
+              <w:spacing w:after="0"/>
+              <w:ind w:left="162"/>
+              <w:jc w:val="center"/>
+              <w:rPr>
+                <w:rFonts w:asciiTheme="minorHAnsi" w:eastAsia="Times New Roman" w:hAnsiTheme="minorHAnsi" w:cstheme="minorHAnsi"/>
+                <w:sz w:val="22"/>
+                <w:szCs w:val="22"/>
+                <w:lang w:val="id-ID"/>
+              </w:rPr>
+            </w:pPr>
+            <w:r>
+              <w:rPr>
+                <w:rFonts w:asciiTheme="minorHAnsi" w:eastAsia="Times New Roman" w:hAnsiTheme="minorHAnsi" w:cstheme="minorHAnsi"/>
+                <w:sz w:val="22"/>
+                <w:szCs w:val="22"/>
+                <w:lang w:val="id-ID"/>
+              </w:rPr>
+              <w:t>:</w:t>
+            </w:r>
+          </w:p>
+        </w:tc>
+        <w:tc>
+          <w:tcPr>
+            <w:tcW w:w="6570" w:type="dxa"/>
+            <w:gridSpan w:val="19"/>
+            <w:shd w:val="clear" w:color="auto" w:fill="auto"/>
+            <w:noWrap/>
+            <w:vAlign w:val="bottom"/>
+            <w:hideMark/>
+          </w:tcPr>
+          <w:p>
+            <w:pPr>
+              <w:tabs>
+                <w:tab w:val="left" w:pos="6559"/>
+              </w:tabs>
+              <w:spacing w:after="0"/>
+              <w:ind w:left="72" w:right="72"/>
+              <w:rPr>
+                <w:rFonts w:asciiTheme="minorHAnsi" w:eastAsia="Times New Roman" w:hAnsiTheme="minorHAnsi" w:cstheme="minorHAnsi"/>
+                <w:sz w:val="22"/>
+                <w:szCs w:val="22"/>
+                <w:lang w:val="id-ID"/>
+              </w:rPr>
+            </w:pPr>
+            <w:r>
+              <w:rPr>
+                <w:rFonts w:asciiTheme="minorHAnsi" w:eastAsia="Times New Roman" w:hAnsiTheme="minorHAnsi" w:cstheme="minorHAnsi"/>
+                <w:sz w:val="22"/>
+                <w:szCs w:val="22"/>
+                <w:lang w:val="id-ID"/>
+              </w:rPr>
+              <w:t>${terbilang_jumlah_bayar}</w:t>
+            </w:r>
+          </w:p>
+        </w:tc>
+      </w:tr>
+      <w:tr>
+        <w:trPr>
+          <w:gridAfter w:val="5"/>
+          <w:wAfter w:w="738" w:type="dxa"/>
+          <w:trHeight w:val="600"/>
+        </w:trPr>
+        <w:tc>
+          <w:tcPr>
+            <w:tcW w:w="2786" w:type="dxa"/>
+            <w:gridSpan w:val="5"/>
+            <w:shd w:val="clear" w:color="auto" w:fill="auto"/>
+            <w:noWrap/>
+            <w:hideMark/>
+          </w:tcPr>
+          <w:p>
+            <w:pPr>
+              <w:spacing w:after="0"/>
+              <w:ind w:left="612"/>
+              <w:rPr>
+                <w:rFonts w:asciiTheme="minorHAnsi" w:eastAsia="Times New Roman" w:hAnsiTheme="minorHAnsi" w:cstheme="minorHAnsi"/>
+                <w:sz w:val="22"/>
+                <w:szCs w:val="22"/>
+                <w:lang w:val="sv-SE"/>
+              </w:rPr>
+            </w:pPr>
+            <w:r>
+              <w:rPr>
+                <w:rFonts w:asciiTheme="minorHAnsi" w:eastAsia="Times New Roman" w:hAnsiTheme="minorHAnsi" w:cstheme="minorHAnsi"/>
+                <w:sz w:val="22"/>
+                <w:szCs w:val="22"/>
+                <w:lang w:val="sv-SE"/>
+              </w:rPr>
+              <w:t>Untuk Pembayaran</w:t>
+            </w:r>
+          </w:p>
+        </w:tc>
+        <w:tc>
+          <w:tcPr>
+            <w:tcW w:w="364" w:type="dxa"/>
+            <w:shd w:val="clear" w:color="auto" w:fill="auto"/>
+            <w:noWrap/>
+            <w:hideMark/>
+          </w:tcPr>
+          <w:p>
+            <w:pPr>
+              <w:spacing w:after="0"/>
+              <w:ind w:left="162"/>
+              <w:jc w:val="center"/>
+              <w:rPr>
+                <w:rFonts w:asciiTheme="minorHAnsi" w:eastAsia="Times New Roman" w:hAnsiTheme="minorHAnsi" w:cstheme="minorHAnsi"/>
+                <w:sz w:val="22"/>
+                <w:szCs w:val="22"/>
+                <w:lang w:val="sv-SE"/>
+              </w:rPr>
+            </w:pPr>
+            <w:r>
+              <w:rPr>
+                <w:rFonts w:asciiTheme="minorHAnsi" w:eastAsia="Times New Roman" w:hAnsiTheme="minorHAnsi" w:cstheme="minorHAnsi"/>
+                <w:sz w:val="22"/>
+                <w:szCs w:val="22"/>
+                <w:lang w:val="sv-SE"/>
+              </w:rPr>
+              <w:t>:</w:t>
+            </w:r>
+          </w:p>
+        </w:tc>
+        <w:tc>
+          <w:tcPr>
+            <w:tcW w:w="6570" w:type="dxa"/>
+            <w:gridSpan w:val="19"/>
+            <w:shd w:val="clear" w:color="auto" w:fill="auto"/>
+            <w:vAlign w:val="bottom"/>
+            <w:hideMark/>
+          </w:tcPr>
+          <w:p>
+            <w:pPr>
+              <w:spacing w:after="0"/>
+              <w:ind w:left="72" w:right="-108"/>
+              <w:jc w:val="both"/>
+              <w:rPr>
+                <w:rFonts w:asciiTheme="minorHAnsi" w:eastAsia="Times New Roman" w:hAnsiTheme="minorHAnsi" w:cstheme="minorHAnsi"/>
+                <w:sz w:val="22"/>
+                <w:szCs w:val="22"/>
+              </w:rPr>
+            </w:pPr>
+            <w:r>
+              <w:rPr>
+                <w:rFonts w:asciiTheme="minorHAnsi" w:hAnsiTheme="minorHAnsi" w:cstheme="minorHAnsi"/>
+                <w:sz w:val="22"/>
+                <w:szCs w:val="22"/>
+                <w:lang w:val="id-ID"/>
+              </w:rPr>
+              <w:t>${rincian}</w:t>
+            </w:r>
+            <w:r>
+              <w:rPr>
+                <w:rFonts w:asciiTheme="minorHAnsi" w:hAnsiTheme="minorHAnsi" w:cstheme="minorHAnsi"/>
+                <w:sz w:val="22"/>
+                <w:szCs w:val="22"/>
+                <w:lang w:val="id-ID"/>
+              </w:rPr>
+              <w:t xml:space="preserve"> </w:t>
+            </w:r>
+            <w:r>
+              <w:rPr>
+                <w:rFonts w:asciiTheme="minorHAnsi" w:eastAsia="Times New Roman" w:hAnsiTheme="minorHAnsi" w:cstheme="minorHAnsi"/>
+                <w:sz w:val="22"/>
+                <w:szCs w:val="22"/>
+                <w:lang w:val="id-ID"/>
+              </w:rPr>
+              <w:t xml:space="preserve">sesuai </w:t>
+            </w:r>
+            <w:r>
+              <w:rPr>
+                <w:rFonts w:asciiTheme="minorHAnsi" w:hAnsiTheme="minorHAnsi" w:cstheme="minorHAnsi"/>
+                <w:sz w:val="22"/>
+                <w:szCs w:val="22"/>
+                <w:lang w:val="sv-SE"/>
+              </w:rPr>
+              <w:t xml:space="preserve">Surat Permintaan </w:t>
+            </w:r>
+            <w:r>
+              <w:rPr>
+                <w:rFonts w:asciiTheme="minorHAnsi" w:hAnsiTheme="minorHAnsi" w:cstheme="minorHAnsi"/>
+                <w:sz w:val="22"/>
+                <w:szCs w:val="22"/>
+                <w:lang w:val="id-ID"/>
+              </w:rPr>
+              <w:t>nomor:</w:t>
+            </w:r>
+            <w:r>
+              <w:rPr>
+                <w:rFonts w:asciiTheme="minorHAnsi" w:hAnsiTheme="minorHAnsi" w:cstheme="minorHAnsi"/>
+                <w:sz w:val="22"/>
+                <w:szCs w:val="22"/>
+              </w:rPr>
+              <w:t xml:space="preserve"> </w:t>
+            </w:r>
+            <w:r>
+              <w:rPr>
+                <w:rFonts w:asciiTheme="minorHAnsi" w:hAnsiTheme="minorHAnsi" w:cstheme="minorHAnsi"/>
+                <w:sz w:val="22"/>
+                <w:szCs w:val="22"/>
+                <w:lang w:val="fi-FI"/>
+              </w:rPr>
+              <w:t>${no_sp}</w:t>
+            </w:r>
+            <w:r>
+              <w:rPr>
+                <w:rFonts w:asciiTheme="minorHAnsi" w:hAnsiTheme="minorHAnsi" w:cstheme="minorHAnsi"/>
+                <w:sz w:val="22"/>
+                <w:szCs w:val="22"/>
+                <w:lang w:val="fi-FI"/>
+              </w:rPr>
+              <w:t xml:space="preserve"> tanggal</w:t>
+            </w:r>
+            <w:r>
+              <w:rPr>
+                <w:rFonts w:asciiTheme="minorHAnsi" w:hAnsiTheme="minorHAnsi" w:cstheme="minorHAnsi"/>
+                <w:sz w:val="22"/>
+                <w:szCs w:val="22"/>
+                <w:lang w:val="fi-FI"/>
+              </w:rPr>
+              <w:t xml:space="preserve"> </w:t>
+            </w:r>
+            <w:r>
+              <w:rPr>
+                <w:rFonts w:asciiTheme="minorHAnsi" w:hAnsiTheme="minorHAnsi" w:cstheme="minorHAnsi"/>
+                <w:sz w:val="22"/>
+                <w:szCs w:val="22"/>
+                <w:lang w:val="fi-FI"/>
+              </w:rPr>
+              <w:t>${tgl_sp}</w:t>
+            </w:r>
+            <w:r>
+              <w:rPr>
+                <w:rFonts w:asciiTheme="minorHAnsi" w:hAnsiTheme="minorHAnsi" w:cstheme="minorHAnsi"/>
+                <w:sz w:val="22"/>
+                <w:szCs w:val="22"/>
+              </w:rPr>
+              <w:t xml:space="preserve">  </w:t>
+            </w:r>
+            <w:r>
+              <w:rPr>
+                <w:rFonts w:asciiTheme="minorHAnsi" w:hAnsiTheme="minorHAnsi" w:cstheme="minorHAnsi"/>
+                <w:color w:val="FFFFFF" w:themeColor="background1"/>
+                <w:sz w:val="22"/>
+                <w:szCs w:val="22"/>
+                <w:lang w:val="id-ID"/>
+              </w:rPr>
+              <w:t>.</w:t>
+            </w:r>
+            <w:r>
+              <w:rPr>
+                <w:rFonts w:asciiTheme="minorHAnsi" w:eastAsia="Times New Roman" w:hAnsiTheme="minorHAnsi" w:cstheme="minorHAnsi"/>
+                <w:color w:val="FFFFFF" w:themeColor="background1"/>
+                <w:sz w:val="22"/>
+                <w:szCs w:val="22"/>
+                <w:lang w:val="id-ID"/>
+              </w:rPr>
+              <w:t xml:space="preserve">dan BAST Nomor: </w:t>
+            </w:r>
+            <w:r>
+              <w:rPr>
+                <w:rFonts w:asciiTheme="minorHAnsi" w:hAnsiTheme="minorHAnsi" w:cstheme="minorHAnsi"/>
+                <w:color w:val="FFFFFF" w:themeColor="background1"/>
+                <w:sz w:val="22"/>
+                <w:szCs w:val="22"/>
+                <w:lang w:val="id-ID"/>
+              </w:rPr>
+              <w:fldChar w:fldCharType="begin"/>
+            </w:r>
+            <w:r>
+              <w:rPr>
+                <w:rFonts w:asciiTheme="minorHAnsi" w:hAnsiTheme="minorHAnsi" w:cstheme="minorHAnsi"/>
+                <w:color w:val="FFFFFF" w:themeColor="background1"/>
+                <w:sz w:val="22"/>
+                <w:szCs w:val="22"/>
+                <w:lang w:val="id-ID"/>
+              </w:rPr>
+              <w:instrText xml:space="preserve"> MERGEFIELD BAST </w:instrText>
+            </w:r>
+            <w:r>
+              <w:rPr>
+                <w:rFonts w:asciiTheme="minorHAnsi" w:hAnsiTheme="minorHAnsi" w:cstheme="minorHAnsi"/>
+                <w:color w:val="FFFFFF" w:themeColor="background1"/>
+                <w:sz w:val="22"/>
+                <w:szCs w:val="22"/>
+                <w:lang w:val="id-ID"/>
+              </w:rPr>
+              <w:fldChar w:fldCharType="separate"/>
+            </w:r>
+            <w:r>
+              <w:rPr>
+                <w:rFonts w:asciiTheme="minorHAnsi" w:hAnsiTheme="minorHAnsi" w:cstheme="minorHAnsi"/>
+                <w:noProof/>
+                <w:color w:val="FFFFFF" w:themeColor="background1"/>
+                <w:sz w:val="22"/>
+                <w:szCs w:val="22"/>
+                <w:lang w:val="id-ID"/>
+              </w:rPr>
+              <w:t>02/BPS6300/PPK/RAG-SBH/11/2021</w:t>
+            </w:r>
+            <w:r>
+              <w:rPr>
+                <w:rFonts w:asciiTheme="minorHAnsi" w:hAnsiTheme="minorHAnsi" w:cstheme="minorHAnsi"/>
+                <w:color w:val="FFFFFF" w:themeColor="background1"/>
+                <w:sz w:val="22"/>
+                <w:szCs w:val="22"/>
+                <w:lang w:val="id-ID"/>
+              </w:rPr>
+              <w:fldChar w:fldCharType="end"/>
+            </w:r>
+            <w:r>
+              <w:rPr>
+                <w:rFonts w:asciiTheme="minorHAnsi" w:hAnsiTheme="minorHAnsi" w:cstheme="minorHAnsi"/>
+                <w:color w:val="FFFFFF" w:themeColor="background1"/>
+                <w:sz w:val="22"/>
+                <w:szCs w:val="22"/>
+              </w:rPr>
+              <w:t xml:space="preserve"> </w:t>
+            </w:r>
+            <w:r>
+              <w:rPr>
+                <w:rFonts w:asciiTheme="minorHAnsi" w:eastAsia="Times New Roman" w:hAnsiTheme="minorHAnsi" w:cstheme="minorHAnsi"/>
+                <w:color w:val="FFFFFF" w:themeColor="background1"/>
+                <w:sz w:val="22"/>
+                <w:szCs w:val="22"/>
+                <w:lang w:val="id-ID"/>
+              </w:rPr>
+              <w:t xml:space="preserve">tanggal </w:t>
+            </w:r>
+            <w:r>
+              <w:rPr>
+                <w:rFonts w:asciiTheme="minorHAnsi" w:hAnsiTheme="minorHAnsi" w:cstheme="minorHAnsi"/>
+                <w:color w:val="FFFFFF" w:themeColor="background1"/>
+                <w:sz w:val="22"/>
+                <w:szCs w:val="22"/>
+              </w:rPr>
+              <w:fldChar w:fldCharType="begin"/>
+            </w:r>
+            <w:r>
+              <w:rPr>
+                <w:rFonts w:asciiTheme="minorHAnsi" w:hAnsiTheme="minorHAnsi" w:cstheme="minorHAnsi"/>
+                <w:color w:val="FFFFFF" w:themeColor="background1"/>
+                <w:sz w:val="22"/>
+                <w:szCs w:val="22"/>
+              </w:rPr>
+              <w:instrText xml:space="preserve"> MERGEFIELD TGL_BAST_DAN_PERIKSA </w:instrText>
+            </w:r>
+            <w:r>
+              <w:rPr>
+                <w:rFonts w:asciiTheme="minorHAnsi" w:hAnsiTheme="minorHAnsi" w:cstheme="minorHAnsi"/>
+                <w:color w:val="FFFFFF" w:themeColor="background1"/>
+                <w:sz w:val="22"/>
+                <w:szCs w:val="22"/>
+              </w:rPr>
+              <w:fldChar w:fldCharType="separate"/>
+            </w:r>
+            <w:r>
+              <w:rPr>
+                <w:rFonts w:asciiTheme="minorHAnsi" w:hAnsiTheme="minorHAnsi" w:cstheme="minorHAnsi"/>
+                <w:noProof/>
+                <w:color w:val="FFFFFF" w:themeColor="background1"/>
+                <w:sz w:val="22"/>
+                <w:szCs w:val="22"/>
+              </w:rPr>
+              <w:t>13 September 2021</w:t>
+            </w:r>
+            <w:r>
+              <w:rPr>
+                <w:rFonts w:asciiTheme="minorHAnsi" w:hAnsiTheme="minorHAnsi" w:cstheme="minorHAnsi"/>
+                <w:color w:val="FFFFFF" w:themeColor="background1"/>
+                <w:sz w:val="22"/>
+                <w:szCs w:val="22"/>
+              </w:rPr>
+              <w:fldChar w:fldCharType="end"/>
+            </w:r>
+            <w:r>
+              <w:rPr>
+                <w:rFonts w:asciiTheme="minorHAnsi" w:eastAsia="Times New Roman" w:hAnsiTheme="minorHAnsi" w:cstheme="minorHAnsi"/>
+                <w:color w:val="FFFFFF" w:themeColor="background1"/>
+                <w:sz w:val="22"/>
+                <w:szCs w:val="22"/>
+                <w:lang w:val="id-ID"/>
+              </w:rPr>
+              <w:t>.</w:t>
+            </w:r>
+          </w:p>
+        </w:tc>
+      </w:tr>
+      <w:tr>
+        <w:trPr>
+          <w:gridAfter w:val="4"/>
+          <w:wAfter w:w="650" w:type="dxa"/>
+          <w:trHeight w:val="300"/>
+        </w:trPr>
+        <w:tc>
+          <w:tcPr>
+            <w:tcW w:w="266" w:type="dxa"/>
+            <w:gridSpan w:val="2"/>
+            <w:shd w:val="clear" w:color="auto" w:fill="auto"/>
+            <w:noWrap/>
+            <w:vAlign w:val="bottom"/>
+            <w:hideMark/>
+          </w:tcPr>
+          <w:p>
+            <w:pPr>
+              <w:spacing w:after="0" w:line="240" w:lineRule="auto"/>
+              <w:rPr>
+                <w:rFonts w:asciiTheme="minorHAnsi" w:eastAsia="Times New Roman" w:hAnsiTheme="minorHAnsi" w:cstheme="minorHAnsi"/>
+                <w:color w:val="C00000"/>
+                <w:sz w:val="22"/>
+                <w:szCs w:val="22"/>
+                <w:lang w:val="id-ID"/>
+              </w:rPr>
+            </w:pPr>
+          </w:p>
+        </w:tc>
+        <w:tc>
+          <w:tcPr>
+            <w:tcW w:w="4495" w:type="dxa"/>
+            <w:gridSpan w:val="5"/>
+            <w:shd w:val="clear" w:color="auto" w:fill="auto"/>
+            <w:noWrap/>
+            <w:vAlign w:val="bottom"/>
+          </w:tcPr>
+          <w:p>
+            <w:pPr>
+              <w:spacing w:after="0" w:line="240" w:lineRule="auto"/>
+              <w:jc w:val="center"/>
+              <w:rPr>
+                <w:rFonts w:asciiTheme="minorHAnsi" w:eastAsia="Times New Roman" w:hAnsiTheme="minorHAnsi" w:cstheme="minorHAnsi"/>
+                <w:color w:val="C00000"/>
+                <w:sz w:val="22"/>
+                <w:szCs w:val="22"/>
+                <w:lang w:val="id-ID"/>
+              </w:rPr>
+            </w:pPr>
+          </w:p>
+        </w:tc>
+        <w:tc>
+          <w:tcPr>
+            <w:tcW w:w="818" w:type="dxa"/>
+            <w:gridSpan w:val="2"/>
+            <w:shd w:val="clear" w:color="auto" w:fill="auto"/>
+            <w:noWrap/>
+            <w:vAlign w:val="bottom"/>
+            <w:hideMark/>
+          </w:tcPr>
+          <w:p>
+            <w:pPr>
+              <w:spacing w:after="0" w:line="240" w:lineRule="auto"/>
+              <w:rPr>
+                <w:rFonts w:asciiTheme="minorHAnsi" w:eastAsia="Times New Roman" w:hAnsiTheme="minorHAnsi" w:cstheme="minorHAnsi"/>
+                <w:color w:val="C00000"/>
+                <w:sz w:val="22"/>
+                <w:szCs w:val="22"/>
+                <w:lang w:val="id-ID"/>
+              </w:rPr>
+            </w:pPr>
+          </w:p>
+        </w:tc>
+        <w:tc>
+          <w:tcPr>
+            <w:tcW w:w="446" w:type="dxa"/>
+            <w:gridSpan w:val="3"/>
+            <w:shd w:val="clear" w:color="auto" w:fill="auto"/>
+            <w:noWrap/>
+            <w:vAlign w:val="bottom"/>
+            <w:hideMark/>
+          </w:tcPr>
+          <w:p>
+            <w:pPr>
+              <w:spacing w:after="0" w:line="240" w:lineRule="auto"/>
+              <w:rPr>
+                <w:rFonts w:asciiTheme="minorHAnsi" w:eastAsia="Times New Roman" w:hAnsiTheme="minorHAnsi" w:cstheme="minorHAnsi"/>
+                <w:color w:val="C00000"/>
+                <w:sz w:val="22"/>
+                <w:szCs w:val="22"/>
+                <w:lang w:val="id-ID"/>
+              </w:rPr>
+            </w:pPr>
+          </w:p>
+        </w:tc>
+        <w:tc>
+          <w:tcPr>
+            <w:tcW w:w="267" w:type="dxa"/>
+            <w:gridSpan w:val="2"/>
+            <w:shd w:val="clear" w:color="auto" w:fill="auto"/>
+            <w:noWrap/>
+            <w:vAlign w:val="bottom"/>
+            <w:hideMark/>
+          </w:tcPr>
+          <w:p>
+            <w:pPr>
+              <w:spacing w:after="0" w:line="240" w:lineRule="auto"/>
+              <w:rPr>
+                <w:rFonts w:asciiTheme="minorHAnsi" w:eastAsia="Times New Roman" w:hAnsiTheme="minorHAnsi" w:cstheme="minorHAnsi"/>
+                <w:sz w:val="22"/>
+                <w:szCs w:val="22"/>
+                <w:lang w:val="id-ID"/>
+              </w:rPr>
+            </w:pPr>
+            <w:r>
+              <w:rPr>
+                <w:rFonts w:asciiTheme="minorHAnsi" w:eastAsia="Times New Roman" w:hAnsiTheme="minorHAnsi" w:cstheme="minorHAnsi"/>
+                <w:sz w:val="22"/>
+                <w:szCs w:val="22"/>
+                <w:lang w:val="id-ID"/>
+              </w:rPr>
+              <w:t xml:space="preserve">      </w:t>
+            </w:r>
+          </w:p>
+        </w:tc>
+        <w:tc>
+          <w:tcPr>
+            <w:tcW w:w="3516" w:type="dxa"/>
+            <w:gridSpan w:val="12"/>
+            <w:shd w:val="clear" w:color="auto" w:fill="auto"/>
+            <w:noWrap/>
+            <w:vAlign w:val="bottom"/>
+            <w:hideMark/>
+          </w:tcPr>
+          <w:p>
+            <w:pPr>
+              <w:spacing w:after="0" w:line="240" w:lineRule="auto"/>
+              <w:jc w:val="center"/>
+              <w:rPr>
+                <w:rFonts w:asciiTheme="minorHAnsi" w:eastAsia="Times New Roman" w:hAnsiTheme="minorHAnsi" w:cstheme="minorHAnsi"/>
+                <w:sz w:val="22"/>
+                <w:szCs w:val="22"/>
+              </w:rPr>
+            </w:pPr>
+            <w:proofErr w:type="spellStart"/>
+            <w:r>
+              <w:rPr>
+                <w:rFonts w:asciiTheme="minorHAnsi" w:eastAsia="Times New Roman" w:hAnsiTheme="minorHAnsi" w:cstheme="minorHAnsi"/>
+                <w:sz w:val="22"/>
+                <w:szCs w:val="22"/>
+              </w:rPr>
+              <w:t>Barabai</w:t>
+            </w:r>
+            <w:proofErr w:type="spellEnd"/>
+            <w:r>
+              <w:rPr>
+                <w:rFonts w:asciiTheme="minorHAnsi" w:eastAsia="Times New Roman" w:hAnsiTheme="minorHAnsi" w:cstheme="minorHAnsi"/>
+                <w:sz w:val="22"/>
+                <w:szCs w:val="22"/>
+              </w:rPr>
+              <w:t xml:space="preserve">, </w:t>
+            </w:r>
+            <w:r>
+              <w:rPr>
+                <w:rFonts w:asciiTheme="minorHAnsi" w:eastAsia="Times New Roman" w:hAnsiTheme="minorHAnsi" w:cstheme="minorHAnsi"/>
+                <w:sz w:val="22"/>
+                <w:szCs w:val="22"/>
+              </w:rPr>
+              <w:t>${</w:t>
+            </w:r>
+            <w:proofErr w:type="spellStart"/>
+            <w:r>
+              <w:rPr>
+                <w:rFonts w:asciiTheme="minorHAnsi" w:eastAsia="Times New Roman" w:hAnsiTheme="minorHAnsi" w:cstheme="minorHAnsi"/>
+                <w:sz w:val="22"/>
+                <w:szCs w:val="22"/>
+              </w:rPr>
+              <w:t>akhir</w:t>
+            </w:r>
+            <w:proofErr w:type="spellEnd"/>
+            <w:r>
+              <w:rPr>
+                <w:rFonts w:asciiTheme="minorHAnsi" w:eastAsia="Times New Roman" w:hAnsiTheme="minorHAnsi" w:cstheme="minorHAnsi"/>
+                <w:sz w:val="22"/>
+                <w:szCs w:val="22"/>
+              </w:rPr>
+              <w:t>}</w:t>
+            </w:r>
+          </w:p>
+          <w:p>
+            <w:pPr>
+              <w:tabs>
+                <w:tab w:val="left" w:pos="720"/>
+                <w:tab w:val="left" w:pos="1440"/>
+                <w:tab w:val="left" w:pos="1800"/>
+                <w:tab w:val="left" w:pos="3600"/>
+              </w:tabs>
+              <w:spacing w:after="0" w:line="240" w:lineRule="auto"/>
+              <w:jc w:val="center"/>
+              <w:rPr>
+                <w:rFonts w:asciiTheme="minorHAnsi" w:hAnsiTheme="minorHAnsi" w:cstheme="minorHAnsi"/>
+                <w:sz w:val="22"/>
+                <w:szCs w:val="22"/>
+              </w:rPr>
+            </w:pPr>
+            <w:r>
+              <w:rPr>
+                <w:rFonts w:asciiTheme="minorHAnsi" w:hAnsiTheme="minorHAnsi" w:cstheme="minorHAnsi"/>
+                <w:sz w:val="22"/>
+                <w:szCs w:val="22"/>
+              </w:rPr>
+              <w:t>${</w:t>
+            </w:r>
+            <w:proofErr w:type="spellStart"/>
+            <w:r>
+              <w:rPr>
+                <w:rFonts w:asciiTheme="minorHAnsi" w:hAnsiTheme="minorHAnsi" w:cstheme="minorHAnsi"/>
+                <w:sz w:val="22"/>
+                <w:szCs w:val="22"/>
+              </w:rPr>
+              <w:t>penyedia</w:t>
+            </w:r>
+            <w:proofErr w:type="spellEnd"/>
+            <w:r>
+              <w:rPr>
+                <w:rFonts w:asciiTheme="minorHAnsi" w:hAnsiTheme="minorHAnsi" w:cstheme="minorHAnsi"/>
+                <w:sz w:val="22"/>
+                <w:szCs w:val="22"/>
+              </w:rPr>
+              <w:t>}</w:t>
+            </w:r>
+          </w:p>
+          <w:p>
+            <w:pPr>
+              <w:spacing w:after="0" w:line="240" w:lineRule="auto"/>
+              <w:jc w:val="center"/>
+              <w:rPr>
+                <w:rFonts w:asciiTheme="minorHAnsi" w:eastAsia="Times New Roman" w:hAnsiTheme="minorHAnsi" w:cstheme="minorHAnsi"/>
+                <w:sz w:val="22"/>
+                <w:szCs w:val="22"/>
+              </w:rPr>
+            </w:pPr>
+          </w:p>
+        </w:tc>
+      </w:tr>
+      <w:tr>
+        <w:trPr>
+          <w:gridAfter w:val="16"/>
+          <w:wAfter w:w="4166" w:type="dxa"/>
+          <w:trHeight w:val="300"/>
+        </w:trPr>
+        <w:tc>
+          <w:tcPr>
+            <w:tcW w:w="266" w:type="dxa"/>
+            <w:gridSpan w:val="2"/>
+            <w:shd w:val="clear" w:color="auto" w:fill="auto"/>
+            <w:noWrap/>
+            <w:vAlign w:val="bottom"/>
+          </w:tcPr>
+          <w:p>
+            <w:pPr>
+              <w:spacing w:after="0" w:line="240" w:lineRule="auto"/>
+              <w:rPr>
+                <w:rFonts w:asciiTheme="minorHAnsi" w:eastAsia="Times New Roman" w:hAnsiTheme="minorHAnsi" w:cstheme="minorHAnsi"/>
+                <w:color w:val="C00000"/>
+                <w:sz w:val="22"/>
+                <w:szCs w:val="22"/>
+                <w:lang w:val="id-ID"/>
+              </w:rPr>
+            </w:pPr>
+          </w:p>
+        </w:tc>
+        <w:tc>
+          <w:tcPr>
+            <w:tcW w:w="4495" w:type="dxa"/>
+            <w:gridSpan w:val="5"/>
+            <w:shd w:val="clear" w:color="auto" w:fill="auto"/>
+            <w:noWrap/>
+            <w:vAlign w:val="bottom"/>
+          </w:tcPr>
+          <w:p>
+            <w:pPr>
+              <w:spacing w:after="0" w:line="240" w:lineRule="auto"/>
+              <w:jc w:val="center"/>
+              <w:rPr>
+                <w:rFonts w:asciiTheme="minorHAnsi" w:eastAsia="Times New Roman" w:hAnsiTheme="minorHAnsi" w:cstheme="minorHAnsi"/>
+                <w:color w:val="C00000"/>
+                <w:sz w:val="22"/>
+                <w:szCs w:val="22"/>
+                <w:lang w:val="id-ID"/>
+              </w:rPr>
+            </w:pPr>
+          </w:p>
+        </w:tc>
+        <w:tc>
+          <w:tcPr>
+            <w:tcW w:w="818" w:type="dxa"/>
+            <w:gridSpan w:val="2"/>
+            <w:shd w:val="clear" w:color="auto" w:fill="auto"/>
+            <w:noWrap/>
+            <w:vAlign w:val="bottom"/>
+          </w:tcPr>
+          <w:p>
+            <w:pPr>
+              <w:spacing w:after="0" w:line="240" w:lineRule="auto"/>
+              <w:rPr>
+                <w:rFonts w:asciiTheme="minorHAnsi" w:eastAsia="Times New Roman" w:hAnsiTheme="minorHAnsi" w:cstheme="minorHAnsi"/>
+                <w:color w:val="C00000"/>
+                <w:sz w:val="22"/>
+                <w:szCs w:val="22"/>
+              </w:rPr>
+            </w:pPr>
+          </w:p>
+        </w:tc>
+        <w:tc>
+          <w:tcPr>
+            <w:tcW w:w="446" w:type="dxa"/>
+            <w:gridSpan w:val="3"/>
+            <w:shd w:val="clear" w:color="auto" w:fill="auto"/>
+            <w:noWrap/>
+            <w:vAlign w:val="bottom"/>
+          </w:tcPr>
+          <w:p>
+            <w:pPr>
+              <w:spacing w:after="0" w:line="240" w:lineRule="auto"/>
+              <w:rPr>
+                <w:rFonts w:asciiTheme="minorHAnsi" w:eastAsia="Times New Roman" w:hAnsiTheme="minorHAnsi" w:cstheme="minorHAnsi"/>
+                <w:color w:val="C00000"/>
+                <w:sz w:val="22"/>
+                <w:szCs w:val="22"/>
+              </w:rPr>
+            </w:pPr>
+          </w:p>
+        </w:tc>
+        <w:tc>
+          <w:tcPr>
+            <w:tcW w:w="267" w:type="dxa"/>
+            <w:gridSpan w:val="2"/>
+            <w:shd w:val="clear" w:color="auto" w:fill="auto"/>
+            <w:noWrap/>
+            <w:vAlign w:val="bottom"/>
+          </w:tcPr>
+          <w:p>
+            <w:pPr>
+              <w:spacing w:after="0" w:line="240" w:lineRule="auto"/>
+              <w:rPr>
+                <w:rFonts w:asciiTheme="minorHAnsi" w:eastAsia="Times New Roman" w:hAnsiTheme="minorHAnsi" w:cstheme="minorHAnsi"/>
+                <w:sz w:val="22"/>
+                <w:szCs w:val="22"/>
+              </w:rPr>
+            </w:pPr>
+          </w:p>
+        </w:tc>
+      </w:tr>
+      <w:tr>
+        <w:trPr>
+          <w:gridAfter w:val="16"/>
+          <w:wAfter w:w="4166" w:type="dxa"/>
+          <w:trHeight w:val="300"/>
+        </w:trPr>
+        <w:tc>
+          <w:tcPr>
+            <w:tcW w:w="266" w:type="dxa"/>
+            <w:gridSpan w:val="2"/>
+            <w:shd w:val="clear" w:color="auto" w:fill="auto"/>
+            <w:noWrap/>
+            <w:vAlign w:val="bottom"/>
+          </w:tcPr>
+          <w:p>
+            <w:pPr>
+              <w:spacing w:after="0" w:line="240" w:lineRule="auto"/>
+              <w:rPr>
+                <w:rFonts w:asciiTheme="minorHAnsi" w:eastAsia="Times New Roman" w:hAnsiTheme="minorHAnsi" w:cstheme="minorHAnsi"/>
+                <w:color w:val="C00000"/>
+                <w:sz w:val="22"/>
+                <w:szCs w:val="22"/>
+              </w:rPr>
+            </w:pPr>
+          </w:p>
+        </w:tc>
+        <w:tc>
+          <w:tcPr>
+            <w:tcW w:w="4495" w:type="dxa"/>
+            <w:gridSpan w:val="5"/>
+            <w:shd w:val="clear" w:color="auto" w:fill="auto"/>
+            <w:noWrap/>
+            <w:vAlign w:val="bottom"/>
+          </w:tcPr>
+          <w:p>
+            <w:pPr>
+              <w:spacing w:after="0" w:line="240" w:lineRule="auto"/>
+              <w:jc w:val="center"/>
+              <w:rPr>
+                <w:rFonts w:asciiTheme="minorHAnsi" w:eastAsia="Times New Roman" w:hAnsiTheme="minorHAnsi" w:cstheme="minorHAnsi"/>
+                <w:color w:val="C00000"/>
+                <w:sz w:val="22"/>
+                <w:szCs w:val="22"/>
+                <w:lang w:val="id-ID"/>
+              </w:rPr>
+            </w:pPr>
+          </w:p>
+        </w:tc>
+        <w:tc>
+          <w:tcPr>
+            <w:tcW w:w="818" w:type="dxa"/>
+            <w:gridSpan w:val="2"/>
+            <w:shd w:val="clear" w:color="auto" w:fill="auto"/>
+            <w:noWrap/>
+            <w:vAlign w:val="bottom"/>
+          </w:tcPr>
+          <w:p>
+            <w:pPr>
+              <w:spacing w:after="0" w:line="240" w:lineRule="auto"/>
+              <w:rPr>
+                <w:rFonts w:asciiTheme="minorHAnsi" w:eastAsia="Times New Roman" w:hAnsiTheme="minorHAnsi" w:cstheme="minorHAnsi"/>
+                <w:color w:val="C00000"/>
+                <w:sz w:val="22"/>
+                <w:szCs w:val="22"/>
+              </w:rPr>
+            </w:pPr>
+          </w:p>
+        </w:tc>
+        <w:tc>
+          <w:tcPr>
+            <w:tcW w:w="446" w:type="dxa"/>
+            <w:gridSpan w:val="3"/>
+            <w:shd w:val="clear" w:color="auto" w:fill="auto"/>
+            <w:noWrap/>
+            <w:vAlign w:val="bottom"/>
+          </w:tcPr>
+          <w:p>
+            <w:pPr>
+              <w:spacing w:after="0" w:line="240" w:lineRule="auto"/>
+              <w:rPr>
+                <w:rFonts w:asciiTheme="minorHAnsi" w:eastAsia="Times New Roman" w:hAnsiTheme="minorHAnsi" w:cstheme="minorHAnsi"/>
+                <w:color w:val="C00000"/>
+                <w:sz w:val="22"/>
+                <w:szCs w:val="22"/>
+              </w:rPr>
+            </w:pPr>
+          </w:p>
+        </w:tc>
+        <w:tc>
+          <w:tcPr>
+            <w:tcW w:w="267" w:type="dxa"/>
+            <w:gridSpan w:val="2"/>
+            <w:shd w:val="clear" w:color="auto" w:fill="auto"/>
+            <w:noWrap/>
+            <w:vAlign w:val="bottom"/>
+          </w:tcPr>
+          <w:p>
+            <w:pPr>
+              <w:spacing w:after="0" w:line="240" w:lineRule="auto"/>
+              <w:rPr>
+                <w:rFonts w:asciiTheme="minorHAnsi" w:eastAsia="Times New Roman" w:hAnsiTheme="minorHAnsi" w:cstheme="minorHAnsi"/>
+                <w:sz w:val="22"/>
+                <w:szCs w:val="22"/>
+              </w:rPr>
+            </w:pPr>
+          </w:p>
+        </w:tc>
+      </w:tr>
+      <w:tr>
+        <w:trPr>
+          <w:gridAfter w:val="4"/>
+          <w:wAfter w:w="650" w:type="dxa"/>
+          <w:trHeight w:val="300"/>
+        </w:trPr>
+        <w:tc>
+          <w:tcPr>
+            <w:tcW w:w="266" w:type="dxa"/>
+            <w:gridSpan w:val="2"/>
+            <w:shd w:val="clear" w:color="auto" w:fill="auto"/>
+            <w:noWrap/>
+            <w:vAlign w:val="bottom"/>
+            <w:hideMark/>
+          </w:tcPr>
+          <w:p>
+            <w:pPr>
+              <w:spacing w:after="0" w:line="240" w:lineRule="auto"/>
+              <w:rPr>
+                <w:rFonts w:asciiTheme="minorHAnsi" w:eastAsia="Times New Roman" w:hAnsiTheme="minorHAnsi" w:cstheme="minorHAnsi"/>
+                <w:color w:val="C00000"/>
+                <w:sz w:val="22"/>
+                <w:szCs w:val="22"/>
+              </w:rPr>
+            </w:pPr>
+          </w:p>
+        </w:tc>
+        <w:tc>
+          <w:tcPr>
+            <w:tcW w:w="4495" w:type="dxa"/>
+            <w:gridSpan w:val="5"/>
+            <w:shd w:val="clear" w:color="auto" w:fill="auto"/>
+            <w:noWrap/>
+            <w:vAlign w:val="bottom"/>
+          </w:tcPr>
+          <w:p>
+            <w:pPr>
+              <w:spacing w:after="0" w:line="240" w:lineRule="auto"/>
+              <w:rPr>
+                <w:rFonts w:asciiTheme="minorHAnsi" w:eastAsia="Times New Roman" w:hAnsiTheme="minorHAnsi" w:cstheme="minorHAnsi"/>
+                <w:color w:val="C00000"/>
+                <w:sz w:val="22"/>
+                <w:szCs w:val="22"/>
+                <w:lang w:val="id-ID"/>
+              </w:rPr>
+            </w:pPr>
+          </w:p>
+        </w:tc>
+        <w:tc>
+          <w:tcPr>
+            <w:tcW w:w="818" w:type="dxa"/>
+            <w:gridSpan w:val="2"/>
+            <w:shd w:val="clear" w:color="auto" w:fill="auto"/>
+            <w:noWrap/>
+            <w:vAlign w:val="bottom"/>
+            <w:hideMark/>
+          </w:tcPr>
+          <w:p>
+            <w:pPr>
+              <w:spacing w:after="0" w:line="240" w:lineRule="auto"/>
+              <w:rPr>
+                <w:rFonts w:asciiTheme="minorHAnsi" w:eastAsia="Times New Roman" w:hAnsiTheme="minorHAnsi" w:cstheme="minorHAnsi"/>
+                <w:color w:val="C00000"/>
+                <w:sz w:val="22"/>
+                <w:szCs w:val="22"/>
+              </w:rPr>
+            </w:pPr>
+          </w:p>
+        </w:tc>
+        <w:tc>
+          <w:tcPr>
+            <w:tcW w:w="446" w:type="dxa"/>
+            <w:gridSpan w:val="3"/>
+            <w:shd w:val="clear" w:color="auto" w:fill="auto"/>
+            <w:noWrap/>
+            <w:vAlign w:val="bottom"/>
+          </w:tcPr>
+          <w:p>
+            <w:pPr>
+              <w:spacing w:after="0" w:line="240" w:lineRule="auto"/>
+              <w:rPr>
+                <w:rFonts w:asciiTheme="minorHAnsi" w:eastAsia="Times New Roman" w:hAnsiTheme="minorHAnsi" w:cstheme="minorHAnsi"/>
+                <w:color w:val="C00000"/>
+                <w:sz w:val="22"/>
+                <w:szCs w:val="22"/>
+              </w:rPr>
+            </w:pPr>
+          </w:p>
+        </w:tc>
+        <w:tc>
+          <w:tcPr>
+            <w:tcW w:w="267" w:type="dxa"/>
+            <w:gridSpan w:val="2"/>
+            <w:shd w:val="clear" w:color="auto" w:fill="auto"/>
+            <w:noWrap/>
+            <w:vAlign w:val="bottom"/>
+          </w:tcPr>
+          <w:p>
+            <w:pPr>
+              <w:spacing w:after="0" w:line="240" w:lineRule="auto"/>
+              <w:rPr>
+                <w:rFonts w:asciiTheme="minorHAnsi" w:eastAsia="Times New Roman" w:hAnsiTheme="minorHAnsi" w:cstheme="minorHAnsi"/>
+                <w:sz w:val="22"/>
+                <w:szCs w:val="22"/>
+              </w:rPr>
+            </w:pPr>
+          </w:p>
+        </w:tc>
+        <w:tc>
+          <w:tcPr>
+            <w:tcW w:w="3516" w:type="dxa"/>
+            <w:gridSpan w:val="12"/>
+            <w:shd w:val="clear" w:color="auto" w:fill="auto"/>
+            <w:noWrap/>
+            <w:vAlign w:val="bottom"/>
+          </w:tcPr>
+          <w:p>
+            <w:pPr>
+              <w:tabs>
+                <w:tab w:val="left" w:pos="720"/>
+                <w:tab w:val="left" w:pos="1440"/>
+                <w:tab w:val="left" w:pos="1800"/>
+                <w:tab w:val="left" w:pos="3600"/>
+              </w:tabs>
+              <w:spacing w:after="0" w:line="240" w:lineRule="auto"/>
+              <w:jc w:val="center"/>
+              <w:rPr>
+                <w:rFonts w:asciiTheme="minorHAnsi" w:hAnsiTheme="minorHAnsi" w:cstheme="minorHAnsi"/>
+                <w:sz w:val="22"/>
+                <w:szCs w:val="22"/>
+              </w:rPr>
+            </w:pPr>
+          </w:p>
+          <w:p>
+            <w:pPr>
+              <w:tabs>
+                <w:tab w:val="left" w:pos="720"/>
+                <w:tab w:val="left" w:pos="1440"/>
+                <w:tab w:val="left" w:pos="1800"/>
+                <w:tab w:val="left" w:pos="3600"/>
+              </w:tabs>
+              <w:spacing w:after="0" w:line="240" w:lineRule="auto"/>
+              <w:jc w:val="center"/>
+              <w:rPr>
+                <w:rFonts w:asciiTheme="minorHAnsi" w:hAnsiTheme="minorHAnsi" w:cstheme="minorHAnsi"/>
+                <w:sz w:val="22"/>
+                <w:szCs w:val="22"/>
+              </w:rPr>
+            </w:pPr>
+            <w:r>
+              <w:rPr>
+                <w:rFonts w:asciiTheme="minorHAnsi" w:hAnsiTheme="minorHAnsi" w:cstheme="minorHAnsi"/>
+                <w:sz w:val="22"/>
+                <w:szCs w:val="22"/>
+              </w:rPr>
+              <w:t xml:space="preserve">         </w:t>
+            </w:r>
+          </w:p>
+          <w:p>
+            <w:pPr>
+              <w:tabs>
+                <w:tab w:val="left" w:pos="720"/>
+                <w:tab w:val="left" w:pos="1440"/>
+                <w:tab w:val="left" w:pos="1800"/>
+                <w:tab w:val="left" w:pos="3600"/>
+              </w:tabs>
+              <w:spacing w:after="0" w:line="240" w:lineRule="auto"/>
+              <w:jc w:val="center"/>
+              <w:rPr>
+                <w:rFonts w:asciiTheme="minorHAnsi" w:hAnsiTheme="minorHAnsi" w:cstheme="minorHAnsi"/>
+                <w:sz w:val="22"/>
+                <w:szCs w:val="22"/>
+                <w:u w:val="single"/>
+              </w:rPr>
+            </w:pPr>
+            <w:r>
+              <w:rPr>
+                <w:rFonts w:asciiTheme="minorHAnsi" w:hAnsiTheme="minorHAnsi" w:cstheme="minorHAnsi"/>
+                <w:sz w:val="22"/>
+                <w:szCs w:val="22"/>
+                <w:u w:val="single"/>
+              </w:rPr>
+              <w:t>${</w:t>
+            </w:r>
+            <w:proofErr w:type="spellStart"/>
+            <w:r>
+              <w:rPr>
+                <w:rFonts w:asciiTheme="minorHAnsi" w:hAnsiTheme="minorHAnsi" w:cstheme="minorHAnsi"/>
+                <w:sz w:val="22"/>
+                <w:szCs w:val="22"/>
+                <w:u w:val="single"/>
+              </w:rPr>
+              <w:t>penandatangan</w:t>
+            </w:r>
+            <w:proofErr w:type="spellEnd"/>
+            <w:r>
+              <w:rPr>
+                <w:rFonts w:asciiTheme="minorHAnsi" w:hAnsiTheme="minorHAnsi" w:cstheme="minorHAnsi"/>
+                <w:sz w:val="22"/>
+                <w:szCs w:val="22"/>
+                <w:u w:val="single"/>
+              </w:rPr>
+              <w:t>}</w:t>
+            </w:r>
+          </w:p>
+          <w:p>
+            <w:pPr>
+              <w:tabs>
+                <w:tab w:val="left" w:pos="720"/>
+                <w:tab w:val="left" w:pos="1440"/>
+                <w:tab w:val="left" w:pos="1800"/>
+                <w:tab w:val="left" w:pos="3600"/>
+              </w:tabs>
+              <w:spacing w:after="0" w:line="240" w:lineRule="auto"/>
+              <w:jc w:val="center"/>
+              <w:rPr>
+                <w:rFonts w:asciiTheme="minorHAnsi" w:hAnsiTheme="minorHAnsi" w:cstheme="minorHAnsi"/>
+                <w:sz w:val="22"/>
+                <w:szCs w:val="22"/>
+                <w:u w:val="single"/>
+              </w:rPr>
+            </w:pPr>
+          </w:p>
+          <w:p>
+            <w:pPr>
+              <w:spacing w:after="0" w:line="240" w:lineRule="auto"/>
+              <w:jc w:val="center"/>
+              <w:rPr>
+                <w:rFonts w:asciiTheme="minorHAnsi" w:eastAsia="Times New Roman" w:hAnsiTheme="minorHAnsi" w:cstheme="minorHAnsi"/>
+                <w:sz w:val="22"/>
+                <w:szCs w:val="22"/>
+              </w:rPr>
+            </w:pPr>
+          </w:p>
+        </w:tc>
+      </w:tr>
+      <w:tr>
+        <w:trPr>
+          <w:gridBefore w:val="1"/>
+          <w:wBefore w:w="90" w:type="dxa"/>
+          <w:trHeight w:val="300"/>
+        </w:trPr>
+        <w:tc>
+          <w:tcPr>
+            <w:tcW w:w="6658" w:type="dxa"/>
+            <w:gridSpan w:val="14"/>
+            <w:tcBorders>
+              <w:top w:val="single" w:sz="4" w:space="0" w:color="auto"/>
+            </w:tcBorders>
+            <w:shd w:val="clear" w:color="auto" w:fill="auto"/>
+            <w:noWrap/>
+            <w:vAlign w:val="bottom"/>
+            <w:hideMark/>
+          </w:tcPr>
+          <w:p>
+            <w:pPr>
+              <w:spacing w:after="0" w:line="240" w:lineRule="auto"/>
+              <w:ind w:right="75"/>
+              <w:jc w:val="center"/>
+              <w:rPr>
+                <w:rFonts w:asciiTheme="minorHAnsi" w:eastAsia="Times New Roman" w:hAnsiTheme="minorHAnsi" w:cstheme="minorHAnsi"/>
+                <w:color w:val="000000"/>
+                <w:sz w:val="22"/>
+                <w:szCs w:val="22"/>
+              </w:rPr>
+            </w:pPr>
+            <w:proofErr w:type="spellStart"/>
+            <w:r>
+              <w:rPr>
+                <w:rFonts w:asciiTheme="minorHAnsi" w:eastAsia="Times New Roman" w:hAnsiTheme="minorHAnsi" w:cstheme="minorHAnsi"/>
+                <w:color w:val="000000"/>
+                <w:sz w:val="22"/>
+                <w:szCs w:val="22"/>
+              </w:rPr>
+              <w:t>Setuju</w:t>
+            </w:r>
+            <w:proofErr w:type="spellEnd"/>
+            <w:r>
+              <w:rPr>
+                <w:rFonts w:asciiTheme="minorHAnsi" w:eastAsia="Times New Roman" w:hAnsiTheme="minorHAnsi" w:cstheme="minorHAnsi"/>
+                <w:color w:val="000000"/>
+                <w:sz w:val="22"/>
+                <w:szCs w:val="22"/>
+              </w:rPr>
+              <w:t xml:space="preserve"> </w:t>
+            </w:r>
+            <w:proofErr w:type="spellStart"/>
+            <w:r>
+              <w:rPr>
+                <w:rFonts w:asciiTheme="minorHAnsi" w:eastAsia="Times New Roman" w:hAnsiTheme="minorHAnsi" w:cstheme="minorHAnsi"/>
+                <w:color w:val="000000"/>
+                <w:sz w:val="22"/>
+                <w:szCs w:val="22"/>
+              </w:rPr>
+              <w:t>dibebankan</w:t>
+            </w:r>
+            <w:proofErr w:type="spellEnd"/>
+            <w:r>
+              <w:rPr>
+                <w:rFonts w:asciiTheme="minorHAnsi" w:eastAsia="Times New Roman" w:hAnsiTheme="minorHAnsi" w:cstheme="minorHAnsi"/>
+                <w:color w:val="000000"/>
+                <w:sz w:val="22"/>
+                <w:szCs w:val="22"/>
+              </w:rPr>
+              <w:t xml:space="preserve"> pada </w:t>
+            </w:r>
+            <w:proofErr w:type="spellStart"/>
+            <w:r>
+              <w:rPr>
+                <w:rFonts w:asciiTheme="minorHAnsi" w:eastAsia="Times New Roman" w:hAnsiTheme="minorHAnsi" w:cstheme="minorHAnsi"/>
+                <w:color w:val="000000"/>
+                <w:sz w:val="22"/>
+                <w:szCs w:val="22"/>
+              </w:rPr>
+              <w:t>mata</w:t>
+            </w:r>
+            <w:proofErr w:type="spellEnd"/>
+            <w:r>
+              <w:rPr>
+                <w:rFonts w:asciiTheme="minorHAnsi" w:eastAsia="Times New Roman" w:hAnsiTheme="minorHAnsi" w:cstheme="minorHAnsi"/>
+                <w:color w:val="000000"/>
+                <w:sz w:val="22"/>
+                <w:szCs w:val="22"/>
+              </w:rPr>
+              <w:t xml:space="preserve"> </w:t>
+            </w:r>
+            <w:proofErr w:type="spellStart"/>
+            <w:r>
+              <w:rPr>
+                <w:rFonts w:asciiTheme="minorHAnsi" w:eastAsia="Times New Roman" w:hAnsiTheme="minorHAnsi" w:cstheme="minorHAnsi"/>
+                <w:color w:val="000000"/>
+                <w:sz w:val="22"/>
+                <w:szCs w:val="22"/>
+              </w:rPr>
+              <w:t>anggaran</w:t>
+            </w:r>
+            <w:proofErr w:type="spellEnd"/>
+            <w:r>
+              <w:rPr>
+                <w:rFonts w:asciiTheme="minorHAnsi" w:eastAsia="Times New Roman" w:hAnsiTheme="minorHAnsi" w:cstheme="minorHAnsi"/>
+                <w:color w:val="000000"/>
+                <w:sz w:val="22"/>
+                <w:szCs w:val="22"/>
+              </w:rPr>
+              <w:t xml:space="preserve"> </w:t>
+            </w:r>
+            <w:proofErr w:type="spellStart"/>
+            <w:r>
+              <w:rPr>
+                <w:rFonts w:asciiTheme="minorHAnsi" w:eastAsia="Times New Roman" w:hAnsiTheme="minorHAnsi" w:cstheme="minorHAnsi"/>
+                <w:color w:val="000000"/>
+                <w:sz w:val="22"/>
+                <w:szCs w:val="22"/>
+              </w:rPr>
+              <w:t>berkenaan</w:t>
+            </w:r>
+            <w:proofErr w:type="spellEnd"/>
+          </w:p>
+        </w:tc>
+        <w:tc>
+          <w:tcPr>
+            <w:tcW w:w="272" w:type="dxa"/>
+            <w:tcBorders>
+              <w:top w:val="single" w:sz="4" w:space="0" w:color="auto"/>
+            </w:tcBorders>
+            <w:shd w:val="clear" w:color="auto" w:fill="auto"/>
+            <w:noWrap/>
+            <w:vAlign w:val="bottom"/>
+            <w:hideMark/>
+          </w:tcPr>
+          <w:p>
+            <w:pPr>
+              <w:spacing w:after="0" w:line="240" w:lineRule="auto"/>
+              <w:jc w:val="center"/>
+              <w:rPr>
+                <w:rFonts w:asciiTheme="minorHAnsi" w:eastAsia="Times New Roman" w:hAnsiTheme="minorHAnsi" w:cstheme="minorHAnsi"/>
+                <w:color w:val="000000"/>
+                <w:sz w:val="22"/>
+                <w:szCs w:val="22"/>
+              </w:rPr>
+            </w:pPr>
+          </w:p>
+        </w:tc>
+        <w:tc>
+          <w:tcPr>
+            <w:tcW w:w="261" w:type="dxa"/>
+            <w:tcBorders>
+              <w:top w:val="single" w:sz="4" w:space="0" w:color="auto"/>
+            </w:tcBorders>
+            <w:shd w:val="clear" w:color="auto" w:fill="auto"/>
+            <w:noWrap/>
+            <w:vAlign w:val="bottom"/>
+            <w:hideMark/>
+          </w:tcPr>
+          <w:p>
+            <w:pPr>
+              <w:spacing w:after="0" w:line="240" w:lineRule="auto"/>
+              <w:rPr>
+                <w:rFonts w:asciiTheme="minorHAnsi" w:eastAsia="Times New Roman" w:hAnsiTheme="minorHAnsi" w:cstheme="minorHAnsi"/>
+                <w:sz w:val="22"/>
+                <w:szCs w:val="22"/>
+              </w:rPr>
+            </w:pPr>
+          </w:p>
+        </w:tc>
+        <w:tc>
+          <w:tcPr>
+            <w:tcW w:w="3177" w:type="dxa"/>
+            <w:gridSpan w:val="13"/>
+            <w:tcBorders>
+              <w:top w:val="single" w:sz="4" w:space="0" w:color="auto"/>
+            </w:tcBorders>
+            <w:shd w:val="clear" w:color="auto" w:fill="auto"/>
+            <w:noWrap/>
+            <w:vAlign w:val="bottom"/>
+            <w:hideMark/>
+          </w:tcPr>
+          <w:p>
+            <w:pPr>
+              <w:spacing w:after="0" w:line="240" w:lineRule="auto"/>
+              <w:rPr>
+                <w:rFonts w:asciiTheme="minorHAnsi" w:eastAsia="Times New Roman" w:hAnsiTheme="minorHAnsi" w:cstheme="minorHAnsi"/>
+                <w:color w:val="000000"/>
+                <w:sz w:val="22"/>
+                <w:szCs w:val="22"/>
+              </w:rPr>
+            </w:pPr>
+            <w:r>
+              <w:rPr>
+                <w:rFonts w:asciiTheme="minorHAnsi" w:eastAsia="Times New Roman" w:hAnsiTheme="minorHAnsi" w:cstheme="minorHAnsi"/>
+                <w:color w:val="000000"/>
+                <w:sz w:val="22"/>
+                <w:szCs w:val="22"/>
+              </w:rPr>
+              <w:t xml:space="preserve">Lunas </w:t>
+            </w:r>
+            <w:proofErr w:type="spellStart"/>
+            <w:r>
+              <w:rPr>
+                <w:rFonts w:asciiTheme="minorHAnsi" w:eastAsia="Times New Roman" w:hAnsiTheme="minorHAnsi" w:cstheme="minorHAnsi"/>
+                <w:color w:val="000000"/>
+                <w:sz w:val="22"/>
+                <w:szCs w:val="22"/>
+              </w:rPr>
+              <w:t>dibayar</w:t>
+            </w:r>
+            <w:proofErr w:type="spellEnd"/>
+            <w:r>
+              <w:rPr>
+                <w:rFonts w:asciiTheme="minorHAnsi" w:eastAsia="Times New Roman" w:hAnsiTheme="minorHAnsi" w:cstheme="minorHAnsi"/>
+                <w:color w:val="000000"/>
+                <w:sz w:val="22"/>
+                <w:szCs w:val="22"/>
+              </w:rPr>
+              <w:t xml:space="preserve"> </w:t>
+            </w:r>
+            <w:proofErr w:type="spellStart"/>
+            <w:r>
+              <w:rPr>
+                <w:rFonts w:asciiTheme="minorHAnsi" w:eastAsia="Times New Roman" w:hAnsiTheme="minorHAnsi" w:cstheme="minorHAnsi"/>
+                <w:color w:val="000000"/>
+                <w:sz w:val="22"/>
+                <w:szCs w:val="22"/>
+              </w:rPr>
+              <w:t>tanggal</w:t>
+            </w:r>
+            <w:proofErr w:type="spellEnd"/>
+          </w:p>
+        </w:tc>
+      </w:tr>
+      <w:tr>
+        <w:trPr>
+          <w:gridBefore w:val="1"/>
+          <w:wBefore w:w="90" w:type="dxa"/>
+          <w:trHeight w:val="300"/>
+        </w:trPr>
+        <w:tc>
+          <w:tcPr>
+            <w:tcW w:w="6658" w:type="dxa"/>
+            <w:gridSpan w:val="14"/>
+            <w:shd w:val="clear" w:color="auto" w:fill="auto"/>
+            <w:noWrap/>
+            <w:vAlign w:val="bottom"/>
+            <w:hideMark/>
+          </w:tcPr>
+          <w:p>
+            <w:pPr>
+              <w:spacing w:after="0" w:line="240" w:lineRule="auto"/>
+              <w:ind w:right="75"/>
+              <w:jc w:val="center"/>
+              <w:rPr>
+                <w:rFonts w:asciiTheme="minorHAnsi" w:eastAsia="Times New Roman" w:hAnsiTheme="minorHAnsi" w:cstheme="minorHAnsi"/>
+                <w:color w:val="000000"/>
+                <w:sz w:val="22"/>
+                <w:szCs w:val="22"/>
+              </w:rPr>
+            </w:pPr>
+            <w:r>
+              <w:rPr>
+                <w:rFonts w:asciiTheme="minorHAnsi" w:eastAsia="Times New Roman" w:hAnsiTheme="minorHAnsi" w:cstheme="minorHAnsi"/>
+                <w:color w:val="000000"/>
+                <w:sz w:val="22"/>
+                <w:szCs w:val="22"/>
+              </w:rPr>
+              <w:t xml:space="preserve">An. Kuasa </w:t>
+            </w:r>
+            <w:proofErr w:type="spellStart"/>
+            <w:r>
+              <w:rPr>
+                <w:rFonts w:asciiTheme="minorHAnsi" w:eastAsia="Times New Roman" w:hAnsiTheme="minorHAnsi" w:cstheme="minorHAnsi"/>
+                <w:color w:val="000000"/>
+                <w:sz w:val="22"/>
+                <w:szCs w:val="22"/>
+              </w:rPr>
+              <w:t>Pengguna</w:t>
+            </w:r>
+            <w:proofErr w:type="spellEnd"/>
+            <w:r>
+              <w:rPr>
+                <w:rFonts w:asciiTheme="minorHAnsi" w:eastAsia="Times New Roman" w:hAnsiTheme="minorHAnsi" w:cstheme="minorHAnsi"/>
+                <w:color w:val="000000"/>
+                <w:sz w:val="22"/>
+                <w:szCs w:val="22"/>
+              </w:rPr>
+              <w:t xml:space="preserve"> </w:t>
+            </w:r>
+            <w:proofErr w:type="spellStart"/>
+            <w:r>
+              <w:rPr>
+                <w:rFonts w:asciiTheme="minorHAnsi" w:eastAsia="Times New Roman" w:hAnsiTheme="minorHAnsi" w:cstheme="minorHAnsi"/>
+                <w:color w:val="000000"/>
+                <w:sz w:val="22"/>
+                <w:szCs w:val="22"/>
+              </w:rPr>
+              <w:t>Anggaran</w:t>
+            </w:r>
+            <w:proofErr w:type="spellEnd"/>
+          </w:p>
+        </w:tc>
+        <w:tc>
+          <w:tcPr>
+            <w:tcW w:w="272" w:type="dxa"/>
+            <w:shd w:val="clear" w:color="auto" w:fill="auto"/>
+            <w:noWrap/>
+            <w:vAlign w:val="bottom"/>
+            <w:hideMark/>
+          </w:tcPr>
+          <w:p>
+            <w:pPr>
+              <w:spacing w:after="0" w:line="240" w:lineRule="auto"/>
+              <w:jc w:val="center"/>
+              <w:rPr>
+                <w:rFonts w:asciiTheme="minorHAnsi" w:eastAsia="Times New Roman" w:hAnsiTheme="minorHAnsi" w:cstheme="minorHAnsi"/>
+                <w:color w:val="000000"/>
+                <w:sz w:val="22"/>
+                <w:szCs w:val="22"/>
+              </w:rPr>
+            </w:pPr>
+          </w:p>
+        </w:tc>
+        <w:tc>
+          <w:tcPr>
+            <w:tcW w:w="261" w:type="dxa"/>
+            <w:shd w:val="clear" w:color="auto" w:fill="auto"/>
+            <w:noWrap/>
+            <w:vAlign w:val="bottom"/>
+            <w:hideMark/>
+          </w:tcPr>
+          <w:p>
+            <w:pPr>
+              <w:spacing w:after="0" w:line="240" w:lineRule="auto"/>
+              <w:rPr>
+                <w:rFonts w:asciiTheme="minorHAnsi" w:eastAsia="Times New Roman" w:hAnsiTheme="minorHAnsi" w:cstheme="minorHAnsi"/>
+                <w:sz w:val="22"/>
+                <w:szCs w:val="22"/>
+              </w:rPr>
+            </w:pPr>
+          </w:p>
+        </w:tc>
+        <w:tc>
+          <w:tcPr>
+            <w:tcW w:w="3177" w:type="dxa"/>
+            <w:gridSpan w:val="13"/>
+            <w:shd w:val="clear" w:color="auto" w:fill="auto"/>
+            <w:noWrap/>
+            <w:vAlign w:val="bottom"/>
+            <w:hideMark/>
+          </w:tcPr>
+          <w:p>
+            <w:pPr>
+              <w:spacing w:after="0" w:line="240" w:lineRule="auto"/>
+              <w:jc w:val="center"/>
+              <w:rPr>
+                <w:rFonts w:asciiTheme="minorHAnsi" w:eastAsia="Times New Roman" w:hAnsiTheme="minorHAnsi" w:cstheme="minorHAnsi"/>
+                <w:color w:val="000000"/>
+                <w:sz w:val="22"/>
+                <w:szCs w:val="22"/>
+              </w:rPr>
+            </w:pPr>
+            <w:proofErr w:type="spellStart"/>
+            <w:r>
+              <w:rPr>
+                <w:rFonts w:asciiTheme="minorHAnsi" w:eastAsia="Times New Roman" w:hAnsiTheme="minorHAnsi" w:cstheme="minorHAnsi"/>
+                <w:color w:val="000000"/>
+                <w:sz w:val="22"/>
+                <w:szCs w:val="22"/>
+              </w:rPr>
+              <w:t>Bendahara</w:t>
+            </w:r>
+            <w:proofErr w:type="spellEnd"/>
+            <w:r>
+              <w:rPr>
+                <w:rFonts w:asciiTheme="minorHAnsi" w:eastAsia="Times New Roman" w:hAnsiTheme="minorHAnsi" w:cstheme="minorHAnsi"/>
+                <w:color w:val="000000"/>
+                <w:sz w:val="22"/>
+                <w:szCs w:val="22"/>
+              </w:rPr>
+              <w:t xml:space="preserve"> </w:t>
+            </w:r>
+            <w:proofErr w:type="spellStart"/>
+            <w:r>
+              <w:rPr>
+                <w:rFonts w:asciiTheme="minorHAnsi" w:eastAsia="Times New Roman" w:hAnsiTheme="minorHAnsi" w:cstheme="minorHAnsi"/>
+                <w:color w:val="000000"/>
+                <w:sz w:val="22"/>
+                <w:szCs w:val="22"/>
+              </w:rPr>
+              <w:t>Pengeluaran</w:t>
+            </w:r>
+            <w:proofErr w:type="spellEnd"/>
+          </w:p>
+        </w:tc>
+      </w:tr>
+      <w:tr>
+        <w:trPr>
+          <w:gridBefore w:val="1"/>
+          <w:wBefore w:w="90" w:type="dxa"/>
+          <w:trHeight w:val="300"/>
+        </w:trPr>
+        <w:tc>
+          <w:tcPr>
+            <w:tcW w:w="6658" w:type="dxa"/>
+            <w:gridSpan w:val="14"/>
+            <w:shd w:val="clear" w:color="auto" w:fill="auto"/>
+            <w:noWrap/>
+            <w:vAlign w:val="bottom"/>
+          </w:tcPr>
+          <w:p>
+            <w:pPr>
+              <w:spacing w:after="0" w:line="240" w:lineRule="auto"/>
+              <w:ind w:left="-113" w:right="75"/>
+              <w:jc w:val="center"/>
+              <w:rPr>
+                <w:rFonts w:asciiTheme="minorHAnsi" w:eastAsia="Times New Roman" w:hAnsiTheme="minorHAnsi" w:cstheme="minorHAnsi"/>
+                <w:color w:val="000000"/>
+                <w:sz w:val="22"/>
+                <w:szCs w:val="22"/>
+                <w:lang w:val="id-ID"/>
+              </w:rPr>
+            </w:pPr>
+            <w:r>
+              <w:rPr>
+                <w:rFonts w:asciiTheme="minorHAnsi" w:eastAsia="Times New Roman" w:hAnsiTheme="minorHAnsi" w:cstheme="minorHAnsi"/>
+                <w:color w:val="000000"/>
+                <w:sz w:val="22"/>
+                <w:szCs w:val="22"/>
+                <w:lang w:val="id-ID"/>
+              </w:rPr>
+              <w:t>Pejabat Pembuat Komitmen</w:t>
+            </w:r>
+          </w:p>
+        </w:tc>
+        <w:tc>
+          <w:tcPr>
+            <w:tcW w:w="272" w:type="dxa"/>
+            <w:shd w:val="clear" w:color="auto" w:fill="auto"/>
+            <w:noWrap/>
+            <w:vAlign w:val="bottom"/>
+            <w:hideMark/>
+          </w:tcPr>
+          <w:p>
+            <w:pPr>
+              <w:spacing w:after="0" w:line="240" w:lineRule="auto"/>
+              <w:jc w:val="center"/>
+              <w:rPr>
+                <w:rFonts w:asciiTheme="minorHAnsi" w:eastAsia="Times New Roman" w:hAnsiTheme="minorHAnsi" w:cstheme="minorHAnsi"/>
+                <w:color w:val="000000"/>
+                <w:sz w:val="22"/>
+                <w:szCs w:val="22"/>
+              </w:rPr>
+            </w:pPr>
+          </w:p>
+        </w:tc>
+        <w:tc>
+          <w:tcPr>
+            <w:tcW w:w="261" w:type="dxa"/>
+            <w:shd w:val="clear" w:color="auto" w:fill="auto"/>
+            <w:noWrap/>
+            <w:vAlign w:val="bottom"/>
+            <w:hideMark/>
+          </w:tcPr>
+          <w:p>
+            <w:pPr>
+              <w:spacing w:after="0" w:line="240" w:lineRule="auto"/>
+              <w:rPr>
+                <w:rFonts w:asciiTheme="minorHAnsi" w:eastAsia="Times New Roman" w:hAnsiTheme="minorHAnsi" w:cstheme="minorHAnsi"/>
+                <w:sz w:val="22"/>
+                <w:szCs w:val="22"/>
+              </w:rPr>
+            </w:pPr>
+          </w:p>
+        </w:tc>
+        <w:tc>
+          <w:tcPr>
+            <w:tcW w:w="917" w:type="dxa"/>
+            <w:gridSpan w:val="2"/>
+            <w:shd w:val="clear" w:color="auto" w:fill="auto"/>
+            <w:noWrap/>
+            <w:vAlign w:val="bottom"/>
+            <w:hideMark/>
+          </w:tcPr>
+          <w:p>
+            <w:pPr>
+              <w:spacing w:after="0" w:line="240" w:lineRule="auto"/>
+              <w:rPr>
+                <w:rFonts w:asciiTheme="minorHAnsi" w:eastAsia="Times New Roman" w:hAnsiTheme="minorHAnsi" w:cstheme="minorHAnsi"/>
+                <w:sz w:val="22"/>
+                <w:szCs w:val="22"/>
+              </w:rPr>
+            </w:pPr>
+          </w:p>
+        </w:tc>
+        <w:tc>
+          <w:tcPr>
+            <w:tcW w:w="904" w:type="dxa"/>
+            <w:gridSpan w:val="4"/>
+            <w:shd w:val="clear" w:color="auto" w:fill="auto"/>
+            <w:noWrap/>
+            <w:vAlign w:val="bottom"/>
+            <w:hideMark/>
+          </w:tcPr>
+          <w:p>
+            <w:pPr>
+              <w:spacing w:after="0" w:line="240" w:lineRule="auto"/>
+              <w:rPr>
+                <w:rFonts w:asciiTheme="minorHAnsi" w:eastAsia="Times New Roman" w:hAnsiTheme="minorHAnsi" w:cstheme="minorHAnsi"/>
+                <w:sz w:val="22"/>
+                <w:szCs w:val="22"/>
+              </w:rPr>
+            </w:pPr>
+          </w:p>
+        </w:tc>
+        <w:tc>
+          <w:tcPr>
+            <w:tcW w:w="1356" w:type="dxa"/>
+            <w:gridSpan w:val="7"/>
+            <w:shd w:val="clear" w:color="auto" w:fill="auto"/>
+            <w:noWrap/>
+            <w:vAlign w:val="bottom"/>
+            <w:hideMark/>
+          </w:tcPr>
+          <w:p>
+            <w:pPr>
+              <w:spacing w:after="0" w:line="240" w:lineRule="auto"/>
+              <w:rPr>
+                <w:rFonts w:asciiTheme="minorHAnsi" w:eastAsia="Times New Roman" w:hAnsiTheme="minorHAnsi" w:cstheme="minorHAnsi"/>
+                <w:color w:val="000000"/>
+                <w:sz w:val="22"/>
+                <w:szCs w:val="22"/>
+              </w:rPr>
+            </w:pPr>
+            <w:r>
+              <w:rPr>
+                <w:rFonts w:asciiTheme="minorHAnsi" w:eastAsia="Times New Roman" w:hAnsiTheme="minorHAnsi" w:cstheme="minorHAnsi"/>
+                <w:color w:val="000000"/>
+                <w:sz w:val="22"/>
+                <w:szCs w:val="22"/>
+              </w:rPr>
+              <w:t> </w:t>
+            </w:r>
+          </w:p>
+        </w:tc>
+      </w:tr>
+      <w:tr>
+        <w:trPr>
+          <w:gridBefore w:val="1"/>
+          <w:wBefore w:w="90" w:type="dxa"/>
+          <w:trHeight w:val="300"/>
+        </w:trPr>
+        <w:tc>
+          <w:tcPr>
+            <w:tcW w:w="6658" w:type="dxa"/>
+            <w:gridSpan w:val="14"/>
+            <w:shd w:val="clear" w:color="auto" w:fill="auto"/>
+            <w:noWrap/>
+            <w:vAlign w:val="bottom"/>
+          </w:tcPr>
+          <w:p>
+            <w:pPr>
+              <w:spacing w:after="0" w:line="240" w:lineRule="auto"/>
+              <w:jc w:val="center"/>
+              <w:rPr>
+                <w:rFonts w:asciiTheme="minorHAnsi" w:eastAsia="Times New Roman" w:hAnsiTheme="minorHAnsi" w:cstheme="minorHAnsi"/>
+                <w:color w:val="000000"/>
+                <w:sz w:val="22"/>
+                <w:szCs w:val="22"/>
+                <w:lang w:val="id-ID"/>
+              </w:rPr>
+            </w:pPr>
+          </w:p>
+        </w:tc>
+        <w:tc>
+          <w:tcPr>
+            <w:tcW w:w="272" w:type="dxa"/>
+            <w:shd w:val="clear" w:color="auto" w:fill="auto"/>
+            <w:noWrap/>
+            <w:vAlign w:val="bottom"/>
+            <w:hideMark/>
+          </w:tcPr>
+          <w:p>
+            <w:pPr>
+              <w:spacing w:after="0" w:line="240" w:lineRule="auto"/>
+              <w:jc w:val="center"/>
+              <w:rPr>
+                <w:rFonts w:asciiTheme="minorHAnsi" w:eastAsia="Times New Roman" w:hAnsiTheme="minorHAnsi" w:cstheme="minorHAnsi"/>
+                <w:color w:val="000000"/>
+                <w:sz w:val="22"/>
+                <w:szCs w:val="22"/>
+              </w:rPr>
+            </w:pPr>
+          </w:p>
+        </w:tc>
+        <w:tc>
+          <w:tcPr>
+            <w:tcW w:w="261" w:type="dxa"/>
+            <w:shd w:val="clear" w:color="auto" w:fill="auto"/>
+            <w:noWrap/>
+            <w:vAlign w:val="bottom"/>
+            <w:hideMark/>
+          </w:tcPr>
+          <w:p>
+            <w:pPr>
+              <w:spacing w:after="0" w:line="240" w:lineRule="auto"/>
+              <w:rPr>
+                <w:rFonts w:asciiTheme="minorHAnsi" w:eastAsia="Times New Roman" w:hAnsiTheme="minorHAnsi" w:cstheme="minorHAnsi"/>
+                <w:sz w:val="22"/>
+                <w:szCs w:val="22"/>
+              </w:rPr>
+            </w:pPr>
+          </w:p>
+        </w:tc>
+        <w:tc>
+          <w:tcPr>
+            <w:tcW w:w="917" w:type="dxa"/>
+            <w:gridSpan w:val="2"/>
+            <w:shd w:val="clear" w:color="auto" w:fill="auto"/>
+            <w:noWrap/>
+            <w:vAlign w:val="bottom"/>
+            <w:hideMark/>
+          </w:tcPr>
+          <w:p>
+            <w:pPr>
+              <w:spacing w:after="0" w:line="240" w:lineRule="auto"/>
+              <w:rPr>
+                <w:rFonts w:asciiTheme="minorHAnsi" w:eastAsia="Times New Roman" w:hAnsiTheme="minorHAnsi" w:cstheme="minorHAnsi"/>
+                <w:sz w:val="22"/>
+                <w:szCs w:val="22"/>
+              </w:rPr>
+            </w:pPr>
+          </w:p>
+        </w:tc>
+        <w:tc>
+          <w:tcPr>
+            <w:tcW w:w="904" w:type="dxa"/>
+            <w:gridSpan w:val="4"/>
+            <w:shd w:val="clear" w:color="auto" w:fill="auto"/>
+            <w:noWrap/>
+            <w:vAlign w:val="bottom"/>
+            <w:hideMark/>
+          </w:tcPr>
+          <w:p>
+            <w:pPr>
+              <w:spacing w:after="0" w:line="240" w:lineRule="auto"/>
+              <w:rPr>
+                <w:rFonts w:asciiTheme="minorHAnsi" w:eastAsia="Times New Roman" w:hAnsiTheme="minorHAnsi" w:cstheme="minorHAnsi"/>
+                <w:sz w:val="22"/>
+                <w:szCs w:val="22"/>
+              </w:rPr>
+            </w:pPr>
+          </w:p>
+        </w:tc>
+        <w:tc>
+          <w:tcPr>
+            <w:tcW w:w="1356" w:type="dxa"/>
+            <w:gridSpan w:val="7"/>
+            <w:shd w:val="clear" w:color="auto" w:fill="auto"/>
+            <w:noWrap/>
+            <w:vAlign w:val="bottom"/>
+            <w:hideMark/>
+          </w:tcPr>
+          <w:p>
+            <w:pPr>
+              <w:spacing w:after="0" w:line="240" w:lineRule="auto"/>
+              <w:rPr>
+                <w:rFonts w:asciiTheme="minorHAnsi" w:eastAsia="Times New Roman" w:hAnsiTheme="minorHAnsi" w:cstheme="minorHAnsi"/>
+                <w:color w:val="000000"/>
+                <w:sz w:val="22"/>
+                <w:szCs w:val="22"/>
+              </w:rPr>
+            </w:pPr>
+            <w:r>
+              <w:rPr>
+                <w:rFonts w:asciiTheme="minorHAnsi" w:eastAsia="Times New Roman" w:hAnsiTheme="minorHAnsi" w:cstheme="minorHAnsi"/>
+                <w:color w:val="000000"/>
+                <w:sz w:val="22"/>
+                <w:szCs w:val="22"/>
+              </w:rPr>
+              <w:t> </w:t>
+            </w:r>
+          </w:p>
+        </w:tc>
+      </w:tr>
+      <w:tr>
+        <w:trPr>
+          <w:gridBefore w:val="1"/>
+          <w:wBefore w:w="90" w:type="dxa"/>
+          <w:trHeight w:val="300"/>
+        </w:trPr>
+        <w:tc>
+          <w:tcPr>
+            <w:tcW w:w="6658" w:type="dxa"/>
+            <w:gridSpan w:val="14"/>
+            <w:shd w:val="clear" w:color="auto" w:fill="auto"/>
+            <w:noWrap/>
+            <w:vAlign w:val="bottom"/>
+            <w:hideMark/>
+          </w:tcPr>
+          <w:p>
+            <w:pPr>
+              <w:spacing w:after="0" w:line="240" w:lineRule="auto"/>
+              <w:jc w:val="center"/>
+              <w:rPr>
+                <w:rFonts w:asciiTheme="minorHAnsi" w:eastAsia="Times New Roman" w:hAnsiTheme="minorHAnsi" w:cstheme="minorHAnsi"/>
+                <w:color w:val="000000"/>
+                <w:sz w:val="22"/>
+                <w:szCs w:val="22"/>
+              </w:rPr>
+            </w:pPr>
+          </w:p>
+        </w:tc>
+        <w:tc>
+          <w:tcPr>
+            <w:tcW w:w="272" w:type="dxa"/>
+            <w:shd w:val="clear" w:color="auto" w:fill="auto"/>
+            <w:noWrap/>
+            <w:vAlign w:val="bottom"/>
+            <w:hideMark/>
+          </w:tcPr>
+          <w:p>
+            <w:pPr>
+              <w:spacing w:after="0" w:line="240" w:lineRule="auto"/>
+              <w:jc w:val="center"/>
+              <w:rPr>
+                <w:rFonts w:asciiTheme="minorHAnsi" w:eastAsia="Times New Roman" w:hAnsiTheme="minorHAnsi" w:cstheme="minorHAnsi"/>
+                <w:color w:val="000000"/>
+                <w:sz w:val="22"/>
+                <w:szCs w:val="22"/>
+              </w:rPr>
+            </w:pPr>
+          </w:p>
+        </w:tc>
+        <w:tc>
+          <w:tcPr>
+            <w:tcW w:w="261" w:type="dxa"/>
+            <w:shd w:val="clear" w:color="auto" w:fill="auto"/>
+            <w:noWrap/>
+            <w:vAlign w:val="bottom"/>
+            <w:hideMark/>
+          </w:tcPr>
+          <w:p>
+            <w:pPr>
+              <w:spacing w:after="0" w:line="240" w:lineRule="auto"/>
+              <w:rPr>
+                <w:rFonts w:asciiTheme="minorHAnsi" w:eastAsia="Times New Roman" w:hAnsiTheme="minorHAnsi" w:cstheme="minorHAnsi"/>
+                <w:sz w:val="22"/>
+                <w:szCs w:val="22"/>
+              </w:rPr>
+            </w:pPr>
+          </w:p>
+        </w:tc>
+        <w:tc>
+          <w:tcPr>
+            <w:tcW w:w="917" w:type="dxa"/>
+            <w:gridSpan w:val="2"/>
+            <w:shd w:val="clear" w:color="auto" w:fill="auto"/>
+            <w:noWrap/>
+            <w:vAlign w:val="bottom"/>
+            <w:hideMark/>
+          </w:tcPr>
+          <w:p>
+            <w:pPr>
+              <w:spacing w:after="0" w:line="240" w:lineRule="auto"/>
+              <w:rPr>
+                <w:rFonts w:asciiTheme="minorHAnsi" w:eastAsia="Times New Roman" w:hAnsiTheme="minorHAnsi" w:cstheme="minorHAnsi"/>
+                <w:sz w:val="22"/>
+                <w:szCs w:val="22"/>
+              </w:rPr>
+            </w:pPr>
+          </w:p>
+        </w:tc>
+        <w:tc>
+          <w:tcPr>
+            <w:tcW w:w="904" w:type="dxa"/>
+            <w:gridSpan w:val="4"/>
+            <w:shd w:val="clear" w:color="auto" w:fill="auto"/>
+            <w:noWrap/>
+            <w:vAlign w:val="bottom"/>
+            <w:hideMark/>
+          </w:tcPr>
+          <w:p>
+            <w:pPr>
+              <w:spacing w:after="0" w:line="240" w:lineRule="auto"/>
+              <w:rPr>
+                <w:rFonts w:asciiTheme="minorHAnsi" w:eastAsia="Times New Roman" w:hAnsiTheme="minorHAnsi" w:cstheme="minorHAnsi"/>
+                <w:sz w:val="22"/>
+                <w:szCs w:val="22"/>
+              </w:rPr>
+            </w:pPr>
+          </w:p>
+        </w:tc>
+        <w:tc>
+          <w:tcPr>
+            <w:tcW w:w="1356" w:type="dxa"/>
+            <w:gridSpan w:val="7"/>
+            <w:shd w:val="clear" w:color="auto" w:fill="auto"/>
+            <w:noWrap/>
+            <w:vAlign w:val="bottom"/>
+            <w:hideMark/>
+          </w:tcPr>
+          <w:p>
+            <w:pPr>
+              <w:spacing w:after="0" w:line="240" w:lineRule="auto"/>
+              <w:rPr>
+                <w:rFonts w:asciiTheme="minorHAnsi" w:eastAsia="Times New Roman" w:hAnsiTheme="minorHAnsi" w:cstheme="minorHAnsi"/>
+                <w:color w:val="000000"/>
+                <w:sz w:val="22"/>
+                <w:szCs w:val="22"/>
+              </w:rPr>
+            </w:pPr>
+            <w:r>
+              <w:rPr>
+                <w:rFonts w:asciiTheme="minorHAnsi" w:eastAsia="Times New Roman" w:hAnsiTheme="minorHAnsi" w:cstheme="minorHAnsi"/>
+                <w:color w:val="000000"/>
+                <w:sz w:val="22"/>
+                <w:szCs w:val="22"/>
+              </w:rPr>
+              <w:t> </w:t>
+            </w:r>
+          </w:p>
+        </w:tc>
+      </w:tr>
+      <w:tr>
+        <w:trPr>
+          <w:gridBefore w:val="1"/>
+          <w:wBefore w:w="90" w:type="dxa"/>
+          <w:trHeight w:val="300"/>
+        </w:trPr>
+        <w:tc>
+          <w:tcPr>
+            <w:tcW w:w="1963" w:type="dxa"/>
+            <w:gridSpan w:val="2"/>
+            <w:shd w:val="clear" w:color="auto" w:fill="auto"/>
+            <w:noWrap/>
+            <w:vAlign w:val="bottom"/>
+            <w:hideMark/>
+          </w:tcPr>
+          <w:p>
+            <w:pPr>
+              <w:spacing w:after="0" w:line="240" w:lineRule="auto"/>
+              <w:rPr>
+                <w:rFonts w:asciiTheme="minorHAnsi" w:eastAsia="Times New Roman" w:hAnsiTheme="minorHAnsi" w:cstheme="minorHAnsi"/>
+                <w:color w:val="000000"/>
+                <w:sz w:val="22"/>
+                <w:szCs w:val="22"/>
+              </w:rPr>
+            </w:pPr>
+            <w:r>
+              <w:rPr>
+                <w:rFonts w:asciiTheme="minorHAnsi" w:eastAsia="Times New Roman" w:hAnsiTheme="minorHAnsi" w:cstheme="minorHAnsi"/>
+                <w:color w:val="000000"/>
+                <w:sz w:val="22"/>
+                <w:szCs w:val="22"/>
+              </w:rPr>
+              <w:t> </w:t>
+            </w:r>
+          </w:p>
+        </w:tc>
+        <w:tc>
+          <w:tcPr>
+            <w:tcW w:w="355" w:type="dxa"/>
+            <w:shd w:val="clear" w:color="auto" w:fill="auto"/>
+            <w:noWrap/>
+            <w:vAlign w:val="bottom"/>
+            <w:hideMark/>
+          </w:tcPr>
+          <w:p>
+            <w:pPr>
+              <w:spacing w:after="0" w:line="240" w:lineRule="auto"/>
+              <w:rPr>
+                <w:rFonts w:asciiTheme="minorHAnsi" w:eastAsia="Times New Roman" w:hAnsiTheme="minorHAnsi" w:cstheme="minorHAnsi"/>
+                <w:color w:val="000000"/>
+                <w:sz w:val="22"/>
+                <w:szCs w:val="22"/>
+              </w:rPr>
+            </w:pPr>
+          </w:p>
+        </w:tc>
+        <w:tc>
+          <w:tcPr>
+            <w:tcW w:w="2610" w:type="dxa"/>
+            <w:gridSpan w:val="4"/>
+            <w:shd w:val="clear" w:color="auto" w:fill="auto"/>
+            <w:noWrap/>
+            <w:vAlign w:val="bottom"/>
+            <w:hideMark/>
+          </w:tcPr>
+          <w:p>
+            <w:pPr>
+              <w:spacing w:after="0" w:line="240" w:lineRule="auto"/>
+              <w:rPr>
+                <w:rFonts w:asciiTheme="minorHAnsi" w:eastAsia="Times New Roman" w:hAnsiTheme="minorHAnsi" w:cstheme="minorHAnsi"/>
+                <w:sz w:val="22"/>
+                <w:szCs w:val="22"/>
+              </w:rPr>
+            </w:pPr>
+          </w:p>
+        </w:tc>
+        <w:tc>
+          <w:tcPr>
+            <w:tcW w:w="818" w:type="dxa"/>
+            <w:gridSpan w:val="3"/>
+            <w:shd w:val="clear" w:color="auto" w:fill="auto"/>
+            <w:noWrap/>
+            <w:vAlign w:val="bottom"/>
+            <w:hideMark/>
+          </w:tcPr>
+          <w:p>
+            <w:pPr>
+              <w:spacing w:after="0" w:line="240" w:lineRule="auto"/>
+              <w:rPr>
+                <w:rFonts w:asciiTheme="minorHAnsi" w:eastAsia="Times New Roman" w:hAnsiTheme="minorHAnsi" w:cstheme="minorHAnsi"/>
+                <w:sz w:val="22"/>
+                <w:szCs w:val="22"/>
+              </w:rPr>
+            </w:pPr>
+          </w:p>
+        </w:tc>
+        <w:tc>
+          <w:tcPr>
+            <w:tcW w:w="912" w:type="dxa"/>
+            <w:gridSpan w:val="4"/>
+            <w:shd w:val="clear" w:color="auto" w:fill="auto"/>
+            <w:noWrap/>
+            <w:vAlign w:val="bottom"/>
+            <w:hideMark/>
+          </w:tcPr>
+          <w:p>
+            <w:pPr>
+              <w:spacing w:after="0" w:line="240" w:lineRule="auto"/>
+              <w:rPr>
+                <w:rFonts w:asciiTheme="minorHAnsi" w:eastAsia="Times New Roman" w:hAnsiTheme="minorHAnsi" w:cstheme="minorHAnsi"/>
+                <w:sz w:val="22"/>
+                <w:szCs w:val="22"/>
+              </w:rPr>
+            </w:pPr>
+          </w:p>
+        </w:tc>
+        <w:tc>
+          <w:tcPr>
+            <w:tcW w:w="272" w:type="dxa"/>
+            <w:shd w:val="clear" w:color="auto" w:fill="auto"/>
+            <w:noWrap/>
+            <w:vAlign w:val="bottom"/>
+            <w:hideMark/>
+          </w:tcPr>
+          <w:p>
+            <w:pPr>
+              <w:spacing w:after="0" w:line="240" w:lineRule="auto"/>
+              <w:rPr>
+                <w:rFonts w:asciiTheme="minorHAnsi" w:eastAsia="Times New Roman" w:hAnsiTheme="minorHAnsi" w:cstheme="minorHAnsi"/>
+                <w:sz w:val="22"/>
+                <w:szCs w:val="22"/>
+              </w:rPr>
+            </w:pPr>
+          </w:p>
+        </w:tc>
+        <w:tc>
+          <w:tcPr>
+            <w:tcW w:w="261" w:type="dxa"/>
+            <w:shd w:val="clear" w:color="auto" w:fill="auto"/>
+            <w:noWrap/>
+            <w:vAlign w:val="bottom"/>
+            <w:hideMark/>
+          </w:tcPr>
+          <w:p>
+            <w:pPr>
+              <w:spacing w:after="0" w:line="240" w:lineRule="auto"/>
+              <w:rPr>
+                <w:rFonts w:asciiTheme="minorHAnsi" w:eastAsia="Times New Roman" w:hAnsiTheme="minorHAnsi" w:cstheme="minorHAnsi"/>
+                <w:sz w:val="22"/>
+                <w:szCs w:val="22"/>
+              </w:rPr>
+            </w:pPr>
+          </w:p>
+        </w:tc>
+        <w:tc>
+          <w:tcPr>
+            <w:tcW w:w="917" w:type="dxa"/>
+            <w:gridSpan w:val="2"/>
+            <w:shd w:val="clear" w:color="auto" w:fill="auto"/>
+            <w:noWrap/>
+            <w:vAlign w:val="bottom"/>
+            <w:hideMark/>
+          </w:tcPr>
+          <w:p>
+            <w:pPr>
+              <w:spacing w:after="0" w:line="240" w:lineRule="auto"/>
+              <w:rPr>
+                <w:rFonts w:asciiTheme="minorHAnsi" w:eastAsia="Times New Roman" w:hAnsiTheme="minorHAnsi" w:cstheme="minorHAnsi"/>
+                <w:sz w:val="22"/>
+                <w:szCs w:val="22"/>
+              </w:rPr>
+            </w:pPr>
+          </w:p>
+        </w:tc>
+        <w:tc>
+          <w:tcPr>
+            <w:tcW w:w="904" w:type="dxa"/>
+            <w:gridSpan w:val="4"/>
+            <w:shd w:val="clear" w:color="auto" w:fill="auto"/>
+            <w:noWrap/>
+            <w:vAlign w:val="bottom"/>
+            <w:hideMark/>
+          </w:tcPr>
+          <w:p>
+            <w:pPr>
+              <w:spacing w:after="0" w:line="240" w:lineRule="auto"/>
+              <w:rPr>
+                <w:rFonts w:asciiTheme="minorHAnsi" w:eastAsia="Times New Roman" w:hAnsiTheme="minorHAnsi" w:cstheme="minorHAnsi"/>
+                <w:sz w:val="22"/>
+                <w:szCs w:val="22"/>
+              </w:rPr>
+            </w:pPr>
+          </w:p>
+        </w:tc>
+        <w:tc>
+          <w:tcPr>
+            <w:tcW w:w="1356" w:type="dxa"/>
+            <w:gridSpan w:val="7"/>
+            <w:shd w:val="clear" w:color="auto" w:fill="auto"/>
+            <w:noWrap/>
+            <w:vAlign w:val="bottom"/>
+            <w:hideMark/>
+          </w:tcPr>
+          <w:p>
+            <w:pPr>
+              <w:spacing w:after="0" w:line="240" w:lineRule="auto"/>
+              <w:rPr>
+                <w:rFonts w:asciiTheme="minorHAnsi" w:eastAsia="Times New Roman" w:hAnsiTheme="minorHAnsi" w:cstheme="minorHAnsi"/>
+                <w:color w:val="000000"/>
+                <w:sz w:val="22"/>
+                <w:szCs w:val="22"/>
+              </w:rPr>
+            </w:pPr>
+            <w:r>
+              <w:rPr>
+                <w:rFonts w:asciiTheme="minorHAnsi" w:eastAsia="Times New Roman" w:hAnsiTheme="minorHAnsi" w:cstheme="minorHAnsi"/>
+                <w:color w:val="000000"/>
+                <w:sz w:val="22"/>
+                <w:szCs w:val="22"/>
+              </w:rPr>
+              <w:t> </w:t>
+            </w:r>
+          </w:p>
+        </w:tc>
+      </w:tr>
+      <w:tr>
+        <w:trPr>
+          <w:gridBefore w:val="1"/>
+          <w:wBefore w:w="90" w:type="dxa"/>
+          <w:trHeight w:val="300"/>
+        </w:trPr>
+        <w:tc>
+          <w:tcPr>
+            <w:tcW w:w="6658" w:type="dxa"/>
+            <w:gridSpan w:val="14"/>
+            <w:shd w:val="clear" w:color="auto" w:fill="auto"/>
+            <w:noWrap/>
+            <w:hideMark/>
+          </w:tcPr>
+          <w:p>
+            <w:pPr>
+              <w:spacing w:after="0" w:line="240" w:lineRule="auto"/>
+              <w:jc w:val="center"/>
+              <w:rPr>
+                <w:rFonts w:asciiTheme="minorHAnsi" w:eastAsia="Times New Roman" w:hAnsiTheme="minorHAnsi" w:cstheme="minorHAnsi"/>
+                <w:color w:val="000000"/>
+                <w:sz w:val="22"/>
+                <w:szCs w:val="22"/>
+                <w:u w:val="single"/>
+                <w:lang w:val="id-ID"/>
+              </w:rPr>
+            </w:pPr>
+            <w:r>
+              <w:rPr>
+                <w:rFonts w:asciiTheme="minorHAnsi" w:hAnsiTheme="minorHAnsi" w:cstheme="minorHAnsi"/>
+                <w:sz w:val="22"/>
+                <w:szCs w:val="22"/>
+                <w:u w:val="single"/>
+                <w:lang w:val="sv-SE"/>
+              </w:rPr>
+              <w:t>${ppk}</w:t>
+            </w:r>
+          </w:p>
+        </w:tc>
+        <w:tc>
+          <w:tcPr>
+            <w:tcW w:w="272" w:type="dxa"/>
+            <w:shd w:val="clear" w:color="auto" w:fill="auto"/>
+            <w:noWrap/>
+            <w:vAlign w:val="bottom"/>
+            <w:hideMark/>
+          </w:tcPr>
+          <w:p>
+            <w:pPr>
+              <w:spacing w:after="0" w:line="240" w:lineRule="auto"/>
+              <w:jc w:val="center"/>
+              <w:rPr>
+                <w:rFonts w:asciiTheme="minorHAnsi" w:eastAsia="Times New Roman" w:hAnsiTheme="minorHAnsi" w:cstheme="minorHAnsi"/>
+                <w:color w:val="000000"/>
+                <w:sz w:val="22"/>
+                <w:szCs w:val="22"/>
+              </w:rPr>
+            </w:pPr>
+          </w:p>
+        </w:tc>
+        <w:tc>
+          <w:tcPr>
+            <w:tcW w:w="261" w:type="dxa"/>
+            <w:shd w:val="clear" w:color="auto" w:fill="auto"/>
+            <w:noWrap/>
+            <w:vAlign w:val="bottom"/>
+            <w:hideMark/>
+          </w:tcPr>
+          <w:p>
+            <w:pPr>
+              <w:spacing w:after="0" w:line="240" w:lineRule="auto"/>
+              <w:rPr>
+                <w:rFonts w:asciiTheme="minorHAnsi" w:eastAsia="Times New Roman" w:hAnsiTheme="minorHAnsi" w:cstheme="minorHAnsi"/>
+                <w:sz w:val="22"/>
+                <w:szCs w:val="22"/>
+              </w:rPr>
+            </w:pPr>
+          </w:p>
+        </w:tc>
+        <w:tc>
+          <w:tcPr>
+            <w:tcW w:w="3177" w:type="dxa"/>
+            <w:gridSpan w:val="13"/>
+            <w:shd w:val="clear" w:color="auto" w:fill="auto"/>
+            <w:noWrap/>
+            <w:vAlign w:val="bottom"/>
+            <w:hideMark/>
+          </w:tcPr>
+          <w:p>
+            <w:pPr>
+              <w:spacing w:after="0" w:line="240" w:lineRule="auto"/>
+              <w:jc w:val="center"/>
+              <w:rPr>
+                <w:rFonts w:asciiTheme="minorHAnsi" w:eastAsia="Times New Roman" w:hAnsiTheme="minorHAnsi" w:cstheme="minorHAnsi"/>
+                <w:color w:val="000000"/>
+                <w:sz w:val="22"/>
+                <w:szCs w:val="22"/>
+                <w:u w:val="single"/>
+              </w:rPr>
+            </w:pPr>
+            <w:r>
+              <w:rPr>
+                <w:rFonts w:asciiTheme="minorHAnsi" w:eastAsia="Times New Roman" w:hAnsiTheme="minorHAnsi" w:cstheme="minorHAnsi"/>
+                <w:color w:val="000000"/>
+                <w:sz w:val="22"/>
+                <w:szCs w:val="22"/>
+                <w:u w:val="single"/>
+              </w:rPr>
+              <w:t>${</w:t>
+            </w:r>
+            <w:proofErr w:type="spellStart"/>
+            <w:r>
+              <w:rPr>
+                <w:rFonts w:asciiTheme="minorHAnsi" w:eastAsia="Times New Roman" w:hAnsiTheme="minorHAnsi" w:cstheme="minorHAnsi"/>
+                <w:color w:val="000000"/>
+                <w:sz w:val="22"/>
+                <w:szCs w:val="22"/>
+                <w:u w:val="single"/>
+              </w:rPr>
+              <w:t>bendahara</w:t>
+            </w:r>
+            <w:proofErr w:type="spellEnd"/>
+            <w:r>
+              <w:rPr>
+                <w:rFonts w:asciiTheme="minorHAnsi" w:eastAsia="Times New Roman" w:hAnsiTheme="minorHAnsi" w:cstheme="minorHAnsi"/>
+                <w:color w:val="000000"/>
+                <w:sz w:val="22"/>
+                <w:szCs w:val="22"/>
+                <w:u w:val="single"/>
+              </w:rPr>
+              <w:t>}</w:t>
+            </w:r>
+          </w:p>
+        </w:tc>
+      </w:tr>
+      <w:tr>
+        <w:trPr>
+          <w:gridBefore w:val="1"/>
+          <w:wBefore w:w="90" w:type="dxa"/>
+          <w:trHeight w:val="315"/>
+        </w:trPr>
+        <w:tc>
+          <w:tcPr>
+            <w:tcW w:w="6658" w:type="dxa"/>
+            <w:gridSpan w:val="14"/>
+            <w:shd w:val="clear" w:color="auto" w:fill="auto"/>
+            <w:noWrap/>
+            <w:hideMark/>
+          </w:tcPr>
+          <w:p>
+            <w:pPr>
+              <w:spacing w:after="0" w:line="240" w:lineRule="auto"/>
+              <w:jc w:val="center"/>
+              <w:rPr>
+                <w:rFonts w:asciiTheme="minorHAnsi" w:eastAsia="Times New Roman" w:hAnsiTheme="minorHAnsi" w:cstheme="minorHAnsi"/>
+                <w:color w:val="000000"/>
+                <w:sz w:val="22"/>
+                <w:szCs w:val="22"/>
+                <w:lang w:val="id-ID"/>
+              </w:rPr>
+            </w:pPr>
+            <w:r>
+              <w:rPr>
+                <w:rFonts w:asciiTheme="minorHAnsi" w:hAnsiTheme="minorHAnsi" w:cstheme="minorHAnsi"/>
+                <w:sz w:val="22"/>
+                <w:szCs w:val="22"/>
+                <w:lang w:val="sv-SE"/>
+              </w:rPr>
+              <w:t>NIP.  ${nipppk}</w:t>
+            </w:r>
+          </w:p>
+        </w:tc>
+        <w:tc>
+          <w:tcPr>
+            <w:tcW w:w="272" w:type="dxa"/>
+            <w:shd w:val="clear" w:color="auto" w:fill="auto"/>
+            <w:noWrap/>
+            <w:vAlign w:val="bottom"/>
+            <w:hideMark/>
+          </w:tcPr>
+          <w:p>
+            <w:pPr>
+              <w:spacing w:after="0" w:line="240" w:lineRule="auto"/>
+              <w:jc w:val="center"/>
+              <w:rPr>
+                <w:rFonts w:asciiTheme="minorHAnsi" w:eastAsia="Times New Roman" w:hAnsiTheme="minorHAnsi" w:cstheme="minorHAnsi"/>
+                <w:color w:val="000000"/>
+                <w:sz w:val="22"/>
+                <w:szCs w:val="22"/>
+              </w:rPr>
+            </w:pPr>
+          </w:p>
+        </w:tc>
+        <w:tc>
+          <w:tcPr>
+            <w:tcW w:w="261" w:type="dxa"/>
+            <w:shd w:val="clear" w:color="auto" w:fill="auto"/>
+            <w:noWrap/>
+            <w:vAlign w:val="bottom"/>
+            <w:hideMark/>
+          </w:tcPr>
+          <w:p>
+            <w:pPr>
+              <w:spacing w:after="0" w:line="240" w:lineRule="auto"/>
+              <w:rPr>
+                <w:rFonts w:asciiTheme="minorHAnsi" w:eastAsia="Times New Roman" w:hAnsiTheme="minorHAnsi" w:cstheme="minorHAnsi"/>
+                <w:sz w:val="22"/>
+                <w:szCs w:val="22"/>
+              </w:rPr>
+            </w:pPr>
+          </w:p>
+        </w:tc>
+        <w:tc>
+          <w:tcPr>
+            <w:tcW w:w="3177" w:type="dxa"/>
+            <w:gridSpan w:val="13"/>
+            <w:shd w:val="clear" w:color="auto" w:fill="auto"/>
+            <w:noWrap/>
+            <w:vAlign w:val="bottom"/>
+            <w:hideMark/>
+          </w:tcPr>
+          <w:p>
+            <w:pPr>
+              <w:spacing w:after="0" w:line="240" w:lineRule="auto"/>
+              <w:jc w:val="center"/>
+              <w:rPr>
+                <w:rFonts w:asciiTheme="minorHAnsi" w:eastAsia="Times New Roman" w:hAnsiTheme="minorHAnsi" w:cstheme="minorHAnsi"/>
+                <w:color w:val="000000"/>
+                <w:sz w:val="22"/>
+                <w:szCs w:val="22"/>
+              </w:rPr>
+            </w:pPr>
+            <w:r>
+              <w:rPr>
+                <w:rFonts w:asciiTheme="minorHAnsi" w:eastAsia="Times New Roman" w:hAnsiTheme="minorHAnsi" w:cstheme="minorHAnsi"/>
+                <w:color w:val="000000"/>
+                <w:sz w:val="22"/>
+                <w:szCs w:val="22"/>
+              </w:rPr>
+              <w:t xml:space="preserve">NIP. </w:t>
+            </w:r>
+            <w:r>
+              <w:rPr>
+                <w:rFonts w:asciiTheme="minorHAnsi" w:eastAsia="Times New Roman" w:hAnsiTheme="minorHAnsi" w:cstheme="minorHAnsi"/>
+                <w:color w:val="000000"/>
+                <w:sz w:val="22"/>
+                <w:szCs w:val="22"/>
+              </w:rPr>
+              <w:t>${</w:t>
+            </w:r>
+            <w:proofErr w:type="spellStart"/>
+            <w:r>
+              <w:rPr>
+                <w:rFonts w:asciiTheme="minorHAnsi" w:eastAsia="Times New Roman" w:hAnsiTheme="minorHAnsi" w:cstheme="minorHAnsi"/>
+                <w:color w:val="000000"/>
+                <w:sz w:val="22"/>
+                <w:szCs w:val="22"/>
+              </w:rPr>
+              <w:t>nipbendahara</w:t>
+            </w:r>
+            <w:proofErr w:type="spellEnd"/>
+            <w:r>
+              <w:rPr>
+                <w:rFonts w:asciiTheme="minorHAnsi" w:eastAsia="Times New Roman" w:hAnsiTheme="minorHAnsi" w:cstheme="minorHAnsi"/>
+                <w:color w:val="000000"/>
+                <w:sz w:val="22"/>
+                <w:szCs w:val="22"/>
+              </w:rPr>
+              <w:t>}</w:t>
+            </w:r>
+          </w:p>
+        </w:tc>
+      </w:tr>
+      <w:tr>
+        <w:trPr>
+          <w:gridBefore w:val="1"/>
+          <w:wBefore w:w="90" w:type="dxa"/>
+          <w:trHeight w:val="300"/>
+        </w:trPr>
+        <w:tc>
+          <w:tcPr>
+            <w:tcW w:w="1963" w:type="dxa"/>
+            <w:gridSpan w:val="2"/>
+            <w:shd w:val="clear" w:color="auto" w:fill="auto"/>
+            <w:noWrap/>
+            <w:vAlign w:val="bottom"/>
+            <w:hideMark/>
+          </w:tcPr>
+          <w:p>
+            <w:pPr>
+              <w:spacing w:after="0" w:line="240" w:lineRule="auto"/>
+              <w:rPr>
+                <w:rFonts w:asciiTheme="minorHAnsi" w:eastAsia="Times New Roman" w:hAnsiTheme="minorHAnsi" w:cstheme="minorHAnsi"/>
+                <w:color w:val="000000"/>
+                <w:sz w:val="22"/>
+                <w:szCs w:val="22"/>
+              </w:rPr>
+            </w:pPr>
+            <w:r>
+              <w:rPr>
+                <w:rFonts w:asciiTheme="minorHAnsi" w:eastAsia="Times New Roman" w:hAnsiTheme="minorHAnsi" w:cstheme="minorHAnsi"/>
+                <w:color w:val="000000"/>
+                <w:sz w:val="22"/>
+                <w:szCs w:val="22"/>
+              </w:rPr>
+              <w:t> </w:t>
+            </w:r>
+          </w:p>
+        </w:tc>
+        <w:tc>
+          <w:tcPr>
+            <w:tcW w:w="355" w:type="dxa"/>
+            <w:shd w:val="clear" w:color="auto" w:fill="auto"/>
+            <w:noWrap/>
+            <w:vAlign w:val="bottom"/>
+            <w:hideMark/>
+          </w:tcPr>
+          <w:p>
+            <w:pPr>
+              <w:spacing w:after="0" w:line="240" w:lineRule="auto"/>
+              <w:rPr>
+                <w:rFonts w:asciiTheme="minorHAnsi" w:eastAsia="Times New Roman" w:hAnsiTheme="minorHAnsi" w:cstheme="minorHAnsi"/>
+                <w:color w:val="000000"/>
+                <w:sz w:val="22"/>
+                <w:szCs w:val="22"/>
+              </w:rPr>
+            </w:pPr>
+            <w:r>
+              <w:rPr>
+                <w:rFonts w:asciiTheme="minorHAnsi" w:eastAsia="Times New Roman" w:hAnsiTheme="minorHAnsi" w:cstheme="minorHAnsi"/>
+                <w:color w:val="000000"/>
+                <w:sz w:val="22"/>
+                <w:szCs w:val="22"/>
+              </w:rPr>
+              <w:t> </w:t>
+            </w:r>
+          </w:p>
+        </w:tc>
+        <w:tc>
+          <w:tcPr>
+            <w:tcW w:w="2610" w:type="dxa"/>
+            <w:gridSpan w:val="4"/>
+            <w:shd w:val="clear" w:color="auto" w:fill="auto"/>
+            <w:noWrap/>
+            <w:vAlign w:val="bottom"/>
+            <w:hideMark/>
+          </w:tcPr>
+          <w:p>
+            <w:pPr>
+              <w:spacing w:after="0" w:line="240" w:lineRule="auto"/>
+              <w:rPr>
+                <w:rFonts w:asciiTheme="minorHAnsi" w:eastAsia="Times New Roman" w:hAnsiTheme="minorHAnsi" w:cstheme="minorHAnsi"/>
+                <w:color w:val="000000"/>
+                <w:sz w:val="22"/>
+                <w:szCs w:val="22"/>
+              </w:rPr>
+            </w:pPr>
+            <w:r>
+              <w:rPr>
+                <w:rFonts w:asciiTheme="minorHAnsi" w:eastAsia="Times New Roman" w:hAnsiTheme="minorHAnsi" w:cstheme="minorHAnsi"/>
+                <w:color w:val="000000"/>
+                <w:sz w:val="22"/>
+                <w:szCs w:val="22"/>
+              </w:rPr>
+              <w:t> </w:t>
+            </w:r>
+          </w:p>
+        </w:tc>
+        <w:tc>
+          <w:tcPr>
+            <w:tcW w:w="818" w:type="dxa"/>
+            <w:gridSpan w:val="3"/>
+            <w:shd w:val="clear" w:color="auto" w:fill="auto"/>
+            <w:noWrap/>
+            <w:vAlign w:val="bottom"/>
+            <w:hideMark/>
+          </w:tcPr>
+          <w:p>
+            <w:pPr>
+              <w:spacing w:after="0" w:line="240" w:lineRule="auto"/>
+              <w:rPr>
+                <w:rFonts w:asciiTheme="minorHAnsi" w:eastAsia="Times New Roman" w:hAnsiTheme="minorHAnsi" w:cstheme="minorHAnsi"/>
+                <w:color w:val="000000"/>
+                <w:sz w:val="22"/>
+                <w:szCs w:val="22"/>
+              </w:rPr>
+            </w:pPr>
+            <w:r>
+              <w:rPr>
+                <w:rFonts w:asciiTheme="minorHAnsi" w:eastAsia="Times New Roman" w:hAnsiTheme="minorHAnsi" w:cstheme="minorHAnsi"/>
+                <w:color w:val="000000"/>
+                <w:sz w:val="22"/>
+                <w:szCs w:val="22"/>
+              </w:rPr>
+              <w:t> </w:t>
+            </w:r>
+          </w:p>
+        </w:tc>
+        <w:tc>
+          <w:tcPr>
+            <w:tcW w:w="912" w:type="dxa"/>
+            <w:gridSpan w:val="4"/>
+            <w:shd w:val="clear" w:color="auto" w:fill="auto"/>
+            <w:noWrap/>
+            <w:vAlign w:val="bottom"/>
+            <w:hideMark/>
+          </w:tcPr>
+          <w:p>
+            <w:pPr>
+              <w:spacing w:after="0" w:line="240" w:lineRule="auto"/>
+              <w:rPr>
+                <w:rFonts w:asciiTheme="minorHAnsi" w:eastAsia="Times New Roman" w:hAnsiTheme="minorHAnsi" w:cstheme="minorHAnsi"/>
+                <w:color w:val="000000"/>
+                <w:sz w:val="22"/>
+                <w:szCs w:val="22"/>
+              </w:rPr>
+            </w:pPr>
+            <w:r>
+              <w:rPr>
+                <w:rFonts w:asciiTheme="minorHAnsi" w:eastAsia="Times New Roman" w:hAnsiTheme="minorHAnsi" w:cstheme="minorHAnsi"/>
+                <w:color w:val="000000"/>
+                <w:sz w:val="22"/>
+                <w:szCs w:val="22"/>
+              </w:rPr>
+              <w:t> </w:t>
+            </w:r>
+          </w:p>
+        </w:tc>
+        <w:tc>
+          <w:tcPr>
+            <w:tcW w:w="272" w:type="dxa"/>
+            <w:shd w:val="clear" w:color="auto" w:fill="auto"/>
+            <w:noWrap/>
+            <w:vAlign w:val="bottom"/>
+            <w:hideMark/>
+          </w:tcPr>
+          <w:p>
+            <w:pPr>
+              <w:spacing w:after="0" w:line="240" w:lineRule="auto"/>
+              <w:rPr>
+                <w:rFonts w:asciiTheme="minorHAnsi" w:eastAsia="Times New Roman" w:hAnsiTheme="minorHAnsi" w:cstheme="minorHAnsi"/>
+                <w:color w:val="000000"/>
+                <w:sz w:val="22"/>
+                <w:szCs w:val="22"/>
+              </w:rPr>
+            </w:pPr>
+            <w:r>
+              <w:rPr>
+                <w:rFonts w:asciiTheme="minorHAnsi" w:eastAsia="Times New Roman" w:hAnsiTheme="minorHAnsi" w:cstheme="minorHAnsi"/>
+                <w:color w:val="000000"/>
+                <w:sz w:val="22"/>
+                <w:szCs w:val="22"/>
+              </w:rPr>
+              <w:t> </w:t>
+            </w:r>
+          </w:p>
+        </w:tc>
+        <w:tc>
+          <w:tcPr>
+            <w:tcW w:w="261" w:type="dxa"/>
+            <w:shd w:val="clear" w:color="auto" w:fill="auto"/>
+            <w:noWrap/>
+            <w:vAlign w:val="bottom"/>
+            <w:hideMark/>
+          </w:tcPr>
+          <w:p>
+            <w:pPr>
+              <w:spacing w:after="0" w:line="240" w:lineRule="auto"/>
+              <w:rPr>
+                <w:rFonts w:asciiTheme="minorHAnsi" w:eastAsia="Times New Roman" w:hAnsiTheme="minorHAnsi" w:cstheme="minorHAnsi"/>
+                <w:color w:val="000000"/>
+                <w:sz w:val="22"/>
+                <w:szCs w:val="22"/>
+              </w:rPr>
+            </w:pPr>
+            <w:r>
+              <w:rPr>
+                <w:rFonts w:asciiTheme="minorHAnsi" w:eastAsia="Times New Roman" w:hAnsiTheme="minorHAnsi" w:cstheme="minorHAnsi"/>
+                <w:color w:val="000000"/>
+                <w:sz w:val="22"/>
+                <w:szCs w:val="22"/>
+              </w:rPr>
+              <w:t> </w:t>
+            </w:r>
+          </w:p>
+        </w:tc>
+        <w:tc>
+          <w:tcPr>
+            <w:tcW w:w="917" w:type="dxa"/>
+            <w:gridSpan w:val="2"/>
+            <w:shd w:val="clear" w:color="auto" w:fill="auto"/>
+            <w:noWrap/>
+            <w:vAlign w:val="bottom"/>
+            <w:hideMark/>
+          </w:tcPr>
+          <w:p>
+            <w:pPr>
+              <w:spacing w:after="0" w:line="240" w:lineRule="auto"/>
+              <w:rPr>
+                <w:rFonts w:asciiTheme="minorHAnsi" w:eastAsia="Times New Roman" w:hAnsiTheme="minorHAnsi" w:cstheme="minorHAnsi"/>
+                <w:color w:val="000000"/>
+                <w:sz w:val="22"/>
+                <w:szCs w:val="22"/>
+              </w:rPr>
+            </w:pPr>
+            <w:r>
+              <w:rPr>
+                <w:rFonts w:asciiTheme="minorHAnsi" w:eastAsia="Times New Roman" w:hAnsiTheme="minorHAnsi" w:cstheme="minorHAnsi"/>
+                <w:color w:val="000000"/>
+                <w:sz w:val="22"/>
+                <w:szCs w:val="22"/>
+              </w:rPr>
+              <w:t> </w:t>
+            </w:r>
+          </w:p>
+        </w:tc>
+        <w:tc>
+          <w:tcPr>
+            <w:tcW w:w="904" w:type="dxa"/>
+            <w:gridSpan w:val="4"/>
+            <w:shd w:val="clear" w:color="auto" w:fill="auto"/>
+            <w:noWrap/>
+            <w:vAlign w:val="bottom"/>
+            <w:hideMark/>
+          </w:tcPr>
+          <w:p>
+            <w:pPr>
+              <w:spacing w:after="0" w:line="240" w:lineRule="auto"/>
+              <w:rPr>
+                <w:rFonts w:asciiTheme="minorHAnsi" w:eastAsia="Times New Roman" w:hAnsiTheme="minorHAnsi" w:cstheme="minorHAnsi"/>
+                <w:color w:val="000000"/>
+                <w:sz w:val="22"/>
+                <w:szCs w:val="22"/>
+              </w:rPr>
+            </w:pPr>
+            <w:r>
+              <w:rPr>
+                <w:rFonts w:asciiTheme="minorHAnsi" w:eastAsia="Times New Roman" w:hAnsiTheme="minorHAnsi" w:cstheme="minorHAnsi"/>
+                <w:color w:val="000000"/>
+                <w:sz w:val="22"/>
+                <w:szCs w:val="22"/>
+              </w:rPr>
+              <w:t> </w:t>
+            </w:r>
+          </w:p>
+        </w:tc>
+        <w:tc>
+          <w:tcPr>
+            <w:tcW w:w="1356" w:type="dxa"/>
+            <w:gridSpan w:val="7"/>
+            <w:shd w:val="clear" w:color="auto" w:fill="auto"/>
+            <w:noWrap/>
+            <w:vAlign w:val="bottom"/>
+            <w:hideMark/>
+          </w:tcPr>
+          <w:p>
+            <w:pPr>
+              <w:spacing w:after="0" w:line="240" w:lineRule="auto"/>
+              <w:rPr>
+                <w:rFonts w:asciiTheme="minorHAnsi" w:eastAsia="Times New Roman" w:hAnsiTheme="minorHAnsi" w:cstheme="minorHAnsi"/>
+                <w:color w:val="000000"/>
+                <w:sz w:val="22"/>
+                <w:szCs w:val="22"/>
+              </w:rPr>
+            </w:pPr>
+            <w:r>
+              <w:rPr>
+                <w:rFonts w:asciiTheme="minorHAnsi" w:eastAsia="Times New Roman" w:hAnsiTheme="minorHAnsi" w:cstheme="minorHAnsi"/>
+                <w:color w:val="000000"/>
+                <w:sz w:val="22"/>
+                <w:szCs w:val="22"/>
+              </w:rPr>
+              <w:t> </w:t>
+            </w:r>
+          </w:p>
+        </w:tc>
+      </w:tr>
+      <w:tr>
+        <w:trPr>
+          <w:gridBefore w:val="1"/>
+          <w:wBefore w:w="90" w:type="dxa"/>
+          <w:trHeight w:val="300"/>
+        </w:trPr>
+        <w:tc>
+          <w:tcPr>
+            <w:tcW w:w="8108" w:type="dxa"/>
+            <w:gridSpan w:val="18"/>
+            <w:shd w:val="clear" w:color="auto" w:fill="auto"/>
+            <w:noWrap/>
+            <w:vAlign w:val="bottom"/>
+          </w:tcPr>
+          <w:p>
+            <w:pPr>
+              <w:spacing w:after="0" w:line="240" w:lineRule="auto"/>
+              <w:rPr>
+                <w:rFonts w:asciiTheme="minorHAnsi" w:eastAsia="Times New Roman" w:hAnsiTheme="minorHAnsi" w:cstheme="minorHAnsi"/>
+                <w:color w:val="000000"/>
+                <w:sz w:val="22"/>
+                <w:szCs w:val="22"/>
+              </w:rPr>
+            </w:pPr>
+          </w:p>
+        </w:tc>
+        <w:tc>
+          <w:tcPr>
+            <w:tcW w:w="904" w:type="dxa"/>
+            <w:gridSpan w:val="4"/>
+            <w:shd w:val="clear" w:color="auto" w:fill="auto"/>
+            <w:noWrap/>
+            <w:vAlign w:val="bottom"/>
+            <w:hideMark/>
+          </w:tcPr>
+          <w:p>
+            <w:pPr>
+              <w:spacing w:after="0" w:line="240" w:lineRule="auto"/>
+              <w:rPr>
+                <w:rFonts w:asciiTheme="minorHAnsi" w:eastAsia="Times New Roman" w:hAnsiTheme="minorHAnsi" w:cstheme="minorHAnsi"/>
+                <w:color w:val="000000"/>
+                <w:sz w:val="22"/>
+                <w:szCs w:val="22"/>
+              </w:rPr>
+            </w:pPr>
+          </w:p>
+        </w:tc>
+        <w:tc>
+          <w:tcPr>
+            <w:tcW w:w="1356" w:type="dxa"/>
+            <w:gridSpan w:val="7"/>
+            <w:shd w:val="clear" w:color="auto" w:fill="auto"/>
+            <w:noWrap/>
+            <w:vAlign w:val="bottom"/>
+            <w:hideMark/>
+          </w:tcPr>
+          <w:p>
+            <w:pPr>
+              <w:spacing w:after="0" w:line="240" w:lineRule="auto"/>
+              <w:rPr>
+                <w:rFonts w:asciiTheme="minorHAnsi" w:eastAsia="Times New Roman" w:hAnsiTheme="minorHAnsi" w:cstheme="minorHAnsi"/>
+                <w:color w:val="000000"/>
+                <w:sz w:val="22"/>
+                <w:szCs w:val="22"/>
+              </w:rPr>
+            </w:pPr>
+            <w:r>
+              <w:rPr>
+                <w:rFonts w:asciiTheme="minorHAnsi" w:eastAsia="Times New Roman" w:hAnsiTheme="minorHAnsi" w:cstheme="minorHAnsi"/>
+                <w:color w:val="000000"/>
+                <w:sz w:val="22"/>
+                <w:szCs w:val="22"/>
+              </w:rPr>
+              <w:t> </w:t>
+            </w:r>
+          </w:p>
+        </w:tc>
+      </w:tr>
+      <w:tr>
+        <w:trPr>
+          <w:gridBefore w:val="1"/>
+          <w:wBefore w:w="90" w:type="dxa"/>
+          <w:trHeight w:val="300"/>
+        </w:trPr>
+        <w:tc>
+          <w:tcPr>
+            <w:tcW w:w="10368" w:type="dxa"/>
+            <w:gridSpan w:val="29"/>
+            <w:shd w:val="clear" w:color="auto" w:fill="auto"/>
+            <w:noWrap/>
+            <w:vAlign w:val="bottom"/>
+          </w:tcPr>
+          <w:p>
+            <w:pPr>
+              <w:spacing w:after="0" w:line="240" w:lineRule="auto"/>
+              <w:rPr>
+                <w:rFonts w:asciiTheme="minorHAnsi" w:eastAsia="Times New Roman" w:hAnsiTheme="minorHAnsi" w:cstheme="minorHAnsi"/>
+                <w:color w:val="000000"/>
+                <w:sz w:val="22"/>
+                <w:szCs w:val="22"/>
+              </w:rPr>
+            </w:pPr>
+            <w:proofErr w:type="spellStart"/>
+            <w:r>
+              <w:rPr>
+                <w:rFonts w:asciiTheme="minorHAnsi" w:eastAsia="Times New Roman" w:hAnsiTheme="minorHAnsi" w:cstheme="minorHAnsi"/>
+                <w:color w:val="000000"/>
+                <w:sz w:val="22"/>
+                <w:szCs w:val="22"/>
+              </w:rPr>
+              <w:t>Barang</w:t>
+            </w:r>
+            <w:proofErr w:type="spellEnd"/>
+            <w:r>
+              <w:rPr>
+                <w:rFonts w:asciiTheme="minorHAnsi" w:eastAsia="Times New Roman" w:hAnsiTheme="minorHAnsi" w:cstheme="minorHAnsi"/>
+                <w:color w:val="000000"/>
+                <w:sz w:val="22"/>
+                <w:szCs w:val="22"/>
+              </w:rPr>
+              <w:t>/</w:t>
+            </w:r>
+            <w:proofErr w:type="spellStart"/>
+            <w:r>
+              <w:rPr>
+                <w:rFonts w:asciiTheme="minorHAnsi" w:eastAsia="Times New Roman" w:hAnsiTheme="minorHAnsi" w:cstheme="minorHAnsi"/>
+                <w:color w:val="000000"/>
+                <w:sz w:val="22"/>
+                <w:szCs w:val="22"/>
+              </w:rPr>
+              <w:t>pekerjaan</w:t>
+            </w:r>
+            <w:proofErr w:type="spellEnd"/>
+            <w:r>
+              <w:rPr>
+                <w:rFonts w:asciiTheme="minorHAnsi" w:eastAsia="Times New Roman" w:hAnsiTheme="minorHAnsi" w:cstheme="minorHAnsi"/>
+                <w:color w:val="000000"/>
+                <w:sz w:val="22"/>
+                <w:szCs w:val="22"/>
+              </w:rPr>
+              <w:t xml:space="preserve"> </w:t>
+            </w:r>
+            <w:proofErr w:type="spellStart"/>
+            <w:r>
+              <w:rPr>
+                <w:rFonts w:asciiTheme="minorHAnsi" w:eastAsia="Times New Roman" w:hAnsiTheme="minorHAnsi" w:cstheme="minorHAnsi"/>
+                <w:color w:val="000000"/>
+                <w:sz w:val="22"/>
+                <w:szCs w:val="22"/>
+              </w:rPr>
+              <w:t>tersebut</w:t>
+            </w:r>
+            <w:proofErr w:type="spellEnd"/>
+            <w:r>
+              <w:rPr>
+                <w:rFonts w:asciiTheme="minorHAnsi" w:eastAsia="Times New Roman" w:hAnsiTheme="minorHAnsi" w:cstheme="minorHAnsi"/>
+                <w:color w:val="000000"/>
+                <w:sz w:val="22"/>
+                <w:szCs w:val="22"/>
+              </w:rPr>
+              <w:t xml:space="preserve"> </w:t>
+            </w:r>
+            <w:proofErr w:type="spellStart"/>
+            <w:r>
+              <w:rPr>
+                <w:rFonts w:asciiTheme="minorHAnsi" w:eastAsia="Times New Roman" w:hAnsiTheme="minorHAnsi" w:cstheme="minorHAnsi"/>
+                <w:color w:val="000000"/>
+                <w:sz w:val="22"/>
+                <w:szCs w:val="22"/>
+              </w:rPr>
+              <w:t>telah</w:t>
+            </w:r>
+            <w:proofErr w:type="spellEnd"/>
+            <w:r>
+              <w:rPr>
+                <w:rFonts w:asciiTheme="minorHAnsi" w:eastAsia="Times New Roman" w:hAnsiTheme="minorHAnsi" w:cstheme="minorHAnsi"/>
+                <w:color w:val="000000"/>
+                <w:sz w:val="22"/>
+                <w:szCs w:val="22"/>
+              </w:rPr>
+              <w:t xml:space="preserve"> </w:t>
+            </w:r>
+            <w:proofErr w:type="spellStart"/>
+            <w:r>
+              <w:rPr>
+                <w:rFonts w:asciiTheme="minorHAnsi" w:eastAsia="Times New Roman" w:hAnsiTheme="minorHAnsi" w:cstheme="minorHAnsi"/>
+                <w:color w:val="000000"/>
+                <w:sz w:val="22"/>
+                <w:szCs w:val="22"/>
+              </w:rPr>
+              <w:t>diterima</w:t>
+            </w:r>
+            <w:proofErr w:type="spellEnd"/>
+            <w:r>
+              <w:rPr>
+                <w:rFonts w:asciiTheme="minorHAnsi" w:eastAsia="Times New Roman" w:hAnsiTheme="minorHAnsi" w:cstheme="minorHAnsi"/>
+                <w:color w:val="000000"/>
+                <w:sz w:val="22"/>
+                <w:szCs w:val="22"/>
+              </w:rPr>
+              <w:t xml:space="preserve">/ </w:t>
+            </w:r>
+            <w:proofErr w:type="spellStart"/>
+            <w:r>
+              <w:rPr>
+                <w:rFonts w:asciiTheme="minorHAnsi" w:eastAsia="Times New Roman" w:hAnsiTheme="minorHAnsi" w:cstheme="minorHAnsi"/>
+                <w:color w:val="000000"/>
+                <w:sz w:val="22"/>
+                <w:szCs w:val="22"/>
+              </w:rPr>
+              <w:t>diselesaikan</w:t>
+            </w:r>
+            <w:proofErr w:type="spellEnd"/>
+            <w:r>
+              <w:rPr>
+                <w:rFonts w:asciiTheme="minorHAnsi" w:eastAsia="Times New Roman" w:hAnsiTheme="minorHAnsi" w:cstheme="minorHAnsi"/>
+                <w:color w:val="000000"/>
+                <w:sz w:val="22"/>
+                <w:szCs w:val="22"/>
+              </w:rPr>
+              <w:t xml:space="preserve"> </w:t>
+            </w:r>
+            <w:proofErr w:type="spellStart"/>
+            <w:r>
+              <w:rPr>
+                <w:rFonts w:asciiTheme="minorHAnsi" w:eastAsia="Times New Roman" w:hAnsiTheme="minorHAnsi" w:cstheme="minorHAnsi"/>
+                <w:color w:val="000000"/>
+                <w:sz w:val="22"/>
+                <w:szCs w:val="22"/>
+              </w:rPr>
+              <w:t>dengan</w:t>
+            </w:r>
+            <w:proofErr w:type="spellEnd"/>
+            <w:r>
+              <w:rPr>
+                <w:rFonts w:asciiTheme="minorHAnsi" w:eastAsia="Times New Roman" w:hAnsiTheme="minorHAnsi" w:cstheme="minorHAnsi"/>
+                <w:color w:val="000000"/>
+                <w:sz w:val="22"/>
+                <w:szCs w:val="22"/>
+              </w:rPr>
+              <w:t xml:space="preserve"> </w:t>
+            </w:r>
+            <w:proofErr w:type="spellStart"/>
+            <w:r>
+              <w:rPr>
+                <w:rFonts w:asciiTheme="minorHAnsi" w:eastAsia="Times New Roman" w:hAnsiTheme="minorHAnsi" w:cstheme="minorHAnsi"/>
+                <w:color w:val="000000"/>
+                <w:sz w:val="22"/>
+                <w:szCs w:val="22"/>
+              </w:rPr>
+              <w:t>lengkap</w:t>
+            </w:r>
+            <w:proofErr w:type="spellEnd"/>
+            <w:r>
+              <w:rPr>
+                <w:rFonts w:asciiTheme="minorHAnsi" w:eastAsia="Times New Roman" w:hAnsiTheme="minorHAnsi" w:cstheme="minorHAnsi"/>
+                <w:color w:val="000000"/>
+                <w:sz w:val="22"/>
+                <w:szCs w:val="22"/>
+              </w:rPr>
+              <w:t xml:space="preserve"> dan </w:t>
+            </w:r>
+            <w:proofErr w:type="spellStart"/>
+            <w:r>
+              <w:rPr>
+                <w:rFonts w:asciiTheme="minorHAnsi" w:eastAsia="Times New Roman" w:hAnsiTheme="minorHAnsi" w:cstheme="minorHAnsi"/>
+                <w:color w:val="000000"/>
+                <w:sz w:val="22"/>
+                <w:szCs w:val="22"/>
+              </w:rPr>
+              <w:t>baik</w:t>
+            </w:r>
+            <w:proofErr w:type="spellEnd"/>
+            <w:r>
+              <w:rPr>
+                <w:rFonts w:asciiTheme="minorHAnsi" w:eastAsia="Times New Roman" w:hAnsiTheme="minorHAnsi" w:cstheme="minorHAnsi"/>
+                <w:color w:val="000000"/>
+                <w:sz w:val="22"/>
+                <w:szCs w:val="22"/>
+              </w:rPr>
+              <w:tab/>
+            </w:r>
+            <w:r>
+              <w:rPr>
+                <w:rFonts w:asciiTheme="minorHAnsi" w:eastAsia="Times New Roman" w:hAnsiTheme="minorHAnsi" w:cstheme="minorHAnsi"/>
+                <w:color w:val="000000"/>
+                <w:sz w:val="22"/>
+                <w:szCs w:val="22"/>
+              </w:rPr>
+              <w:tab/>
+              <w:t xml:space="preserve"> </w:t>
+            </w:r>
+          </w:p>
+          <w:p>
+            <w:pPr>
+              <w:spacing w:after="0" w:line="240" w:lineRule="auto"/>
+              <w:rPr>
+                <w:rFonts w:asciiTheme="minorHAnsi" w:eastAsia="Times New Roman" w:hAnsiTheme="minorHAnsi" w:cstheme="minorHAnsi"/>
+                <w:color w:val="000000"/>
+                <w:sz w:val="22"/>
+                <w:szCs w:val="22"/>
+              </w:rPr>
+            </w:pPr>
+            <w:proofErr w:type="spellStart"/>
+            <w:r>
+              <w:rPr>
+                <w:rFonts w:asciiTheme="minorHAnsi" w:eastAsia="Times New Roman" w:hAnsiTheme="minorHAnsi" w:cstheme="minorHAnsi"/>
+                <w:color w:val="000000"/>
+                <w:sz w:val="22"/>
+                <w:szCs w:val="22"/>
+              </w:rPr>
+              <w:t>Pejabat</w:t>
+            </w:r>
+            <w:proofErr w:type="spellEnd"/>
+            <w:r>
+              <w:rPr>
+                <w:rFonts w:asciiTheme="minorHAnsi" w:eastAsia="Times New Roman" w:hAnsiTheme="minorHAnsi" w:cstheme="minorHAnsi"/>
+                <w:color w:val="000000"/>
+                <w:sz w:val="22"/>
+                <w:szCs w:val="22"/>
+              </w:rPr>
+              <w:t xml:space="preserve"> yang </w:t>
+            </w:r>
+            <w:proofErr w:type="spellStart"/>
+            <w:r>
+              <w:rPr>
+                <w:rFonts w:asciiTheme="minorHAnsi" w:eastAsia="Times New Roman" w:hAnsiTheme="minorHAnsi" w:cstheme="minorHAnsi"/>
+                <w:color w:val="000000"/>
+                <w:sz w:val="22"/>
+                <w:szCs w:val="22"/>
+              </w:rPr>
+              <w:t>bertanggung</w:t>
+            </w:r>
+            <w:proofErr w:type="spellEnd"/>
+            <w:r>
+              <w:rPr>
+                <w:rFonts w:asciiTheme="minorHAnsi" w:eastAsia="Times New Roman" w:hAnsiTheme="minorHAnsi" w:cstheme="minorHAnsi"/>
+                <w:color w:val="000000"/>
+                <w:sz w:val="22"/>
+                <w:szCs w:val="22"/>
+              </w:rPr>
+              <w:t xml:space="preserve"> </w:t>
+            </w:r>
+            <w:proofErr w:type="spellStart"/>
+            <w:r>
+              <w:rPr>
+                <w:rFonts w:asciiTheme="minorHAnsi" w:eastAsia="Times New Roman" w:hAnsiTheme="minorHAnsi" w:cstheme="minorHAnsi"/>
+                <w:color w:val="000000"/>
+                <w:sz w:val="22"/>
+                <w:szCs w:val="22"/>
+              </w:rPr>
+              <w:t>jawab</w:t>
+            </w:r>
+            <w:proofErr w:type="spellEnd"/>
+            <w:r>
+              <w:rPr>
+                <w:rFonts w:asciiTheme="minorHAnsi" w:eastAsia="Times New Roman" w:hAnsiTheme="minorHAnsi" w:cstheme="minorHAnsi"/>
+                <w:color w:val="000000"/>
+                <w:sz w:val="22"/>
+                <w:szCs w:val="22"/>
+              </w:rPr>
+              <w:tab/>
+            </w:r>
+            <w:r>
+              <w:rPr>
+                <w:rFonts w:asciiTheme="minorHAnsi" w:eastAsia="Times New Roman" w:hAnsiTheme="minorHAnsi" w:cstheme="minorHAnsi"/>
+                <w:color w:val="000000"/>
+                <w:sz w:val="22"/>
+                <w:szCs w:val="22"/>
+              </w:rPr>
+              <w:tab/>
+            </w:r>
+            <w:r>
+              <w:rPr>
+                <w:rFonts w:asciiTheme="minorHAnsi" w:eastAsia="Times New Roman" w:hAnsiTheme="minorHAnsi" w:cstheme="minorHAnsi"/>
+                <w:color w:val="000000"/>
+                <w:sz w:val="22"/>
+                <w:szCs w:val="22"/>
+              </w:rPr>
+              <w:tab/>
+            </w:r>
+            <w:r>
+              <w:rPr>
+                <w:rFonts w:asciiTheme="minorHAnsi" w:eastAsia="Times New Roman" w:hAnsiTheme="minorHAnsi" w:cstheme="minorHAnsi"/>
+                <w:color w:val="000000"/>
+                <w:sz w:val="22"/>
+                <w:szCs w:val="22"/>
+              </w:rPr>
+              <w:tab/>
+            </w:r>
+            <w:r>
+              <w:rPr>
+                <w:rFonts w:asciiTheme="minorHAnsi" w:eastAsia="Times New Roman" w:hAnsiTheme="minorHAnsi" w:cstheme="minorHAnsi"/>
+                <w:color w:val="000000"/>
+                <w:sz w:val="22"/>
+                <w:szCs w:val="22"/>
+              </w:rPr>
+              <w:tab/>
+            </w:r>
+            <w:r>
+              <w:rPr>
+                <w:rFonts w:asciiTheme="minorHAnsi" w:eastAsia="Times New Roman" w:hAnsiTheme="minorHAnsi" w:cstheme="minorHAnsi"/>
+                <w:color w:val="000000"/>
+                <w:sz w:val="22"/>
+                <w:szCs w:val="22"/>
+              </w:rPr>
+              <w:tab/>
+            </w:r>
+            <w:r>
+              <w:rPr>
+                <w:rFonts w:asciiTheme="minorHAnsi" w:eastAsia="Times New Roman" w:hAnsiTheme="minorHAnsi" w:cstheme="minorHAnsi"/>
+                <w:color w:val="000000"/>
+                <w:sz w:val="22"/>
+                <w:szCs w:val="22"/>
+              </w:rPr>
+              <w:tab/>
+              <w:t xml:space="preserve"> </w:t>
+            </w:r>
+          </w:p>
+          <w:p>
+            <w:pPr>
+              <w:spacing w:after="0" w:line="240" w:lineRule="auto"/>
+              <w:rPr>
+                <w:rFonts w:asciiTheme="minorHAnsi" w:eastAsia="Times New Roman" w:hAnsiTheme="minorHAnsi" w:cstheme="minorHAnsi"/>
+                <w:color w:val="000000"/>
+                <w:sz w:val="22"/>
+                <w:szCs w:val="22"/>
+              </w:rPr>
+            </w:pPr>
+            <w:r>
+              <w:rPr>
+                <w:rFonts w:asciiTheme="minorHAnsi" w:eastAsia="Times New Roman" w:hAnsiTheme="minorHAnsi" w:cstheme="minorHAnsi"/>
+                <w:color w:val="000000"/>
+                <w:sz w:val="22"/>
+                <w:szCs w:val="22"/>
+              </w:rPr>
+              <w:t xml:space="preserve"> </w:t>
+            </w:r>
+            <w:r>
+              <w:rPr>
+                <w:rFonts w:asciiTheme="minorHAnsi" w:eastAsia="Times New Roman" w:hAnsiTheme="minorHAnsi" w:cstheme="minorHAnsi"/>
+                <w:color w:val="000000"/>
+                <w:sz w:val="22"/>
+                <w:szCs w:val="22"/>
+              </w:rPr>
+              <w:tab/>
+            </w:r>
+            <w:r>
+              <w:rPr>
+                <w:rFonts w:asciiTheme="minorHAnsi" w:eastAsia="Times New Roman" w:hAnsiTheme="minorHAnsi" w:cstheme="minorHAnsi"/>
+                <w:color w:val="000000"/>
+                <w:sz w:val="22"/>
+                <w:szCs w:val="22"/>
+              </w:rPr>
+              <w:tab/>
+            </w:r>
+            <w:r>
+              <w:rPr>
+                <w:rFonts w:asciiTheme="minorHAnsi" w:eastAsia="Times New Roman" w:hAnsiTheme="minorHAnsi" w:cstheme="minorHAnsi"/>
+                <w:color w:val="000000"/>
+                <w:sz w:val="22"/>
+                <w:szCs w:val="22"/>
+              </w:rPr>
+              <w:tab/>
+            </w:r>
+            <w:r>
+              <w:rPr>
+                <w:rFonts w:asciiTheme="minorHAnsi" w:eastAsia="Times New Roman" w:hAnsiTheme="minorHAnsi" w:cstheme="minorHAnsi"/>
+                <w:color w:val="000000"/>
+                <w:sz w:val="22"/>
+                <w:szCs w:val="22"/>
+              </w:rPr>
+              <w:tab/>
+            </w:r>
+            <w:r>
+              <w:rPr>
+                <w:rFonts w:asciiTheme="minorHAnsi" w:eastAsia="Times New Roman" w:hAnsiTheme="minorHAnsi" w:cstheme="minorHAnsi"/>
+                <w:color w:val="000000"/>
+                <w:sz w:val="22"/>
+                <w:szCs w:val="22"/>
+              </w:rPr>
+              <w:tab/>
+            </w:r>
+            <w:r>
+              <w:rPr>
+                <w:rFonts w:asciiTheme="minorHAnsi" w:eastAsia="Times New Roman" w:hAnsiTheme="minorHAnsi" w:cstheme="minorHAnsi"/>
+                <w:color w:val="000000"/>
+                <w:sz w:val="22"/>
+                <w:szCs w:val="22"/>
+              </w:rPr>
+              <w:tab/>
+            </w:r>
+            <w:r>
+              <w:rPr>
+                <w:rFonts w:asciiTheme="minorHAnsi" w:eastAsia="Times New Roman" w:hAnsiTheme="minorHAnsi" w:cstheme="minorHAnsi"/>
+                <w:color w:val="000000"/>
+                <w:sz w:val="22"/>
+                <w:szCs w:val="22"/>
+              </w:rPr>
+              <w:tab/>
+            </w:r>
+            <w:r>
+              <w:rPr>
+                <w:rFonts w:asciiTheme="minorHAnsi" w:eastAsia="Times New Roman" w:hAnsiTheme="minorHAnsi" w:cstheme="minorHAnsi"/>
+                <w:color w:val="000000"/>
+                <w:sz w:val="22"/>
+                <w:szCs w:val="22"/>
+              </w:rPr>
+              <w:tab/>
+            </w:r>
+            <w:r>
+              <w:rPr>
+                <w:rFonts w:asciiTheme="minorHAnsi" w:eastAsia="Times New Roman" w:hAnsiTheme="minorHAnsi" w:cstheme="minorHAnsi"/>
+                <w:color w:val="000000"/>
+                <w:sz w:val="22"/>
+                <w:szCs w:val="22"/>
+              </w:rPr>
+              <w:tab/>
+              <w:t xml:space="preserve"> </w:t>
+            </w:r>
+          </w:p>
+          <w:p>
+            <w:pPr>
+              <w:spacing w:after="0" w:line="240" w:lineRule="auto"/>
+              <w:rPr>
+                <w:rFonts w:asciiTheme="minorHAnsi" w:eastAsia="Times New Roman" w:hAnsiTheme="minorHAnsi" w:cstheme="minorHAnsi"/>
+                <w:color w:val="000000"/>
+                <w:sz w:val="22"/>
+                <w:szCs w:val="22"/>
+              </w:rPr>
+            </w:pPr>
+            <w:r>
+              <w:rPr>
+                <w:rFonts w:asciiTheme="minorHAnsi" w:eastAsia="Times New Roman" w:hAnsiTheme="minorHAnsi" w:cstheme="minorHAnsi"/>
+                <w:color w:val="000000"/>
+                <w:sz w:val="22"/>
+                <w:szCs w:val="22"/>
+              </w:rPr>
+              <w:t xml:space="preserve"> </w:t>
+            </w:r>
+            <w:r>
+              <w:rPr>
+                <w:rFonts w:asciiTheme="minorHAnsi" w:eastAsia="Times New Roman" w:hAnsiTheme="minorHAnsi" w:cstheme="minorHAnsi"/>
+                <w:color w:val="000000"/>
+                <w:sz w:val="22"/>
+                <w:szCs w:val="22"/>
+              </w:rPr>
+              <w:tab/>
+            </w:r>
+            <w:r>
+              <w:rPr>
+                <w:rFonts w:asciiTheme="minorHAnsi" w:eastAsia="Times New Roman" w:hAnsiTheme="minorHAnsi" w:cstheme="minorHAnsi"/>
+                <w:color w:val="000000"/>
+                <w:sz w:val="22"/>
+                <w:szCs w:val="22"/>
+              </w:rPr>
+              <w:tab/>
+            </w:r>
+            <w:r>
+              <w:rPr>
+                <w:rFonts w:asciiTheme="minorHAnsi" w:eastAsia="Times New Roman" w:hAnsiTheme="minorHAnsi" w:cstheme="minorHAnsi"/>
+                <w:color w:val="000000"/>
+                <w:sz w:val="22"/>
+                <w:szCs w:val="22"/>
+              </w:rPr>
+              <w:tab/>
+            </w:r>
+            <w:r>
+              <w:rPr>
+                <w:rFonts w:asciiTheme="minorHAnsi" w:eastAsia="Times New Roman" w:hAnsiTheme="minorHAnsi" w:cstheme="minorHAnsi"/>
+                <w:color w:val="000000"/>
+                <w:sz w:val="22"/>
+                <w:szCs w:val="22"/>
+              </w:rPr>
+              <w:tab/>
+            </w:r>
+            <w:r>
+              <w:rPr>
+                <w:rFonts w:asciiTheme="minorHAnsi" w:eastAsia="Times New Roman" w:hAnsiTheme="minorHAnsi" w:cstheme="minorHAnsi"/>
+                <w:color w:val="000000"/>
+                <w:sz w:val="22"/>
+                <w:szCs w:val="22"/>
+              </w:rPr>
+              <w:tab/>
+            </w:r>
+            <w:r>
+              <w:rPr>
+                <w:rFonts w:asciiTheme="minorHAnsi" w:eastAsia="Times New Roman" w:hAnsiTheme="minorHAnsi" w:cstheme="minorHAnsi"/>
+                <w:color w:val="000000"/>
+                <w:sz w:val="22"/>
+                <w:szCs w:val="22"/>
+              </w:rPr>
+              <w:tab/>
+            </w:r>
+            <w:r>
+              <w:rPr>
+                <w:rFonts w:asciiTheme="minorHAnsi" w:eastAsia="Times New Roman" w:hAnsiTheme="minorHAnsi" w:cstheme="minorHAnsi"/>
+                <w:color w:val="000000"/>
+                <w:sz w:val="22"/>
+                <w:szCs w:val="22"/>
+              </w:rPr>
+              <w:tab/>
+            </w:r>
+            <w:r>
+              <w:rPr>
+                <w:rFonts w:asciiTheme="minorHAnsi" w:eastAsia="Times New Roman" w:hAnsiTheme="minorHAnsi" w:cstheme="minorHAnsi"/>
+                <w:color w:val="000000"/>
+                <w:sz w:val="22"/>
+                <w:szCs w:val="22"/>
+              </w:rPr>
+              <w:tab/>
+            </w:r>
+            <w:r>
+              <w:rPr>
+                <w:rFonts w:asciiTheme="minorHAnsi" w:eastAsia="Times New Roman" w:hAnsiTheme="minorHAnsi" w:cstheme="minorHAnsi"/>
+                <w:color w:val="000000"/>
+                <w:sz w:val="22"/>
+                <w:szCs w:val="22"/>
+              </w:rPr>
+              <w:tab/>
+              <w:t xml:space="preserve"> </w:t>
+            </w:r>
+          </w:p>
+          <w:p>
+            <w:pPr>
+              <w:spacing w:after="0" w:line="240" w:lineRule="auto"/>
+              <w:rPr>
+                <w:rFonts w:asciiTheme="minorHAnsi" w:eastAsia="Times New Roman" w:hAnsiTheme="minorHAnsi" w:cstheme="minorHAnsi"/>
+                <w:color w:val="000000"/>
+                <w:sz w:val="22"/>
+                <w:szCs w:val="22"/>
+              </w:rPr>
+            </w:pPr>
+            <w:r>
+              <w:rPr>
+                <w:rFonts w:asciiTheme="minorHAnsi" w:eastAsia="Times New Roman" w:hAnsiTheme="minorHAnsi" w:cstheme="minorHAnsi"/>
+                <w:color w:val="000000"/>
+                <w:sz w:val="22"/>
+                <w:szCs w:val="22"/>
+              </w:rPr>
+              <w:t xml:space="preserve"> </w:t>
+            </w:r>
+            <w:r>
+              <w:rPr>
+                <w:rFonts w:asciiTheme="minorHAnsi" w:eastAsia="Times New Roman" w:hAnsiTheme="minorHAnsi" w:cstheme="minorHAnsi"/>
+                <w:color w:val="000000"/>
+                <w:sz w:val="22"/>
+                <w:szCs w:val="22"/>
+              </w:rPr>
+              <w:tab/>
+            </w:r>
+            <w:r>
+              <w:rPr>
+                <w:rFonts w:asciiTheme="minorHAnsi" w:eastAsia="Times New Roman" w:hAnsiTheme="minorHAnsi" w:cstheme="minorHAnsi"/>
+                <w:color w:val="000000"/>
+                <w:sz w:val="22"/>
+                <w:szCs w:val="22"/>
+              </w:rPr>
+              <w:tab/>
+            </w:r>
+            <w:r>
+              <w:rPr>
+                <w:rFonts w:asciiTheme="minorHAnsi" w:eastAsia="Times New Roman" w:hAnsiTheme="minorHAnsi" w:cstheme="minorHAnsi"/>
+                <w:color w:val="000000"/>
+                <w:sz w:val="22"/>
+                <w:szCs w:val="22"/>
+              </w:rPr>
+              <w:tab/>
+            </w:r>
+            <w:r>
+              <w:rPr>
+                <w:rFonts w:asciiTheme="minorHAnsi" w:eastAsia="Times New Roman" w:hAnsiTheme="minorHAnsi" w:cstheme="minorHAnsi"/>
+                <w:color w:val="000000"/>
+                <w:sz w:val="22"/>
+                <w:szCs w:val="22"/>
+              </w:rPr>
+              <w:tab/>
+            </w:r>
+            <w:r>
+              <w:rPr>
+                <w:rFonts w:asciiTheme="minorHAnsi" w:eastAsia="Times New Roman" w:hAnsiTheme="minorHAnsi" w:cstheme="minorHAnsi"/>
+                <w:color w:val="000000"/>
+                <w:sz w:val="22"/>
+                <w:szCs w:val="22"/>
+              </w:rPr>
+              <w:tab/>
+            </w:r>
+            <w:r>
+              <w:rPr>
+                <w:rFonts w:asciiTheme="minorHAnsi" w:eastAsia="Times New Roman" w:hAnsiTheme="minorHAnsi" w:cstheme="minorHAnsi"/>
+                <w:color w:val="000000"/>
+                <w:sz w:val="22"/>
+                <w:szCs w:val="22"/>
+              </w:rPr>
+              <w:tab/>
+            </w:r>
+            <w:r>
+              <w:rPr>
+                <w:rFonts w:asciiTheme="minorHAnsi" w:eastAsia="Times New Roman" w:hAnsiTheme="minorHAnsi" w:cstheme="minorHAnsi"/>
+                <w:color w:val="000000"/>
+                <w:sz w:val="22"/>
+                <w:szCs w:val="22"/>
+              </w:rPr>
+              <w:tab/>
+            </w:r>
+            <w:r>
+              <w:rPr>
+                <w:rFonts w:asciiTheme="minorHAnsi" w:eastAsia="Times New Roman" w:hAnsiTheme="minorHAnsi" w:cstheme="minorHAnsi"/>
+                <w:color w:val="000000"/>
+                <w:sz w:val="22"/>
+                <w:szCs w:val="22"/>
+              </w:rPr>
+              <w:tab/>
+            </w:r>
+            <w:r>
+              <w:rPr>
+                <w:rFonts w:asciiTheme="minorHAnsi" w:eastAsia="Times New Roman" w:hAnsiTheme="minorHAnsi" w:cstheme="minorHAnsi"/>
+                <w:color w:val="000000"/>
+                <w:sz w:val="22"/>
+                <w:szCs w:val="22"/>
+              </w:rPr>
+              <w:tab/>
+              <w:t xml:space="preserve"> </w:t>
+            </w:r>
+          </w:p>
+          <w:p>
+            <w:pPr>
+              <w:spacing w:after="0" w:line="240" w:lineRule="auto"/>
+              <w:rPr>
+                <w:rFonts w:asciiTheme="minorHAnsi" w:eastAsia="Times New Roman" w:hAnsiTheme="minorHAnsi" w:cstheme="minorHAnsi"/>
+                <w:color w:val="000000"/>
+                <w:sz w:val="22"/>
+                <w:szCs w:val="22"/>
+              </w:rPr>
+            </w:pPr>
+            <w:r>
+              <w:rPr>
+                <w:rFonts w:asciiTheme="minorHAnsi" w:eastAsia="Times New Roman" w:hAnsiTheme="minorHAnsi" w:cstheme="minorHAnsi"/>
+                <w:color w:val="000000"/>
+                <w:sz w:val="22"/>
+                <w:szCs w:val="22"/>
+              </w:rPr>
+              <w:t xml:space="preserve"> </w:t>
+            </w:r>
+            <w:r>
+              <w:rPr>
+                <w:rFonts w:asciiTheme="minorHAnsi" w:eastAsia="Times New Roman" w:hAnsiTheme="minorHAnsi" w:cstheme="minorHAnsi"/>
+                <w:color w:val="000000"/>
+                <w:sz w:val="22"/>
+                <w:szCs w:val="22"/>
+              </w:rPr>
+              <w:tab/>
+            </w:r>
+            <w:r>
+              <w:rPr>
+                <w:rFonts w:asciiTheme="minorHAnsi" w:eastAsia="Times New Roman" w:hAnsiTheme="minorHAnsi" w:cstheme="minorHAnsi"/>
+                <w:color w:val="000000"/>
+                <w:sz w:val="22"/>
+                <w:szCs w:val="22"/>
+              </w:rPr>
+              <w:tab/>
+            </w:r>
+            <w:r>
+              <w:rPr>
+                <w:rFonts w:asciiTheme="minorHAnsi" w:eastAsia="Times New Roman" w:hAnsiTheme="minorHAnsi" w:cstheme="minorHAnsi"/>
+                <w:color w:val="000000"/>
+                <w:sz w:val="22"/>
+                <w:szCs w:val="22"/>
+              </w:rPr>
+              <w:tab/>
+            </w:r>
+            <w:r>
+              <w:rPr>
+                <w:rFonts w:asciiTheme="minorHAnsi" w:eastAsia="Times New Roman" w:hAnsiTheme="minorHAnsi" w:cstheme="minorHAnsi"/>
+                <w:color w:val="000000"/>
+                <w:sz w:val="22"/>
+                <w:szCs w:val="22"/>
+              </w:rPr>
+              <w:tab/>
+            </w:r>
+            <w:r>
+              <w:rPr>
+                <w:rFonts w:asciiTheme="minorHAnsi" w:eastAsia="Times New Roman" w:hAnsiTheme="minorHAnsi" w:cstheme="minorHAnsi"/>
+                <w:color w:val="000000"/>
+                <w:sz w:val="22"/>
+                <w:szCs w:val="22"/>
+              </w:rPr>
+              <w:tab/>
+            </w:r>
+            <w:r>
+              <w:rPr>
+                <w:rFonts w:asciiTheme="minorHAnsi" w:eastAsia="Times New Roman" w:hAnsiTheme="minorHAnsi" w:cstheme="minorHAnsi"/>
+                <w:color w:val="000000"/>
+                <w:sz w:val="22"/>
+                <w:szCs w:val="22"/>
+              </w:rPr>
+              <w:tab/>
+            </w:r>
+            <w:r>
+              <w:rPr>
+                <w:rFonts w:asciiTheme="minorHAnsi" w:eastAsia="Times New Roman" w:hAnsiTheme="minorHAnsi" w:cstheme="minorHAnsi"/>
+                <w:color w:val="000000"/>
+                <w:sz w:val="22"/>
+                <w:szCs w:val="22"/>
+              </w:rPr>
+              <w:tab/>
+            </w:r>
+            <w:r>
+              <w:rPr>
+                <w:rFonts w:asciiTheme="minorHAnsi" w:eastAsia="Times New Roman" w:hAnsiTheme="minorHAnsi" w:cstheme="minorHAnsi"/>
+                <w:color w:val="000000"/>
+                <w:sz w:val="22"/>
+                <w:szCs w:val="22"/>
+              </w:rPr>
+              <w:tab/>
+            </w:r>
+            <w:r>
+              <w:rPr>
+                <w:rFonts w:asciiTheme="minorHAnsi" w:eastAsia="Times New Roman" w:hAnsiTheme="minorHAnsi" w:cstheme="minorHAnsi"/>
+                <w:color w:val="000000"/>
+                <w:sz w:val="22"/>
+                <w:szCs w:val="22"/>
+              </w:rPr>
+              <w:tab/>
+              <w:t xml:space="preserve"> </w:t>
+            </w:r>
+          </w:p>
+          <w:p>
+            <w:pPr>
+              <w:spacing w:after="0" w:line="240" w:lineRule="auto"/>
+              <w:ind w:right="7092"/>
+              <w:jc w:val="center"/>
+              <w:rPr>
+                <w:rFonts w:asciiTheme="minorHAnsi" w:eastAsia="Times New Roman" w:hAnsiTheme="minorHAnsi" w:cstheme="minorHAnsi"/>
+                <w:color w:val="000000"/>
+                <w:sz w:val="22"/>
+                <w:szCs w:val="22"/>
+                <w:u w:val="single"/>
+              </w:rPr>
+            </w:pPr>
+            <w:r>
+              <w:rPr>
+                <w:rFonts w:asciiTheme="minorHAnsi" w:eastAsia="Times New Roman" w:hAnsiTheme="minorHAnsi" w:cstheme="minorHAnsi"/>
+                <w:color w:val="000000"/>
+                <w:sz w:val="22"/>
+                <w:szCs w:val="22"/>
+                <w:u w:val="single"/>
+              </w:rPr>
+              <w:t>${</w:t>
+            </w:r>
+            <w:proofErr w:type="spellStart"/>
+            <w:r>
+              <w:rPr>
+                <w:rFonts w:asciiTheme="minorHAnsi" w:eastAsia="Times New Roman" w:hAnsiTheme="minorHAnsi" w:cstheme="minorHAnsi"/>
+                <w:color w:val="000000"/>
+                <w:sz w:val="22"/>
+                <w:szCs w:val="22"/>
+                <w:u w:val="single"/>
+              </w:rPr>
+              <w:t>ppk</w:t>
+            </w:r>
+            <w:proofErr w:type="spellEnd"/>
+            <w:r>
+              <w:rPr>
+                <w:rFonts w:asciiTheme="minorHAnsi" w:eastAsia="Times New Roman" w:hAnsiTheme="minorHAnsi" w:cstheme="minorHAnsi"/>
+                <w:color w:val="000000"/>
+                <w:sz w:val="22"/>
+                <w:szCs w:val="22"/>
+                <w:u w:val="single"/>
+              </w:rPr>
+              <w:t>}</w:t>
+            </w:r>
+          </w:p>
+          <w:p>
+            <w:pPr>
+              <w:spacing w:after="0" w:line="240" w:lineRule="auto"/>
+              <w:ind w:right="7092"/>
+              <w:jc w:val="center"/>
+              <w:rPr>
+                <w:rFonts w:asciiTheme="minorHAnsi" w:eastAsia="Times New Roman" w:hAnsiTheme="minorHAnsi" w:cstheme="minorHAnsi"/>
+                <w:color w:val="000000"/>
+                <w:sz w:val="22"/>
+                <w:szCs w:val="22"/>
+              </w:rPr>
+            </w:pPr>
+            <w:r>
+              <w:rPr>
+                <w:rFonts w:asciiTheme="minorHAnsi" w:eastAsia="Times New Roman" w:hAnsiTheme="minorHAnsi" w:cstheme="minorHAnsi"/>
+                <w:color w:val="000000"/>
+                <w:sz w:val="22"/>
+                <w:szCs w:val="22"/>
+              </w:rPr>
+              <w:t xml:space="preserve">NIP. </w:t>
+            </w:r>
+            <w:r>
+              <w:rPr>
+                <w:rFonts w:asciiTheme="minorHAnsi" w:eastAsia="Times New Roman" w:hAnsiTheme="minorHAnsi" w:cstheme="minorHAnsi"/>
+                <w:color w:val="000000"/>
+                <w:sz w:val="22"/>
+                <w:szCs w:val="22"/>
+              </w:rPr>
+              <w:t>${</w:t>
+            </w:r>
+            <w:proofErr w:type="spellStart"/>
+            <w:r>
+              <w:rPr>
+                <w:rFonts w:asciiTheme="minorHAnsi" w:eastAsia="Times New Roman" w:hAnsiTheme="minorHAnsi" w:cstheme="minorHAnsi"/>
+                <w:color w:val="000000"/>
+                <w:sz w:val="22"/>
+                <w:szCs w:val="22"/>
+              </w:rPr>
+              <w:t>nipppk</w:t>
+            </w:r>
+            <w:proofErr w:type="spellEnd"/>
+            <w:r>
+              <w:rPr>
+                <w:rFonts w:asciiTheme="minorHAnsi" w:eastAsia="Times New Roman" w:hAnsiTheme="minorHAnsi" w:cstheme="minorHAnsi"/>
+                <w:color w:val="000000"/>
+                <w:sz w:val="22"/>
+                <w:szCs w:val="22"/>
+              </w:rPr>
+              <w:t>}</w:t>
+            </w:r>
+          </w:p>
+        </w:tc>
+      </w:tr>
+    </w:tbl>
+    <w:p>
+      <w:pPr>
         <w:jc w:val="both"/>
         <w:rPr>
           <w:rFonts w:asciiTheme="minorHAnsi" w:hAnsiTheme="minorHAnsi" w:cstheme="minorHAnsi"/>
@@ -8520,6 +15215,7 @@
       </w:pPr>
     </w:p>
     <w:sectPr>
+      <w:headerReference w:type="default" r:id="rId11"/>
       <w:pgSz w:w="11906" w:h="16838" w:code="9"/>
       <w:pgMar w:top="1134" w:right="1134" w:bottom="1134" w:left="1134" w:header="709" w:footer="709" w:gutter="0"/>
       <w:cols w:space="708"/>
@@ -8571,7 +15267,55 @@
         <w:rFonts w:ascii="Times New Roman" w:hAnsi="Times New Roman"/>
         <w:color w:val="404040" w:themeColor="text1" w:themeTint="BF"/>
       </w:rPr>
-      <w:t>Jl. Keramat Manjang No 10, Barabai 71313</w:t>
+      <w:t xml:space="preserve">Jl. </w:t>
+    </w:r>
+    <w:proofErr w:type="spellStart"/>
+    <w:r>
+      <w:rPr>
+        <w:rFonts w:ascii="Times New Roman" w:hAnsi="Times New Roman"/>
+        <w:color w:val="404040" w:themeColor="text1" w:themeTint="BF"/>
+      </w:rPr>
+      <w:t>Keramat</w:t>
+    </w:r>
+    <w:proofErr w:type="spellEnd"/>
+    <w:r>
+      <w:rPr>
+        <w:rFonts w:ascii="Times New Roman" w:hAnsi="Times New Roman"/>
+        <w:color w:val="404040" w:themeColor="text1" w:themeTint="BF"/>
+      </w:rPr>
+      <w:t xml:space="preserve"> </w:t>
+    </w:r>
+    <w:proofErr w:type="spellStart"/>
+    <w:r>
+      <w:rPr>
+        <w:rFonts w:ascii="Times New Roman" w:hAnsi="Times New Roman"/>
+        <w:color w:val="404040" w:themeColor="text1" w:themeTint="BF"/>
+      </w:rPr>
+      <w:t>Manjang</w:t>
+    </w:r>
+    <w:proofErr w:type="spellEnd"/>
+    <w:r>
+      <w:rPr>
+        <w:rFonts w:ascii="Times New Roman" w:hAnsi="Times New Roman"/>
+        <w:color w:val="404040" w:themeColor="text1" w:themeTint="BF"/>
+      </w:rPr>
+      <w:t xml:space="preserve"> No 10, </w:t>
+    </w:r>
+    <w:proofErr w:type="spellStart"/>
+    <w:r>
+      <w:rPr>
+        <w:rFonts w:ascii="Times New Roman" w:hAnsi="Times New Roman"/>
+        <w:color w:val="404040" w:themeColor="text1" w:themeTint="BF"/>
+      </w:rPr>
+      <w:t>Barabai</w:t>
+    </w:r>
+    <w:proofErr w:type="spellEnd"/>
+    <w:r>
+      <w:rPr>
+        <w:rFonts w:ascii="Times New Roman" w:hAnsi="Times New Roman"/>
+        <w:color w:val="404040" w:themeColor="text1" w:themeTint="BF"/>
+      </w:rPr>
+      <w:t xml:space="preserve"> 71313</w:t>
     </w:r>
     <w:r>
       <w:rPr>
@@ -8599,45 +15343,18 @@
 <w:ftr xmlns:wpc="http://schemas.microsoft.com/office/word/2010/wordprocessingCanvas" xmlns:cx="http://schemas.microsoft.com/office/drawing/2014/chartex" xmlns:cx1="http://schemas.microsoft.com/office/drawing/2015/9/8/chartex" xmlns:cx2="http://schemas.microsoft.com/office/drawing/2015/10/21/chartex" xmlns:cx3="http://schemas.microsoft.com/office/drawing/2016/5/9/chartex" xmlns:cx4="http://schemas.microsoft.com/office/drawing/2016/5/10/chartex" xmlns:cx5="http://schemas.microsoft.com/office/drawing/2016/5/11/chartex" xmlns:cx6="http://schemas.microsoft.com/office/drawing/2016/5/12/chartex" xmlns:cx7="http://schemas.microsoft.com/office/drawing/2016/5/13/chartex" xmlns:cx8="http://schemas.microsoft.com/office/drawing/2016/5/14/chartex" xmlns:mc="http://schemas.openxmlformats.org/markup-compatibility/2006" xmlns:aink="http://schemas.microsoft.com/office/drawing/2016/ink" xmlns:am3d="http://schemas.microsoft.com/office/drawing/2017/model3d" xmlns:o="urn:schemas-microsoft-com:office:office" xmlns:r="http://schemas.openxmlformats.org/officeDocument/2006/relationships" xmlns:m="http://schemas.openxmlformats.org/officeDocument/2006/math" xmlns:v="urn:schemas-microsoft-com:vml" xmlns:wp14="http://schemas.microsoft.com/office/word/2010/wordprocessingDrawing" xmlns:wp="http://schemas.openxmlformats.org/drawingml/2006/wordprocessingDrawing" xmlns:w10="urn:schemas-microsoft-com:office:word" xmlns:w="http://schemas.openxmlformats.org/wordprocessingml/2006/main" xmlns:w14="http://schemas.microsoft.com/office/word/2010/wordml" xmlns:w15="http://schemas.microsoft.com/office/word/2012/wordml" xmlns:w16cex="http://schemas.microsoft.com/office/word/2018/wordml/cex" xmlns:w16cid="http://schemas.microsoft.com/office/word/2016/wordml/cid" xmlns:w16="http://schemas.microsoft.com/office/word/2018/wordml" xmlns:w16sdtdh="http://schemas.microsoft.com/office/word/2020/wordml/sdtdatahash" xmlns:w16se="http://schemas.microsoft.com/office/word/2015/wordml/symex" xmlns:wpg="http://schemas.microsoft.com/office/word/2010/wordprocessingGroup" xmlns:wpi="http://schemas.microsoft.com/office/word/2010/wordprocessingInk" xmlns:wne="http://schemas.microsoft.com/office/word/2006/wordml" xmlns:wps="http://schemas.microsoft.com/office/word/2010/wordprocessingShape" mc:Ignorable="w14 w15 w16se w16cid w16 w16cex w16sdtdh wp14">
   <w:p>
     <w:pPr>
-      <w:pStyle w:val="Header"/>
-      <w:rPr>
-        <w:color w:val="548DD4" w:themeColor="text2" w:themeTint="99"/>
-      </w:rPr>
+      <w:pStyle w:val="Footer"/>
     </w:pPr>
   </w:p>
   <w:p>
     <w:pPr>
       <w:pStyle w:val="Footer"/>
-      <w:jc w:val="center"/>
-      <w:rPr>
-        <w:rFonts w:ascii="Times New Roman" w:hAnsi="Times New Roman"/>
-        <w:color w:val="404040" w:themeColor="text1" w:themeTint="BF"/>
-      </w:rPr>
     </w:pPr>
-    <w:r>
-      <w:rPr>
-        <w:rFonts w:ascii="Times New Roman" w:hAnsi="Times New Roman"/>
-        <w:color w:val="404040" w:themeColor="text1" w:themeTint="BF"/>
-      </w:rPr>
-      <w:t>Jl. Keramat Manjang No 10, Barabai 71313</w:t>
-    </w:r>
-    <w:r>
-      <w:rPr>
-        <w:rFonts w:ascii="Times New Roman" w:hAnsi="Times New Roman"/>
-        <w:color w:val="404040" w:themeColor="text1" w:themeTint="BF"/>
-      </w:rPr>
-      <w:br/>
-      <w:t xml:space="preserve">Telp.: (0517) 41236 Email: bps6307@bps.go.id </w:t>
-    </w:r>
-    <w:r>
-      <w:rPr>
-        <w:rFonts w:ascii="Times New Roman" w:hAnsi="Times New Roman"/>
-        <w:i/>
-        <w:iCs/>
-        <w:color w:val="404040" w:themeColor="text1" w:themeTint="BF"/>
-      </w:rPr>
-      <w:t>website: hulusungaitengahkab.bps.go.id</w:t>
-    </w:r>
+  </w:p>
+  <w:p>
+    <w:pPr>
+      <w:pStyle w:val="Footer"/>
+    </w:pPr>
   </w:p>
 </w:ftr>
 </file>
@@ -8802,6 +15519,26 @@
       <w:rPr>
         <w:color w:val="548DD4" w:themeColor="text2" w:themeTint="99"/>
       </w:rPr>
+    </w:pPr>
+  </w:p>
+</w:hdr>
+</file>
+
+<file path=word/header2.xml><?xml version="1.0" encoding="utf-8"?>
+<w:hdr xmlns:wpc="http://schemas.microsoft.com/office/word/2010/wordprocessingCanvas" xmlns:cx="http://schemas.microsoft.com/office/drawing/2014/chartex" xmlns:cx1="http://schemas.microsoft.com/office/drawing/2015/9/8/chartex" xmlns:cx2="http://schemas.microsoft.com/office/drawing/2015/10/21/chartex" xmlns:cx3="http://schemas.microsoft.com/office/drawing/2016/5/9/chartex" xmlns:cx4="http://schemas.microsoft.com/office/drawing/2016/5/10/chartex" xmlns:cx5="http://schemas.microsoft.com/office/drawing/2016/5/11/chartex" xmlns:cx6="http://schemas.microsoft.com/office/drawing/2016/5/12/chartex" xmlns:cx7="http://schemas.microsoft.com/office/drawing/2016/5/13/chartex" xmlns:cx8="http://schemas.microsoft.com/office/drawing/2016/5/14/chartex" xmlns:mc="http://schemas.openxmlformats.org/markup-compatibility/2006" xmlns:aink="http://schemas.microsoft.com/office/drawing/2016/ink" xmlns:am3d="http://schemas.microsoft.com/office/drawing/2017/model3d" xmlns:o="urn:schemas-microsoft-com:office:office" xmlns:r="http://schemas.openxmlformats.org/officeDocument/2006/relationships" xmlns:m="http://schemas.openxmlformats.org/officeDocument/2006/math" xmlns:v="urn:schemas-microsoft-com:vml" xmlns:wp14="http://schemas.microsoft.com/office/word/2010/wordprocessingDrawing" xmlns:wp="http://schemas.openxmlformats.org/drawingml/2006/wordprocessingDrawing" xmlns:w10="urn:schemas-microsoft-com:office:word" xmlns:w="http://schemas.openxmlformats.org/wordprocessingml/2006/main" xmlns:w14="http://schemas.microsoft.com/office/word/2010/wordml" xmlns:w15="http://schemas.microsoft.com/office/word/2012/wordml" xmlns:w16cex="http://schemas.microsoft.com/office/word/2018/wordml/cex" xmlns:w16cid="http://schemas.microsoft.com/office/word/2016/wordml/cid" xmlns:w16="http://schemas.microsoft.com/office/word/2018/wordml" xmlns:w16sdtdh="http://schemas.microsoft.com/office/word/2020/wordml/sdtdatahash" xmlns:w16se="http://schemas.microsoft.com/office/word/2015/wordml/symex" xmlns:wpg="http://schemas.microsoft.com/office/word/2010/wordprocessingGroup" xmlns:wpi="http://schemas.microsoft.com/office/word/2010/wordprocessingInk" xmlns:wne="http://schemas.microsoft.com/office/word/2006/wordml" xmlns:wps="http://schemas.microsoft.com/office/word/2010/wordprocessingShape" mc:Ignorable="w14 w15 w16se w16cid w16 w16cex w16sdtdh wp14">
+  <w:p>
+    <w:pPr>
+      <w:pStyle w:val="Header"/>
+    </w:pPr>
+  </w:p>
+  <w:p>
+    <w:pPr>
+      <w:pStyle w:val="Header"/>
+    </w:pPr>
+  </w:p>
+  <w:p>
+    <w:pPr>
+      <w:pStyle w:val="Header"/>
     </w:pPr>
   </w:p>
 </w:hdr>

--- a/storage/app/template/Template_pengadaan.docx
+++ b/storage/app/template/Template_pengadaan.docx
@@ -35,14 +35,12 @@
                 <w:rFonts w:asciiTheme="minorHAnsi" w:hAnsiTheme="minorHAnsi" w:cstheme="minorHAnsi"/>
               </w:rPr>
             </w:pPr>
-            <w:proofErr w:type="spellStart"/>
             <w:r>
               <w:rPr>
                 <w:rFonts w:asciiTheme="minorHAnsi" w:hAnsiTheme="minorHAnsi" w:cstheme="minorHAnsi"/>
               </w:rPr>
               <w:t>Nomor</w:t>
             </w:r>
-            <w:proofErr w:type="spellEnd"/>
           </w:p>
         </w:tc>
         <w:tc>
@@ -79,21 +77,7 @@
               <w:rPr>
                 <w:rFonts w:asciiTheme="minorHAnsi" w:hAnsiTheme="minorHAnsi" w:cstheme="minorHAnsi"/>
               </w:rPr>
-              <w:t>${</w:t>
-            </w:r>
-            <w:proofErr w:type="spellStart"/>
-            <w:r>
-              <w:rPr>
-                <w:rFonts w:asciiTheme="minorHAnsi" w:hAnsiTheme="minorHAnsi" w:cstheme="minorHAnsi"/>
-              </w:rPr>
-              <w:t>no_permintaan</w:t>
-            </w:r>
-            <w:proofErr w:type="spellEnd"/>
-            <w:r>
-              <w:rPr>
-                <w:rFonts w:asciiTheme="minorHAnsi" w:hAnsiTheme="minorHAnsi" w:cstheme="minorHAnsi"/>
-              </w:rPr>
-              <w:t>}</w:t>
+              <w:t>${no_permintaan}</w:t>
             </w:r>
           </w:p>
         </w:tc>
@@ -114,39 +98,17 @@
               </w:rPr>
               <w:t xml:space="preserve">   </w:t>
             </w:r>
-            <w:proofErr w:type="spellStart"/>
-            <w:r>
-              <w:rPr>
-                <w:rFonts w:asciiTheme="minorHAnsi" w:hAnsiTheme="minorHAnsi" w:cstheme="minorHAnsi"/>
-              </w:rPr>
-              <w:t>Barabai</w:t>
-            </w:r>
-            <w:proofErr w:type="spellEnd"/>
-            <w:r>
-              <w:rPr>
-                <w:rFonts w:asciiTheme="minorHAnsi" w:hAnsiTheme="minorHAnsi" w:cstheme="minorHAnsi"/>
-              </w:rPr>
-              <w:t xml:space="preserve">, </w:t>
-            </w:r>
-            <w:r>
-              <w:rPr>
-                <w:rFonts w:asciiTheme="minorHAnsi" w:hAnsiTheme="minorHAnsi" w:cstheme="minorHAnsi"/>
-              </w:rPr>
-              <w:t>${</w:t>
-            </w:r>
-            <w:proofErr w:type="spellStart"/>
-            <w:r>
-              <w:rPr>
-                <w:rFonts w:asciiTheme="minorHAnsi" w:hAnsiTheme="minorHAnsi" w:cstheme="minorHAnsi"/>
-              </w:rPr>
-              <w:t>tgl_proses</w:t>
-            </w:r>
-            <w:proofErr w:type="spellEnd"/>
-            <w:r>
-              <w:rPr>
-                <w:rFonts w:asciiTheme="minorHAnsi" w:hAnsiTheme="minorHAnsi" w:cstheme="minorHAnsi"/>
-              </w:rPr>
-              <w:t>}</w:t>
+            <w:r>
+              <w:rPr>
+                <w:rFonts w:asciiTheme="minorHAnsi" w:hAnsiTheme="minorHAnsi" w:cstheme="minorHAnsi"/>
+              </w:rPr>
+              <w:t xml:space="preserve">Barabai, </w:t>
+            </w:r>
+            <w:r>
+              <w:rPr>
+                <w:rFonts w:asciiTheme="minorHAnsi" w:hAnsiTheme="minorHAnsi" w:cstheme="minorHAnsi"/>
+              </w:rPr>
+              <w:t>${tgl_proses}</w:t>
             </w:r>
           </w:p>
         </w:tc>
@@ -205,21 +167,7 @@
               <w:rPr>
                 <w:rFonts w:asciiTheme="minorHAnsi" w:hAnsiTheme="minorHAnsi" w:cstheme="minorHAnsi"/>
               </w:rPr>
-              <w:t>1 (</w:t>
-            </w:r>
-            <w:proofErr w:type="spellStart"/>
-            <w:r>
-              <w:rPr>
-                <w:rFonts w:asciiTheme="minorHAnsi" w:hAnsiTheme="minorHAnsi" w:cstheme="minorHAnsi"/>
-              </w:rPr>
-              <w:t>satu</w:t>
-            </w:r>
-            <w:proofErr w:type="spellEnd"/>
-            <w:r>
-              <w:rPr>
-                <w:rFonts w:asciiTheme="minorHAnsi" w:hAnsiTheme="minorHAnsi" w:cstheme="minorHAnsi"/>
-              </w:rPr>
-              <w:t>) set</w:t>
+              <w:t>1 (satu) set</w:t>
             </w:r>
           </w:p>
         </w:tc>
@@ -249,14 +197,12 @@
                 <w:rFonts w:asciiTheme="minorHAnsi" w:hAnsiTheme="minorHAnsi" w:cstheme="minorHAnsi"/>
               </w:rPr>
             </w:pPr>
-            <w:proofErr w:type="spellStart"/>
             <w:r>
               <w:rPr>
                 <w:rFonts w:asciiTheme="minorHAnsi" w:hAnsiTheme="minorHAnsi" w:cstheme="minorHAnsi"/>
               </w:rPr>
               <w:t>Perihal</w:t>
             </w:r>
-            <w:proofErr w:type="spellEnd"/>
           </w:p>
         </w:tc>
         <w:tc>
@@ -294,21 +240,7 @@
               <w:rPr>
                 <w:rFonts w:asciiTheme="minorHAnsi" w:hAnsiTheme="minorHAnsi" w:cstheme="minorHAnsi"/>
               </w:rPr>
-              <w:t>${</w:t>
-            </w:r>
-            <w:proofErr w:type="spellStart"/>
-            <w:r>
-              <w:rPr>
-                <w:rFonts w:asciiTheme="minorHAnsi" w:hAnsiTheme="minorHAnsi" w:cstheme="minorHAnsi"/>
-              </w:rPr>
-              <w:t>rincian</w:t>
-            </w:r>
-            <w:proofErr w:type="spellEnd"/>
-            <w:r>
-              <w:rPr>
-                <w:rFonts w:asciiTheme="minorHAnsi" w:hAnsiTheme="minorHAnsi" w:cstheme="minorHAnsi"/>
-              </w:rPr>
-              <w:t>}</w:t>
+              <w:t>${rincian}</w:t>
             </w:r>
           </w:p>
         </w:tc>
@@ -354,36 +286,12 @@
           <w:rFonts w:asciiTheme="minorHAnsi" w:hAnsiTheme="minorHAnsi" w:cstheme="minorHAnsi"/>
         </w:rPr>
       </w:pPr>
-      <w:proofErr w:type="spellStart"/>
       <w:r>
         <w:rPr>
           <w:rFonts w:asciiTheme="minorHAnsi" w:hAnsiTheme="minorHAnsi" w:cstheme="minorHAnsi"/>
         </w:rPr>
-        <w:t>Kepada</w:t>
+        <w:t>Kepada Yang Terhormat :</w:t>
       </w:r>
-      <w:proofErr w:type="spellEnd"/>
-      <w:r>
-        <w:rPr>
-          <w:rFonts w:asciiTheme="minorHAnsi" w:hAnsiTheme="minorHAnsi" w:cstheme="minorHAnsi"/>
-        </w:rPr>
-        <w:t xml:space="preserve"> Yang </w:t>
-      </w:r>
-      <w:proofErr w:type="spellStart"/>
-      <w:proofErr w:type="gramStart"/>
-      <w:r>
-        <w:rPr>
-          <w:rFonts w:asciiTheme="minorHAnsi" w:hAnsiTheme="minorHAnsi" w:cstheme="minorHAnsi"/>
-        </w:rPr>
-        <w:t>Terhormat</w:t>
-      </w:r>
-      <w:proofErr w:type="spellEnd"/>
-      <w:r>
-        <w:rPr>
-          <w:rFonts w:asciiTheme="minorHAnsi" w:hAnsiTheme="minorHAnsi" w:cstheme="minorHAnsi"/>
-        </w:rPr>
-        <w:t xml:space="preserve"> :</w:t>
-      </w:r>
-      <w:proofErr w:type="gramEnd"/>
     </w:p>
     <w:p>
       <w:pPr>
@@ -393,28 +301,12 @@
           <w:rFonts w:asciiTheme="minorHAnsi" w:hAnsiTheme="minorHAnsi" w:cstheme="minorHAnsi"/>
         </w:rPr>
       </w:pPr>
-      <w:proofErr w:type="spellStart"/>
       <w:r>
         <w:rPr>
           <w:rFonts w:asciiTheme="minorHAnsi" w:hAnsiTheme="minorHAnsi" w:cstheme="minorHAnsi"/>
         </w:rPr>
-        <w:t>Pejabat</w:t>
+        <w:t>Pejabat Pengadaan</w:t>
       </w:r>
-      <w:proofErr w:type="spellEnd"/>
-      <w:r>
-        <w:rPr>
-          <w:rFonts w:asciiTheme="minorHAnsi" w:hAnsiTheme="minorHAnsi" w:cstheme="minorHAnsi"/>
-        </w:rPr>
-        <w:t xml:space="preserve"> </w:t>
-      </w:r>
-      <w:proofErr w:type="spellStart"/>
-      <w:r>
-        <w:rPr>
-          <w:rFonts w:asciiTheme="minorHAnsi" w:hAnsiTheme="minorHAnsi" w:cstheme="minorHAnsi"/>
-        </w:rPr>
-        <w:t>Pengadaan</w:t>
-      </w:r>
-      <w:proofErr w:type="spellEnd"/>
     </w:p>
     <w:p>
       <w:pPr>
@@ -430,19 +322,11 @@
         </w:rPr>
         <w:t xml:space="preserve">BPS </w:t>
       </w:r>
-      <w:proofErr w:type="spellStart"/>
       <w:r>
         <w:rPr>
           <w:rFonts w:asciiTheme="minorHAnsi" w:hAnsiTheme="minorHAnsi" w:cstheme="minorHAnsi"/>
         </w:rPr>
-        <w:t>Kabupaten</w:t>
-      </w:r>
-      <w:proofErr w:type="spellEnd"/>
-      <w:r>
-        <w:rPr>
-          <w:rFonts w:asciiTheme="minorHAnsi" w:hAnsiTheme="minorHAnsi" w:cstheme="minorHAnsi"/>
-        </w:rPr>
-        <w:t xml:space="preserve"> Hulu Sungai Tengah</w:t>
+        <w:t>Kabupaten Hulu Sungai Tengah</w:t>
       </w:r>
     </w:p>
     <w:p>
@@ -469,14 +353,12 @@
           <w:rFonts w:asciiTheme="minorHAnsi" w:hAnsiTheme="minorHAnsi" w:cstheme="minorHAnsi"/>
         </w:rPr>
       </w:pPr>
-      <w:proofErr w:type="spellStart"/>
       <w:r>
         <w:rPr>
           <w:rFonts w:asciiTheme="minorHAnsi" w:hAnsiTheme="minorHAnsi" w:cstheme="minorHAnsi"/>
         </w:rPr>
         <w:t>Barabai</w:t>
       </w:r>
-      <w:proofErr w:type="spellEnd"/>
     </w:p>
     <w:p>
       <w:pPr>
@@ -504,7 +386,6 @@
           <w:rFonts w:asciiTheme="minorHAnsi" w:hAnsiTheme="minorHAnsi" w:cstheme="minorHAnsi"/>
         </w:rPr>
       </w:pPr>
-      <w:proofErr w:type="spellStart"/>
       <w:r>
         <w:rPr>
           <w:rFonts w:asciiTheme="minorHAnsi" w:hAnsiTheme="minorHAnsi" w:cstheme="minorHAnsi"/>
@@ -521,38 +402,8 @@
         <w:rPr>
           <w:rFonts w:asciiTheme="minorHAnsi" w:hAnsiTheme="minorHAnsi" w:cstheme="minorHAnsi"/>
         </w:rPr>
-        <w:t>juti</w:t>
+        <w:t>juti Form Permintaan Nomor</w:t>
       </w:r>
-      <w:proofErr w:type="spellEnd"/>
-      <w:r>
-        <w:rPr>
-          <w:rFonts w:asciiTheme="minorHAnsi" w:hAnsiTheme="minorHAnsi" w:cstheme="minorHAnsi"/>
-        </w:rPr>
-        <w:t xml:space="preserve"> Form </w:t>
-      </w:r>
-      <w:proofErr w:type="spellStart"/>
-      <w:r>
-        <w:rPr>
-          <w:rFonts w:asciiTheme="minorHAnsi" w:hAnsiTheme="minorHAnsi" w:cstheme="minorHAnsi"/>
-        </w:rPr>
-        <w:t>Permintaan</w:t>
-      </w:r>
-      <w:proofErr w:type="spellEnd"/>
-      <w:r>
-        <w:rPr>
-          <w:rFonts w:asciiTheme="minorHAnsi" w:hAnsiTheme="minorHAnsi" w:cstheme="minorHAnsi"/>
-        </w:rPr>
-        <w:t xml:space="preserve"> </w:t>
-      </w:r>
-      <w:proofErr w:type="spellStart"/>
-      <w:proofErr w:type="gramStart"/>
-      <w:r>
-        <w:rPr>
-          <w:rFonts w:asciiTheme="minorHAnsi" w:hAnsiTheme="minorHAnsi" w:cstheme="minorHAnsi"/>
-        </w:rPr>
-        <w:t>Nomor</w:t>
-      </w:r>
-      <w:proofErr w:type="spellEnd"/>
       <w:r>
         <w:rPr>
           <w:rFonts w:asciiTheme="minorHAnsi" w:hAnsiTheme="minorHAnsi" w:cstheme="minorHAnsi"/>
@@ -565,7 +416,6 @@
         </w:rPr>
         <w:t>:</w:t>
       </w:r>
-      <w:proofErr w:type="gramEnd"/>
       <w:r>
         <w:rPr>
           <w:rFonts w:asciiTheme="minorHAnsi" w:hAnsiTheme="minorHAnsi" w:cstheme="minorHAnsi"/>
@@ -586,14 +436,12 @@
         </w:rPr>
         <w:t xml:space="preserve"> </w:t>
       </w:r>
-      <w:proofErr w:type="spellStart"/>
       <w:r>
         <w:rPr>
           <w:rFonts w:asciiTheme="minorHAnsi" w:hAnsiTheme="minorHAnsi" w:cstheme="minorHAnsi"/>
         </w:rPr>
         <w:t>Tanggal</w:t>
       </w:r>
-      <w:proofErr w:type="spellEnd"/>
       <w:r>
         <w:rPr>
           <w:rFonts w:asciiTheme="minorHAnsi" w:hAnsiTheme="minorHAnsi" w:cstheme="minorHAnsi"/>
@@ -614,70 +462,12 @@
         </w:rPr>
         <w:t xml:space="preserve"> </w:t>
       </w:r>
-      <w:proofErr w:type="spellStart"/>
       <w:r>
         <w:rPr>
           <w:rFonts w:asciiTheme="minorHAnsi" w:hAnsiTheme="minorHAnsi" w:cstheme="minorHAnsi"/>
         </w:rPr>
-        <w:t>tentang</w:t>
+        <w:t>tentang  yang rincian POK nya terdiri dari</w:t>
       </w:r>
-      <w:proofErr w:type="spellEnd"/>
-      <w:r>
-        <w:rPr>
-          <w:rFonts w:asciiTheme="minorHAnsi" w:hAnsiTheme="minorHAnsi" w:cstheme="minorHAnsi"/>
-        </w:rPr>
-        <w:t xml:space="preserve">  yang </w:t>
-      </w:r>
-      <w:proofErr w:type="spellStart"/>
-      <w:r>
-        <w:rPr>
-          <w:rFonts w:asciiTheme="minorHAnsi" w:hAnsiTheme="minorHAnsi" w:cstheme="minorHAnsi"/>
-        </w:rPr>
-        <w:t>rincian</w:t>
-      </w:r>
-      <w:proofErr w:type="spellEnd"/>
-      <w:r>
-        <w:rPr>
-          <w:rFonts w:asciiTheme="minorHAnsi" w:hAnsiTheme="minorHAnsi" w:cstheme="minorHAnsi"/>
-        </w:rPr>
-        <w:t xml:space="preserve"> POK </w:t>
-      </w:r>
-      <w:proofErr w:type="spellStart"/>
-      <w:r>
-        <w:rPr>
-          <w:rFonts w:asciiTheme="minorHAnsi" w:hAnsiTheme="minorHAnsi" w:cstheme="minorHAnsi"/>
-        </w:rPr>
-        <w:t>nya</w:t>
-      </w:r>
-      <w:proofErr w:type="spellEnd"/>
-      <w:r>
-        <w:rPr>
-          <w:rFonts w:asciiTheme="minorHAnsi" w:hAnsiTheme="minorHAnsi" w:cstheme="minorHAnsi"/>
-        </w:rPr>
-        <w:t xml:space="preserve"> </w:t>
-      </w:r>
-      <w:proofErr w:type="spellStart"/>
-      <w:r>
-        <w:rPr>
-          <w:rFonts w:asciiTheme="minorHAnsi" w:hAnsiTheme="minorHAnsi" w:cstheme="minorHAnsi"/>
-        </w:rPr>
-        <w:t>terdiri</w:t>
-      </w:r>
-      <w:proofErr w:type="spellEnd"/>
-      <w:r>
-        <w:rPr>
-          <w:rFonts w:asciiTheme="minorHAnsi" w:hAnsiTheme="minorHAnsi" w:cstheme="minorHAnsi"/>
-        </w:rPr>
-        <w:t xml:space="preserve"> </w:t>
-      </w:r>
-      <w:proofErr w:type="spellStart"/>
-      <w:r>
-        <w:rPr>
-          <w:rFonts w:asciiTheme="minorHAnsi" w:hAnsiTheme="minorHAnsi" w:cstheme="minorHAnsi"/>
-        </w:rPr>
-        <w:t>dari</w:t>
-      </w:r>
-      <w:proofErr w:type="spellEnd"/>
       <w:r>
         <w:rPr>
           <w:rFonts w:asciiTheme="minorHAnsi" w:hAnsiTheme="minorHAnsi" w:cstheme="minorHAnsi"/>
@@ -734,30 +524,8 @@
               <w:rPr>
                 <w:rFonts w:asciiTheme="minorHAnsi" w:hAnsiTheme="minorHAnsi" w:cstheme="minorHAnsi"/>
               </w:rPr>
-              <w:t xml:space="preserve">Mata </w:t>
-            </w:r>
-            <w:proofErr w:type="spellStart"/>
-            <w:r>
-              <w:rPr>
-                <w:rFonts w:asciiTheme="minorHAnsi" w:hAnsiTheme="minorHAnsi" w:cstheme="minorHAnsi"/>
-              </w:rPr>
-              <w:t>Akun</w:t>
-            </w:r>
-            <w:proofErr w:type="spellEnd"/>
-            <w:r>
-              <w:rPr>
-                <w:rFonts w:asciiTheme="minorHAnsi" w:hAnsiTheme="minorHAnsi" w:cstheme="minorHAnsi"/>
-              </w:rPr>
-              <w:t xml:space="preserve">/ Item </w:t>
-            </w:r>
-            <w:proofErr w:type="spellStart"/>
-            <w:r>
-              <w:rPr>
-                <w:rFonts w:asciiTheme="minorHAnsi" w:hAnsiTheme="minorHAnsi" w:cstheme="minorHAnsi"/>
-              </w:rPr>
-              <w:t>Kegiatan</w:t>
-            </w:r>
-            <w:proofErr w:type="spellEnd"/>
+              <w:t>Mata Akun/ Item Kegiatan</w:t>
+            </w:r>
           </w:p>
         </w:tc>
         <w:tc>
@@ -772,28 +540,12 @@
                 <w:rFonts w:asciiTheme="minorHAnsi" w:hAnsiTheme="minorHAnsi" w:cstheme="minorHAnsi"/>
               </w:rPr>
             </w:pPr>
-            <w:proofErr w:type="spellStart"/>
-            <w:r>
-              <w:rPr>
-                <w:rFonts w:asciiTheme="minorHAnsi" w:hAnsiTheme="minorHAnsi" w:cstheme="minorHAnsi"/>
-              </w:rPr>
-              <w:t>Jenis</w:t>
-            </w:r>
-            <w:proofErr w:type="spellEnd"/>
-            <w:r>
-              <w:rPr>
-                <w:rFonts w:asciiTheme="minorHAnsi" w:hAnsiTheme="minorHAnsi" w:cstheme="minorHAnsi"/>
-              </w:rPr>
-              <w:t xml:space="preserve"> </w:t>
-            </w:r>
-            <w:proofErr w:type="spellStart"/>
-            <w:r>
-              <w:rPr>
-                <w:rFonts w:asciiTheme="minorHAnsi" w:hAnsiTheme="minorHAnsi" w:cstheme="minorHAnsi"/>
-              </w:rPr>
-              <w:t>Pengadaan</w:t>
-            </w:r>
-            <w:proofErr w:type="spellEnd"/>
+            <w:r>
+              <w:rPr>
+                <w:rFonts w:asciiTheme="minorHAnsi" w:hAnsiTheme="minorHAnsi" w:cstheme="minorHAnsi"/>
+              </w:rPr>
+              <w:t>Jenis Pengadaan</w:t>
+            </w:r>
           </w:p>
         </w:tc>
         <w:tc>
@@ -808,34 +560,18 @@
                 <w:rFonts w:asciiTheme="minorHAnsi" w:hAnsiTheme="minorHAnsi" w:cstheme="minorHAnsi"/>
               </w:rPr>
             </w:pPr>
-            <w:proofErr w:type="spellStart"/>
-            <w:r>
-              <w:rPr>
-                <w:rFonts w:asciiTheme="minorHAnsi" w:hAnsiTheme="minorHAnsi" w:cstheme="minorHAnsi"/>
-              </w:rPr>
-              <w:t>Pagu</w:t>
-            </w:r>
-            <w:proofErr w:type="spellEnd"/>
-            <w:r>
-              <w:rPr>
-                <w:rFonts w:asciiTheme="minorHAnsi" w:hAnsiTheme="minorHAnsi" w:cstheme="minorHAnsi"/>
-              </w:rPr>
-              <w:t xml:space="preserve"> POK</w:t>
-            </w:r>
-            <w:r>
-              <w:rPr>
-                <w:rFonts w:asciiTheme="minorHAnsi" w:hAnsiTheme="minorHAnsi" w:cstheme="minorHAnsi"/>
-              </w:rPr>
-              <w:t xml:space="preserve"> Yang Akan </w:t>
-            </w:r>
-            <w:proofErr w:type="spellStart"/>
-            <w:r>
-              <w:rPr>
-                <w:rFonts w:asciiTheme="minorHAnsi" w:hAnsiTheme="minorHAnsi" w:cstheme="minorHAnsi"/>
-              </w:rPr>
-              <w:t>Digunakan</w:t>
-            </w:r>
-            <w:proofErr w:type="spellEnd"/>
+            <w:r>
+              <w:rPr>
+                <w:rFonts w:asciiTheme="minorHAnsi" w:hAnsiTheme="minorHAnsi" w:cstheme="minorHAnsi"/>
+              </w:rPr>
+              <w:t>Pagu POK</w:t>
+            </w:r>
+            <w:r>
+              <w:rPr>
+                <w:rFonts w:asciiTheme="minorHAnsi" w:hAnsiTheme="minorHAnsi" w:cstheme="minorHAnsi"/>
+              </w:rPr>
+              <w:t xml:space="preserve"> Yang Akan Digunakan</w:t>
+            </w:r>
           </w:p>
         </w:tc>
       </w:tr>
@@ -927,21 +663,7 @@
               <w:rPr>
                 <w:rFonts w:asciiTheme="minorHAnsi" w:hAnsiTheme="minorHAnsi" w:cstheme="minorHAnsi"/>
               </w:rPr>
-              <w:t>${</w:t>
-            </w:r>
-            <w:proofErr w:type="spellStart"/>
-            <w:r>
-              <w:rPr>
-                <w:rFonts w:asciiTheme="minorHAnsi" w:hAnsiTheme="minorHAnsi" w:cstheme="minorHAnsi"/>
-              </w:rPr>
-              <w:t>akun</w:t>
-            </w:r>
-            <w:proofErr w:type="spellEnd"/>
-            <w:r>
-              <w:rPr>
-                <w:rFonts w:asciiTheme="minorHAnsi" w:hAnsiTheme="minorHAnsi" w:cstheme="minorHAnsi"/>
-              </w:rPr>
-              <w:t>}</w:t>
+              <w:t>${akun}</w:t>
             </w:r>
           </w:p>
         </w:tc>
@@ -1004,21 +726,7 @@
               <w:rPr>
                 <w:rFonts w:asciiTheme="minorHAnsi" w:hAnsiTheme="minorHAnsi" w:cstheme="minorHAnsi"/>
               </w:rPr>
-              <w:t>${</w:t>
-            </w:r>
-            <w:proofErr w:type="spellStart"/>
-            <w:r>
-              <w:rPr>
-                <w:rFonts w:asciiTheme="minorHAnsi" w:hAnsiTheme="minorHAnsi" w:cstheme="minorHAnsi"/>
-              </w:rPr>
-              <w:t>rincian</w:t>
-            </w:r>
-            <w:proofErr w:type="spellEnd"/>
-            <w:r>
-              <w:rPr>
-                <w:rFonts w:asciiTheme="minorHAnsi" w:hAnsiTheme="minorHAnsi" w:cstheme="minorHAnsi"/>
-              </w:rPr>
-              <w:t>}</w:t>
+              <w:t>${rincian}</w:t>
             </w:r>
           </w:p>
         </w:tc>
@@ -1037,21 +745,7 @@
               <w:rPr>
                 <w:rFonts w:asciiTheme="minorHAnsi" w:hAnsiTheme="minorHAnsi" w:cstheme="minorHAnsi"/>
               </w:rPr>
-              <w:t>${</w:t>
-            </w:r>
-            <w:proofErr w:type="spellStart"/>
-            <w:r>
-              <w:rPr>
-                <w:rFonts w:asciiTheme="minorHAnsi" w:hAnsiTheme="minorHAnsi" w:cstheme="minorHAnsi"/>
-              </w:rPr>
-              <w:t>jenis</w:t>
-            </w:r>
-            <w:proofErr w:type="spellEnd"/>
-            <w:r>
-              <w:rPr>
-                <w:rFonts w:asciiTheme="minorHAnsi" w:hAnsiTheme="minorHAnsi" w:cstheme="minorHAnsi"/>
-              </w:rPr>
-              <w:t>}</w:t>
+              <w:t>${jenis}</w:t>
             </w:r>
           </w:p>
         </w:tc>
@@ -1070,21 +764,7 @@
               <w:rPr>
                 <w:rFonts w:asciiTheme="minorHAnsi" w:hAnsiTheme="minorHAnsi" w:cstheme="minorHAnsi"/>
               </w:rPr>
-              <w:t>${</w:t>
-            </w:r>
-            <w:proofErr w:type="spellStart"/>
-            <w:r>
-              <w:rPr>
-                <w:rFonts w:asciiTheme="minorHAnsi" w:hAnsiTheme="minorHAnsi" w:cstheme="minorHAnsi"/>
-              </w:rPr>
-              <w:t>perkiraan</w:t>
-            </w:r>
-            <w:proofErr w:type="spellEnd"/>
-            <w:r>
-              <w:rPr>
-                <w:rFonts w:asciiTheme="minorHAnsi" w:hAnsiTheme="minorHAnsi" w:cstheme="minorHAnsi"/>
-              </w:rPr>
-              <w:t>}</w:t>
+              <w:t>${perkiraan}</w:t>
             </w:r>
           </w:p>
         </w:tc>
@@ -1187,21 +867,7 @@
               <w:rPr>
                 <w:rFonts w:asciiTheme="minorHAnsi" w:hAnsiTheme="minorHAnsi" w:cstheme="minorHAnsi"/>
               </w:rPr>
-              <w:t>${</w:t>
-            </w:r>
-            <w:proofErr w:type="spellStart"/>
-            <w:r>
-              <w:rPr>
-                <w:rFonts w:asciiTheme="minorHAnsi" w:hAnsiTheme="minorHAnsi" w:cstheme="minorHAnsi"/>
-              </w:rPr>
-              <w:t>perkiraan</w:t>
-            </w:r>
-            <w:proofErr w:type="spellEnd"/>
-            <w:r>
-              <w:rPr>
-                <w:rFonts w:asciiTheme="minorHAnsi" w:hAnsiTheme="minorHAnsi" w:cstheme="minorHAnsi"/>
-              </w:rPr>
-              <w:t>}</w:t>
+              <w:t>${perkiraan}</w:t>
             </w:r>
           </w:p>
         </w:tc>
@@ -1228,217 +894,7 @@
         <w:rPr>
           <w:rFonts w:asciiTheme="minorHAnsi" w:hAnsiTheme="minorHAnsi" w:cstheme="minorHAnsi"/>
         </w:rPr>
-        <w:t xml:space="preserve">Bersama </w:t>
-      </w:r>
-      <w:proofErr w:type="spellStart"/>
-      <w:r>
-        <w:rPr>
-          <w:rFonts w:asciiTheme="minorHAnsi" w:hAnsiTheme="minorHAnsi" w:cstheme="minorHAnsi"/>
-        </w:rPr>
-        <w:t>ini</w:t>
-      </w:r>
-      <w:proofErr w:type="spellEnd"/>
-      <w:r>
-        <w:rPr>
-          <w:rFonts w:asciiTheme="minorHAnsi" w:hAnsiTheme="minorHAnsi" w:cstheme="minorHAnsi"/>
-        </w:rPr>
-        <w:t xml:space="preserve"> kami </w:t>
-      </w:r>
-      <w:proofErr w:type="spellStart"/>
-      <w:r>
-        <w:rPr>
-          <w:rFonts w:asciiTheme="minorHAnsi" w:hAnsiTheme="minorHAnsi" w:cstheme="minorHAnsi"/>
-        </w:rPr>
-        <w:t>minta</w:t>
-      </w:r>
-      <w:proofErr w:type="spellEnd"/>
-      <w:r>
-        <w:rPr>
-          <w:rFonts w:asciiTheme="minorHAnsi" w:hAnsiTheme="minorHAnsi" w:cstheme="minorHAnsi"/>
-        </w:rPr>
-        <w:t xml:space="preserve"> </w:t>
-      </w:r>
-      <w:proofErr w:type="spellStart"/>
-      <w:r>
-        <w:rPr>
-          <w:rFonts w:asciiTheme="minorHAnsi" w:hAnsiTheme="minorHAnsi" w:cstheme="minorHAnsi"/>
-        </w:rPr>
-        <w:t>untuk</w:t>
-      </w:r>
-      <w:proofErr w:type="spellEnd"/>
-      <w:r>
-        <w:rPr>
-          <w:rFonts w:asciiTheme="minorHAnsi" w:hAnsiTheme="minorHAnsi" w:cstheme="minorHAnsi"/>
-        </w:rPr>
-        <w:t xml:space="preserve"> </w:t>
-      </w:r>
-      <w:proofErr w:type="spellStart"/>
-      <w:r>
-        <w:rPr>
-          <w:rFonts w:asciiTheme="minorHAnsi" w:hAnsiTheme="minorHAnsi" w:cstheme="minorHAnsi"/>
-        </w:rPr>
-        <w:t>dapat</w:t>
-      </w:r>
-      <w:proofErr w:type="spellEnd"/>
-      <w:r>
-        <w:rPr>
-          <w:rFonts w:asciiTheme="minorHAnsi" w:hAnsiTheme="minorHAnsi" w:cstheme="minorHAnsi"/>
-        </w:rPr>
-        <w:t xml:space="preserve"> </w:t>
-      </w:r>
-      <w:proofErr w:type="spellStart"/>
-      <w:r>
-        <w:rPr>
-          <w:rFonts w:asciiTheme="minorHAnsi" w:hAnsiTheme="minorHAnsi" w:cstheme="minorHAnsi"/>
-        </w:rPr>
-        <w:t>dilaksanakan</w:t>
-      </w:r>
-      <w:proofErr w:type="spellEnd"/>
-      <w:r>
-        <w:rPr>
-          <w:rFonts w:asciiTheme="minorHAnsi" w:hAnsiTheme="minorHAnsi" w:cstheme="minorHAnsi"/>
-        </w:rPr>
-        <w:t xml:space="preserve"> proses </w:t>
-      </w:r>
-      <w:proofErr w:type="spellStart"/>
-      <w:r>
-        <w:rPr>
-          <w:rFonts w:asciiTheme="minorHAnsi" w:hAnsiTheme="minorHAnsi" w:cstheme="minorHAnsi"/>
-        </w:rPr>
-        <w:t>pengadaannya</w:t>
-      </w:r>
-      <w:proofErr w:type="spellEnd"/>
-      <w:r>
-        <w:rPr>
-          <w:rFonts w:asciiTheme="minorHAnsi" w:hAnsiTheme="minorHAnsi" w:cstheme="minorHAnsi"/>
-        </w:rPr>
-        <w:t xml:space="preserve"> dan </w:t>
-      </w:r>
-      <w:proofErr w:type="spellStart"/>
-      <w:r>
-        <w:rPr>
-          <w:rFonts w:asciiTheme="minorHAnsi" w:hAnsiTheme="minorHAnsi" w:cstheme="minorHAnsi"/>
-        </w:rPr>
-        <w:t>sebagai</w:t>
-      </w:r>
-      <w:proofErr w:type="spellEnd"/>
-      <w:r>
-        <w:rPr>
-          <w:rFonts w:asciiTheme="minorHAnsi" w:hAnsiTheme="minorHAnsi" w:cstheme="minorHAnsi"/>
-        </w:rPr>
-        <w:t xml:space="preserve"> </w:t>
-      </w:r>
-      <w:proofErr w:type="spellStart"/>
-      <w:r>
-        <w:rPr>
-          <w:rFonts w:asciiTheme="minorHAnsi" w:hAnsiTheme="minorHAnsi" w:cstheme="minorHAnsi"/>
-        </w:rPr>
-        <w:t>bahan</w:t>
-      </w:r>
-      <w:proofErr w:type="spellEnd"/>
-      <w:r>
-        <w:rPr>
-          <w:rFonts w:asciiTheme="minorHAnsi" w:hAnsiTheme="minorHAnsi" w:cstheme="minorHAnsi"/>
-        </w:rPr>
-        <w:t xml:space="preserve"> proses </w:t>
-      </w:r>
-      <w:proofErr w:type="spellStart"/>
-      <w:r>
-        <w:rPr>
-          <w:rFonts w:asciiTheme="minorHAnsi" w:hAnsiTheme="minorHAnsi" w:cstheme="minorHAnsi"/>
-        </w:rPr>
-        <w:t>pengadaan</w:t>
-      </w:r>
-      <w:proofErr w:type="spellEnd"/>
-      <w:r>
-        <w:rPr>
-          <w:rFonts w:asciiTheme="minorHAnsi" w:hAnsiTheme="minorHAnsi" w:cstheme="minorHAnsi"/>
-        </w:rPr>
-        <w:t xml:space="preserve">, kami </w:t>
-      </w:r>
-      <w:proofErr w:type="spellStart"/>
-      <w:r>
-        <w:rPr>
-          <w:rFonts w:asciiTheme="minorHAnsi" w:hAnsiTheme="minorHAnsi" w:cstheme="minorHAnsi"/>
-        </w:rPr>
-        <w:t>lampirkan</w:t>
-      </w:r>
-      <w:proofErr w:type="spellEnd"/>
-      <w:r>
-        <w:rPr>
-          <w:rFonts w:asciiTheme="minorHAnsi" w:hAnsiTheme="minorHAnsi" w:cstheme="minorHAnsi"/>
-        </w:rPr>
-        <w:t xml:space="preserve"> </w:t>
-      </w:r>
-      <w:proofErr w:type="spellStart"/>
-      <w:r>
-        <w:rPr>
-          <w:rFonts w:asciiTheme="minorHAnsi" w:hAnsiTheme="minorHAnsi" w:cstheme="minorHAnsi"/>
-        </w:rPr>
-        <w:t>Kerangka</w:t>
-      </w:r>
-      <w:proofErr w:type="spellEnd"/>
-      <w:r>
-        <w:rPr>
-          <w:rFonts w:asciiTheme="minorHAnsi" w:hAnsiTheme="minorHAnsi" w:cstheme="minorHAnsi"/>
-        </w:rPr>
-        <w:t xml:space="preserve"> </w:t>
-      </w:r>
-      <w:proofErr w:type="spellStart"/>
-      <w:r>
-        <w:rPr>
-          <w:rFonts w:asciiTheme="minorHAnsi" w:hAnsiTheme="minorHAnsi" w:cstheme="minorHAnsi"/>
-        </w:rPr>
-        <w:t>Acuan</w:t>
-      </w:r>
-      <w:proofErr w:type="spellEnd"/>
-      <w:r>
-        <w:rPr>
-          <w:rFonts w:asciiTheme="minorHAnsi" w:hAnsiTheme="minorHAnsi" w:cstheme="minorHAnsi"/>
-        </w:rPr>
-        <w:t xml:space="preserve"> </w:t>
-      </w:r>
-      <w:proofErr w:type="spellStart"/>
-      <w:r>
-        <w:rPr>
-          <w:rFonts w:asciiTheme="minorHAnsi" w:hAnsiTheme="minorHAnsi" w:cstheme="minorHAnsi"/>
-        </w:rPr>
-        <w:t>Kerja</w:t>
-      </w:r>
-      <w:proofErr w:type="spellEnd"/>
-      <w:r>
-        <w:rPr>
-          <w:rFonts w:asciiTheme="minorHAnsi" w:hAnsiTheme="minorHAnsi" w:cstheme="minorHAnsi"/>
-        </w:rPr>
-        <w:t xml:space="preserve"> (KAK) dan </w:t>
-      </w:r>
-      <w:proofErr w:type="spellStart"/>
-      <w:r>
-        <w:rPr>
-          <w:rFonts w:asciiTheme="minorHAnsi" w:hAnsiTheme="minorHAnsi" w:cstheme="minorHAnsi"/>
-        </w:rPr>
-        <w:t>spesifikasi</w:t>
-      </w:r>
-      <w:proofErr w:type="spellEnd"/>
-      <w:r>
-        <w:rPr>
-          <w:rFonts w:asciiTheme="minorHAnsi" w:hAnsiTheme="minorHAnsi" w:cstheme="minorHAnsi"/>
-        </w:rPr>
-        <w:t xml:space="preserve"> </w:t>
-      </w:r>
-      <w:proofErr w:type="spellStart"/>
-      <w:r>
-        <w:rPr>
-          <w:rFonts w:asciiTheme="minorHAnsi" w:hAnsiTheme="minorHAnsi" w:cstheme="minorHAnsi"/>
-        </w:rPr>
-        <w:t>teknis</w:t>
-      </w:r>
-      <w:proofErr w:type="spellEnd"/>
-      <w:r>
-        <w:rPr>
-          <w:rFonts w:asciiTheme="minorHAnsi" w:hAnsiTheme="minorHAnsi" w:cstheme="minorHAnsi"/>
-        </w:rPr>
-        <w:t>.</w:t>
+        <w:t>Bersama ini kami minta untuk dapat dilaksanakan proses pengadaannya dan sebagai bahan proses pengadaan, kami lampirkan Kerangka Acuan Kerja (KAK) dan spesifikasi teknis.</w:t>
       </w:r>
     </w:p>
     <w:p>
@@ -1458,103 +914,11 @@
           <w:rFonts w:asciiTheme="minorHAnsi" w:hAnsiTheme="minorHAnsi" w:cstheme="minorHAnsi"/>
         </w:rPr>
       </w:pPr>
-      <w:proofErr w:type="spellStart"/>
       <w:r>
         <w:rPr>
           <w:rFonts w:asciiTheme="minorHAnsi" w:hAnsiTheme="minorHAnsi" w:cstheme="minorHAnsi"/>
         </w:rPr>
-        <w:t>Demikian</w:t>
-      </w:r>
-      <w:proofErr w:type="spellEnd"/>
-      <w:r>
-        <w:rPr>
-          <w:rFonts w:asciiTheme="minorHAnsi" w:hAnsiTheme="minorHAnsi" w:cstheme="minorHAnsi"/>
-        </w:rPr>
-        <w:t xml:space="preserve">, </w:t>
-      </w:r>
-      <w:proofErr w:type="spellStart"/>
-      <w:r>
-        <w:rPr>
-          <w:rFonts w:asciiTheme="minorHAnsi" w:hAnsiTheme="minorHAnsi" w:cstheme="minorHAnsi"/>
-        </w:rPr>
-        <w:t>atas</w:t>
-      </w:r>
-      <w:proofErr w:type="spellEnd"/>
-      <w:r>
-        <w:rPr>
-          <w:rFonts w:asciiTheme="minorHAnsi" w:hAnsiTheme="minorHAnsi" w:cstheme="minorHAnsi"/>
-        </w:rPr>
-        <w:t xml:space="preserve"> </w:t>
-      </w:r>
-      <w:proofErr w:type="spellStart"/>
-      <w:r>
-        <w:rPr>
-          <w:rFonts w:asciiTheme="minorHAnsi" w:hAnsiTheme="minorHAnsi" w:cstheme="minorHAnsi"/>
-        </w:rPr>
-        <w:t>perhatian</w:t>
-      </w:r>
-      <w:proofErr w:type="spellEnd"/>
-      <w:r>
-        <w:rPr>
-          <w:rFonts w:asciiTheme="minorHAnsi" w:hAnsiTheme="minorHAnsi" w:cstheme="minorHAnsi"/>
-        </w:rPr>
-        <w:t xml:space="preserve"> dan </w:t>
-      </w:r>
-      <w:proofErr w:type="spellStart"/>
-      <w:r>
-        <w:rPr>
-          <w:rFonts w:asciiTheme="minorHAnsi" w:hAnsiTheme="minorHAnsi" w:cstheme="minorHAnsi"/>
-        </w:rPr>
-        <w:t>kerjasamanya</w:t>
-      </w:r>
-      <w:proofErr w:type="spellEnd"/>
-      <w:r>
-        <w:rPr>
-          <w:rFonts w:asciiTheme="minorHAnsi" w:hAnsiTheme="minorHAnsi" w:cstheme="minorHAnsi"/>
-        </w:rPr>
-        <w:t xml:space="preserve">, </w:t>
-      </w:r>
-      <w:proofErr w:type="spellStart"/>
-      <w:r>
-        <w:rPr>
-          <w:rFonts w:asciiTheme="minorHAnsi" w:hAnsiTheme="minorHAnsi" w:cstheme="minorHAnsi"/>
-        </w:rPr>
-        <w:t>diucapkan</w:t>
-      </w:r>
-      <w:proofErr w:type="spellEnd"/>
-      <w:r>
-        <w:rPr>
-          <w:rFonts w:asciiTheme="minorHAnsi" w:hAnsiTheme="minorHAnsi" w:cstheme="minorHAnsi"/>
-        </w:rPr>
-        <w:t xml:space="preserve"> </w:t>
-      </w:r>
-      <w:proofErr w:type="spellStart"/>
-      <w:r>
-        <w:rPr>
-          <w:rFonts w:asciiTheme="minorHAnsi" w:hAnsiTheme="minorHAnsi" w:cstheme="minorHAnsi"/>
-        </w:rPr>
-        <w:t>terima</w:t>
-      </w:r>
-      <w:proofErr w:type="spellEnd"/>
-      <w:r>
-        <w:rPr>
-          <w:rFonts w:asciiTheme="minorHAnsi" w:hAnsiTheme="minorHAnsi" w:cstheme="minorHAnsi"/>
-        </w:rPr>
-        <w:t xml:space="preserve"> </w:t>
-      </w:r>
-      <w:proofErr w:type="spellStart"/>
-      <w:r>
-        <w:rPr>
-          <w:rFonts w:asciiTheme="minorHAnsi" w:hAnsiTheme="minorHAnsi" w:cstheme="minorHAnsi"/>
-        </w:rPr>
-        <w:t>kasih</w:t>
-      </w:r>
-      <w:proofErr w:type="spellEnd"/>
-      <w:r>
-        <w:rPr>
-          <w:rFonts w:asciiTheme="minorHAnsi" w:hAnsiTheme="minorHAnsi" w:cstheme="minorHAnsi"/>
-        </w:rPr>
-        <w:t>.</w:t>
+        <w:t>Demikian, atas perhatian dan kerjasamanya, diucapkan terima kasih.</w:t>
       </w:r>
     </w:p>
     <w:p>
@@ -1690,23 +1054,7 @@
                 <w:rFonts w:asciiTheme="minorHAnsi" w:hAnsiTheme="minorHAnsi" w:cstheme="minorHAnsi"/>
                 <w:u w:val="single"/>
               </w:rPr>
-              <w:t>${</w:t>
-            </w:r>
-            <w:proofErr w:type="spellStart"/>
-            <w:r>
-              <w:rPr>
-                <w:rFonts w:asciiTheme="minorHAnsi" w:hAnsiTheme="minorHAnsi" w:cstheme="minorHAnsi"/>
-                <w:u w:val="single"/>
-              </w:rPr>
-              <w:t>ppk</w:t>
-            </w:r>
-            <w:proofErr w:type="spellEnd"/>
-            <w:r>
-              <w:rPr>
-                <w:rFonts w:asciiTheme="minorHAnsi" w:hAnsiTheme="minorHAnsi" w:cstheme="minorHAnsi"/>
-                <w:u w:val="single"/>
-              </w:rPr>
-              <w:t>}</w:t>
+              <w:t>${ppk}</w:t>
             </w:r>
           </w:p>
         </w:tc>
@@ -1733,21 +1081,7 @@
               <w:rPr>
                 <w:rFonts w:asciiTheme="minorHAnsi" w:hAnsiTheme="minorHAnsi" w:cstheme="minorHAnsi"/>
               </w:rPr>
-              <w:t>${</w:t>
-            </w:r>
-            <w:proofErr w:type="spellStart"/>
-            <w:r>
-              <w:rPr>
-                <w:rFonts w:asciiTheme="minorHAnsi" w:hAnsiTheme="minorHAnsi" w:cstheme="minorHAnsi"/>
-              </w:rPr>
-              <w:t>nipppk</w:t>
-            </w:r>
-            <w:proofErr w:type="spellEnd"/>
-            <w:r>
-              <w:rPr>
-                <w:rFonts w:asciiTheme="minorHAnsi" w:hAnsiTheme="minorHAnsi" w:cstheme="minorHAnsi"/>
-              </w:rPr>
-              <w:t>}</w:t>
+              <w:t>${nipppk}</w:t>
             </w:r>
           </w:p>
         </w:tc>
@@ -1830,30 +1164,14 @@
         <w:rPr>
           <w:rFonts w:asciiTheme="minorHAnsi" w:hAnsiTheme="minorHAnsi" w:cstheme="minorHAnsi"/>
         </w:rPr>
-        <w:t xml:space="preserve">Lampiran Surat </w:t>
+        <w:t xml:space="preserve">Lampiran Surat Permintaan Proses </w:t>
       </w:r>
-      <w:proofErr w:type="spellStart"/>
-      <w:r>
-        <w:rPr>
-          <w:rFonts w:asciiTheme="minorHAnsi" w:hAnsiTheme="minorHAnsi" w:cstheme="minorHAnsi"/>
-        </w:rPr>
-        <w:t>Permintaan</w:t>
-      </w:r>
-      <w:proofErr w:type="spellEnd"/>
-      <w:r>
-        <w:rPr>
-          <w:rFonts w:asciiTheme="minorHAnsi" w:hAnsiTheme="minorHAnsi" w:cstheme="minorHAnsi"/>
-        </w:rPr>
-        <w:t xml:space="preserve"> Proses </w:t>
-      </w:r>
-      <w:proofErr w:type="spellStart"/>
       <w:r>
         <w:rPr>
           <w:rFonts w:asciiTheme="minorHAnsi" w:hAnsiTheme="minorHAnsi" w:cstheme="minorHAnsi"/>
         </w:rPr>
         <w:t>Pengadaan</w:t>
       </w:r>
-      <w:proofErr w:type="spellEnd"/>
     </w:p>
     <w:p>
       <w:pPr>
@@ -1863,14 +1181,12 @@
           <w:rFonts w:asciiTheme="minorHAnsi" w:hAnsiTheme="minorHAnsi" w:cstheme="minorHAnsi"/>
         </w:rPr>
       </w:pPr>
-      <w:proofErr w:type="spellStart"/>
       <w:r>
         <w:rPr>
           <w:rFonts w:asciiTheme="minorHAnsi" w:hAnsiTheme="minorHAnsi" w:cstheme="minorHAnsi"/>
         </w:rPr>
         <w:t>Nomor</w:t>
       </w:r>
-      <w:proofErr w:type="spellEnd"/>
       <w:r>
         <w:rPr>
           <w:rFonts w:asciiTheme="minorHAnsi" w:hAnsiTheme="minorHAnsi" w:cstheme="minorHAnsi"/>
@@ -1893,21 +1209,7 @@
         <w:rPr>
           <w:rFonts w:asciiTheme="minorHAnsi" w:hAnsiTheme="minorHAnsi" w:cstheme="minorHAnsi"/>
         </w:rPr>
-        <w:t>${</w:t>
-      </w:r>
-      <w:proofErr w:type="spellStart"/>
-      <w:r>
-        <w:rPr>
-          <w:rFonts w:asciiTheme="minorHAnsi" w:hAnsiTheme="minorHAnsi" w:cstheme="minorHAnsi"/>
-        </w:rPr>
-        <w:t>no_permintaan</w:t>
-      </w:r>
-      <w:proofErr w:type="spellEnd"/>
-      <w:r>
-        <w:rPr>
-          <w:rFonts w:asciiTheme="minorHAnsi" w:hAnsiTheme="minorHAnsi" w:cstheme="minorHAnsi"/>
-        </w:rPr>
-        <w:t>}</w:t>
+        <w:t>${no_permintaan}</w:t>
       </w:r>
     </w:p>
     <w:p>
@@ -1918,14 +1220,12 @@
           <w:rFonts w:asciiTheme="minorHAnsi" w:hAnsiTheme="minorHAnsi" w:cstheme="minorHAnsi"/>
         </w:rPr>
       </w:pPr>
-      <w:proofErr w:type="spellStart"/>
       <w:r>
         <w:rPr>
           <w:rFonts w:asciiTheme="minorHAnsi" w:hAnsiTheme="minorHAnsi" w:cstheme="minorHAnsi"/>
         </w:rPr>
         <w:t>Tanggal</w:t>
       </w:r>
-      <w:proofErr w:type="spellEnd"/>
       <w:r>
         <w:rPr>
           <w:rFonts w:asciiTheme="minorHAnsi" w:hAnsiTheme="minorHAnsi" w:cstheme="minorHAnsi"/>
@@ -1948,21 +1248,7 @@
         <w:rPr>
           <w:rFonts w:asciiTheme="minorHAnsi" w:hAnsiTheme="minorHAnsi" w:cstheme="minorHAnsi"/>
         </w:rPr>
-        <w:t>${</w:t>
-      </w:r>
-      <w:proofErr w:type="spellStart"/>
-      <w:r>
-        <w:rPr>
-          <w:rFonts w:asciiTheme="minorHAnsi" w:hAnsiTheme="minorHAnsi" w:cstheme="minorHAnsi"/>
-        </w:rPr>
-        <w:t>tgl_proses</w:t>
-      </w:r>
-      <w:proofErr w:type="spellEnd"/>
-      <w:r>
-        <w:rPr>
-          <w:rFonts w:asciiTheme="minorHAnsi" w:hAnsiTheme="minorHAnsi" w:cstheme="minorHAnsi"/>
-        </w:rPr>
-        <w:t>}</w:t>
+        <w:t>${tgl_proses}</w:t>
       </w:r>
     </w:p>
     <w:p>
@@ -2468,23 +1754,7 @@
                 <w:rFonts w:asciiTheme="minorHAnsi" w:hAnsiTheme="minorHAnsi" w:cstheme="minorHAnsi"/>
                 <w:u w:val="single"/>
               </w:rPr>
-              <w:t>${</w:t>
-            </w:r>
-            <w:proofErr w:type="spellStart"/>
-            <w:r>
-              <w:rPr>
-                <w:rFonts w:asciiTheme="minorHAnsi" w:hAnsiTheme="minorHAnsi" w:cstheme="minorHAnsi"/>
-                <w:u w:val="single"/>
-              </w:rPr>
-              <w:t>ppk</w:t>
-            </w:r>
-            <w:proofErr w:type="spellEnd"/>
-            <w:r>
-              <w:rPr>
-                <w:rFonts w:asciiTheme="minorHAnsi" w:hAnsiTheme="minorHAnsi" w:cstheme="minorHAnsi"/>
-                <w:u w:val="single"/>
-              </w:rPr>
-              <w:t>}</w:t>
+              <w:t>${ppk}</w:t>
             </w:r>
           </w:p>
         </w:tc>
@@ -2505,21 +1775,7 @@
               <w:rPr>
                 <w:rFonts w:asciiTheme="minorHAnsi" w:hAnsiTheme="minorHAnsi" w:cstheme="minorHAnsi"/>
               </w:rPr>
-              <w:t>NIP. ${</w:t>
-            </w:r>
-            <w:proofErr w:type="spellStart"/>
-            <w:r>
-              <w:rPr>
-                <w:rFonts w:asciiTheme="minorHAnsi" w:hAnsiTheme="minorHAnsi" w:cstheme="minorHAnsi"/>
-              </w:rPr>
-              <w:t>nipppk</w:t>
-            </w:r>
-            <w:proofErr w:type="spellEnd"/>
-            <w:r>
-              <w:rPr>
-                <w:rFonts w:asciiTheme="minorHAnsi" w:hAnsiTheme="minorHAnsi" w:cstheme="minorHAnsi"/>
-              </w:rPr>
-              <w:t>}</w:t>
+              <w:t>NIP. ${nipppk}</w:t>
             </w:r>
           </w:p>
         </w:tc>
@@ -2773,74 +2029,8 @@
           <w:rFonts w:asciiTheme="minorHAnsi" w:hAnsiTheme="minorHAnsi" w:cstheme="minorHAnsi"/>
           <w:color w:val="000000"/>
         </w:rPr>
-        <w:t xml:space="preserve">Yang </w:t>
+        <w:t>Yang bertanda tangan di bawah ini :</w:t>
       </w:r>
-      <w:proofErr w:type="spellStart"/>
-      <w:r>
-        <w:rPr>
-          <w:rFonts w:asciiTheme="minorHAnsi" w:hAnsiTheme="minorHAnsi" w:cstheme="minorHAnsi"/>
-          <w:color w:val="000000"/>
-        </w:rPr>
-        <w:t>bertanda</w:t>
-      </w:r>
-      <w:proofErr w:type="spellEnd"/>
-      <w:r>
-        <w:rPr>
-          <w:rFonts w:asciiTheme="minorHAnsi" w:hAnsiTheme="minorHAnsi" w:cstheme="minorHAnsi"/>
-          <w:color w:val="000000"/>
-        </w:rPr>
-        <w:t xml:space="preserve"> </w:t>
-      </w:r>
-      <w:proofErr w:type="spellStart"/>
-      <w:r>
-        <w:rPr>
-          <w:rFonts w:asciiTheme="minorHAnsi" w:hAnsiTheme="minorHAnsi" w:cstheme="minorHAnsi"/>
-          <w:color w:val="000000"/>
-        </w:rPr>
-        <w:t>tangan</w:t>
-      </w:r>
-      <w:proofErr w:type="spellEnd"/>
-      <w:r>
-        <w:rPr>
-          <w:rFonts w:asciiTheme="minorHAnsi" w:hAnsiTheme="minorHAnsi" w:cstheme="minorHAnsi"/>
-          <w:color w:val="000000"/>
-        </w:rPr>
-        <w:t xml:space="preserve"> di </w:t>
-      </w:r>
-      <w:proofErr w:type="spellStart"/>
-      <w:r>
-        <w:rPr>
-          <w:rFonts w:asciiTheme="minorHAnsi" w:hAnsiTheme="minorHAnsi" w:cstheme="minorHAnsi"/>
-          <w:color w:val="000000"/>
-        </w:rPr>
-        <w:t>bawah</w:t>
-      </w:r>
-      <w:proofErr w:type="spellEnd"/>
-      <w:r>
-        <w:rPr>
-          <w:rFonts w:asciiTheme="minorHAnsi" w:hAnsiTheme="minorHAnsi" w:cstheme="minorHAnsi"/>
-          <w:color w:val="000000"/>
-        </w:rPr>
-        <w:t xml:space="preserve"> </w:t>
-      </w:r>
-      <w:proofErr w:type="spellStart"/>
-      <w:proofErr w:type="gramStart"/>
-      <w:r>
-        <w:rPr>
-          <w:rFonts w:asciiTheme="minorHAnsi" w:hAnsiTheme="minorHAnsi" w:cstheme="minorHAnsi"/>
-          <w:color w:val="000000"/>
-        </w:rPr>
-        <w:t>ini</w:t>
-      </w:r>
-      <w:proofErr w:type="spellEnd"/>
-      <w:r>
-        <w:rPr>
-          <w:rFonts w:asciiTheme="minorHAnsi" w:hAnsiTheme="minorHAnsi" w:cstheme="minorHAnsi"/>
-          <w:color w:val="000000"/>
-        </w:rPr>
-        <w:t xml:space="preserve"> :</w:t>
-      </w:r>
-      <w:proofErr w:type="gramEnd"/>
     </w:p>
     <w:tbl>
       <w:tblPr>
@@ -2949,23 +2139,7 @@
                 <w:rFonts w:asciiTheme="minorHAnsi" w:hAnsiTheme="minorHAnsi" w:cstheme="minorHAnsi"/>
                 <w:color w:val="000000"/>
               </w:rPr>
-              <w:t>${</w:t>
-            </w:r>
-            <w:proofErr w:type="spellStart"/>
-            <w:r>
-              <w:rPr>
-                <w:rFonts w:asciiTheme="minorHAnsi" w:hAnsiTheme="minorHAnsi" w:cstheme="minorHAnsi"/>
-                <w:color w:val="000000"/>
-              </w:rPr>
-              <w:t>pbj</w:t>
-            </w:r>
-            <w:proofErr w:type="spellEnd"/>
-            <w:r>
-              <w:rPr>
-                <w:rFonts w:asciiTheme="minorHAnsi" w:hAnsiTheme="minorHAnsi" w:cstheme="minorHAnsi"/>
-                <w:color w:val="000000"/>
-              </w:rPr>
-              <w:t>}</w:t>
+              <w:t>${pbj}</w:t>
             </w:r>
           </w:p>
         </w:tc>
@@ -2997,7 +2171,6 @@
                 <w:lang w:val="nl-NL"/>
               </w:rPr>
             </w:pPr>
-            <w:proofErr w:type="spellStart"/>
             <w:r>
               <w:rPr>
                 <w:rFonts w:asciiTheme="minorHAnsi" w:hAnsiTheme="minorHAnsi" w:cstheme="minorHAnsi"/>
@@ -3005,7 +2178,6 @@
               </w:rPr>
               <w:t>Jabatan</w:t>
             </w:r>
-            <w:proofErr w:type="spellEnd"/>
           </w:p>
         </w:tc>
         <w:tc>
@@ -3184,39 +2356,7 @@
                 <w:rFonts w:asciiTheme="minorHAnsi" w:hAnsiTheme="minorHAnsi" w:cstheme="minorHAnsi"/>
                 <w:color w:val="000000"/>
               </w:rPr>
-              <w:t xml:space="preserve">Badan Pusat </w:t>
-            </w:r>
-            <w:proofErr w:type="spellStart"/>
-            <w:r>
-              <w:rPr>
-                <w:rFonts w:asciiTheme="minorHAnsi" w:hAnsiTheme="minorHAnsi" w:cstheme="minorHAnsi"/>
-                <w:color w:val="000000"/>
-              </w:rPr>
-              <w:t>Statistik</w:t>
-            </w:r>
-            <w:proofErr w:type="spellEnd"/>
-            <w:r>
-              <w:rPr>
-                <w:rFonts w:asciiTheme="minorHAnsi" w:hAnsiTheme="minorHAnsi" w:cstheme="minorHAnsi"/>
-                <w:color w:val="000000"/>
-              </w:rPr>
-              <w:t xml:space="preserve"> </w:t>
-            </w:r>
-            <w:proofErr w:type="spellStart"/>
-            <w:r>
-              <w:rPr>
-                <w:rFonts w:asciiTheme="minorHAnsi" w:hAnsiTheme="minorHAnsi" w:cstheme="minorHAnsi"/>
-                <w:color w:val="000000"/>
-              </w:rPr>
-              <w:t>Kabupaten</w:t>
-            </w:r>
-            <w:proofErr w:type="spellEnd"/>
-            <w:r>
-              <w:rPr>
-                <w:rFonts w:asciiTheme="minorHAnsi" w:hAnsiTheme="minorHAnsi" w:cstheme="minorHAnsi"/>
-                <w:color w:val="000000"/>
-              </w:rPr>
-              <w:t xml:space="preserve"> Hulu Sungai Tengah, </w:t>
+              <w:t xml:space="preserve">Badan Pusat Statistik Kabupaten Hulu Sungai Tengah, </w:t>
             </w:r>
           </w:p>
           <w:p>
@@ -3239,55 +2379,7 @@
                 <w:rFonts w:asciiTheme="minorHAnsi" w:hAnsiTheme="minorHAnsi" w:cstheme="minorHAnsi"/>
                 <w:color w:val="000000"/>
               </w:rPr>
-              <w:t xml:space="preserve">Jl. </w:t>
-            </w:r>
-            <w:proofErr w:type="spellStart"/>
-            <w:r>
-              <w:rPr>
-                <w:rFonts w:asciiTheme="minorHAnsi" w:hAnsiTheme="minorHAnsi" w:cstheme="minorHAnsi"/>
-                <w:color w:val="000000"/>
-              </w:rPr>
-              <w:t>Keramat</w:t>
-            </w:r>
-            <w:proofErr w:type="spellEnd"/>
-            <w:r>
-              <w:rPr>
-                <w:rFonts w:asciiTheme="minorHAnsi" w:hAnsiTheme="minorHAnsi" w:cstheme="minorHAnsi"/>
-                <w:color w:val="000000"/>
-              </w:rPr>
-              <w:t xml:space="preserve"> </w:t>
-            </w:r>
-            <w:proofErr w:type="spellStart"/>
-            <w:r>
-              <w:rPr>
-                <w:rFonts w:asciiTheme="minorHAnsi" w:hAnsiTheme="minorHAnsi" w:cstheme="minorHAnsi"/>
-                <w:color w:val="000000"/>
-              </w:rPr>
-              <w:t>Manjang</w:t>
-            </w:r>
-            <w:proofErr w:type="spellEnd"/>
-            <w:r>
-              <w:rPr>
-                <w:rFonts w:asciiTheme="minorHAnsi" w:hAnsiTheme="minorHAnsi" w:cstheme="minorHAnsi"/>
-                <w:color w:val="000000"/>
-              </w:rPr>
-              <w:t xml:space="preserve"> No. 10 </w:t>
-            </w:r>
-            <w:proofErr w:type="spellStart"/>
-            <w:r>
-              <w:rPr>
-                <w:rFonts w:asciiTheme="minorHAnsi" w:hAnsiTheme="minorHAnsi" w:cstheme="minorHAnsi"/>
-                <w:color w:val="000000"/>
-              </w:rPr>
-              <w:t>Barabai</w:t>
-            </w:r>
-            <w:proofErr w:type="spellEnd"/>
-            <w:r>
-              <w:rPr>
-                <w:rFonts w:asciiTheme="minorHAnsi" w:hAnsiTheme="minorHAnsi" w:cstheme="minorHAnsi"/>
-                <w:color w:val="000000"/>
-              </w:rPr>
-              <w:t>.</w:t>
+              <w:t>Jl. Keramat Manjang No. 10 Barabai.</w:t>
             </w:r>
           </w:p>
         </w:tc>
@@ -3425,23 +2517,7 @@
                 <w:rFonts w:asciiTheme="minorHAnsi" w:hAnsiTheme="minorHAnsi" w:cstheme="minorHAnsi"/>
                 <w:color w:val="000000"/>
               </w:rPr>
-              <w:t>${</w:t>
-            </w:r>
-            <w:proofErr w:type="spellStart"/>
-            <w:r>
-              <w:rPr>
-                <w:rFonts w:asciiTheme="minorHAnsi" w:hAnsiTheme="minorHAnsi" w:cstheme="minorHAnsi"/>
-                <w:color w:val="000000"/>
-              </w:rPr>
-              <w:t>penyedia</w:t>
-            </w:r>
-            <w:proofErr w:type="spellEnd"/>
-            <w:r>
-              <w:rPr>
-                <w:rFonts w:asciiTheme="minorHAnsi" w:hAnsiTheme="minorHAnsi" w:cstheme="minorHAnsi"/>
-                <w:color w:val="000000"/>
-              </w:rPr>
-              <w:t>}</w:t>
+              <w:t>${penyedia}</w:t>
             </w:r>
           </w:p>
         </w:tc>
@@ -3540,23 +2616,7 @@
                 <w:rFonts w:asciiTheme="minorHAnsi" w:hAnsiTheme="minorHAnsi" w:cstheme="minorHAnsi"/>
                 <w:color w:val="000000"/>
               </w:rPr>
-              <w:t>${</w:t>
-            </w:r>
-            <w:proofErr w:type="spellStart"/>
-            <w:r>
-              <w:rPr>
-                <w:rFonts w:asciiTheme="minorHAnsi" w:hAnsiTheme="minorHAnsi" w:cstheme="minorHAnsi"/>
-                <w:color w:val="000000"/>
-              </w:rPr>
-              <w:t>alamat</w:t>
-            </w:r>
-            <w:proofErr w:type="spellEnd"/>
-            <w:r>
-              <w:rPr>
-                <w:rFonts w:asciiTheme="minorHAnsi" w:hAnsiTheme="minorHAnsi" w:cstheme="minorHAnsi"/>
-                <w:color w:val="000000"/>
-              </w:rPr>
-              <w:t>}</w:t>
+              <w:t>${alamat}</w:t>
             </w:r>
           </w:p>
         </w:tc>
@@ -3653,53 +2713,12 @@
         </w:rPr>
         <w:t xml:space="preserve">) dan </w:t>
       </w:r>
-      <w:proofErr w:type="spellStart"/>
       <w:r>
         <w:rPr>
           <w:rFonts w:asciiTheme="minorHAnsi" w:hAnsiTheme="minorHAnsi" w:cstheme="minorHAnsi"/>
           <w:color w:val="000000"/>
         </w:rPr>
-        <w:t>menyerahkan</w:t>
-      </w:r>
-      <w:proofErr w:type="spellEnd"/>
-      <w:r>
-        <w:rPr>
-          <w:rFonts w:asciiTheme="minorHAnsi" w:hAnsiTheme="minorHAnsi" w:cstheme="minorHAnsi"/>
-          <w:color w:val="000000"/>
-        </w:rPr>
-        <w:t xml:space="preserve"> </w:t>
-      </w:r>
-      <w:proofErr w:type="spellStart"/>
-      <w:r>
-        <w:rPr>
-          <w:rFonts w:asciiTheme="minorHAnsi" w:hAnsiTheme="minorHAnsi" w:cstheme="minorHAnsi"/>
-          <w:color w:val="000000"/>
-        </w:rPr>
-        <w:t>hasil</w:t>
-      </w:r>
-      <w:proofErr w:type="spellEnd"/>
-      <w:r>
-        <w:rPr>
-          <w:rFonts w:asciiTheme="minorHAnsi" w:hAnsiTheme="minorHAnsi" w:cstheme="minorHAnsi"/>
-          <w:color w:val="000000"/>
-        </w:rPr>
-        <w:t xml:space="preserve"> </w:t>
-      </w:r>
-      <w:proofErr w:type="spellStart"/>
-      <w:r>
-        <w:rPr>
-          <w:rFonts w:asciiTheme="minorHAnsi" w:hAnsiTheme="minorHAnsi" w:cstheme="minorHAnsi"/>
-          <w:color w:val="000000"/>
-        </w:rPr>
-        <w:t>pekerjaannya</w:t>
-      </w:r>
-      <w:proofErr w:type="spellEnd"/>
-      <w:r>
-        <w:rPr>
-          <w:rFonts w:asciiTheme="minorHAnsi" w:hAnsiTheme="minorHAnsi" w:cstheme="minorHAnsi"/>
-          <w:color w:val="000000"/>
-        </w:rPr>
-        <w:t xml:space="preserve"> </w:t>
+        <w:t xml:space="preserve">menyerahkan hasil pekerjaannya </w:t>
       </w:r>
       <w:r>
         <w:rPr>
@@ -3747,7 +2766,6 @@
           <w:lang w:val="nl-NL"/>
         </w:rPr>
       </w:pPr>
-      <w:proofErr w:type="spellStart"/>
       <w:r>
         <w:rPr>
           <w:rFonts w:asciiTheme="minorHAnsi" w:hAnsiTheme="minorHAnsi" w:cstheme="minorHAnsi"/>
@@ -3755,49 +2773,8 @@
           <w:color w:val="000000"/>
           <w:u w:val="single"/>
         </w:rPr>
-        <w:t>Rincian</w:t>
+        <w:t>Rincian Spesifikasi dan Pembiayaan</w:t>
       </w:r>
-      <w:proofErr w:type="spellEnd"/>
-      <w:r>
-        <w:rPr>
-          <w:rFonts w:asciiTheme="minorHAnsi" w:hAnsiTheme="minorHAnsi" w:cstheme="minorHAnsi"/>
-          <w:b/>
-          <w:color w:val="000000"/>
-          <w:u w:val="single"/>
-        </w:rPr>
-        <w:t xml:space="preserve"> </w:t>
-      </w:r>
-      <w:proofErr w:type="spellStart"/>
-      <w:r>
-        <w:rPr>
-          <w:rFonts w:asciiTheme="minorHAnsi" w:hAnsiTheme="minorHAnsi" w:cstheme="minorHAnsi"/>
-          <w:b/>
-          <w:color w:val="000000"/>
-          <w:u w:val="single"/>
-        </w:rPr>
-        <w:t>Spesifikasi</w:t>
-      </w:r>
-      <w:proofErr w:type="spellEnd"/>
-      <w:r>
-        <w:rPr>
-          <w:rFonts w:asciiTheme="minorHAnsi" w:hAnsiTheme="minorHAnsi" w:cstheme="minorHAnsi"/>
-          <w:b/>
-          <w:color w:val="000000"/>
-          <w:u w:val="single"/>
-        </w:rPr>
-        <w:t xml:space="preserve"> dan </w:t>
-      </w:r>
-      <w:proofErr w:type="spellStart"/>
-      <w:r>
-        <w:rPr>
-          <w:rFonts w:asciiTheme="minorHAnsi" w:hAnsiTheme="minorHAnsi" w:cstheme="minorHAnsi"/>
-          <w:b/>
-          <w:color w:val="000000"/>
-          <w:u w:val="single"/>
-        </w:rPr>
-        <w:t>Pembiayaan</w:t>
-      </w:r>
-      <w:proofErr w:type="spellEnd"/>
       <w:r>
         <w:rPr>
           <w:rFonts w:asciiTheme="minorHAnsi" w:hAnsiTheme="minorHAnsi" w:cstheme="minorHAnsi"/>
@@ -4015,21 +2992,7 @@
               <w:rPr>
                 <w:rFonts w:asciiTheme="minorHAnsi" w:hAnsiTheme="minorHAnsi" w:cstheme="minorHAnsi"/>
               </w:rPr>
-              <w:t xml:space="preserve">SP DIPA-054.01.2.428522/2022 </w:t>
-            </w:r>
-            <w:proofErr w:type="spellStart"/>
-            <w:r>
-              <w:rPr>
-                <w:rFonts w:asciiTheme="minorHAnsi" w:hAnsiTheme="minorHAnsi" w:cstheme="minorHAnsi"/>
-              </w:rPr>
-              <w:t>tanggal</w:t>
-            </w:r>
-            <w:proofErr w:type="spellEnd"/>
-            <w:r>
-              <w:rPr>
-                <w:rFonts w:asciiTheme="minorHAnsi" w:hAnsiTheme="minorHAnsi" w:cstheme="minorHAnsi"/>
-              </w:rPr>
-              <w:t xml:space="preserve"> 17 November 2021</w:t>
+              <w:t>SP DIPA-054.01.2.428522/2022 tanggal 17 November 2021</w:t>
             </w:r>
           </w:p>
         </w:tc>
@@ -4200,14 +3163,12 @@
                 <w:lang w:val="nl-NL"/>
               </w:rPr>
             </w:pPr>
-            <w:proofErr w:type="spellStart"/>
             <w:r>
               <w:rPr>
                 <w:rFonts w:asciiTheme="minorHAnsi" w:hAnsiTheme="minorHAnsi" w:cstheme="minorHAnsi"/>
               </w:rPr>
               <w:t>Kegiatan</w:t>
             </w:r>
-            <w:proofErr w:type="spellEnd"/>
           </w:p>
         </w:tc>
         <w:tc>
@@ -4260,21 +3221,7 @@
               <w:rPr>
                 <w:rFonts w:asciiTheme="minorHAnsi" w:hAnsiTheme="minorHAnsi" w:cstheme="minorHAnsi"/>
               </w:rPr>
-              <w:t>${</w:t>
-            </w:r>
-            <w:proofErr w:type="spellStart"/>
-            <w:r>
-              <w:rPr>
-                <w:rFonts w:asciiTheme="minorHAnsi" w:hAnsiTheme="minorHAnsi" w:cstheme="minorHAnsi"/>
-              </w:rPr>
-              <w:t>kegiatan</w:t>
-            </w:r>
-            <w:proofErr w:type="spellEnd"/>
-            <w:r>
-              <w:rPr>
-                <w:rFonts w:asciiTheme="minorHAnsi" w:hAnsiTheme="minorHAnsi" w:cstheme="minorHAnsi"/>
-              </w:rPr>
-              <w:t>}</w:t>
+              <w:t>${kegiatan}</w:t>
             </w:r>
           </w:p>
         </w:tc>
@@ -4330,33 +3277,11 @@
                 <w:lang w:val="nl-NL"/>
               </w:rPr>
             </w:pPr>
-            <w:proofErr w:type="spellStart"/>
-            <w:r>
-              <w:rPr>
-                <w:rFonts w:asciiTheme="minorHAnsi" w:hAnsiTheme="minorHAnsi" w:cstheme="minorHAnsi"/>
-              </w:rPr>
-              <w:t>Klasifikasi</w:t>
-            </w:r>
-            <w:proofErr w:type="spellEnd"/>
-            <w:r>
-              <w:rPr>
-                <w:rFonts w:asciiTheme="minorHAnsi" w:hAnsiTheme="minorHAnsi" w:cstheme="minorHAnsi"/>
-              </w:rPr>
-              <w:t xml:space="preserve"> </w:t>
-            </w:r>
-            <w:proofErr w:type="spellStart"/>
-            <w:r>
-              <w:rPr>
-                <w:rFonts w:asciiTheme="minorHAnsi" w:hAnsiTheme="minorHAnsi" w:cstheme="minorHAnsi"/>
-              </w:rPr>
-              <w:t>Rincian</w:t>
-            </w:r>
-            <w:proofErr w:type="spellEnd"/>
-            <w:r>
-              <w:rPr>
-                <w:rFonts w:asciiTheme="minorHAnsi" w:hAnsiTheme="minorHAnsi" w:cstheme="minorHAnsi"/>
-              </w:rPr>
-              <w:t xml:space="preserve"> Output</w:t>
+            <w:r>
+              <w:rPr>
+                <w:rFonts w:asciiTheme="minorHAnsi" w:hAnsiTheme="minorHAnsi" w:cstheme="minorHAnsi"/>
+              </w:rPr>
+              <w:t>Klasifikasi Rincian Output</w:t>
             </w:r>
           </w:p>
         </w:tc>
@@ -4411,21 +3336,7 @@
               <w:rPr>
                 <w:rFonts w:asciiTheme="minorHAnsi" w:hAnsiTheme="minorHAnsi" w:cstheme="minorHAnsi"/>
               </w:rPr>
-              <w:t>${</w:t>
-            </w:r>
-            <w:proofErr w:type="spellStart"/>
-            <w:r>
-              <w:rPr>
-                <w:rFonts w:asciiTheme="minorHAnsi" w:hAnsiTheme="minorHAnsi" w:cstheme="minorHAnsi"/>
-              </w:rPr>
-              <w:t>kro</w:t>
-            </w:r>
-            <w:proofErr w:type="spellEnd"/>
-            <w:r>
-              <w:rPr>
-                <w:rFonts w:asciiTheme="minorHAnsi" w:hAnsiTheme="minorHAnsi" w:cstheme="minorHAnsi"/>
-              </w:rPr>
-              <w:t>}</w:t>
+              <w:t>${kro}</w:t>
             </w:r>
           </w:p>
         </w:tc>
@@ -4481,19 +3392,11 @@
                 <w:lang w:val="nl-NL"/>
               </w:rPr>
             </w:pPr>
-            <w:proofErr w:type="spellStart"/>
-            <w:r>
-              <w:rPr>
-                <w:rFonts w:asciiTheme="minorHAnsi" w:hAnsiTheme="minorHAnsi" w:cstheme="minorHAnsi"/>
-              </w:rPr>
-              <w:t>Rincian</w:t>
-            </w:r>
-            <w:proofErr w:type="spellEnd"/>
-            <w:r>
-              <w:rPr>
-                <w:rFonts w:asciiTheme="minorHAnsi" w:hAnsiTheme="minorHAnsi" w:cstheme="minorHAnsi"/>
-              </w:rPr>
-              <w:t xml:space="preserve"> Output</w:t>
+            <w:r>
+              <w:rPr>
+                <w:rFonts w:asciiTheme="minorHAnsi" w:hAnsiTheme="minorHAnsi" w:cstheme="minorHAnsi"/>
+              </w:rPr>
+              <w:t>Rincian Output</w:t>
             </w:r>
           </w:p>
         </w:tc>
@@ -4547,21 +3450,7 @@
               <w:rPr>
                 <w:rFonts w:asciiTheme="minorHAnsi" w:hAnsiTheme="minorHAnsi" w:cstheme="minorHAnsi"/>
               </w:rPr>
-              <w:t>${</w:t>
-            </w:r>
-            <w:proofErr w:type="spellStart"/>
-            <w:r>
-              <w:rPr>
-                <w:rFonts w:asciiTheme="minorHAnsi" w:hAnsiTheme="minorHAnsi" w:cstheme="minorHAnsi"/>
-              </w:rPr>
-              <w:t>ro</w:t>
-            </w:r>
-            <w:proofErr w:type="spellEnd"/>
-            <w:r>
-              <w:rPr>
-                <w:rFonts w:asciiTheme="minorHAnsi" w:hAnsiTheme="minorHAnsi" w:cstheme="minorHAnsi"/>
-              </w:rPr>
-              <w:t>}</w:t>
+              <w:t>${ro}</w:t>
             </w:r>
           </w:p>
         </w:tc>
@@ -4616,14 +3505,12 @@
                 <w:rFonts w:asciiTheme="minorHAnsi" w:hAnsiTheme="minorHAnsi" w:cstheme="minorHAnsi"/>
               </w:rPr>
             </w:pPr>
-            <w:proofErr w:type="spellStart"/>
             <w:r>
               <w:rPr>
                 <w:rFonts w:asciiTheme="minorHAnsi" w:hAnsiTheme="minorHAnsi" w:cstheme="minorHAnsi"/>
               </w:rPr>
               <w:t>Komponen</w:t>
             </w:r>
-            <w:proofErr w:type="spellEnd"/>
           </w:p>
         </w:tc>
         <w:tc>
@@ -4676,21 +3563,7 @@
               <w:rPr>
                 <w:rFonts w:asciiTheme="minorHAnsi" w:hAnsiTheme="minorHAnsi" w:cstheme="minorHAnsi"/>
               </w:rPr>
-              <w:t>${</w:t>
-            </w:r>
-            <w:proofErr w:type="spellStart"/>
-            <w:r>
-              <w:rPr>
-                <w:rFonts w:asciiTheme="minorHAnsi" w:hAnsiTheme="minorHAnsi" w:cstheme="minorHAnsi"/>
-              </w:rPr>
-              <w:t>komponen</w:t>
-            </w:r>
-            <w:proofErr w:type="spellEnd"/>
-            <w:r>
-              <w:rPr>
-                <w:rFonts w:asciiTheme="minorHAnsi" w:hAnsiTheme="minorHAnsi" w:cstheme="minorHAnsi"/>
-              </w:rPr>
-              <w:t>}</w:t>
+              <w:t>${komponen}</w:t>
             </w:r>
           </w:p>
         </w:tc>
@@ -4750,16 +3623,8 @@
               <w:rPr>
                 <w:rFonts w:asciiTheme="minorHAnsi" w:hAnsiTheme="minorHAnsi" w:cstheme="minorHAnsi"/>
               </w:rPr>
-              <w:t xml:space="preserve">Sub </w:t>
-            </w:r>
-            <w:proofErr w:type="spellStart"/>
-            <w:r>
-              <w:rPr>
-                <w:rFonts w:asciiTheme="minorHAnsi" w:hAnsiTheme="minorHAnsi" w:cstheme="minorHAnsi"/>
-              </w:rPr>
-              <w:t>Komponen</w:t>
-            </w:r>
-            <w:proofErr w:type="spellEnd"/>
+              <w:t>Sub Komponen</w:t>
+            </w:r>
           </w:p>
         </w:tc>
         <w:tc>
@@ -4862,14 +3727,12 @@
                 <w:rFonts w:asciiTheme="minorHAnsi" w:hAnsiTheme="minorHAnsi" w:cstheme="minorHAnsi"/>
               </w:rPr>
             </w:pPr>
-            <w:proofErr w:type="spellStart"/>
             <w:r>
               <w:rPr>
                 <w:rFonts w:asciiTheme="minorHAnsi" w:hAnsiTheme="minorHAnsi" w:cstheme="minorHAnsi"/>
               </w:rPr>
               <w:t>Akun</w:t>
             </w:r>
-            <w:proofErr w:type="spellEnd"/>
           </w:p>
         </w:tc>
         <w:tc>
@@ -4923,21 +3786,7 @@
               <w:rPr>
                 <w:rFonts w:asciiTheme="minorHAnsi" w:hAnsiTheme="minorHAnsi" w:cstheme="minorHAnsi"/>
               </w:rPr>
-              <w:t>${</w:t>
-            </w:r>
-            <w:proofErr w:type="spellStart"/>
-            <w:r>
-              <w:rPr>
-                <w:rFonts w:asciiTheme="minorHAnsi" w:hAnsiTheme="minorHAnsi" w:cstheme="minorHAnsi"/>
-              </w:rPr>
-              <w:t>akun</w:t>
-            </w:r>
-            <w:proofErr w:type="spellEnd"/>
-            <w:r>
-              <w:rPr>
-                <w:rFonts w:asciiTheme="minorHAnsi" w:hAnsiTheme="minorHAnsi" w:cstheme="minorHAnsi"/>
-              </w:rPr>
-              <w:t>}</w:t>
+              <w:t>${akun}</w:t>
             </w:r>
           </w:p>
         </w:tc>
@@ -5209,181 +4058,12 @@
           <w:lang w:val="nl-NL"/>
         </w:rPr>
       </w:pPr>
-      <w:proofErr w:type="spellStart"/>
       <w:r>
         <w:rPr>
           <w:rFonts w:asciiTheme="minorHAnsi" w:hAnsiTheme="minorHAnsi" w:cstheme="minorHAnsi"/>
           <w:color w:val="000000"/>
         </w:rPr>
-        <w:t>Apabila</w:t>
-      </w:r>
-      <w:proofErr w:type="spellEnd"/>
-      <w:r>
-        <w:rPr>
-          <w:rFonts w:asciiTheme="minorHAnsi" w:hAnsiTheme="minorHAnsi" w:cstheme="minorHAnsi"/>
-          <w:color w:val="000000"/>
-        </w:rPr>
-        <w:t xml:space="preserve"> </w:t>
-      </w:r>
-      <w:proofErr w:type="spellStart"/>
-      <w:r>
-        <w:rPr>
-          <w:rFonts w:asciiTheme="minorHAnsi" w:hAnsiTheme="minorHAnsi" w:cstheme="minorHAnsi"/>
-          <w:color w:val="000000"/>
-        </w:rPr>
-        <w:t>batas</w:t>
-      </w:r>
-      <w:proofErr w:type="spellEnd"/>
-      <w:r>
-        <w:rPr>
-          <w:rFonts w:asciiTheme="minorHAnsi" w:hAnsiTheme="minorHAnsi" w:cstheme="minorHAnsi"/>
-          <w:color w:val="000000"/>
-        </w:rPr>
-        <w:t xml:space="preserve"> </w:t>
-      </w:r>
-      <w:proofErr w:type="spellStart"/>
-      <w:r>
-        <w:rPr>
-          <w:rFonts w:asciiTheme="minorHAnsi" w:hAnsiTheme="minorHAnsi" w:cstheme="minorHAnsi"/>
-          <w:color w:val="000000"/>
-        </w:rPr>
-        <w:t>waktu</w:t>
-      </w:r>
-      <w:proofErr w:type="spellEnd"/>
-      <w:r>
-        <w:rPr>
-          <w:rFonts w:asciiTheme="minorHAnsi" w:hAnsiTheme="minorHAnsi" w:cstheme="minorHAnsi"/>
-          <w:color w:val="000000"/>
-        </w:rPr>
-        <w:t xml:space="preserve"> yang </w:t>
-      </w:r>
-      <w:proofErr w:type="spellStart"/>
-      <w:r>
-        <w:rPr>
-          <w:rFonts w:asciiTheme="minorHAnsi" w:hAnsiTheme="minorHAnsi" w:cstheme="minorHAnsi"/>
-          <w:color w:val="000000"/>
-        </w:rPr>
-        <w:t>telah</w:t>
-      </w:r>
-      <w:proofErr w:type="spellEnd"/>
-      <w:r>
-        <w:rPr>
-          <w:rFonts w:asciiTheme="minorHAnsi" w:hAnsiTheme="minorHAnsi" w:cstheme="minorHAnsi"/>
-          <w:color w:val="000000"/>
-        </w:rPr>
-        <w:t xml:space="preserve"> </w:t>
-      </w:r>
-      <w:proofErr w:type="spellStart"/>
-      <w:r>
-        <w:rPr>
-          <w:rFonts w:asciiTheme="minorHAnsi" w:hAnsiTheme="minorHAnsi" w:cstheme="minorHAnsi"/>
-          <w:color w:val="000000"/>
-        </w:rPr>
-        <w:t>ditetapkan</w:t>
-      </w:r>
-      <w:proofErr w:type="spellEnd"/>
-      <w:r>
-        <w:rPr>
-          <w:rFonts w:asciiTheme="minorHAnsi" w:hAnsiTheme="minorHAnsi" w:cstheme="minorHAnsi"/>
-          <w:color w:val="000000"/>
-        </w:rPr>
-        <w:t xml:space="preserve"> </w:t>
-      </w:r>
-      <w:proofErr w:type="spellStart"/>
-      <w:r>
-        <w:rPr>
-          <w:rFonts w:asciiTheme="minorHAnsi" w:hAnsiTheme="minorHAnsi" w:cstheme="minorHAnsi"/>
-          <w:color w:val="000000"/>
-        </w:rPr>
-        <w:t>dilampaui</w:t>
-      </w:r>
-      <w:proofErr w:type="spellEnd"/>
-      <w:r>
-        <w:rPr>
-          <w:rFonts w:asciiTheme="minorHAnsi" w:hAnsiTheme="minorHAnsi" w:cstheme="minorHAnsi"/>
-          <w:color w:val="000000"/>
-        </w:rPr>
-        <w:t xml:space="preserve">, </w:t>
-      </w:r>
-      <w:proofErr w:type="spellStart"/>
-      <w:r>
-        <w:rPr>
-          <w:rFonts w:asciiTheme="minorHAnsi" w:hAnsiTheme="minorHAnsi" w:cstheme="minorHAnsi"/>
-          <w:color w:val="000000"/>
-        </w:rPr>
-        <w:t>maka</w:t>
-      </w:r>
-      <w:proofErr w:type="spellEnd"/>
-      <w:r>
-        <w:rPr>
-          <w:rFonts w:asciiTheme="minorHAnsi" w:hAnsiTheme="minorHAnsi" w:cstheme="minorHAnsi"/>
-          <w:color w:val="000000"/>
-        </w:rPr>
-        <w:t xml:space="preserve"> </w:t>
-      </w:r>
-      <w:proofErr w:type="spellStart"/>
-      <w:r>
-        <w:rPr>
-          <w:rFonts w:asciiTheme="minorHAnsi" w:hAnsiTheme="minorHAnsi" w:cstheme="minorHAnsi"/>
-          <w:color w:val="000000"/>
-        </w:rPr>
-        <w:t>Saudara</w:t>
-      </w:r>
-      <w:proofErr w:type="spellEnd"/>
-      <w:r>
-        <w:rPr>
-          <w:rFonts w:asciiTheme="minorHAnsi" w:hAnsiTheme="minorHAnsi" w:cstheme="minorHAnsi"/>
-          <w:color w:val="000000"/>
-        </w:rPr>
-        <w:t xml:space="preserve"> </w:t>
-      </w:r>
-      <w:proofErr w:type="spellStart"/>
-      <w:r>
-        <w:rPr>
-          <w:rFonts w:asciiTheme="minorHAnsi" w:hAnsiTheme="minorHAnsi" w:cstheme="minorHAnsi"/>
-          <w:color w:val="000000"/>
-        </w:rPr>
-        <w:t>dikenakan</w:t>
-      </w:r>
-      <w:proofErr w:type="spellEnd"/>
-      <w:r>
-        <w:rPr>
-          <w:rFonts w:asciiTheme="minorHAnsi" w:hAnsiTheme="minorHAnsi" w:cstheme="minorHAnsi"/>
-          <w:color w:val="000000"/>
-        </w:rPr>
-        <w:t xml:space="preserve"> </w:t>
-      </w:r>
-      <w:proofErr w:type="spellStart"/>
-      <w:r>
-        <w:rPr>
-          <w:rFonts w:asciiTheme="minorHAnsi" w:hAnsiTheme="minorHAnsi" w:cstheme="minorHAnsi"/>
-          <w:color w:val="000000"/>
-        </w:rPr>
-        <w:t>denda</w:t>
-      </w:r>
-      <w:proofErr w:type="spellEnd"/>
-      <w:r>
-        <w:rPr>
-          <w:rFonts w:asciiTheme="minorHAnsi" w:hAnsiTheme="minorHAnsi" w:cstheme="minorHAnsi"/>
-          <w:color w:val="000000"/>
-        </w:rPr>
-        <w:t xml:space="preserve"> </w:t>
-      </w:r>
-      <w:proofErr w:type="spellStart"/>
-      <w:r>
-        <w:rPr>
-          <w:rFonts w:asciiTheme="minorHAnsi" w:hAnsiTheme="minorHAnsi" w:cstheme="minorHAnsi"/>
-          <w:color w:val="000000"/>
-        </w:rPr>
-        <w:t>sebesar</w:t>
-      </w:r>
-      <w:proofErr w:type="spellEnd"/>
-      <w:r>
-        <w:rPr>
-          <w:rFonts w:asciiTheme="minorHAnsi" w:hAnsiTheme="minorHAnsi" w:cstheme="minorHAnsi"/>
-          <w:color w:val="000000"/>
-        </w:rPr>
-        <w:t xml:space="preserve"> 1 </w:t>
+        <w:t xml:space="preserve">Apabila batas waktu yang telah ditetapkan dilampaui, maka Saudara dikenakan denda sebesar 1 </w:t>
       </w:r>
       <w:r>
         <w:rPr>
@@ -5419,119 +4099,7 @@
         <w:rPr>
           <w:rFonts w:asciiTheme="minorHAnsi" w:hAnsiTheme="minorHAnsi" w:cstheme="minorHAnsi"/>
         </w:rPr>
-        <w:t xml:space="preserve"> </w:t>
-      </w:r>
-      <w:proofErr w:type="spellStart"/>
-      <w:r>
-        <w:rPr>
-          <w:rFonts w:asciiTheme="minorHAnsi" w:hAnsiTheme="minorHAnsi" w:cstheme="minorHAnsi"/>
-        </w:rPr>
-        <w:t>untuk</w:t>
-      </w:r>
-      <w:proofErr w:type="spellEnd"/>
-      <w:r>
-        <w:rPr>
-          <w:rFonts w:asciiTheme="minorHAnsi" w:hAnsiTheme="minorHAnsi" w:cstheme="minorHAnsi"/>
-        </w:rPr>
-        <w:t xml:space="preserve"> </w:t>
-      </w:r>
-      <w:proofErr w:type="spellStart"/>
-      <w:r>
-        <w:rPr>
-          <w:rFonts w:asciiTheme="minorHAnsi" w:hAnsiTheme="minorHAnsi" w:cstheme="minorHAnsi"/>
-        </w:rPr>
-        <w:t>setiap</w:t>
-      </w:r>
-      <w:proofErr w:type="spellEnd"/>
-      <w:r>
-        <w:rPr>
-          <w:rFonts w:asciiTheme="minorHAnsi" w:hAnsiTheme="minorHAnsi" w:cstheme="minorHAnsi"/>
-        </w:rPr>
-        <w:t xml:space="preserve"> </w:t>
-      </w:r>
-      <w:proofErr w:type="spellStart"/>
-      <w:r>
-        <w:rPr>
-          <w:rFonts w:asciiTheme="minorHAnsi" w:hAnsiTheme="minorHAnsi" w:cstheme="minorHAnsi"/>
-        </w:rPr>
-        <w:t>hari</w:t>
-      </w:r>
-      <w:proofErr w:type="spellEnd"/>
-      <w:r>
-        <w:rPr>
-          <w:rFonts w:asciiTheme="minorHAnsi" w:hAnsiTheme="minorHAnsi" w:cstheme="minorHAnsi"/>
-        </w:rPr>
-        <w:t xml:space="preserve"> </w:t>
-      </w:r>
-      <w:proofErr w:type="spellStart"/>
-      <w:r>
-        <w:rPr>
-          <w:rFonts w:asciiTheme="minorHAnsi" w:hAnsiTheme="minorHAnsi" w:cstheme="minorHAnsi"/>
-        </w:rPr>
-        <w:t>keterlambatan</w:t>
-      </w:r>
-      <w:proofErr w:type="spellEnd"/>
-      <w:r>
-        <w:rPr>
-          <w:rFonts w:asciiTheme="minorHAnsi" w:hAnsiTheme="minorHAnsi" w:cstheme="minorHAnsi"/>
-        </w:rPr>
-        <w:t xml:space="preserve"> </w:t>
-      </w:r>
-      <w:proofErr w:type="spellStart"/>
-      <w:r>
-        <w:rPr>
-          <w:rFonts w:asciiTheme="minorHAnsi" w:hAnsiTheme="minorHAnsi" w:cstheme="minorHAnsi"/>
-        </w:rPr>
-        <w:t>dari</w:t>
-      </w:r>
-      <w:proofErr w:type="spellEnd"/>
-      <w:r>
-        <w:rPr>
-          <w:rFonts w:asciiTheme="minorHAnsi" w:hAnsiTheme="minorHAnsi" w:cstheme="minorHAnsi"/>
-        </w:rPr>
-        <w:t xml:space="preserve"> </w:t>
-      </w:r>
-      <w:proofErr w:type="spellStart"/>
-      <w:r>
-        <w:rPr>
-          <w:rFonts w:asciiTheme="minorHAnsi" w:hAnsiTheme="minorHAnsi" w:cstheme="minorHAnsi"/>
-        </w:rPr>
-        <w:t>seluruh</w:t>
-      </w:r>
-      <w:proofErr w:type="spellEnd"/>
-      <w:r>
-        <w:rPr>
-          <w:rFonts w:asciiTheme="minorHAnsi" w:hAnsiTheme="minorHAnsi" w:cstheme="minorHAnsi"/>
-        </w:rPr>
-        <w:t xml:space="preserve"> </w:t>
-      </w:r>
-      <w:proofErr w:type="spellStart"/>
-      <w:r>
-        <w:rPr>
-          <w:rFonts w:asciiTheme="minorHAnsi" w:hAnsiTheme="minorHAnsi" w:cstheme="minorHAnsi"/>
-        </w:rPr>
-        <w:t>nilai</w:t>
-      </w:r>
-      <w:proofErr w:type="spellEnd"/>
-      <w:r>
-        <w:rPr>
-          <w:rFonts w:asciiTheme="minorHAnsi" w:hAnsiTheme="minorHAnsi" w:cstheme="minorHAnsi"/>
-        </w:rPr>
-        <w:t xml:space="preserve"> </w:t>
-      </w:r>
-      <w:proofErr w:type="spellStart"/>
-      <w:r>
-        <w:rPr>
-          <w:rFonts w:asciiTheme="minorHAnsi" w:hAnsiTheme="minorHAnsi" w:cstheme="minorHAnsi"/>
-        </w:rPr>
-        <w:t>pekerjaan</w:t>
-      </w:r>
-      <w:proofErr w:type="spellEnd"/>
-      <w:r>
-        <w:rPr>
-          <w:rFonts w:asciiTheme="minorHAnsi" w:hAnsiTheme="minorHAnsi" w:cstheme="minorHAnsi"/>
-        </w:rPr>
-        <w:t>.</w:t>
+        <w:t xml:space="preserve"> untuk setiap hari keterlambatan dari seluruh nilai pekerjaan.</w:t>
       </w:r>
     </w:p>
     <w:p>
@@ -5596,7 +4164,6 @@
                 <w:lang w:val="es-ES"/>
               </w:rPr>
             </w:pPr>
-            <w:proofErr w:type="spellStart"/>
             <w:r>
               <w:rPr>
                 <w:rFonts w:asciiTheme="minorHAnsi" w:hAnsiTheme="minorHAnsi" w:cstheme="minorHAnsi"/>
@@ -5605,62 +4172,23 @@
                 <w:color w:val="auto"/>
                 <w:lang w:val="es-ES"/>
               </w:rPr>
-              <w:t>Setuju</w:t>
-            </w:r>
-            <w:proofErr w:type="spellEnd"/>
-            <w:r>
-              <w:rPr>
-                <w:rFonts w:asciiTheme="minorHAnsi" w:hAnsiTheme="minorHAnsi" w:cstheme="minorHAnsi"/>
-                <w:i w:val="0"/>
-                <w:iCs w:val="0"/>
-                <w:color w:val="auto"/>
+              <w:t>Setuju Melaksanakan</w:t>
+            </w:r>
+          </w:p>
+          <w:p>
+            <w:pPr>
+              <w:jc w:val="center"/>
+              <w:rPr>
+                <w:rFonts w:asciiTheme="minorHAnsi" w:hAnsiTheme="minorHAnsi" w:cstheme="minorHAnsi"/>
                 <w:lang w:val="es-ES"/>
               </w:rPr>
-              <w:t xml:space="preserve"> </w:t>
-            </w:r>
-            <w:proofErr w:type="spellStart"/>
-            <w:r>
-              <w:rPr>
-                <w:rFonts w:asciiTheme="minorHAnsi" w:hAnsiTheme="minorHAnsi" w:cstheme="minorHAnsi"/>
-                <w:i w:val="0"/>
-                <w:iCs w:val="0"/>
-                <w:color w:val="auto"/>
+            </w:pPr>
+            <w:r>
+              <w:rPr>
+                <w:rFonts w:asciiTheme="minorHAnsi" w:hAnsiTheme="minorHAnsi" w:cstheme="minorHAnsi"/>
                 <w:lang w:val="es-ES"/>
               </w:rPr>
-              <w:t>Melaksanakan</w:t>
-            </w:r>
-            <w:proofErr w:type="spellEnd"/>
-          </w:p>
-          <w:p>
-            <w:pPr>
-              <w:jc w:val="center"/>
-              <w:rPr>
-                <w:rFonts w:asciiTheme="minorHAnsi" w:hAnsiTheme="minorHAnsi" w:cstheme="minorHAnsi"/>
-                <w:lang w:val="es-ES"/>
-              </w:rPr>
-            </w:pPr>
-            <w:r>
-              <w:rPr>
-                <w:rFonts w:asciiTheme="minorHAnsi" w:hAnsiTheme="minorHAnsi" w:cstheme="minorHAnsi"/>
-                <w:lang w:val="es-ES"/>
-              </w:rPr>
-              <w:t>${</w:t>
-            </w:r>
-            <w:proofErr w:type="spellStart"/>
-            <w:r>
-              <w:rPr>
-                <w:rFonts w:asciiTheme="minorHAnsi" w:hAnsiTheme="minorHAnsi" w:cstheme="minorHAnsi"/>
-                <w:lang w:val="es-ES"/>
-              </w:rPr>
-              <w:t>penyedia</w:t>
-            </w:r>
-            <w:proofErr w:type="spellEnd"/>
-            <w:r>
-              <w:rPr>
-                <w:rFonts w:asciiTheme="minorHAnsi" w:hAnsiTheme="minorHAnsi" w:cstheme="minorHAnsi"/>
-                <w:lang w:val="es-ES"/>
-              </w:rPr>
-              <w:t>}</w:t>
+              <w:t>${penyedia}</w:t>
             </w:r>
           </w:p>
           <w:p>
@@ -6177,14 +4705,12 @@
                 <w:rFonts w:asciiTheme="minorHAnsi" w:eastAsia="Times New Roman" w:hAnsiTheme="minorHAnsi" w:cstheme="minorHAnsi"/>
               </w:rPr>
             </w:pPr>
-            <w:proofErr w:type="spellStart"/>
             <w:r>
               <w:rPr>
                 <w:rFonts w:asciiTheme="minorHAnsi" w:eastAsia="Times New Roman" w:hAnsiTheme="minorHAnsi" w:cstheme="minorHAnsi"/>
               </w:rPr>
               <w:t>Nomor</w:t>
             </w:r>
-            <w:proofErr w:type="spellEnd"/>
           </w:p>
         </w:tc>
         <w:tc>
@@ -6225,21 +4751,7 @@
               <w:rPr>
                 <w:rFonts w:asciiTheme="minorHAnsi" w:eastAsia="Times New Roman" w:hAnsiTheme="minorHAnsi" w:cstheme="minorHAnsi"/>
               </w:rPr>
-              <w:t>${</w:t>
-            </w:r>
-            <w:proofErr w:type="spellStart"/>
-            <w:r>
-              <w:rPr>
-                <w:rFonts w:asciiTheme="minorHAnsi" w:eastAsia="Times New Roman" w:hAnsiTheme="minorHAnsi" w:cstheme="minorHAnsi"/>
-              </w:rPr>
-              <w:t>no_sp</w:t>
-            </w:r>
-            <w:proofErr w:type="spellEnd"/>
-            <w:r>
-              <w:rPr>
-                <w:rFonts w:asciiTheme="minorHAnsi" w:eastAsia="Times New Roman" w:hAnsiTheme="minorHAnsi" w:cstheme="minorHAnsi"/>
-              </w:rPr>
-              <w:t>}</w:t>
+              <w:t>${no_sp}</w:t>
             </w:r>
           </w:p>
         </w:tc>
@@ -6270,14 +4782,12 @@
                 <w:rFonts w:asciiTheme="minorHAnsi" w:eastAsia="Times New Roman" w:hAnsiTheme="minorHAnsi" w:cstheme="minorHAnsi"/>
               </w:rPr>
             </w:pPr>
-            <w:proofErr w:type="spellStart"/>
             <w:r>
               <w:rPr>
                 <w:rFonts w:asciiTheme="minorHAnsi" w:eastAsia="Times New Roman" w:hAnsiTheme="minorHAnsi" w:cstheme="minorHAnsi"/>
               </w:rPr>
               <w:t>Tanggal</w:t>
             </w:r>
-            <w:proofErr w:type="spellEnd"/>
           </w:p>
         </w:tc>
         <w:tc>
@@ -6312,21 +4822,7 @@
               <w:rPr>
                 <w:rFonts w:asciiTheme="minorHAnsi" w:eastAsia="Times New Roman" w:hAnsiTheme="minorHAnsi" w:cstheme="minorHAnsi"/>
               </w:rPr>
-              <w:t>${</w:t>
-            </w:r>
-            <w:proofErr w:type="spellStart"/>
-            <w:r>
-              <w:rPr>
-                <w:rFonts w:asciiTheme="minorHAnsi" w:eastAsia="Times New Roman" w:hAnsiTheme="minorHAnsi" w:cstheme="minorHAnsi"/>
-              </w:rPr>
-              <w:t>tgl_sp</w:t>
-            </w:r>
-            <w:proofErr w:type="spellEnd"/>
-            <w:r>
-              <w:rPr>
-                <w:rFonts w:asciiTheme="minorHAnsi" w:eastAsia="Times New Roman" w:hAnsiTheme="minorHAnsi" w:cstheme="minorHAnsi"/>
-              </w:rPr>
-              <w:t>}</w:t>
+              <w:t>${tgl_sp}</w:t>
             </w:r>
           </w:p>
         </w:tc>
@@ -6460,7 +4956,6 @@
                 <w:lang w:eastAsia="id-ID"/>
               </w:rPr>
             </w:pPr>
-            <w:proofErr w:type="spellStart"/>
             <w:r>
               <w:rPr>
                 <w:rFonts w:asciiTheme="minorHAnsi" w:eastAsia="Times New Roman" w:hAnsiTheme="minorHAnsi" w:cstheme="minorHAnsi"/>
@@ -6470,7 +4965,6 @@
               </w:rPr>
               <w:t>Uraian</w:t>
             </w:r>
-            <w:proofErr w:type="spellEnd"/>
           </w:p>
         </w:tc>
         <w:tc>
@@ -6494,7 +4988,6 @@
                 <w:lang w:eastAsia="id-ID"/>
               </w:rPr>
             </w:pPr>
-            <w:proofErr w:type="spellStart"/>
             <w:r>
               <w:rPr>
                 <w:rFonts w:asciiTheme="minorHAnsi" w:eastAsia="Times New Roman" w:hAnsiTheme="minorHAnsi" w:cstheme="minorHAnsi"/>
@@ -6504,7 +4997,6 @@
               </w:rPr>
               <w:t>Spesifikasi</w:t>
             </w:r>
-            <w:proofErr w:type="spellEnd"/>
           </w:p>
         </w:tc>
         <w:tc>
@@ -6572,27 +5064,7 @@
                 <w:bCs/>
                 <w:lang w:eastAsia="id-ID"/>
               </w:rPr>
-              <w:t xml:space="preserve">Harga </w:t>
-            </w:r>
-            <w:proofErr w:type="spellStart"/>
-            <w:r>
-              <w:rPr>
-                <w:rFonts w:asciiTheme="minorHAnsi" w:eastAsia="Times New Roman" w:hAnsiTheme="minorHAnsi" w:cstheme="minorHAnsi"/>
-                <w:b/>
-                <w:bCs/>
-                <w:lang w:eastAsia="id-ID"/>
-              </w:rPr>
-              <w:t>Satuan</w:t>
-            </w:r>
-            <w:proofErr w:type="spellEnd"/>
-            <w:r>
-              <w:rPr>
-                <w:rFonts w:asciiTheme="minorHAnsi" w:eastAsia="Times New Roman" w:hAnsiTheme="minorHAnsi" w:cstheme="minorHAnsi"/>
-                <w:b/>
-                <w:bCs/>
-                <w:lang w:eastAsia="id-ID"/>
-              </w:rPr>
-              <w:t xml:space="preserve"> (Rp)</w:t>
+              <w:t>Harga Satuan (Rp)</w:t>
             </w:r>
           </w:p>
         </w:tc>
@@ -6620,8 +5092,6 @@
                 <w:lang w:eastAsia="id-ID"/>
               </w:rPr>
             </w:pPr>
-            <w:proofErr w:type="spellStart"/>
-            <w:proofErr w:type="gramStart"/>
             <w:r>
               <w:rPr>
                 <w:rFonts w:asciiTheme="minorHAnsi" w:eastAsia="Times New Roman" w:hAnsiTheme="minorHAnsi" w:cstheme="minorHAnsi"/>
@@ -6629,27 +5099,7 @@
                 <w:bCs/>
                 <w:lang w:eastAsia="id-ID"/>
               </w:rPr>
-              <w:t>Jumlah</w:t>
-            </w:r>
-            <w:proofErr w:type="spellEnd"/>
-            <w:r>
-              <w:rPr>
-                <w:rFonts w:asciiTheme="minorHAnsi" w:eastAsia="Times New Roman" w:hAnsiTheme="minorHAnsi" w:cstheme="minorHAnsi"/>
-                <w:b/>
-                <w:bCs/>
-                <w:lang w:eastAsia="id-ID"/>
-              </w:rPr>
-              <w:t xml:space="preserve">  (</w:t>
-            </w:r>
-            <w:proofErr w:type="gramEnd"/>
-            <w:r>
-              <w:rPr>
-                <w:rFonts w:asciiTheme="minorHAnsi" w:eastAsia="Times New Roman" w:hAnsiTheme="minorHAnsi" w:cstheme="minorHAnsi"/>
-                <w:b/>
-                <w:bCs/>
-                <w:lang w:eastAsia="id-ID"/>
-              </w:rPr>
-              <w:t>Rp)</w:t>
+              <w:t>Jumlah  (Rp)</w:t>
             </w:r>
           </w:p>
         </w:tc>
@@ -6948,23 +5398,7 @@
                 <w:rFonts w:asciiTheme="minorHAnsi" w:eastAsia="Times New Roman" w:hAnsiTheme="minorHAnsi" w:cstheme="minorHAnsi"/>
                 <w:color w:val="000000"/>
               </w:rPr>
-              <w:t>${</w:t>
-            </w:r>
-            <w:proofErr w:type="spellStart"/>
-            <w:r>
-              <w:rPr>
-                <w:rFonts w:asciiTheme="minorHAnsi" w:eastAsia="Times New Roman" w:hAnsiTheme="minorHAnsi" w:cstheme="minorHAnsi"/>
-                <w:color w:val="000000"/>
-              </w:rPr>
-              <w:t>spek_spek</w:t>
-            </w:r>
-            <w:proofErr w:type="spellEnd"/>
-            <w:r>
-              <w:rPr>
-                <w:rFonts w:asciiTheme="minorHAnsi" w:eastAsia="Times New Roman" w:hAnsiTheme="minorHAnsi" w:cstheme="minorHAnsi"/>
-                <w:color w:val="000000"/>
-              </w:rPr>
-              <w:t>}</w:t>
+              <w:t>${spek_spek}</w:t>
             </w:r>
           </w:p>
         </w:tc>
@@ -7152,23 +5586,7 @@
                 <w:rFonts w:asciiTheme="minorHAnsi" w:hAnsiTheme="minorHAnsi" w:cstheme="minorHAnsi"/>
                 <w:color w:val="000000"/>
               </w:rPr>
-              <w:t>${</w:t>
-            </w:r>
-            <w:proofErr w:type="spellStart"/>
-            <w:r>
-              <w:rPr>
-                <w:rFonts w:asciiTheme="minorHAnsi" w:hAnsiTheme="minorHAnsi" w:cstheme="minorHAnsi"/>
-                <w:color w:val="000000"/>
-              </w:rPr>
-              <w:t>jumlah_bayar</w:t>
-            </w:r>
-            <w:proofErr w:type="spellEnd"/>
-            <w:r>
-              <w:rPr>
-                <w:rFonts w:asciiTheme="minorHAnsi" w:hAnsiTheme="minorHAnsi" w:cstheme="minorHAnsi"/>
-                <w:color w:val="000000"/>
-              </w:rPr>
-              <w:t>}</w:t>
+              <w:t>${jumlah_bayar}</w:t>
             </w:r>
           </w:p>
         </w:tc>
@@ -7204,25 +5622,7 @@
                 <w:b/>
                 <w:lang w:eastAsia="id-ID"/>
               </w:rPr>
-              <w:t>${</w:t>
-            </w:r>
-            <w:proofErr w:type="spellStart"/>
-            <w:r>
-              <w:rPr>
-                <w:rFonts w:asciiTheme="minorHAnsi" w:eastAsia="Times New Roman" w:hAnsiTheme="minorHAnsi" w:cstheme="minorHAnsi"/>
-                <w:b/>
-                <w:lang w:eastAsia="id-ID"/>
-              </w:rPr>
-              <w:t>terbilang_jumlah_bayar</w:t>
-            </w:r>
-            <w:proofErr w:type="spellEnd"/>
-            <w:r>
-              <w:rPr>
-                <w:rFonts w:asciiTheme="minorHAnsi" w:eastAsia="Times New Roman" w:hAnsiTheme="minorHAnsi" w:cstheme="minorHAnsi"/>
-                <w:b/>
-                <w:lang w:eastAsia="id-ID"/>
-              </w:rPr>
-              <w:t>}</w:t>
+              <w:t>${terbilang_jumlah_bayar}</w:t>
             </w:r>
           </w:p>
         </w:tc>
@@ -7312,7 +5712,6 @@
                 <w:lang w:val="es-ES"/>
               </w:rPr>
             </w:pPr>
-            <w:proofErr w:type="spellStart"/>
             <w:r>
               <w:rPr>
                 <w:rFonts w:asciiTheme="minorHAnsi" w:hAnsiTheme="minorHAnsi" w:cstheme="minorHAnsi"/>
@@ -7321,62 +5720,23 @@
                 <w:color w:val="auto"/>
                 <w:lang w:val="es-ES"/>
               </w:rPr>
-              <w:t>Setuju</w:t>
-            </w:r>
-            <w:proofErr w:type="spellEnd"/>
-            <w:r>
-              <w:rPr>
-                <w:rFonts w:asciiTheme="minorHAnsi" w:hAnsiTheme="minorHAnsi" w:cstheme="minorHAnsi"/>
-                <w:i w:val="0"/>
-                <w:iCs w:val="0"/>
-                <w:color w:val="auto"/>
+              <w:t>Setuju Melaksanakan</w:t>
+            </w:r>
+          </w:p>
+          <w:p>
+            <w:pPr>
+              <w:jc w:val="center"/>
+              <w:rPr>
+                <w:rFonts w:asciiTheme="minorHAnsi" w:hAnsiTheme="minorHAnsi" w:cstheme="minorHAnsi"/>
                 <w:lang w:val="es-ES"/>
               </w:rPr>
-              <w:t xml:space="preserve"> </w:t>
-            </w:r>
-            <w:proofErr w:type="spellStart"/>
-            <w:r>
-              <w:rPr>
-                <w:rFonts w:asciiTheme="minorHAnsi" w:hAnsiTheme="minorHAnsi" w:cstheme="minorHAnsi"/>
-                <w:i w:val="0"/>
-                <w:iCs w:val="0"/>
-                <w:color w:val="auto"/>
+            </w:pPr>
+            <w:r>
+              <w:rPr>
+                <w:rFonts w:asciiTheme="minorHAnsi" w:hAnsiTheme="minorHAnsi" w:cstheme="minorHAnsi"/>
                 <w:lang w:val="es-ES"/>
               </w:rPr>
-              <w:t>Melaksanakan</w:t>
-            </w:r>
-            <w:proofErr w:type="spellEnd"/>
-          </w:p>
-          <w:p>
-            <w:pPr>
-              <w:jc w:val="center"/>
-              <w:rPr>
-                <w:rFonts w:asciiTheme="minorHAnsi" w:hAnsiTheme="minorHAnsi" w:cstheme="minorHAnsi"/>
-                <w:lang w:val="es-ES"/>
-              </w:rPr>
-            </w:pPr>
-            <w:r>
-              <w:rPr>
-                <w:rFonts w:asciiTheme="minorHAnsi" w:hAnsiTheme="minorHAnsi" w:cstheme="minorHAnsi"/>
-                <w:lang w:val="es-ES"/>
-              </w:rPr>
-              <w:t>${</w:t>
-            </w:r>
-            <w:proofErr w:type="spellStart"/>
-            <w:r>
-              <w:rPr>
-                <w:rFonts w:asciiTheme="minorHAnsi" w:hAnsiTheme="minorHAnsi" w:cstheme="minorHAnsi"/>
-                <w:lang w:val="es-ES"/>
-              </w:rPr>
-              <w:t>penyedia</w:t>
-            </w:r>
-            <w:proofErr w:type="spellEnd"/>
-            <w:r>
-              <w:rPr>
-                <w:rFonts w:asciiTheme="minorHAnsi" w:hAnsiTheme="minorHAnsi" w:cstheme="minorHAnsi"/>
-                <w:lang w:val="es-ES"/>
-              </w:rPr>
-              <w:t>}</w:t>
+              <w:t>${penyedia}</w:t>
             </w:r>
           </w:p>
           <w:p>
@@ -7848,23 +6208,7 @@
           <w:rFonts w:asciiTheme="minorHAnsi" w:hAnsiTheme="minorHAnsi" w:cstheme="minorHAnsi"/>
           <w:b/>
         </w:rPr>
-        <w:t>${</w:t>
-      </w:r>
-      <w:proofErr w:type="spellStart"/>
-      <w:r>
-        <w:rPr>
-          <w:rFonts w:asciiTheme="minorHAnsi" w:hAnsiTheme="minorHAnsi" w:cstheme="minorHAnsi"/>
-          <w:b/>
-        </w:rPr>
-        <w:t>terbilang_tgl_bast</w:t>
-      </w:r>
-      <w:proofErr w:type="spellEnd"/>
-      <w:r>
-        <w:rPr>
-          <w:rFonts w:asciiTheme="minorHAnsi" w:hAnsiTheme="minorHAnsi" w:cstheme="minorHAnsi"/>
-          <w:b/>
-        </w:rPr>
-        <w:t xml:space="preserve">}, </w:t>
+        <w:t xml:space="preserve">${terbilang_tgl_bast}, </w:t>
       </w:r>
       <w:r>
         <w:rPr>
@@ -7930,79 +6274,7 @@
           <w:sz w:val="20"/>
           <w:szCs w:val="20"/>
         </w:rPr>
-        <w:t xml:space="preserve"> </w:t>
-      </w:r>
-      <w:proofErr w:type="spellStart"/>
-      <w:r>
-        <w:rPr>
-          <w:rFonts w:cstheme="minorHAnsi"/>
-          <w:sz w:val="20"/>
-          <w:szCs w:val="20"/>
-        </w:rPr>
-        <w:t>Pejabat</w:t>
-      </w:r>
-      <w:proofErr w:type="spellEnd"/>
-      <w:r>
-        <w:rPr>
-          <w:rFonts w:cstheme="minorHAnsi"/>
-          <w:sz w:val="20"/>
-          <w:szCs w:val="20"/>
-        </w:rPr>
-        <w:t xml:space="preserve"> </w:t>
-      </w:r>
-      <w:proofErr w:type="spellStart"/>
-      <w:r>
-        <w:rPr>
-          <w:rFonts w:cstheme="minorHAnsi"/>
-          <w:sz w:val="20"/>
-          <w:szCs w:val="20"/>
-        </w:rPr>
-        <w:t>Pembuat</w:t>
-      </w:r>
-      <w:proofErr w:type="spellEnd"/>
-      <w:r>
-        <w:rPr>
-          <w:rFonts w:cstheme="minorHAnsi"/>
-          <w:sz w:val="20"/>
-          <w:szCs w:val="20"/>
-        </w:rPr>
-        <w:t xml:space="preserve"> </w:t>
-      </w:r>
-      <w:proofErr w:type="spellStart"/>
-      <w:r>
-        <w:rPr>
-          <w:rFonts w:cstheme="minorHAnsi"/>
-          <w:sz w:val="20"/>
-          <w:szCs w:val="20"/>
-        </w:rPr>
-        <w:t>Komitmen</w:t>
-      </w:r>
-      <w:proofErr w:type="spellEnd"/>
-      <w:r>
-        <w:rPr>
-          <w:rFonts w:cstheme="minorHAnsi"/>
-          <w:sz w:val="20"/>
-          <w:szCs w:val="20"/>
-        </w:rPr>
-        <w:t xml:space="preserve"> BPS </w:t>
-      </w:r>
-      <w:proofErr w:type="spellStart"/>
-      <w:r>
-        <w:rPr>
-          <w:rFonts w:cstheme="minorHAnsi"/>
-          <w:sz w:val="20"/>
-          <w:szCs w:val="20"/>
-        </w:rPr>
-        <w:t>Kabupaten</w:t>
-      </w:r>
-      <w:proofErr w:type="spellEnd"/>
-      <w:r>
-        <w:rPr>
-          <w:rFonts w:cstheme="minorHAnsi"/>
-          <w:sz w:val="20"/>
-          <w:szCs w:val="20"/>
-        </w:rPr>
-        <w:t xml:space="preserve"> Hulu Sungai Tengah</w:t>
+        <w:t xml:space="preserve"> Pejabat Pembuat Komitmen BPS Kabupaten Hulu Sungai Tengah</w:t>
       </w:r>
       <w:r>
         <w:rPr>
@@ -8133,17 +6405,8 @@
           <w:rFonts w:asciiTheme="minorHAnsi" w:hAnsiTheme="minorHAnsi" w:cstheme="minorHAnsi"/>
           <w:b/>
         </w:rPr>
-        <w:t xml:space="preserve">MENYATAKAN </w:t>
+        <w:t>MENYATAKAN BAHWA :</w:t>
       </w:r>
-      <w:proofErr w:type="gramStart"/>
-      <w:r>
-        <w:rPr>
-          <w:rFonts w:asciiTheme="minorHAnsi" w:hAnsiTheme="minorHAnsi" w:cstheme="minorHAnsi"/>
-          <w:b/>
-        </w:rPr>
-        <w:t>BAHWA :</w:t>
-      </w:r>
-      <w:proofErr w:type="gramEnd"/>
     </w:p>
     <w:p>
       <w:pPr>
@@ -8173,232 +6436,53 @@
         <w:rPr>
           <w:rFonts w:asciiTheme="minorHAnsi" w:hAnsiTheme="minorHAnsi" w:cstheme="minorHAnsi"/>
         </w:rPr>
-        <w:t xml:space="preserve"> </w:t>
+        <w:t xml:space="preserve"> menyerahkan barang/hasil pekerjaan</w:t>
       </w:r>
-      <w:proofErr w:type="spellStart"/>
       <w:r>
         <w:rPr>
           <w:rFonts w:asciiTheme="minorHAnsi" w:hAnsiTheme="minorHAnsi" w:cstheme="minorHAnsi"/>
-        </w:rPr>
-        <w:t>menyerahkan</w:t>
-      </w:r>
-      <w:proofErr w:type="spellEnd"/>
-      <w:r>
-        <w:rPr>
-          <w:rFonts w:asciiTheme="minorHAnsi" w:hAnsiTheme="minorHAnsi" w:cstheme="minorHAnsi"/>
-        </w:rPr>
-        <w:t xml:space="preserve"> </w:t>
-      </w:r>
-      <w:proofErr w:type="spellStart"/>
-      <w:r>
-        <w:rPr>
-          <w:rFonts w:asciiTheme="minorHAnsi" w:hAnsiTheme="minorHAnsi" w:cstheme="minorHAnsi"/>
-        </w:rPr>
-        <w:t>barang</w:t>
-      </w:r>
-      <w:proofErr w:type="spellEnd"/>
-      <w:r>
-        <w:rPr>
-          <w:rFonts w:asciiTheme="minorHAnsi" w:hAnsiTheme="minorHAnsi" w:cstheme="minorHAnsi"/>
-        </w:rPr>
-        <w:t>/</w:t>
-      </w:r>
-      <w:proofErr w:type="spellStart"/>
-      <w:r>
-        <w:rPr>
-          <w:rFonts w:asciiTheme="minorHAnsi" w:hAnsiTheme="minorHAnsi" w:cstheme="minorHAnsi"/>
-        </w:rPr>
-        <w:t>hasil</w:t>
-      </w:r>
-      <w:proofErr w:type="spellEnd"/>
-      <w:r>
-        <w:rPr>
-          <w:rFonts w:asciiTheme="minorHAnsi" w:hAnsiTheme="minorHAnsi" w:cstheme="minorHAnsi"/>
-        </w:rPr>
-        <w:t xml:space="preserve"> </w:t>
-      </w:r>
-      <w:proofErr w:type="spellStart"/>
-      <w:r>
-        <w:rPr>
-          <w:rFonts w:asciiTheme="minorHAnsi" w:hAnsiTheme="minorHAnsi" w:cstheme="minorHAnsi"/>
-        </w:rPr>
-        <w:t>pekerjaan</w:t>
-      </w:r>
-      <w:proofErr w:type="spellEnd"/>
-      <w:r>
-        <w:rPr>
-          <w:rFonts w:asciiTheme="minorHAnsi" w:hAnsiTheme="minorHAnsi" w:cstheme="minorHAnsi"/>
           <w:lang w:val="fi-FI"/>
-        </w:rPr>
-        <w:t xml:space="preserve"> </w:t>
-      </w:r>
-      <w:proofErr w:type="spellStart"/>
-      <w:r>
-        <w:rPr>
-          <w:rFonts w:asciiTheme="minorHAnsi" w:hAnsiTheme="minorHAnsi" w:cstheme="minorHAnsi"/>
-        </w:rPr>
-        <w:t>sesuai</w:t>
-      </w:r>
-      <w:proofErr w:type="spellEnd"/>
-      <w:r>
-        <w:rPr>
-          <w:rFonts w:asciiTheme="minorHAnsi" w:hAnsiTheme="minorHAnsi" w:cstheme="minorHAnsi"/>
         </w:rPr>
         <w:t xml:space="preserve"> </w:t>
       </w:r>
       <w:r>
         <w:rPr>
           <w:rFonts w:asciiTheme="minorHAnsi" w:hAnsiTheme="minorHAnsi" w:cstheme="minorHAnsi"/>
-          <w:bCs/>
-        </w:rPr>
-        <w:t xml:space="preserve">Surat </w:t>
-      </w:r>
-      <w:proofErr w:type="spellStart"/>
-      <w:r>
-        <w:rPr>
-          <w:rFonts w:asciiTheme="minorHAnsi" w:hAnsiTheme="minorHAnsi" w:cstheme="minorHAnsi"/>
-          <w:bCs/>
-        </w:rPr>
-        <w:t>Permintaan</w:t>
-      </w:r>
-      <w:proofErr w:type="spellEnd"/>
-      <w:r>
-        <w:rPr>
-          <w:rFonts w:asciiTheme="minorHAnsi" w:hAnsiTheme="minorHAnsi" w:cstheme="minorHAnsi"/>
-          <w:bCs/>
-        </w:rPr>
-        <w:t xml:space="preserve"> </w:t>
-      </w:r>
-      <w:proofErr w:type="spellStart"/>
-      <w:r>
-        <w:rPr>
-          <w:rFonts w:asciiTheme="minorHAnsi" w:hAnsiTheme="minorHAnsi" w:cstheme="minorHAnsi"/>
-          <w:bCs/>
-        </w:rPr>
-        <w:t>Nomor</w:t>
-      </w:r>
-      <w:proofErr w:type="spellEnd"/>
-      <w:r>
-        <w:rPr>
-          <w:rFonts w:asciiTheme="minorHAnsi" w:hAnsiTheme="minorHAnsi" w:cstheme="minorHAnsi"/>
-          <w:bCs/>
-        </w:rPr>
-        <w:t xml:space="preserve">: </w:t>
+        </w:rPr>
+        <w:t xml:space="preserve">sesuai </w:t>
       </w:r>
       <w:r>
         <w:rPr>
           <w:rFonts w:asciiTheme="minorHAnsi" w:hAnsiTheme="minorHAnsi" w:cstheme="minorHAnsi"/>
-        </w:rPr>
-        <w:t>${</w:t>
-      </w:r>
-      <w:proofErr w:type="spellStart"/>
-      <w:r>
-        <w:rPr>
-          <w:rFonts w:asciiTheme="minorHAnsi" w:hAnsiTheme="minorHAnsi" w:cstheme="minorHAnsi"/>
-        </w:rPr>
-        <w:t>no_sp</w:t>
-      </w:r>
-      <w:proofErr w:type="spellEnd"/>
-      <w:r>
-        <w:rPr>
-          <w:rFonts w:asciiTheme="minorHAnsi" w:hAnsiTheme="minorHAnsi" w:cstheme="minorHAnsi"/>
-        </w:rPr>
-        <w:t xml:space="preserve">} </w:t>
-      </w:r>
-      <w:proofErr w:type="spellStart"/>
-      <w:r>
-        <w:rPr>
-          <w:rFonts w:asciiTheme="minorHAnsi" w:hAnsiTheme="minorHAnsi" w:cstheme="minorHAnsi"/>
-          <w:spacing w:val="-3"/>
-        </w:rPr>
-        <w:t>tanggal</w:t>
-      </w:r>
-      <w:proofErr w:type="spellEnd"/>
-      <w:r>
-        <w:rPr>
-          <w:rFonts w:asciiTheme="minorHAnsi" w:hAnsiTheme="minorHAnsi" w:cstheme="minorHAnsi"/>
-          <w:spacing w:val="-3"/>
-        </w:rPr>
-        <w:t xml:space="preserve"> </w:t>
+          <w:bCs/>
+        </w:rPr>
+        <w:t xml:space="preserve">Surat Permintaan Nomor: </w:t>
       </w:r>
       <w:r>
         <w:rPr>
           <w:rFonts w:asciiTheme="minorHAnsi" w:hAnsiTheme="minorHAnsi" w:cstheme="minorHAnsi"/>
+        </w:rPr>
+        <w:t xml:space="preserve">${no_sp} </w:t>
+      </w:r>
+      <w:r>
+        <w:rPr>
+          <w:rFonts w:asciiTheme="minorHAnsi" w:hAnsiTheme="minorHAnsi" w:cstheme="minorHAnsi"/>
           <w:spacing w:val="-3"/>
         </w:rPr>
-        <w:t>${</w:t>
+        <w:t xml:space="preserve">tanggal </w:t>
       </w:r>
-      <w:proofErr w:type="spellStart"/>
       <w:r>
         <w:rPr>
           <w:rFonts w:asciiTheme="minorHAnsi" w:hAnsiTheme="minorHAnsi" w:cstheme="minorHAnsi"/>
           <w:spacing w:val="-3"/>
         </w:rPr>
-        <w:t>tgl_sp</w:t>
+        <w:t xml:space="preserve">${tgl_sp} </w:t>
       </w:r>
-      <w:proofErr w:type="spellEnd"/>
       <w:r>
         <w:rPr>
           <w:rFonts w:asciiTheme="minorHAnsi" w:hAnsiTheme="minorHAnsi" w:cstheme="minorHAnsi"/>
-          <w:spacing w:val="-3"/>
-        </w:rPr>
-        <w:t xml:space="preserve">} </w:t>
-      </w:r>
-      <w:proofErr w:type="spellStart"/>
-      <w:r>
-        <w:rPr>
-          <w:rFonts w:asciiTheme="minorHAnsi" w:hAnsiTheme="minorHAnsi" w:cstheme="minorHAnsi"/>
-        </w:rPr>
-        <w:t>dengan</w:t>
-      </w:r>
-      <w:proofErr w:type="spellEnd"/>
-      <w:r>
-        <w:rPr>
-          <w:rFonts w:asciiTheme="minorHAnsi" w:hAnsiTheme="minorHAnsi" w:cstheme="minorHAnsi"/>
-        </w:rPr>
-        <w:t xml:space="preserve"> </w:t>
-      </w:r>
-      <w:proofErr w:type="spellStart"/>
-      <w:r>
-        <w:rPr>
-          <w:rFonts w:asciiTheme="minorHAnsi" w:hAnsiTheme="minorHAnsi" w:cstheme="minorHAnsi"/>
-        </w:rPr>
-        <w:t>rincian</w:t>
-      </w:r>
-      <w:proofErr w:type="spellEnd"/>
-      <w:r>
-        <w:rPr>
-          <w:rFonts w:asciiTheme="minorHAnsi" w:hAnsiTheme="minorHAnsi" w:cstheme="minorHAnsi"/>
-        </w:rPr>
-        <w:t xml:space="preserve"> </w:t>
-      </w:r>
-      <w:proofErr w:type="spellStart"/>
-      <w:r>
-        <w:rPr>
-          <w:rFonts w:asciiTheme="minorHAnsi" w:hAnsiTheme="minorHAnsi" w:cstheme="minorHAnsi"/>
-        </w:rPr>
-        <w:t>sebagaimana</w:t>
-      </w:r>
-      <w:proofErr w:type="spellEnd"/>
-      <w:r>
-        <w:rPr>
-          <w:rFonts w:asciiTheme="minorHAnsi" w:hAnsiTheme="minorHAnsi" w:cstheme="minorHAnsi"/>
-        </w:rPr>
-        <w:t xml:space="preserve"> </w:t>
-      </w:r>
-      <w:proofErr w:type="spellStart"/>
-      <w:r>
-        <w:rPr>
-          <w:rFonts w:asciiTheme="minorHAnsi" w:hAnsiTheme="minorHAnsi" w:cstheme="minorHAnsi"/>
-        </w:rPr>
-        <w:t>terlampir</w:t>
-      </w:r>
-      <w:proofErr w:type="spellEnd"/>
-      <w:r>
-        <w:rPr>
-          <w:rFonts w:asciiTheme="minorHAnsi" w:hAnsiTheme="minorHAnsi" w:cstheme="minorHAnsi"/>
-        </w:rPr>
-        <w:t xml:space="preserve">. </w:t>
+        </w:rPr>
+        <w:t xml:space="preserve">dengan rincian sebagaimana terlampir. </w:t>
       </w:r>
     </w:p>
     <w:p>
@@ -8422,128 +6506,8 @@
         <w:rPr>
           <w:rFonts w:asciiTheme="minorHAnsi" w:hAnsiTheme="minorHAnsi" w:cstheme="minorHAnsi"/>
         </w:rPr>
-        <w:t xml:space="preserve">PIHAK PERTAMA </w:t>
+        <w:t>PIHAK PERTAMA menyatakan telah menerima dengan baik dan lengkap barang/hasil pekerjaan</w:t>
       </w:r>
-      <w:proofErr w:type="spellStart"/>
-      <w:r>
-        <w:rPr>
-          <w:rFonts w:asciiTheme="minorHAnsi" w:hAnsiTheme="minorHAnsi" w:cstheme="minorHAnsi"/>
-        </w:rPr>
-        <w:t>menyatakan</w:t>
-      </w:r>
-      <w:proofErr w:type="spellEnd"/>
-      <w:r>
-        <w:rPr>
-          <w:rFonts w:asciiTheme="minorHAnsi" w:hAnsiTheme="minorHAnsi" w:cstheme="minorHAnsi"/>
-        </w:rPr>
-        <w:t xml:space="preserve"> </w:t>
-      </w:r>
-      <w:proofErr w:type="spellStart"/>
-      <w:r>
-        <w:rPr>
-          <w:rFonts w:asciiTheme="minorHAnsi" w:hAnsiTheme="minorHAnsi" w:cstheme="minorHAnsi"/>
-        </w:rPr>
-        <w:t>telah</w:t>
-      </w:r>
-      <w:proofErr w:type="spellEnd"/>
-      <w:r>
-        <w:rPr>
-          <w:rFonts w:asciiTheme="minorHAnsi" w:hAnsiTheme="minorHAnsi" w:cstheme="minorHAnsi"/>
-        </w:rPr>
-        <w:t xml:space="preserve"> </w:t>
-      </w:r>
-      <w:proofErr w:type="spellStart"/>
-      <w:r>
-        <w:rPr>
-          <w:rFonts w:asciiTheme="minorHAnsi" w:hAnsiTheme="minorHAnsi" w:cstheme="minorHAnsi"/>
-        </w:rPr>
-        <w:t>menerima</w:t>
-      </w:r>
-      <w:proofErr w:type="spellEnd"/>
-      <w:r>
-        <w:rPr>
-          <w:rFonts w:asciiTheme="minorHAnsi" w:hAnsiTheme="minorHAnsi" w:cstheme="minorHAnsi"/>
-        </w:rPr>
-        <w:t xml:space="preserve"> </w:t>
-      </w:r>
-      <w:proofErr w:type="spellStart"/>
-      <w:r>
-        <w:rPr>
-          <w:rFonts w:asciiTheme="minorHAnsi" w:hAnsiTheme="minorHAnsi" w:cstheme="minorHAnsi"/>
-        </w:rPr>
-        <w:t>dengan</w:t>
-      </w:r>
-      <w:proofErr w:type="spellEnd"/>
-      <w:r>
-        <w:rPr>
-          <w:rFonts w:asciiTheme="minorHAnsi" w:hAnsiTheme="minorHAnsi" w:cstheme="minorHAnsi"/>
-        </w:rPr>
-        <w:t xml:space="preserve"> </w:t>
-      </w:r>
-      <w:proofErr w:type="spellStart"/>
-      <w:r>
-        <w:rPr>
-          <w:rFonts w:asciiTheme="minorHAnsi" w:hAnsiTheme="minorHAnsi" w:cstheme="minorHAnsi"/>
-        </w:rPr>
-        <w:t>baik</w:t>
-      </w:r>
-      <w:proofErr w:type="spellEnd"/>
-      <w:r>
-        <w:rPr>
-          <w:rFonts w:asciiTheme="minorHAnsi" w:hAnsiTheme="minorHAnsi" w:cstheme="minorHAnsi"/>
-        </w:rPr>
-        <w:t xml:space="preserve"> dan </w:t>
-      </w:r>
-      <w:proofErr w:type="spellStart"/>
-      <w:r>
-        <w:rPr>
-          <w:rFonts w:asciiTheme="minorHAnsi" w:hAnsiTheme="minorHAnsi" w:cstheme="minorHAnsi"/>
-        </w:rPr>
-        <w:t>lengkap</w:t>
-      </w:r>
-      <w:proofErr w:type="spellEnd"/>
-      <w:r>
-        <w:rPr>
-          <w:rFonts w:asciiTheme="minorHAnsi" w:hAnsiTheme="minorHAnsi" w:cstheme="minorHAnsi"/>
-        </w:rPr>
-        <w:t xml:space="preserve"> </w:t>
-      </w:r>
-      <w:proofErr w:type="spellStart"/>
-      <w:r>
-        <w:rPr>
-          <w:rFonts w:asciiTheme="minorHAnsi" w:hAnsiTheme="minorHAnsi" w:cstheme="minorHAnsi"/>
-        </w:rPr>
-        <w:t>barang</w:t>
-      </w:r>
-      <w:proofErr w:type="spellEnd"/>
-      <w:r>
-        <w:rPr>
-          <w:rFonts w:asciiTheme="minorHAnsi" w:hAnsiTheme="minorHAnsi" w:cstheme="minorHAnsi"/>
-        </w:rPr>
-        <w:t>/</w:t>
-      </w:r>
-      <w:proofErr w:type="spellStart"/>
-      <w:r>
-        <w:rPr>
-          <w:rFonts w:asciiTheme="minorHAnsi" w:hAnsiTheme="minorHAnsi" w:cstheme="minorHAnsi"/>
-        </w:rPr>
-        <w:t>hasil</w:t>
-      </w:r>
-      <w:proofErr w:type="spellEnd"/>
-      <w:r>
-        <w:rPr>
-          <w:rFonts w:asciiTheme="minorHAnsi" w:hAnsiTheme="minorHAnsi" w:cstheme="minorHAnsi"/>
-        </w:rPr>
-        <w:t xml:space="preserve"> </w:t>
-      </w:r>
-      <w:proofErr w:type="spellStart"/>
-      <w:r>
-        <w:rPr>
-          <w:rFonts w:asciiTheme="minorHAnsi" w:hAnsiTheme="minorHAnsi" w:cstheme="minorHAnsi"/>
-        </w:rPr>
-        <w:t>pekerjaan</w:t>
-      </w:r>
-      <w:proofErr w:type="spellEnd"/>
       <w:r>
         <w:rPr>
           <w:rFonts w:asciiTheme="minorHAnsi" w:hAnsiTheme="minorHAnsi" w:cstheme="minorHAnsi"/>
@@ -8568,16 +6532,8 @@
         <w:rPr>
           <w:rFonts w:asciiTheme="minorHAnsi" w:hAnsiTheme="minorHAnsi" w:cstheme="minorHAnsi"/>
         </w:rPr>
-        <w:t xml:space="preserve"> </w:t>
+        <w:t xml:space="preserve"> dari</w:t>
       </w:r>
-      <w:proofErr w:type="spellStart"/>
-      <w:r>
-        <w:rPr>
-          <w:rFonts w:asciiTheme="minorHAnsi" w:hAnsiTheme="minorHAnsi" w:cstheme="minorHAnsi"/>
-        </w:rPr>
-        <w:t>dari</w:t>
-      </w:r>
-      <w:proofErr w:type="spellEnd"/>
       <w:r>
         <w:rPr>
           <w:rFonts w:asciiTheme="minorHAnsi" w:hAnsiTheme="minorHAnsi" w:cstheme="minorHAnsi"/>
@@ -8609,61 +6565,11 @@
           <w:rFonts w:asciiTheme="minorHAnsi" w:hAnsiTheme="minorHAnsi" w:cstheme="minorHAnsi"/>
         </w:rPr>
       </w:pPr>
-      <w:proofErr w:type="spellStart"/>
       <w:r>
         <w:rPr>
           <w:rFonts w:asciiTheme="minorHAnsi" w:hAnsiTheme="minorHAnsi" w:cstheme="minorHAnsi"/>
         </w:rPr>
-        <w:t>Demikian</w:t>
-      </w:r>
-      <w:proofErr w:type="spellEnd"/>
-      <w:r>
-        <w:rPr>
-          <w:rFonts w:asciiTheme="minorHAnsi" w:hAnsiTheme="minorHAnsi" w:cstheme="minorHAnsi"/>
-        </w:rPr>
-        <w:t xml:space="preserve"> </w:t>
-      </w:r>
-      <w:proofErr w:type="spellStart"/>
-      <w:r>
-        <w:rPr>
-          <w:rFonts w:asciiTheme="minorHAnsi" w:hAnsiTheme="minorHAnsi" w:cstheme="minorHAnsi"/>
-        </w:rPr>
-        <w:t>Berita</w:t>
-      </w:r>
-      <w:proofErr w:type="spellEnd"/>
-      <w:r>
-        <w:rPr>
-          <w:rFonts w:asciiTheme="minorHAnsi" w:hAnsiTheme="minorHAnsi" w:cstheme="minorHAnsi"/>
-        </w:rPr>
-        <w:t xml:space="preserve"> Acara </w:t>
-      </w:r>
-      <w:proofErr w:type="spellStart"/>
-      <w:r>
-        <w:rPr>
-          <w:rFonts w:asciiTheme="minorHAnsi" w:hAnsiTheme="minorHAnsi" w:cstheme="minorHAnsi"/>
-        </w:rPr>
-        <w:t>Serah</w:t>
-      </w:r>
-      <w:proofErr w:type="spellEnd"/>
-      <w:r>
-        <w:rPr>
-          <w:rFonts w:asciiTheme="minorHAnsi" w:hAnsiTheme="minorHAnsi" w:cstheme="minorHAnsi"/>
-        </w:rPr>
-        <w:t xml:space="preserve"> </w:t>
-      </w:r>
-      <w:proofErr w:type="spellStart"/>
-      <w:r>
-        <w:rPr>
-          <w:rFonts w:asciiTheme="minorHAnsi" w:hAnsiTheme="minorHAnsi" w:cstheme="minorHAnsi"/>
-        </w:rPr>
-        <w:t>Terima</w:t>
-      </w:r>
-      <w:proofErr w:type="spellEnd"/>
-      <w:r>
-        <w:rPr>
-          <w:rFonts w:asciiTheme="minorHAnsi" w:hAnsiTheme="minorHAnsi" w:cstheme="minorHAnsi"/>
-        </w:rPr>
-        <w:t xml:space="preserve"> </w:t>
+        <w:t xml:space="preserve">Demikian Berita Acara Serah Terima </w:t>
       </w:r>
       <w:r>
         <w:rPr>
@@ -8672,147 +6578,11 @@
         </w:rPr>
         <w:t xml:space="preserve">Hasil Pekerjaan </w:t>
       </w:r>
-      <w:proofErr w:type="spellStart"/>
       <w:r>
         <w:rPr>
           <w:rFonts w:asciiTheme="minorHAnsi" w:hAnsiTheme="minorHAnsi" w:cstheme="minorHAnsi"/>
         </w:rPr>
-        <w:t>ini</w:t>
-      </w:r>
-      <w:proofErr w:type="spellEnd"/>
-      <w:r>
-        <w:rPr>
-          <w:rFonts w:asciiTheme="minorHAnsi" w:hAnsiTheme="minorHAnsi" w:cstheme="minorHAnsi"/>
-        </w:rPr>
-        <w:t xml:space="preserve"> </w:t>
-      </w:r>
-      <w:proofErr w:type="spellStart"/>
-      <w:r>
-        <w:rPr>
-          <w:rFonts w:asciiTheme="minorHAnsi" w:hAnsiTheme="minorHAnsi" w:cstheme="minorHAnsi"/>
-        </w:rPr>
-        <w:t>dibuat</w:t>
-      </w:r>
-      <w:proofErr w:type="spellEnd"/>
-      <w:r>
-        <w:rPr>
-          <w:rFonts w:asciiTheme="minorHAnsi" w:hAnsiTheme="minorHAnsi" w:cstheme="minorHAnsi"/>
-        </w:rPr>
-        <w:t xml:space="preserve"> </w:t>
-      </w:r>
-      <w:proofErr w:type="spellStart"/>
-      <w:r>
-        <w:rPr>
-          <w:rFonts w:asciiTheme="minorHAnsi" w:hAnsiTheme="minorHAnsi" w:cstheme="minorHAnsi"/>
-        </w:rPr>
-        <w:t>dengan</w:t>
-      </w:r>
-      <w:proofErr w:type="spellEnd"/>
-      <w:r>
-        <w:rPr>
-          <w:rFonts w:asciiTheme="minorHAnsi" w:hAnsiTheme="minorHAnsi" w:cstheme="minorHAnsi"/>
-        </w:rPr>
-        <w:t xml:space="preserve"> </w:t>
-      </w:r>
-      <w:proofErr w:type="spellStart"/>
-      <w:r>
-        <w:rPr>
-          <w:rFonts w:asciiTheme="minorHAnsi" w:hAnsiTheme="minorHAnsi" w:cstheme="minorHAnsi"/>
-        </w:rPr>
-        <w:t>rangkap</w:t>
-      </w:r>
-      <w:proofErr w:type="spellEnd"/>
-      <w:r>
-        <w:rPr>
-          <w:rFonts w:asciiTheme="minorHAnsi" w:hAnsiTheme="minorHAnsi" w:cstheme="minorHAnsi"/>
-        </w:rPr>
-        <w:t xml:space="preserve"> yang </w:t>
-      </w:r>
-      <w:proofErr w:type="spellStart"/>
-      <w:r>
-        <w:rPr>
-          <w:rFonts w:asciiTheme="minorHAnsi" w:hAnsiTheme="minorHAnsi" w:cstheme="minorHAnsi"/>
-        </w:rPr>
-        <w:t>cukup</w:t>
-      </w:r>
-      <w:proofErr w:type="spellEnd"/>
-      <w:r>
-        <w:rPr>
-          <w:rFonts w:asciiTheme="minorHAnsi" w:hAnsiTheme="minorHAnsi" w:cstheme="minorHAnsi"/>
-        </w:rPr>
-        <w:t xml:space="preserve"> </w:t>
-      </w:r>
-      <w:proofErr w:type="spellStart"/>
-      <w:r>
-        <w:rPr>
-          <w:rFonts w:asciiTheme="minorHAnsi" w:hAnsiTheme="minorHAnsi" w:cstheme="minorHAnsi"/>
-        </w:rPr>
-        <w:t>untuk</w:t>
-      </w:r>
-      <w:proofErr w:type="spellEnd"/>
-      <w:r>
-        <w:rPr>
-          <w:rFonts w:asciiTheme="minorHAnsi" w:hAnsiTheme="minorHAnsi" w:cstheme="minorHAnsi"/>
-        </w:rPr>
-        <w:t xml:space="preserve"> </w:t>
-      </w:r>
-      <w:proofErr w:type="spellStart"/>
-      <w:proofErr w:type="gramStart"/>
-      <w:r>
-        <w:rPr>
-          <w:rFonts w:asciiTheme="minorHAnsi" w:hAnsiTheme="minorHAnsi" w:cstheme="minorHAnsi"/>
-        </w:rPr>
-        <w:t>dapat</w:t>
-      </w:r>
-      <w:proofErr w:type="spellEnd"/>
-      <w:r>
-        <w:rPr>
-          <w:rFonts w:asciiTheme="minorHAnsi" w:hAnsiTheme="minorHAnsi" w:cstheme="minorHAnsi"/>
-        </w:rPr>
-        <w:t xml:space="preserve">  </w:t>
-      </w:r>
-      <w:proofErr w:type="spellStart"/>
-      <w:r>
-        <w:rPr>
-          <w:rFonts w:asciiTheme="minorHAnsi" w:hAnsiTheme="minorHAnsi" w:cstheme="minorHAnsi"/>
-        </w:rPr>
-        <w:t>digunakan</w:t>
-      </w:r>
-      <w:proofErr w:type="spellEnd"/>
-      <w:proofErr w:type="gramEnd"/>
-      <w:r>
-        <w:rPr>
-          <w:rFonts w:asciiTheme="minorHAnsi" w:hAnsiTheme="minorHAnsi" w:cstheme="minorHAnsi"/>
-        </w:rPr>
-        <w:t xml:space="preserve"> </w:t>
-      </w:r>
-      <w:proofErr w:type="spellStart"/>
-      <w:r>
-        <w:rPr>
-          <w:rFonts w:asciiTheme="minorHAnsi" w:hAnsiTheme="minorHAnsi" w:cstheme="minorHAnsi"/>
-        </w:rPr>
-        <w:t>sebagaimana</w:t>
-      </w:r>
-      <w:proofErr w:type="spellEnd"/>
-      <w:r>
-        <w:rPr>
-          <w:rFonts w:asciiTheme="minorHAnsi" w:hAnsiTheme="minorHAnsi" w:cstheme="minorHAnsi"/>
-        </w:rPr>
-        <w:t xml:space="preserve"> </w:t>
-      </w:r>
-      <w:proofErr w:type="spellStart"/>
-      <w:r>
-        <w:rPr>
-          <w:rFonts w:asciiTheme="minorHAnsi" w:hAnsiTheme="minorHAnsi" w:cstheme="minorHAnsi"/>
-        </w:rPr>
-        <w:t>mestinya</w:t>
-      </w:r>
-      <w:proofErr w:type="spellEnd"/>
-      <w:r>
-        <w:rPr>
-          <w:rFonts w:asciiTheme="minorHAnsi" w:hAnsiTheme="minorHAnsi" w:cstheme="minorHAnsi"/>
-        </w:rPr>
-        <w:t>.</w:t>
+        <w:t>ini dibuat dengan rangkap yang cukup untuk dapat  digunakan sebagaimana mestinya.</w:t>
       </w:r>
     </w:p>
     <w:p>
@@ -8920,23 +6690,7 @@
                 <w:rFonts w:asciiTheme="minorHAnsi" w:hAnsiTheme="minorHAnsi" w:cstheme="minorHAnsi"/>
                 <w:bCs/>
               </w:rPr>
-              <w:t>${</w:t>
-            </w:r>
-            <w:proofErr w:type="spellStart"/>
-            <w:r>
-              <w:rPr>
-                <w:rFonts w:asciiTheme="minorHAnsi" w:hAnsiTheme="minorHAnsi" w:cstheme="minorHAnsi"/>
-                <w:bCs/>
-              </w:rPr>
-              <w:t>penyedia</w:t>
-            </w:r>
-            <w:proofErr w:type="spellEnd"/>
-            <w:r>
-              <w:rPr>
-                <w:rFonts w:asciiTheme="minorHAnsi" w:hAnsiTheme="minorHAnsi" w:cstheme="minorHAnsi"/>
-                <w:bCs/>
-              </w:rPr>
-              <w:t>}</w:t>
+              <w:t>${penyedia}</w:t>
             </w:r>
           </w:p>
           <w:p>
@@ -9318,14 +7072,12 @@
                 <w:rFonts w:asciiTheme="minorHAnsi" w:eastAsia="Times New Roman" w:hAnsiTheme="minorHAnsi" w:cstheme="minorHAnsi"/>
               </w:rPr>
             </w:pPr>
-            <w:proofErr w:type="spellStart"/>
             <w:r>
               <w:rPr>
                 <w:rFonts w:asciiTheme="minorHAnsi" w:eastAsia="Times New Roman" w:hAnsiTheme="minorHAnsi" w:cstheme="minorHAnsi"/>
               </w:rPr>
               <w:t>Nomor</w:t>
             </w:r>
-            <w:proofErr w:type="spellEnd"/>
           </w:p>
         </w:tc>
         <w:tc>
@@ -9393,14 +7145,12 @@
                 <w:rFonts w:asciiTheme="minorHAnsi" w:eastAsia="Times New Roman" w:hAnsiTheme="minorHAnsi" w:cstheme="minorHAnsi"/>
               </w:rPr>
             </w:pPr>
-            <w:proofErr w:type="spellStart"/>
             <w:r>
               <w:rPr>
                 <w:rFonts w:asciiTheme="minorHAnsi" w:eastAsia="Times New Roman" w:hAnsiTheme="minorHAnsi" w:cstheme="minorHAnsi"/>
               </w:rPr>
               <w:t>Tanggal</w:t>
             </w:r>
-            <w:proofErr w:type="spellEnd"/>
           </w:p>
         </w:tc>
         <w:tc>
@@ -9435,21 +7185,7 @@
               <w:rPr>
                 <w:rFonts w:asciiTheme="minorHAnsi" w:eastAsia="Times New Roman" w:hAnsiTheme="minorHAnsi" w:cstheme="minorHAnsi"/>
               </w:rPr>
-              <w:t>${</w:t>
-            </w:r>
-            <w:proofErr w:type="spellStart"/>
-            <w:r>
-              <w:rPr>
-                <w:rFonts w:asciiTheme="minorHAnsi" w:eastAsia="Times New Roman" w:hAnsiTheme="minorHAnsi" w:cstheme="minorHAnsi"/>
-              </w:rPr>
-              <w:t>akhir</w:t>
-            </w:r>
-            <w:proofErr w:type="spellEnd"/>
-            <w:r>
-              <w:rPr>
-                <w:rFonts w:asciiTheme="minorHAnsi" w:eastAsia="Times New Roman" w:hAnsiTheme="minorHAnsi" w:cstheme="minorHAnsi"/>
-              </w:rPr>
-              <w:t>}</w:t>
+              <w:t>${akhir}</w:t>
             </w:r>
           </w:p>
         </w:tc>
@@ -9583,7 +7319,6 @@
                 <w:lang w:eastAsia="id-ID"/>
               </w:rPr>
             </w:pPr>
-            <w:proofErr w:type="spellStart"/>
             <w:r>
               <w:rPr>
                 <w:rFonts w:asciiTheme="minorHAnsi" w:eastAsia="Times New Roman" w:hAnsiTheme="minorHAnsi" w:cstheme="minorHAnsi"/>
@@ -9593,7 +7328,6 @@
               </w:rPr>
               <w:t>Uraian</w:t>
             </w:r>
-            <w:proofErr w:type="spellEnd"/>
           </w:p>
         </w:tc>
         <w:tc>
@@ -9617,7 +7351,6 @@
                 <w:lang w:eastAsia="id-ID"/>
               </w:rPr>
             </w:pPr>
-            <w:proofErr w:type="spellStart"/>
             <w:r>
               <w:rPr>
                 <w:rFonts w:asciiTheme="minorHAnsi" w:eastAsia="Times New Roman" w:hAnsiTheme="minorHAnsi" w:cstheme="minorHAnsi"/>
@@ -9627,7 +7360,6 @@
               </w:rPr>
               <w:t>Spesifikasi</w:t>
             </w:r>
-            <w:proofErr w:type="spellEnd"/>
           </w:p>
         </w:tc>
         <w:tc>
@@ -9695,27 +7427,7 @@
                 <w:bCs/>
                 <w:lang w:eastAsia="id-ID"/>
               </w:rPr>
-              <w:t xml:space="preserve">Harga </w:t>
-            </w:r>
-            <w:proofErr w:type="spellStart"/>
-            <w:r>
-              <w:rPr>
-                <w:rFonts w:asciiTheme="minorHAnsi" w:eastAsia="Times New Roman" w:hAnsiTheme="minorHAnsi" w:cstheme="minorHAnsi"/>
-                <w:b/>
-                <w:bCs/>
-                <w:lang w:eastAsia="id-ID"/>
-              </w:rPr>
-              <w:t>Satuan</w:t>
-            </w:r>
-            <w:proofErr w:type="spellEnd"/>
-            <w:r>
-              <w:rPr>
-                <w:rFonts w:asciiTheme="minorHAnsi" w:eastAsia="Times New Roman" w:hAnsiTheme="minorHAnsi" w:cstheme="minorHAnsi"/>
-                <w:b/>
-                <w:bCs/>
-                <w:lang w:eastAsia="id-ID"/>
-              </w:rPr>
-              <w:t xml:space="preserve"> (Rp)</w:t>
+              <w:t>Harga Satuan (Rp)</w:t>
             </w:r>
           </w:p>
         </w:tc>
@@ -9743,8 +7455,6 @@
                 <w:lang w:eastAsia="id-ID"/>
               </w:rPr>
             </w:pPr>
-            <w:proofErr w:type="spellStart"/>
-            <w:proofErr w:type="gramStart"/>
             <w:r>
               <w:rPr>
                 <w:rFonts w:asciiTheme="minorHAnsi" w:eastAsia="Times New Roman" w:hAnsiTheme="minorHAnsi" w:cstheme="minorHAnsi"/>
@@ -9752,27 +7462,7 @@
                 <w:bCs/>
                 <w:lang w:eastAsia="id-ID"/>
               </w:rPr>
-              <w:t>Jumlah</w:t>
-            </w:r>
-            <w:proofErr w:type="spellEnd"/>
-            <w:r>
-              <w:rPr>
-                <w:rFonts w:asciiTheme="minorHAnsi" w:eastAsia="Times New Roman" w:hAnsiTheme="minorHAnsi" w:cstheme="minorHAnsi"/>
-                <w:b/>
-                <w:bCs/>
-                <w:lang w:eastAsia="id-ID"/>
-              </w:rPr>
-              <w:t xml:space="preserve">  (</w:t>
-            </w:r>
-            <w:proofErr w:type="gramEnd"/>
-            <w:r>
-              <w:rPr>
-                <w:rFonts w:asciiTheme="minorHAnsi" w:eastAsia="Times New Roman" w:hAnsiTheme="minorHAnsi" w:cstheme="minorHAnsi"/>
-                <w:b/>
-                <w:bCs/>
-                <w:lang w:eastAsia="id-ID"/>
-              </w:rPr>
-              <w:t>Rp)</w:t>
+              <w:t>Jumlah  (Rp)</w:t>
             </w:r>
           </w:p>
         </w:tc>
@@ -10071,23 +7761,7 @@
                 <w:rFonts w:asciiTheme="minorHAnsi" w:eastAsia="Times New Roman" w:hAnsiTheme="minorHAnsi" w:cstheme="minorHAnsi"/>
                 <w:color w:val="000000"/>
               </w:rPr>
-              <w:t>${</w:t>
-            </w:r>
-            <w:proofErr w:type="spellStart"/>
-            <w:r>
-              <w:rPr>
-                <w:rFonts w:asciiTheme="minorHAnsi" w:eastAsia="Times New Roman" w:hAnsiTheme="minorHAnsi" w:cstheme="minorHAnsi"/>
-                <w:color w:val="000000"/>
-              </w:rPr>
-              <w:t>spek_spek</w:t>
-            </w:r>
-            <w:proofErr w:type="spellEnd"/>
-            <w:r>
-              <w:rPr>
-                <w:rFonts w:asciiTheme="minorHAnsi" w:eastAsia="Times New Roman" w:hAnsiTheme="minorHAnsi" w:cstheme="minorHAnsi"/>
-                <w:color w:val="000000"/>
-              </w:rPr>
-              <w:t>}</w:t>
+              <w:t>${spek_spek}</w:t>
             </w:r>
           </w:p>
         </w:tc>
@@ -10275,23 +7949,7 @@
                 <w:rFonts w:asciiTheme="minorHAnsi" w:hAnsiTheme="minorHAnsi" w:cstheme="minorHAnsi"/>
                 <w:color w:val="000000"/>
               </w:rPr>
-              <w:t>${</w:t>
-            </w:r>
-            <w:proofErr w:type="spellStart"/>
-            <w:r>
-              <w:rPr>
-                <w:rFonts w:asciiTheme="minorHAnsi" w:hAnsiTheme="minorHAnsi" w:cstheme="minorHAnsi"/>
-                <w:color w:val="000000"/>
-              </w:rPr>
-              <w:t>jumlah_bayar</w:t>
-            </w:r>
-            <w:proofErr w:type="spellEnd"/>
-            <w:r>
-              <w:rPr>
-                <w:rFonts w:asciiTheme="minorHAnsi" w:hAnsiTheme="minorHAnsi" w:cstheme="minorHAnsi"/>
-                <w:color w:val="000000"/>
-              </w:rPr>
-              <w:t>}</w:t>
+              <w:t>${jumlah_bayar}</w:t>
             </w:r>
           </w:p>
         </w:tc>
@@ -10327,25 +7985,7 @@
                 <w:b/>
                 <w:lang w:eastAsia="id-ID"/>
               </w:rPr>
-              <w:t>${</w:t>
-            </w:r>
-            <w:proofErr w:type="spellStart"/>
-            <w:r>
-              <w:rPr>
-                <w:rFonts w:asciiTheme="minorHAnsi" w:eastAsia="Times New Roman" w:hAnsiTheme="minorHAnsi" w:cstheme="minorHAnsi"/>
-                <w:b/>
-                <w:lang w:eastAsia="id-ID"/>
-              </w:rPr>
-              <w:t>terbilang_jumlah_bayar</w:t>
-            </w:r>
-            <w:proofErr w:type="spellEnd"/>
-            <w:r>
-              <w:rPr>
-                <w:rFonts w:asciiTheme="minorHAnsi" w:eastAsia="Times New Roman" w:hAnsiTheme="minorHAnsi" w:cstheme="minorHAnsi"/>
-                <w:b/>
-                <w:lang w:eastAsia="id-ID"/>
-              </w:rPr>
-              <w:t>}</w:t>
+              <w:t>${terbilang_jumlah_bayar}</w:t>
             </w:r>
           </w:p>
         </w:tc>
@@ -10435,7 +8075,6 @@
                 <w:lang w:val="es-ES"/>
               </w:rPr>
             </w:pPr>
-            <w:proofErr w:type="spellStart"/>
             <w:r>
               <w:rPr>
                 <w:rFonts w:asciiTheme="minorHAnsi" w:hAnsiTheme="minorHAnsi" w:cstheme="minorHAnsi"/>
@@ -10443,7 +8082,6 @@
               </w:rPr>
               <w:t>Penyedia</w:t>
             </w:r>
-            <w:proofErr w:type="spellEnd"/>
           </w:p>
           <w:p>
             <w:pPr>
@@ -10464,23 +8102,7 @@
                 <w:rFonts w:asciiTheme="minorHAnsi" w:hAnsiTheme="minorHAnsi" w:cstheme="minorHAnsi"/>
                 <w:bCs/>
               </w:rPr>
-              <w:t>${</w:t>
-            </w:r>
-            <w:proofErr w:type="spellStart"/>
-            <w:r>
-              <w:rPr>
-                <w:rFonts w:asciiTheme="minorHAnsi" w:hAnsiTheme="minorHAnsi" w:cstheme="minorHAnsi"/>
-                <w:bCs/>
-              </w:rPr>
-              <w:t>penyedia</w:t>
-            </w:r>
-            <w:proofErr w:type="spellEnd"/>
-            <w:r>
-              <w:rPr>
-                <w:rFonts w:asciiTheme="minorHAnsi" w:hAnsiTheme="minorHAnsi" w:cstheme="minorHAnsi"/>
-                <w:bCs/>
-              </w:rPr>
-              <w:t>}</w:t>
+              <w:t>${penyedia}</w:t>
             </w:r>
           </w:p>
           <w:p>
@@ -10819,11 +8441,7 @@
                 <w:szCs w:val="36"/>
               </w:rPr>
             </w:pPr>
-          </w:p>
-          <w:p>
-            <w:pPr>
-              <w:spacing w:after="0" w:line="240" w:lineRule="auto"/>
-              <w:jc w:val="center"/>
+            <w:r>
               <w:rPr>
                 <w:rFonts w:asciiTheme="minorHAnsi" w:eastAsia="Times New Roman" w:hAnsiTheme="minorHAnsi" w:cstheme="minorHAnsi"/>
                 <w:b/>
@@ -10832,12 +8450,9 @@
                 <w:sz w:val="36"/>
                 <w:szCs w:val="36"/>
               </w:rPr>
-            </w:pPr>
-          </w:p>
-          <w:p>
-            <w:pPr>
-              <w:spacing w:after="0" w:line="240" w:lineRule="auto"/>
-              <w:jc w:val="center"/>
+              <w:t>K</w:t>
+            </w:r>
+            <w:r>
               <w:rPr>
                 <w:rFonts w:asciiTheme="minorHAnsi" w:eastAsia="Times New Roman" w:hAnsiTheme="minorHAnsi" w:cstheme="minorHAnsi"/>
                 <w:b/>
@@ -10847,7 +8462,8 @@
                 <w:szCs w:val="36"/>
                 <w:lang w:val="id-ID"/>
               </w:rPr>
-            </w:pPr>
+              <w:t xml:space="preserve"> </w:t>
+            </w:r>
             <w:r>
               <w:rPr>
                 <w:rFonts w:asciiTheme="minorHAnsi" w:eastAsia="Times New Roman" w:hAnsiTheme="minorHAnsi" w:cstheme="minorHAnsi"/>
@@ -10857,7 +8473,7 @@
                 <w:sz w:val="36"/>
                 <w:szCs w:val="36"/>
               </w:rPr>
-              <w:t>K</w:t>
+              <w:t>U</w:t>
             </w:r>
             <w:r>
               <w:rPr>
@@ -10880,7 +8496,7 @@
                 <w:sz w:val="36"/>
                 <w:szCs w:val="36"/>
               </w:rPr>
-              <w:t>U</w:t>
+              <w:t>I</w:t>
             </w:r>
             <w:r>
               <w:rPr>
@@ -10903,7 +8519,7 @@
                 <w:sz w:val="36"/>
                 <w:szCs w:val="36"/>
               </w:rPr>
-              <w:t>I</w:t>
+              <w:t>T</w:t>
             </w:r>
             <w:r>
               <w:rPr>
@@ -10926,7 +8542,7 @@
                 <w:sz w:val="36"/>
                 <w:szCs w:val="36"/>
               </w:rPr>
-              <w:t>T</w:t>
+              <w:t>A</w:t>
             </w:r>
             <w:r>
               <w:rPr>
@@ -10949,7 +8565,7 @@
                 <w:sz w:val="36"/>
                 <w:szCs w:val="36"/>
               </w:rPr>
-              <w:t>A</w:t>
+              <w:t>N</w:t>
             </w:r>
             <w:r>
               <w:rPr>
@@ -10972,7 +8588,7 @@
                 <w:sz w:val="36"/>
                 <w:szCs w:val="36"/>
               </w:rPr>
-              <w:t>N</w:t>
+              <w:t>S</w:t>
             </w:r>
             <w:r>
               <w:rPr>
@@ -10995,30 +8611,50 @@
                 <w:sz w:val="36"/>
                 <w:szCs w:val="36"/>
               </w:rPr>
-              <w:t>S</w:t>
-            </w:r>
-            <w:r>
-              <w:rPr>
-                <w:rFonts w:asciiTheme="minorHAnsi" w:eastAsia="Times New Roman" w:hAnsiTheme="minorHAnsi" w:cstheme="minorHAnsi"/>
-                <w:b/>
-                <w:bCs/>
-                <w:i/>
-                <w:sz w:val="36"/>
-                <w:szCs w:val="36"/>
+              <w:t>I</w:t>
+            </w:r>
+          </w:p>
+          <w:p>
+            <w:pPr>
+              <w:spacing w:after="0" w:line="240" w:lineRule="auto"/>
+              <w:jc w:val="center"/>
+              <w:rPr>
+                <w:rFonts w:asciiTheme="minorHAnsi" w:eastAsia="Times New Roman" w:hAnsiTheme="minorHAnsi" w:cstheme="minorHAnsi"/>
+                <w:iCs/>
+                <w:sz w:val="24"/>
+                <w:szCs w:val="24"/>
                 <w:lang w:val="id-ID"/>
               </w:rPr>
-              <w:t xml:space="preserve"> </w:t>
-            </w:r>
-            <w:r>
-              <w:rPr>
-                <w:rFonts w:asciiTheme="minorHAnsi" w:eastAsia="Times New Roman" w:hAnsiTheme="minorHAnsi" w:cstheme="minorHAnsi"/>
-                <w:b/>
-                <w:bCs/>
-                <w:i/>
-                <w:sz w:val="36"/>
-                <w:szCs w:val="36"/>
-              </w:rPr>
-              <w:t>I</w:t>
+            </w:pPr>
+            <w:r>
+              <w:rPr>
+                <w:rFonts w:asciiTheme="minorHAnsi" w:eastAsia="Times New Roman" w:hAnsiTheme="minorHAnsi" w:cstheme="minorHAnsi"/>
+                <w:iCs/>
+                <w:sz w:val="24"/>
+                <w:szCs w:val="24"/>
+                <w:lang w:val="id-ID"/>
+              </w:rPr>
+              <w:t>No</w:t>
+            </w:r>
+            <w:r>
+              <w:rPr>
+                <w:rFonts w:asciiTheme="minorHAnsi" w:eastAsia="Times New Roman" w:hAnsiTheme="minorHAnsi" w:cstheme="minorHAnsi"/>
+                <w:iCs/>
+                <w:sz w:val="24"/>
+                <w:szCs w:val="24"/>
+                <w:lang w:val="id-ID"/>
+              </w:rPr>
+              <w:t>.</w:t>
+            </w:r>
+            <w:r>
+              <w:rPr>
+                <w:rFonts w:asciiTheme="minorHAnsi" w:eastAsia="Times New Roman" w:hAnsiTheme="minorHAnsi" w:cstheme="minorHAnsi"/>
+                <w:iCs/>
+                <w:sz w:val="24"/>
+                <w:szCs w:val="24"/>
+                <w:lang w:val="id-ID"/>
+              </w:rPr>
+              <w:t xml:space="preserve"> {no_kuitansi}</w:t>
             </w:r>
           </w:p>
           <w:p>
@@ -12098,7 +9734,6 @@
                 <w:szCs w:val="22"/>
               </w:rPr>
             </w:pPr>
-            <w:proofErr w:type="spellStart"/>
             <w:r>
               <w:rPr>
                 <w:rFonts w:asciiTheme="minorHAnsi" w:eastAsia="Times New Roman" w:hAnsiTheme="minorHAnsi" w:cstheme="minorHAnsi"/>
@@ -12107,7 +9742,6 @@
               </w:rPr>
               <w:t>Barabai</w:t>
             </w:r>
-            <w:proofErr w:type="spellEnd"/>
             <w:r>
               <w:rPr>
                 <w:rFonts w:asciiTheme="minorHAnsi" w:eastAsia="Times New Roman" w:hAnsiTheme="minorHAnsi" w:cstheme="minorHAnsi"/>
@@ -12122,25 +9756,7 @@
                 <w:sz w:val="22"/>
                 <w:szCs w:val="22"/>
               </w:rPr>
-              <w:t>${</w:t>
-            </w:r>
-            <w:proofErr w:type="spellStart"/>
-            <w:r>
-              <w:rPr>
-                <w:rFonts w:asciiTheme="minorHAnsi" w:eastAsia="Times New Roman" w:hAnsiTheme="minorHAnsi" w:cstheme="minorHAnsi"/>
-                <w:sz w:val="22"/>
-                <w:szCs w:val="22"/>
-              </w:rPr>
-              <w:t>akhir</w:t>
-            </w:r>
-            <w:proofErr w:type="spellEnd"/>
-            <w:r>
-              <w:rPr>
-                <w:rFonts w:asciiTheme="minorHAnsi" w:eastAsia="Times New Roman" w:hAnsiTheme="minorHAnsi" w:cstheme="minorHAnsi"/>
-                <w:sz w:val="22"/>
-                <w:szCs w:val="22"/>
-              </w:rPr>
-              <w:t>}</w:t>
+              <w:t>${akhir}</w:t>
             </w:r>
           </w:p>
           <w:p>
@@ -12165,25 +9781,7 @@
                 <w:sz w:val="22"/>
                 <w:szCs w:val="22"/>
               </w:rPr>
-              <w:t>${</w:t>
-            </w:r>
-            <w:proofErr w:type="spellStart"/>
-            <w:r>
-              <w:rPr>
-                <w:rFonts w:asciiTheme="minorHAnsi" w:hAnsiTheme="minorHAnsi" w:cstheme="minorHAnsi"/>
-                <w:sz w:val="22"/>
-                <w:szCs w:val="22"/>
-              </w:rPr>
-              <w:t>penyedia</w:t>
-            </w:r>
-            <w:proofErr w:type="spellEnd"/>
-            <w:r>
-              <w:rPr>
-                <w:rFonts w:asciiTheme="minorHAnsi" w:hAnsiTheme="minorHAnsi" w:cstheme="minorHAnsi"/>
-                <w:sz w:val="22"/>
-                <w:szCs w:val="22"/>
-              </w:rPr>
-              <w:t>}</w:t>
+              <w:t>${penyedia}</w:t>
             </w:r>
           </w:p>
           <w:p>
@@ -12598,27 +10196,7 @@
                 <w:szCs w:val="22"/>
                 <w:u w:val="single"/>
               </w:rPr>
-              <w:t>${</w:t>
-            </w:r>
-            <w:proofErr w:type="spellStart"/>
-            <w:r>
-              <w:rPr>
-                <w:rFonts w:asciiTheme="minorHAnsi" w:hAnsiTheme="minorHAnsi" w:cstheme="minorHAnsi"/>
-                <w:sz w:val="22"/>
-                <w:szCs w:val="22"/>
-                <w:u w:val="single"/>
-              </w:rPr>
-              <w:t>penandatangan</w:t>
-            </w:r>
-            <w:proofErr w:type="spellEnd"/>
-            <w:r>
-              <w:rPr>
-                <w:rFonts w:asciiTheme="minorHAnsi" w:hAnsiTheme="minorHAnsi" w:cstheme="minorHAnsi"/>
-                <w:sz w:val="22"/>
-                <w:szCs w:val="22"/>
-                <w:u w:val="single"/>
-              </w:rPr>
-              <w:t>}</w:t>
+              <w:t>${penandatangan}</w:t>
             </w:r>
           </w:p>
           <w:p>
@@ -12682,97 +10260,15 @@
                 <w:szCs w:val="22"/>
               </w:rPr>
             </w:pPr>
-            <w:proofErr w:type="spellStart"/>
-            <w:r>
-              <w:rPr>
-                <w:rFonts w:asciiTheme="minorHAnsi" w:eastAsia="Times New Roman" w:hAnsiTheme="minorHAnsi" w:cstheme="minorHAnsi"/>
-                <w:color w:val="000000"/>
-                <w:sz w:val="22"/>
-                <w:szCs w:val="22"/>
-              </w:rPr>
-              <w:t>Setuju</w:t>
-            </w:r>
-            <w:proofErr w:type="spellEnd"/>
-            <w:r>
-              <w:rPr>
-                <w:rFonts w:asciiTheme="minorHAnsi" w:eastAsia="Times New Roman" w:hAnsiTheme="minorHAnsi" w:cstheme="minorHAnsi"/>
-                <w:color w:val="000000"/>
-                <w:sz w:val="22"/>
-                <w:szCs w:val="22"/>
-              </w:rPr>
-              <w:t xml:space="preserve"> </w:t>
-            </w:r>
-            <w:proofErr w:type="spellStart"/>
-            <w:r>
-              <w:rPr>
-                <w:rFonts w:asciiTheme="minorHAnsi" w:eastAsia="Times New Roman" w:hAnsiTheme="minorHAnsi" w:cstheme="minorHAnsi"/>
-                <w:color w:val="000000"/>
-                <w:sz w:val="22"/>
-                <w:szCs w:val="22"/>
-              </w:rPr>
-              <w:t>dibebankan</w:t>
-            </w:r>
-            <w:proofErr w:type="spellEnd"/>
-            <w:r>
-              <w:rPr>
-                <w:rFonts w:asciiTheme="minorHAnsi" w:eastAsia="Times New Roman" w:hAnsiTheme="minorHAnsi" w:cstheme="minorHAnsi"/>
-                <w:color w:val="000000"/>
-                <w:sz w:val="22"/>
-                <w:szCs w:val="22"/>
-              </w:rPr>
-              <w:t xml:space="preserve"> pada </w:t>
-            </w:r>
-            <w:proofErr w:type="spellStart"/>
-            <w:r>
-              <w:rPr>
-                <w:rFonts w:asciiTheme="minorHAnsi" w:eastAsia="Times New Roman" w:hAnsiTheme="minorHAnsi" w:cstheme="minorHAnsi"/>
-                <w:color w:val="000000"/>
-                <w:sz w:val="22"/>
-                <w:szCs w:val="22"/>
-              </w:rPr>
-              <w:t>mata</w:t>
-            </w:r>
-            <w:proofErr w:type="spellEnd"/>
-            <w:r>
-              <w:rPr>
-                <w:rFonts w:asciiTheme="minorHAnsi" w:eastAsia="Times New Roman" w:hAnsiTheme="minorHAnsi" w:cstheme="minorHAnsi"/>
-                <w:color w:val="000000"/>
-                <w:sz w:val="22"/>
-                <w:szCs w:val="22"/>
-              </w:rPr>
-              <w:t xml:space="preserve"> </w:t>
-            </w:r>
-            <w:proofErr w:type="spellStart"/>
-            <w:r>
-              <w:rPr>
-                <w:rFonts w:asciiTheme="minorHAnsi" w:eastAsia="Times New Roman" w:hAnsiTheme="minorHAnsi" w:cstheme="minorHAnsi"/>
-                <w:color w:val="000000"/>
-                <w:sz w:val="22"/>
-                <w:szCs w:val="22"/>
-              </w:rPr>
-              <w:t>anggaran</w:t>
-            </w:r>
-            <w:proofErr w:type="spellEnd"/>
-            <w:r>
-              <w:rPr>
-                <w:rFonts w:asciiTheme="minorHAnsi" w:eastAsia="Times New Roman" w:hAnsiTheme="minorHAnsi" w:cstheme="minorHAnsi"/>
-                <w:color w:val="000000"/>
-                <w:sz w:val="22"/>
-                <w:szCs w:val="22"/>
-              </w:rPr>
-              <w:t xml:space="preserve"> </w:t>
-            </w:r>
-            <w:proofErr w:type="spellStart"/>
-            <w:r>
-              <w:rPr>
-                <w:rFonts w:asciiTheme="minorHAnsi" w:eastAsia="Times New Roman" w:hAnsiTheme="minorHAnsi" w:cstheme="minorHAnsi"/>
-                <w:color w:val="000000"/>
-                <w:sz w:val="22"/>
-                <w:szCs w:val="22"/>
-              </w:rPr>
-              <w:t>berkenaan</w:t>
-            </w:r>
-            <w:proofErr w:type="spellEnd"/>
+            <w:r>
+              <w:rPr>
+                <w:rFonts w:asciiTheme="minorHAnsi" w:eastAsia="Times New Roman" w:hAnsiTheme="minorHAnsi" w:cstheme="minorHAnsi"/>
+                <w:color w:val="000000"/>
+                <w:sz w:val="22"/>
+                <w:szCs w:val="22"/>
+              </w:rPr>
+              <w:t>Setuju dibebankan pada mata anggaran berkenaan</w:t>
+            </w:r>
           </w:p>
         </w:tc>
         <w:tc>
@@ -12850,39 +10346,8 @@
                 <w:sz w:val="22"/>
                 <w:szCs w:val="22"/>
               </w:rPr>
-              <w:t xml:space="preserve">Lunas </w:t>
-            </w:r>
-            <w:proofErr w:type="spellStart"/>
-            <w:r>
-              <w:rPr>
-                <w:rFonts w:asciiTheme="minorHAnsi" w:eastAsia="Times New Roman" w:hAnsiTheme="minorHAnsi" w:cstheme="minorHAnsi"/>
-                <w:color w:val="000000"/>
-                <w:sz w:val="22"/>
-                <w:szCs w:val="22"/>
-              </w:rPr>
-              <w:t>dibayar</w:t>
-            </w:r>
-            <w:proofErr w:type="spellEnd"/>
-            <w:r>
-              <w:rPr>
-                <w:rFonts w:asciiTheme="minorHAnsi" w:eastAsia="Times New Roman" w:hAnsiTheme="minorHAnsi" w:cstheme="minorHAnsi"/>
-                <w:color w:val="000000"/>
-                <w:sz w:val="22"/>
-                <w:szCs w:val="22"/>
-              </w:rPr>
-              <w:t xml:space="preserve"> </w:t>
-            </w:r>
-            <w:proofErr w:type="spellStart"/>
-            <w:r>
-              <w:rPr>
-                <w:rFonts w:asciiTheme="minorHAnsi" w:eastAsia="Times New Roman" w:hAnsiTheme="minorHAnsi" w:cstheme="minorHAnsi"/>
-                <w:color w:val="000000"/>
-                <w:sz w:val="22"/>
-                <w:szCs w:val="22"/>
-              </w:rPr>
-              <w:t>tanggal</w:t>
-            </w:r>
-            <w:proofErr w:type="spellEnd"/>
+              <w:t>Lunas dibayar tanggal</w:t>
+            </w:r>
           </w:p>
         </w:tc>
       </w:tr>
@@ -12920,39 +10385,8 @@
                 <w:sz w:val="22"/>
                 <w:szCs w:val="22"/>
               </w:rPr>
-              <w:t xml:space="preserve">An. Kuasa </w:t>
-            </w:r>
-            <w:proofErr w:type="spellStart"/>
-            <w:r>
-              <w:rPr>
-                <w:rFonts w:asciiTheme="minorHAnsi" w:eastAsia="Times New Roman" w:hAnsiTheme="minorHAnsi" w:cstheme="minorHAnsi"/>
-                <w:color w:val="000000"/>
-                <w:sz w:val="22"/>
-                <w:szCs w:val="22"/>
-              </w:rPr>
-              <w:t>Pengguna</w:t>
-            </w:r>
-            <w:proofErr w:type="spellEnd"/>
-            <w:r>
-              <w:rPr>
-                <w:rFonts w:asciiTheme="minorHAnsi" w:eastAsia="Times New Roman" w:hAnsiTheme="minorHAnsi" w:cstheme="minorHAnsi"/>
-                <w:color w:val="000000"/>
-                <w:sz w:val="22"/>
-                <w:szCs w:val="22"/>
-              </w:rPr>
-              <w:t xml:space="preserve"> </w:t>
-            </w:r>
-            <w:proofErr w:type="spellStart"/>
-            <w:r>
-              <w:rPr>
-                <w:rFonts w:asciiTheme="minorHAnsi" w:eastAsia="Times New Roman" w:hAnsiTheme="minorHAnsi" w:cstheme="minorHAnsi"/>
-                <w:color w:val="000000"/>
-                <w:sz w:val="22"/>
-                <w:szCs w:val="22"/>
-              </w:rPr>
-              <w:t>Anggaran</w:t>
-            </w:r>
-            <w:proofErr w:type="spellEnd"/>
+              <w:t>An. Kuasa Pengguna Anggaran</w:t>
+            </w:r>
           </w:p>
         </w:tc>
         <w:tc>
@@ -13015,37 +10449,15 @@
                 <w:szCs w:val="22"/>
               </w:rPr>
             </w:pPr>
-            <w:proofErr w:type="spellStart"/>
-            <w:r>
-              <w:rPr>
-                <w:rFonts w:asciiTheme="minorHAnsi" w:eastAsia="Times New Roman" w:hAnsiTheme="minorHAnsi" w:cstheme="minorHAnsi"/>
-                <w:color w:val="000000"/>
-                <w:sz w:val="22"/>
-                <w:szCs w:val="22"/>
-              </w:rPr>
-              <w:t>Bendahara</w:t>
-            </w:r>
-            <w:proofErr w:type="spellEnd"/>
-            <w:r>
-              <w:rPr>
-                <w:rFonts w:asciiTheme="minorHAnsi" w:eastAsia="Times New Roman" w:hAnsiTheme="minorHAnsi" w:cstheme="minorHAnsi"/>
-                <w:color w:val="000000"/>
-                <w:sz w:val="22"/>
-                <w:szCs w:val="22"/>
-              </w:rPr>
-              <w:t xml:space="preserve"> </w:t>
-            </w:r>
-            <w:proofErr w:type="spellStart"/>
-            <w:r>
-              <w:rPr>
-                <w:rFonts w:asciiTheme="minorHAnsi" w:eastAsia="Times New Roman" w:hAnsiTheme="minorHAnsi" w:cstheme="minorHAnsi"/>
-                <w:color w:val="000000"/>
-                <w:sz w:val="22"/>
-                <w:szCs w:val="22"/>
-              </w:rPr>
-              <w:t>Pengeluaran</w:t>
-            </w:r>
-            <w:proofErr w:type="spellEnd"/>
+            <w:r>
+              <w:rPr>
+                <w:rFonts w:asciiTheme="minorHAnsi" w:eastAsia="Times New Roman" w:hAnsiTheme="minorHAnsi" w:cstheme="minorHAnsi"/>
+                <w:color w:val="000000"/>
+                <w:sz w:val="22"/>
+                <w:szCs w:val="22"/>
+              </w:rPr>
+              <w:t>Bendahara Pengeluaran</w:t>
+            </w:r>
           </w:p>
         </w:tc>
       </w:tr>
@@ -13810,29 +11222,7 @@
                 <w:szCs w:val="22"/>
                 <w:u w:val="single"/>
               </w:rPr>
-              <w:t>${</w:t>
-            </w:r>
-            <w:proofErr w:type="spellStart"/>
-            <w:r>
-              <w:rPr>
-                <w:rFonts w:asciiTheme="minorHAnsi" w:eastAsia="Times New Roman" w:hAnsiTheme="minorHAnsi" w:cstheme="minorHAnsi"/>
-                <w:color w:val="000000"/>
-                <w:sz w:val="22"/>
-                <w:szCs w:val="22"/>
-                <w:u w:val="single"/>
-              </w:rPr>
-              <w:t>bendahara</w:t>
-            </w:r>
-            <w:proofErr w:type="spellEnd"/>
-            <w:r>
-              <w:rPr>
-                <w:rFonts w:asciiTheme="minorHAnsi" w:eastAsia="Times New Roman" w:hAnsiTheme="minorHAnsi" w:cstheme="minorHAnsi"/>
-                <w:color w:val="000000"/>
-                <w:sz w:val="22"/>
-                <w:szCs w:val="22"/>
-                <w:u w:val="single"/>
-              </w:rPr>
-              <w:t>}</w:t>
+              <w:t>${bendahara}</w:t>
             </w:r>
           </w:p>
         </w:tc>
@@ -13950,27 +11340,7 @@
                 <w:sz w:val="22"/>
                 <w:szCs w:val="22"/>
               </w:rPr>
-              <w:t>${</w:t>
-            </w:r>
-            <w:proofErr w:type="spellStart"/>
-            <w:r>
-              <w:rPr>
-                <w:rFonts w:asciiTheme="minorHAnsi" w:eastAsia="Times New Roman" w:hAnsiTheme="minorHAnsi" w:cstheme="minorHAnsi"/>
-                <w:color w:val="000000"/>
-                <w:sz w:val="22"/>
-                <w:szCs w:val="22"/>
-              </w:rPr>
-              <w:t>nipbendahara</w:t>
-            </w:r>
-            <w:proofErr w:type="spellEnd"/>
-            <w:r>
-              <w:rPr>
-                <w:rFonts w:asciiTheme="minorHAnsi" w:eastAsia="Times New Roman" w:hAnsiTheme="minorHAnsi" w:cstheme="minorHAnsi"/>
-                <w:color w:val="000000"/>
-                <w:sz w:val="22"/>
-                <w:szCs w:val="22"/>
-              </w:rPr>
-              <w:t>}</w:t>
+              <w:t>${nipbendahara}</w:t>
             </w:r>
           </w:p>
         </w:tc>
@@ -14381,177 +11751,15 @@
                 <w:szCs w:val="22"/>
               </w:rPr>
             </w:pPr>
-            <w:proofErr w:type="spellStart"/>
-            <w:r>
-              <w:rPr>
-                <w:rFonts w:asciiTheme="minorHAnsi" w:eastAsia="Times New Roman" w:hAnsiTheme="minorHAnsi" w:cstheme="minorHAnsi"/>
-                <w:color w:val="000000"/>
-                <w:sz w:val="22"/>
-                <w:szCs w:val="22"/>
-              </w:rPr>
-              <w:t>Barang</w:t>
-            </w:r>
-            <w:proofErr w:type="spellEnd"/>
-            <w:r>
-              <w:rPr>
-                <w:rFonts w:asciiTheme="minorHAnsi" w:eastAsia="Times New Roman" w:hAnsiTheme="minorHAnsi" w:cstheme="minorHAnsi"/>
-                <w:color w:val="000000"/>
-                <w:sz w:val="22"/>
-                <w:szCs w:val="22"/>
-              </w:rPr>
-              <w:t>/</w:t>
-            </w:r>
-            <w:proofErr w:type="spellStart"/>
-            <w:r>
-              <w:rPr>
-                <w:rFonts w:asciiTheme="minorHAnsi" w:eastAsia="Times New Roman" w:hAnsiTheme="minorHAnsi" w:cstheme="minorHAnsi"/>
-                <w:color w:val="000000"/>
-                <w:sz w:val="22"/>
-                <w:szCs w:val="22"/>
-              </w:rPr>
-              <w:t>pekerjaan</w:t>
-            </w:r>
-            <w:proofErr w:type="spellEnd"/>
-            <w:r>
-              <w:rPr>
-                <w:rFonts w:asciiTheme="minorHAnsi" w:eastAsia="Times New Roman" w:hAnsiTheme="minorHAnsi" w:cstheme="minorHAnsi"/>
-                <w:color w:val="000000"/>
-                <w:sz w:val="22"/>
-                <w:szCs w:val="22"/>
-              </w:rPr>
-              <w:t xml:space="preserve"> </w:t>
-            </w:r>
-            <w:proofErr w:type="spellStart"/>
-            <w:r>
-              <w:rPr>
-                <w:rFonts w:asciiTheme="minorHAnsi" w:eastAsia="Times New Roman" w:hAnsiTheme="minorHAnsi" w:cstheme="minorHAnsi"/>
-                <w:color w:val="000000"/>
-                <w:sz w:val="22"/>
-                <w:szCs w:val="22"/>
-              </w:rPr>
-              <w:t>tersebut</w:t>
-            </w:r>
-            <w:proofErr w:type="spellEnd"/>
-            <w:r>
-              <w:rPr>
-                <w:rFonts w:asciiTheme="minorHAnsi" w:eastAsia="Times New Roman" w:hAnsiTheme="minorHAnsi" w:cstheme="minorHAnsi"/>
-                <w:color w:val="000000"/>
-                <w:sz w:val="22"/>
-                <w:szCs w:val="22"/>
-              </w:rPr>
-              <w:t xml:space="preserve"> </w:t>
-            </w:r>
-            <w:proofErr w:type="spellStart"/>
-            <w:r>
-              <w:rPr>
-                <w:rFonts w:asciiTheme="minorHAnsi" w:eastAsia="Times New Roman" w:hAnsiTheme="minorHAnsi" w:cstheme="minorHAnsi"/>
-                <w:color w:val="000000"/>
-                <w:sz w:val="22"/>
-                <w:szCs w:val="22"/>
-              </w:rPr>
-              <w:t>telah</w:t>
-            </w:r>
-            <w:proofErr w:type="spellEnd"/>
-            <w:r>
-              <w:rPr>
-                <w:rFonts w:asciiTheme="minorHAnsi" w:eastAsia="Times New Roman" w:hAnsiTheme="minorHAnsi" w:cstheme="minorHAnsi"/>
-                <w:color w:val="000000"/>
-                <w:sz w:val="22"/>
-                <w:szCs w:val="22"/>
-              </w:rPr>
-              <w:t xml:space="preserve"> </w:t>
-            </w:r>
-            <w:proofErr w:type="spellStart"/>
-            <w:r>
-              <w:rPr>
-                <w:rFonts w:asciiTheme="minorHAnsi" w:eastAsia="Times New Roman" w:hAnsiTheme="minorHAnsi" w:cstheme="minorHAnsi"/>
-                <w:color w:val="000000"/>
-                <w:sz w:val="22"/>
-                <w:szCs w:val="22"/>
-              </w:rPr>
-              <w:t>diterima</w:t>
-            </w:r>
-            <w:proofErr w:type="spellEnd"/>
-            <w:r>
-              <w:rPr>
-                <w:rFonts w:asciiTheme="minorHAnsi" w:eastAsia="Times New Roman" w:hAnsiTheme="minorHAnsi" w:cstheme="minorHAnsi"/>
-                <w:color w:val="000000"/>
-                <w:sz w:val="22"/>
-                <w:szCs w:val="22"/>
-              </w:rPr>
-              <w:t xml:space="preserve">/ </w:t>
-            </w:r>
-            <w:proofErr w:type="spellStart"/>
-            <w:r>
-              <w:rPr>
-                <w:rFonts w:asciiTheme="minorHAnsi" w:eastAsia="Times New Roman" w:hAnsiTheme="minorHAnsi" w:cstheme="minorHAnsi"/>
-                <w:color w:val="000000"/>
-                <w:sz w:val="22"/>
-                <w:szCs w:val="22"/>
-              </w:rPr>
-              <w:t>diselesaikan</w:t>
-            </w:r>
-            <w:proofErr w:type="spellEnd"/>
-            <w:r>
-              <w:rPr>
-                <w:rFonts w:asciiTheme="minorHAnsi" w:eastAsia="Times New Roman" w:hAnsiTheme="minorHAnsi" w:cstheme="minorHAnsi"/>
-                <w:color w:val="000000"/>
-                <w:sz w:val="22"/>
-                <w:szCs w:val="22"/>
-              </w:rPr>
-              <w:t xml:space="preserve"> </w:t>
-            </w:r>
-            <w:proofErr w:type="spellStart"/>
-            <w:r>
-              <w:rPr>
-                <w:rFonts w:asciiTheme="minorHAnsi" w:eastAsia="Times New Roman" w:hAnsiTheme="minorHAnsi" w:cstheme="minorHAnsi"/>
-                <w:color w:val="000000"/>
-                <w:sz w:val="22"/>
-                <w:szCs w:val="22"/>
-              </w:rPr>
-              <w:t>dengan</w:t>
-            </w:r>
-            <w:proofErr w:type="spellEnd"/>
-            <w:r>
-              <w:rPr>
-                <w:rFonts w:asciiTheme="minorHAnsi" w:eastAsia="Times New Roman" w:hAnsiTheme="minorHAnsi" w:cstheme="minorHAnsi"/>
-                <w:color w:val="000000"/>
-                <w:sz w:val="22"/>
-                <w:szCs w:val="22"/>
-              </w:rPr>
-              <w:t xml:space="preserve"> </w:t>
-            </w:r>
-            <w:proofErr w:type="spellStart"/>
-            <w:r>
-              <w:rPr>
-                <w:rFonts w:asciiTheme="minorHAnsi" w:eastAsia="Times New Roman" w:hAnsiTheme="minorHAnsi" w:cstheme="minorHAnsi"/>
-                <w:color w:val="000000"/>
-                <w:sz w:val="22"/>
-                <w:szCs w:val="22"/>
-              </w:rPr>
-              <w:t>lengkap</w:t>
-            </w:r>
-            <w:proofErr w:type="spellEnd"/>
-            <w:r>
-              <w:rPr>
-                <w:rFonts w:asciiTheme="minorHAnsi" w:eastAsia="Times New Roman" w:hAnsiTheme="minorHAnsi" w:cstheme="minorHAnsi"/>
-                <w:color w:val="000000"/>
-                <w:sz w:val="22"/>
-                <w:szCs w:val="22"/>
-              </w:rPr>
-              <w:t xml:space="preserve"> dan </w:t>
-            </w:r>
-            <w:proofErr w:type="spellStart"/>
-            <w:r>
-              <w:rPr>
-                <w:rFonts w:asciiTheme="minorHAnsi" w:eastAsia="Times New Roman" w:hAnsiTheme="minorHAnsi" w:cstheme="minorHAnsi"/>
-                <w:color w:val="000000"/>
-                <w:sz w:val="22"/>
-                <w:szCs w:val="22"/>
-              </w:rPr>
-              <w:t>baik</w:t>
-            </w:r>
-            <w:proofErr w:type="spellEnd"/>
+            <w:r>
+              <w:rPr>
+                <w:rFonts w:asciiTheme="minorHAnsi" w:eastAsia="Times New Roman" w:hAnsiTheme="minorHAnsi" w:cstheme="minorHAnsi"/>
+                <w:color w:val="000000"/>
+                <w:sz w:val="22"/>
+                <w:szCs w:val="22"/>
+              </w:rPr>
+              <w:t>Barang/pekerjaan tersebut telah diterima/ diselesaikan dengan lengkap dan baik</w:t>
+            </w:r>
             <w:r>
               <w:rPr>
                 <w:rFonts w:asciiTheme="minorHAnsi" w:eastAsia="Times New Roman" w:hAnsiTheme="minorHAnsi" w:cstheme="minorHAnsi"/>
@@ -14582,57 +11790,15 @@
                 <w:szCs w:val="22"/>
               </w:rPr>
             </w:pPr>
-            <w:proofErr w:type="spellStart"/>
-            <w:r>
-              <w:rPr>
-                <w:rFonts w:asciiTheme="minorHAnsi" w:eastAsia="Times New Roman" w:hAnsiTheme="minorHAnsi" w:cstheme="minorHAnsi"/>
-                <w:color w:val="000000"/>
-                <w:sz w:val="22"/>
-                <w:szCs w:val="22"/>
-              </w:rPr>
-              <w:t>Pejabat</w:t>
-            </w:r>
-            <w:proofErr w:type="spellEnd"/>
-            <w:r>
-              <w:rPr>
-                <w:rFonts w:asciiTheme="minorHAnsi" w:eastAsia="Times New Roman" w:hAnsiTheme="minorHAnsi" w:cstheme="minorHAnsi"/>
-                <w:color w:val="000000"/>
-                <w:sz w:val="22"/>
-                <w:szCs w:val="22"/>
-              </w:rPr>
-              <w:t xml:space="preserve"> yang </w:t>
-            </w:r>
-            <w:proofErr w:type="spellStart"/>
-            <w:r>
-              <w:rPr>
-                <w:rFonts w:asciiTheme="minorHAnsi" w:eastAsia="Times New Roman" w:hAnsiTheme="minorHAnsi" w:cstheme="minorHAnsi"/>
-                <w:color w:val="000000"/>
-                <w:sz w:val="22"/>
-                <w:szCs w:val="22"/>
-              </w:rPr>
-              <w:t>bertanggung</w:t>
-            </w:r>
-            <w:proofErr w:type="spellEnd"/>
-            <w:r>
-              <w:rPr>
-                <w:rFonts w:asciiTheme="minorHAnsi" w:eastAsia="Times New Roman" w:hAnsiTheme="minorHAnsi" w:cstheme="minorHAnsi"/>
-                <w:color w:val="000000"/>
-                <w:sz w:val="22"/>
-                <w:szCs w:val="22"/>
-              </w:rPr>
-              <w:t xml:space="preserve"> </w:t>
-            </w:r>
-            <w:proofErr w:type="spellStart"/>
-            <w:r>
-              <w:rPr>
-                <w:rFonts w:asciiTheme="minorHAnsi" w:eastAsia="Times New Roman" w:hAnsiTheme="minorHAnsi" w:cstheme="minorHAnsi"/>
-                <w:color w:val="000000"/>
-                <w:sz w:val="22"/>
-                <w:szCs w:val="22"/>
-              </w:rPr>
-              <w:t>jawab</w:t>
-            </w:r>
-            <w:proofErr w:type="spellEnd"/>
+            <w:r>
+              <w:rPr>
+                <w:rFonts w:asciiTheme="minorHAnsi" w:eastAsia="Times New Roman" w:hAnsiTheme="minorHAnsi" w:cstheme="minorHAnsi"/>
+                <w:color w:val="000000"/>
+                <w:sz w:val="22"/>
+                <w:szCs w:val="22"/>
+              </w:rPr>
+              <w:t>Pejabat yang bertanggung jawab</w:t>
+            </w:r>
             <w:r>
               <w:rPr>
                 <w:rFonts w:asciiTheme="minorHAnsi" w:eastAsia="Times New Roman" w:hAnsiTheme="minorHAnsi" w:cstheme="minorHAnsi"/>
@@ -15127,29 +12293,7 @@
                 <w:szCs w:val="22"/>
                 <w:u w:val="single"/>
               </w:rPr>
-              <w:t>${</w:t>
-            </w:r>
-            <w:proofErr w:type="spellStart"/>
-            <w:r>
-              <w:rPr>
-                <w:rFonts w:asciiTheme="minorHAnsi" w:eastAsia="Times New Roman" w:hAnsiTheme="minorHAnsi" w:cstheme="minorHAnsi"/>
-                <w:color w:val="000000"/>
-                <w:sz w:val="22"/>
-                <w:szCs w:val="22"/>
-                <w:u w:val="single"/>
-              </w:rPr>
-              <w:t>ppk</w:t>
-            </w:r>
-            <w:proofErr w:type="spellEnd"/>
-            <w:r>
-              <w:rPr>
-                <w:rFonts w:asciiTheme="minorHAnsi" w:eastAsia="Times New Roman" w:hAnsiTheme="minorHAnsi" w:cstheme="minorHAnsi"/>
-                <w:color w:val="000000"/>
-                <w:sz w:val="22"/>
-                <w:szCs w:val="22"/>
-                <w:u w:val="single"/>
-              </w:rPr>
-              <w:t>}</w:t>
+              <w:t>${ppk}</w:t>
             </w:r>
           </w:p>
           <w:p>
@@ -15180,27 +12324,7 @@
                 <w:sz w:val="22"/>
                 <w:szCs w:val="22"/>
               </w:rPr>
-              <w:t>${</w:t>
-            </w:r>
-            <w:proofErr w:type="spellStart"/>
-            <w:r>
-              <w:rPr>
-                <w:rFonts w:asciiTheme="minorHAnsi" w:eastAsia="Times New Roman" w:hAnsiTheme="minorHAnsi" w:cstheme="minorHAnsi"/>
-                <w:color w:val="000000"/>
-                <w:sz w:val="22"/>
-                <w:szCs w:val="22"/>
-              </w:rPr>
-              <w:t>nipppk</w:t>
-            </w:r>
-            <w:proofErr w:type="spellEnd"/>
-            <w:r>
-              <w:rPr>
-                <w:rFonts w:asciiTheme="minorHAnsi" w:eastAsia="Times New Roman" w:hAnsiTheme="minorHAnsi" w:cstheme="minorHAnsi"/>
-                <w:color w:val="000000"/>
-                <w:sz w:val="22"/>
-                <w:szCs w:val="22"/>
-              </w:rPr>
-              <w:t>}</w:t>
+              <w:t>${nipppk}</w:t>
             </w:r>
           </w:p>
         </w:tc>
@@ -15267,55 +12391,7 @@
         <w:rFonts w:ascii="Times New Roman" w:hAnsi="Times New Roman"/>
         <w:color w:val="404040" w:themeColor="text1" w:themeTint="BF"/>
       </w:rPr>
-      <w:t xml:space="preserve">Jl. </w:t>
-    </w:r>
-    <w:proofErr w:type="spellStart"/>
-    <w:r>
-      <w:rPr>
-        <w:rFonts w:ascii="Times New Roman" w:hAnsi="Times New Roman"/>
-        <w:color w:val="404040" w:themeColor="text1" w:themeTint="BF"/>
-      </w:rPr>
-      <w:t>Keramat</w:t>
-    </w:r>
-    <w:proofErr w:type="spellEnd"/>
-    <w:r>
-      <w:rPr>
-        <w:rFonts w:ascii="Times New Roman" w:hAnsi="Times New Roman"/>
-        <w:color w:val="404040" w:themeColor="text1" w:themeTint="BF"/>
-      </w:rPr>
-      <w:t xml:space="preserve"> </w:t>
-    </w:r>
-    <w:proofErr w:type="spellStart"/>
-    <w:r>
-      <w:rPr>
-        <w:rFonts w:ascii="Times New Roman" w:hAnsi="Times New Roman"/>
-        <w:color w:val="404040" w:themeColor="text1" w:themeTint="BF"/>
-      </w:rPr>
-      <w:t>Manjang</w:t>
-    </w:r>
-    <w:proofErr w:type="spellEnd"/>
-    <w:r>
-      <w:rPr>
-        <w:rFonts w:ascii="Times New Roman" w:hAnsi="Times New Roman"/>
-        <w:color w:val="404040" w:themeColor="text1" w:themeTint="BF"/>
-      </w:rPr>
-      <w:t xml:space="preserve"> No 10, </w:t>
-    </w:r>
-    <w:proofErr w:type="spellStart"/>
-    <w:r>
-      <w:rPr>
-        <w:rFonts w:ascii="Times New Roman" w:hAnsi="Times New Roman"/>
-        <w:color w:val="404040" w:themeColor="text1" w:themeTint="BF"/>
-      </w:rPr>
-      <w:t>Barabai</w:t>
-    </w:r>
-    <w:proofErr w:type="spellEnd"/>
-    <w:r>
-      <w:rPr>
-        <w:rFonts w:ascii="Times New Roman" w:hAnsi="Times New Roman"/>
-        <w:color w:val="404040" w:themeColor="text1" w:themeTint="BF"/>
-      </w:rPr>
-      <w:t xml:space="preserve"> 71313</w:t>
+      <w:t>Jl. Keramat Manjang No 10, Barabai 71313</w:t>
     </w:r>
     <w:r>
       <w:rPr>
